--- a/public/docs/MRO_Lifecycle_Linkage_Technote_V45.docx
+++ b/public/docs/MRO_Lifecycle_Linkage_Technote_V45.docx
@@ -4,26 +4,56 @@
   <w:body>
     <w:p>
       <w:pPr>
-        <w:spacing w:after="280" w:before="60"/>
-        <w:jc w:val="center"/>
-      </w:pPr>
-      <w:r>
-        <w:rPr>
-          <w:rFonts w:ascii="Calibri" w:cs="Calibri" w:eastAsia="Calibri" w:hAnsi="Calibri"/>
-          <w:b/>
-          <w:bCs/>
+        <w:spacing w:after="60" w:before="60" w:line="280"/>
+        <w:jc w:val="left"/>
+      </w:pPr>
+      <w:r>
+        <w:rPr>
+          <w:rFonts w:ascii="Calibri" w:cs="Calibri" w:eastAsia="Calibri" w:hAnsi="Calibri"/>
+          <w:b w:val="false"/>
+          <w:bCs w:val="false"/>
           <w:i w:val="false"/>
           <w:iCs w:val="false"/>
-          <w:color w:val="2E5090"/>
-          <w:sz w:val="20"/>
-          <w:szCs w:val="20"/>
-        </w:rPr>
-        <w:t xml:space="preserve">CONFIDENTIAL — Trade Secret Reference</w:t>
-      </w:r>
-    </w:p>
-    <w:p>
-      <w:pPr>
-        <w:spacing w:after="60" w:before="60"/>
+          <w:color w:val="1A1A1A"/>
+          <w:sz w:val="21"/>
+          <w:szCs w:val="21"/>
+        </w:rPr>
+        <w:t xml:space="preserve"/>
+      </w:r>
+    </w:p>
+    <w:p>
+      <w:pPr>
+        <w:spacing w:after="60" w:before="60" w:line="280"/>
+        <w:jc w:val="left"/>
+      </w:pPr>
+      <w:r>
+        <w:rPr>
+          <w:rFonts w:ascii="Calibri" w:cs="Calibri" w:eastAsia="Calibri" w:hAnsi="Calibri"/>
+          <w:b w:val="false"/>
+          <w:bCs w:val="false"/>
+          <w:i w:val="false"/>
+          <w:iCs w:val="false"/>
+          <w:color w:val="1A1A1A"/>
+          <w:sz w:val="21"/>
+          <w:szCs w:val="21"/>
+        </w:rPr>
+        <w:t xml:space="preserve"/>
+      </w:r>
+    </w:p>
+    <w:p>
+      <w:pPr>
+        <w:pBdr>
+          <w:bottom w:val="single" w:color="C09853" w:sz="24" w:space="1"/>
+        </w:pBdr>
+        <w:spacing w:after="40" w:before="0"/>
+      </w:pPr>
+      <w:r>
+        <w:t xml:space="preserve"/>
+      </w:r>
+    </w:p>
+    <w:p>
+      <w:pPr>
+        <w:spacing w:after="40" w:before="60" w:line="280"/>
         <w:jc w:val="center"/>
       </w:pPr>
       <w:r>
@@ -34,15 +64,140 @@
           <w:i w:val="false"/>
           <w:iCs w:val="false"/>
           <w:color w:val="1F3864"/>
-          <w:sz w:val="36"/>
-          <w:szCs w:val="36"/>
-        </w:rPr>
-        <w:t xml:space="preserve">Information Physics — ChatAIO</w:t>
-      </w:r>
-    </w:p>
-    <w:p>
-      <w:pPr>
-        <w:spacing w:after="60" w:before="60"/>
+          <w:sz w:val="22"/>
+          <w:szCs w:val="22"/>
+        </w:rPr>
+        <w:t xml:space="preserve">INFORMATION PHYSICS</w:t>
+      </w:r>
+    </w:p>
+    <w:p>
+      <w:pPr>
+        <w:spacing w:after="0" w:before="60" w:line="280"/>
+        <w:jc w:val="center"/>
+      </w:pPr>
+      <w:r>
+        <w:rPr>
+          <w:rFonts w:ascii="Calibri" w:cs="Calibri" w:eastAsia="Calibri" w:hAnsi="Calibri"/>
+          <w:b w:val="false"/>
+          <w:bCs w:val="false"/>
+          <w:i/>
+          <w:iCs/>
+          <w:color w:val="2E5090"/>
+          <w:sz w:val="18"/>
+          <w:szCs w:val="18"/>
+        </w:rPr>
+        <w:t xml:space="preserve">ChatAIO Engineering Reference</w:t>
+      </w:r>
+    </w:p>
+    <w:p>
+      <w:pPr>
+        <w:pBdr>
+          <w:bottom w:val="single" w:color="C09853" w:sz="8" w:space="1"/>
+        </w:pBdr>
+        <w:spacing w:after="320" w:before="40"/>
+      </w:pPr>
+      <w:r>
+        <w:t xml:space="preserve"/>
+      </w:r>
+    </w:p>
+    <w:p>
+      <w:pPr>
+        <w:spacing w:after="60" w:before="60" w:line="280"/>
+        <w:jc w:val="left"/>
+      </w:pPr>
+      <w:r>
+        <w:rPr>
+          <w:rFonts w:ascii="Calibri" w:cs="Calibri" w:eastAsia="Calibri" w:hAnsi="Calibri"/>
+          <w:b w:val="false"/>
+          <w:bCs w:val="false"/>
+          <w:i w:val="false"/>
+          <w:iCs w:val="false"/>
+          <w:color w:val="1A1A1A"/>
+          <w:sz w:val="21"/>
+          <w:szCs w:val="21"/>
+        </w:rPr>
+        <w:t xml:space="preserve"/>
+      </w:r>
+    </w:p>
+    <w:p>
+      <w:pPr>
+        <w:spacing w:after="60" w:before="60" w:line="280"/>
+        <w:jc w:val="left"/>
+      </w:pPr>
+      <w:r>
+        <w:rPr>
+          <w:rFonts w:ascii="Calibri" w:cs="Calibri" w:eastAsia="Calibri" w:hAnsi="Calibri"/>
+          <w:b w:val="false"/>
+          <w:bCs w:val="false"/>
+          <w:i w:val="false"/>
+          <w:iCs w:val="false"/>
+          <w:color w:val="1A1A1A"/>
+          <w:sz w:val="21"/>
+          <w:szCs w:val="21"/>
+        </w:rPr>
+        <w:t xml:space="preserve"/>
+      </w:r>
+    </w:p>
+    <w:p>
+      <w:pPr>
+        <w:spacing w:after="60" w:before="60" w:line="280"/>
+        <w:jc w:val="left"/>
+      </w:pPr>
+      <w:r>
+        <w:rPr>
+          <w:rFonts w:ascii="Calibri" w:cs="Calibri" w:eastAsia="Calibri" w:hAnsi="Calibri"/>
+          <w:b w:val="false"/>
+          <w:bCs w:val="false"/>
+          <w:i w:val="false"/>
+          <w:iCs w:val="false"/>
+          <w:color w:val="1A1A1A"/>
+          <w:sz w:val="21"/>
+          <w:szCs w:val="21"/>
+        </w:rPr>
+        <w:t xml:space="preserve"/>
+      </w:r>
+    </w:p>
+    <w:p>
+      <w:pPr>
+        <w:spacing w:after="60" w:before="60" w:line="280"/>
+        <w:jc w:val="left"/>
+      </w:pPr>
+      <w:r>
+        <w:rPr>
+          <w:rFonts w:ascii="Calibri" w:cs="Calibri" w:eastAsia="Calibri" w:hAnsi="Calibri"/>
+          <w:b w:val="false"/>
+          <w:bCs w:val="false"/>
+          <w:i w:val="false"/>
+          <w:iCs w:val="false"/>
+          <w:color w:val="1A1A1A"/>
+          <w:sz w:val="21"/>
+          <w:szCs w:val="21"/>
+        </w:rPr>
+        <w:t xml:space="preserve"/>
+      </w:r>
+    </w:p>
+    <w:p>
+      <w:pPr>
+        <w:spacing w:after="280" w:before="60" w:line="280"/>
+        <w:jc w:val="center"/>
+      </w:pPr>
+      <w:r>
+        <w:rPr>
+          <w:rFonts w:ascii="Calibri" w:cs="Calibri" w:eastAsia="Calibri" w:hAnsi="Calibri"/>
+          <w:b/>
+          <w:bCs/>
+          <w:i w:val="false"/>
+          <w:iCs w:val="false"/>
+          <w:color w:val="C09853"/>
+          <w:sz w:val="20"/>
+          <w:szCs w:val="20"/>
+        </w:rPr>
+        <w:t xml:space="preserve">CONFIDENTIAL — Trade Secret Reference</w:t>
+      </w:r>
+    </w:p>
+    <w:p>
+      <w:pPr>
+        <w:spacing w:after="80" w:before="60" w:line="280"/>
         <w:jc w:val="center"/>
       </w:pPr>
       <w:r>
@@ -53,15 +208,15 @@
           <w:i w:val="false"/>
           <w:iCs w:val="false"/>
           <w:color w:val="1F3864"/>
-          <w:sz w:val="32"/>
-          <w:szCs w:val="32"/>
+          <w:sz w:val="44"/>
+          <w:szCs w:val="44"/>
         </w:rPr>
         <w:t xml:space="preserve">MRO Lifecycle &amp; Linkage</w:t>
       </w:r>
     </w:p>
     <w:p>
       <w:pPr>
-        <w:spacing w:after="220" w:before="60"/>
+        <w:spacing w:after="320" w:before="60" w:line="280"/>
         <w:jc w:val="center"/>
       </w:pPr>
       <w:r>
@@ -72,15 +227,83 @@
           <w:i/>
           <w:iCs/>
           <w:color w:val="2E5090"/>
-          <w:sz w:val="22"/>
-          <w:szCs w:val="22"/>
+          <w:sz w:val="24"/>
+          <w:szCs w:val="24"/>
         </w:rPr>
         <w:t xml:space="preserve">Memory Result Object creation, persistence, retrieval, reuse, and audit</w:t>
       </w:r>
     </w:p>
     <w:p>
       <w:pPr>
-        <w:spacing w:after="60" w:before="60"/>
+        <w:spacing w:after="60" w:before="60" w:line="280"/>
+        <w:jc w:val="left"/>
+      </w:pPr>
+      <w:r>
+        <w:rPr>
+          <w:rFonts w:ascii="Calibri" w:cs="Calibri" w:eastAsia="Calibri" w:hAnsi="Calibri"/>
+          <w:b w:val="false"/>
+          <w:bCs w:val="false"/>
+          <w:i w:val="false"/>
+          <w:iCs w:val="false"/>
+          <w:color w:val="1A1A1A"/>
+          <w:sz w:val="21"/>
+          <w:szCs w:val="21"/>
+        </w:rPr>
+        <w:t xml:space="preserve"/>
+      </w:r>
+    </w:p>
+    <w:p>
+      <w:pPr>
+        <w:spacing w:after="60" w:before="60" w:line="280"/>
+        <w:jc w:val="left"/>
+      </w:pPr>
+      <w:r>
+        <w:rPr>
+          <w:rFonts w:ascii="Calibri" w:cs="Calibri" w:eastAsia="Calibri" w:hAnsi="Calibri"/>
+          <w:b w:val="false"/>
+          <w:bCs w:val="false"/>
+          <w:i w:val="false"/>
+          <w:iCs w:val="false"/>
+          <w:color w:val="1A1A1A"/>
+          <w:sz w:val="21"/>
+          <w:szCs w:val="21"/>
+        </w:rPr>
+        <w:t xml:space="preserve"/>
+      </w:r>
+    </w:p>
+    <w:p>
+      <w:pPr>
+        <w:spacing w:after="60" w:before="60" w:line="280"/>
+        <w:jc w:val="left"/>
+      </w:pPr>
+      <w:r>
+        <w:rPr>
+          <w:rFonts w:ascii="Calibri" w:cs="Calibri" w:eastAsia="Calibri" w:hAnsi="Calibri"/>
+          <w:b w:val="false"/>
+          <w:bCs w:val="false"/>
+          <w:i w:val="false"/>
+          <w:iCs w:val="false"/>
+          <w:color w:val="1A1A1A"/>
+          <w:sz w:val="21"/>
+          <w:szCs w:val="21"/>
+        </w:rPr>
+        <w:t xml:space="preserve"/>
+      </w:r>
+    </w:p>
+    <w:p>
+      <w:pPr>
+        <w:pBdr>
+          <w:top w:val="single" w:color="C09853" w:sz="8" w:space="1"/>
+        </w:pBdr>
+        <w:spacing w:after="40" w:before="320"/>
+      </w:pPr>
+      <w:r>
+        <w:t xml:space="preserve"/>
+      </w:r>
+    </w:p>
+    <w:p>
+      <w:pPr>
+        <w:spacing w:after="60" w:before="60" w:line="280"/>
         <w:jc w:val="center"/>
       </w:pPr>
       <w:r>
@@ -91,15 +314,15 @@
           <w:i/>
           <w:iCs/>
           <w:color w:val="2E5090"/>
-          <w:sz w:val="20"/>
-          <w:szCs w:val="20"/>
-        </w:rPr>
-        <w:t xml:space="preserve">V4.5 · April 2026</w:t>
-      </w:r>
-    </w:p>
-    <w:p>
-      <w:pPr>
-        <w:spacing w:after="320" w:before="60"/>
+          <w:sz w:val="18"/>
+          <w:szCs w:val="18"/>
+        </w:rPr>
+        <w:t xml:space="preserve">V4.5  ·  April 2026  ·  InformationPhysics.ai, LLC</w:t>
+      </w:r>
+    </w:p>
+    <w:p>
+      <w:pPr>
+        <w:spacing w:after="40" w:before="60" w:line="280"/>
         <w:jc w:val="center"/>
       </w:pPr>
       <w:r>
@@ -110,10 +333,10 @@
           <w:i/>
           <w:iCs/>
           <w:color w:val="606060"/>
-          <w:sz w:val="18"/>
-          <w:szCs w:val="18"/>
-        </w:rPr>
-        <w:t xml:space="preserve">Subject to NDA on file. Not for redistribution.</w:t>
+          <w:sz w:val="17"/>
+          <w:szCs w:val="17"/>
+        </w:rPr>
+        <w:t xml:space="preserve">Subject to non-disclosure agreement on file. Not for redistribution.</w:t>
       </w:r>
     </w:p>
     <w:p>
@@ -124,8 +347,22 @@
     <w:p>
       <w:pPr>
         <w:pStyle w:val="Heading1"/>
-        <w:spacing w:after="140" w:before="280"/>
-      </w:pPr>
+        <w:pBdr>
+          <w:bottom w:val="single" w:color="1F3864" w:sz="8" w:space="4"/>
+        </w:pBdr>
+        <w:spacing w:after="160" w:before="360" w:line="320"/>
+      </w:pPr>
+      <w:r>
+        <w:rPr>
+          <w:rFonts w:ascii="Calibri" w:cs="Calibri" w:eastAsia="Calibri" w:hAnsi="Calibri"/>
+          <w:b/>
+          <w:bCs/>
+          <w:color w:val="C09853"/>
+          <w:sz w:val="32"/>
+          <w:szCs w:val="32"/>
+        </w:rPr>
+        <w:t xml:space="preserve">§0.  </w:t>
+      </w:r>
       <w:r>
         <w:rPr>
           <w:rFonts w:ascii="Calibri" w:cs="Calibri" w:eastAsia="Calibri" w:hAnsi="Calibri"/>
@@ -135,12 +372,654 @@
           <w:sz w:val="32"/>
           <w:szCs w:val="32"/>
         </w:rPr>
-        <w:t xml:space="preserve">1. Scope</w:t>
-      </w:r>
-    </w:p>
-    <w:p>
-      <w:pPr>
-        <w:spacing w:after="60" w:before="60"/>
+        <w:t xml:space="preserve">Document Information</w:t>
+      </w:r>
+    </w:p>
+    <w:tbl>
+      <w:tblPr>
+        <w:tblW w:type="dxa" w:w="9360"/>
+        <w:tblBorders>
+          <w:top w:val="single" w:color="auto" w:sz="4"/>
+          <w:left w:val="single" w:color="auto" w:sz="4"/>
+          <w:bottom w:val="single" w:color="auto" w:sz="4"/>
+          <w:right w:val="single" w:color="auto" w:sz="4"/>
+          <w:insideH w:val="single" w:color="auto" w:sz="4"/>
+          <w:insideV w:val="single" w:color="auto" w:sz="4"/>
+        </w:tblBorders>
+      </w:tblPr>
+      <w:tblGrid>
+        <w:gridCol w:w="2200"/>
+        <w:gridCol w:w="7160"/>
+      </w:tblGrid>
+      <w:tr>
+        <w:trPr>
+          <w:tblHeader/>
+        </w:trPr>
+        <w:tc>
+          <w:tcPr>
+            <w:tcW w:type="dxa" w:w="2200"/>
+            <w:tcBorders>
+              <w:top w:val="single" w:color="BFBFBF" w:sz="4"/>
+              <w:left w:val="single" w:color="BFBFBF" w:sz="4"/>
+              <w:bottom w:val="single" w:color="BFBFBF" w:sz="4"/>
+              <w:right w:val="single" w:color="BFBFBF" w:sz="4"/>
+            </w:tcBorders>
+            <w:shd w:fill="F2F2F2" w:val="clear"/>
+            <w:tcMar>
+              <w:top w:type="dxa" w:w="80"/>
+              <w:left w:type="dxa" w:w="120"/>
+              <w:bottom w:type="dxa" w:w="80"/>
+              <w:right w:type="dxa" w:w="120"/>
+            </w:tcMar>
+          </w:tcPr>
+          <w:p>
+            <w:pPr>
+              <w:spacing w:after="0" w:before="0" w:line="260"/>
+            </w:pPr>
+            <w:r>
+              <w:rPr>
+                <w:rFonts w:ascii="Calibri" w:cs="Calibri" w:eastAsia="Calibri" w:hAnsi="Calibri"/>
+                <w:b/>
+                <w:bCs/>
+                <w:color w:val="1A1A1A"/>
+                <w:sz w:val="19"/>
+                <w:szCs w:val="19"/>
+              </w:rPr>
+              <w:t xml:space="preserve">Field</w:t>
+            </w:r>
+          </w:p>
+        </w:tc>
+        <w:tc>
+          <w:tcPr>
+            <w:tcW w:type="dxa" w:w="7160"/>
+            <w:tcBorders>
+              <w:top w:val="single" w:color="BFBFBF" w:sz="4"/>
+              <w:left w:val="single" w:color="BFBFBF" w:sz="4"/>
+              <w:bottom w:val="single" w:color="BFBFBF" w:sz="4"/>
+              <w:right w:val="single" w:color="BFBFBF" w:sz="4"/>
+            </w:tcBorders>
+            <w:shd w:fill="F2F2F2" w:val="clear"/>
+            <w:tcMar>
+              <w:top w:type="dxa" w:w="80"/>
+              <w:left w:type="dxa" w:w="120"/>
+              <w:bottom w:type="dxa" w:w="80"/>
+              <w:right w:type="dxa" w:w="120"/>
+            </w:tcMar>
+          </w:tcPr>
+          <w:p>
+            <w:pPr>
+              <w:spacing w:after="0" w:before="0" w:line="260"/>
+            </w:pPr>
+            <w:r>
+              <w:rPr>
+                <w:rFonts w:ascii="Calibri" w:cs="Calibri" w:eastAsia="Calibri" w:hAnsi="Calibri"/>
+                <w:b/>
+                <w:bCs/>
+                <w:color w:val="1A1A1A"/>
+                <w:sz w:val="19"/>
+                <w:szCs w:val="19"/>
+              </w:rPr>
+              <w:t xml:space="preserve">Value</w:t>
+            </w:r>
+          </w:p>
+        </w:tc>
+      </w:tr>
+      <w:tr>
+        <w:tc>
+          <w:tcPr>
+            <w:tcW w:type="dxa" w:w="2200"/>
+            <w:tcBorders>
+              <w:top w:val="single" w:color="BFBFBF" w:sz="4"/>
+              <w:left w:val="single" w:color="BFBFBF" w:sz="4"/>
+              <w:bottom w:val="single" w:color="BFBFBF" w:sz="4"/>
+              <w:right w:val="single" w:color="BFBFBF" w:sz="4"/>
+            </w:tcBorders>
+            <w:tcMar>
+              <w:top w:type="dxa" w:w="80"/>
+              <w:left w:type="dxa" w:w="120"/>
+              <w:bottom w:type="dxa" w:w="80"/>
+              <w:right w:type="dxa" w:w="120"/>
+            </w:tcMar>
+          </w:tcPr>
+          <w:p>
+            <w:pPr>
+              <w:spacing w:after="0" w:before="0" w:line="260"/>
+            </w:pPr>
+            <w:r>
+              <w:rPr>
+                <w:rFonts w:ascii="Consolas" w:cs="Consolas" w:eastAsia="Consolas" w:hAnsi="Consolas"/>
+                <w:b w:val="false"/>
+                <w:bCs w:val="false"/>
+                <w:color w:val="1A1A1A"/>
+                <w:sz w:val="19"/>
+                <w:szCs w:val="19"/>
+              </w:rPr>
+              <w:t xml:space="preserve">Title</w:t>
+            </w:r>
+          </w:p>
+        </w:tc>
+        <w:tc>
+          <w:tcPr>
+            <w:tcW w:type="dxa" w:w="7160"/>
+            <w:tcBorders>
+              <w:top w:val="single" w:color="BFBFBF" w:sz="4"/>
+              <w:left w:val="single" w:color="BFBFBF" w:sz="4"/>
+              <w:bottom w:val="single" w:color="BFBFBF" w:sz="4"/>
+              <w:right w:val="single" w:color="BFBFBF" w:sz="4"/>
+            </w:tcBorders>
+            <w:tcMar>
+              <w:top w:type="dxa" w:w="80"/>
+              <w:left w:type="dxa" w:w="120"/>
+              <w:bottom w:type="dxa" w:w="80"/>
+              <w:right w:type="dxa" w:w="120"/>
+            </w:tcMar>
+          </w:tcPr>
+          <w:p>
+            <w:pPr>
+              <w:spacing w:after="0" w:before="0" w:line="260"/>
+            </w:pPr>
+            <w:r>
+              <w:rPr>
+                <w:rFonts w:ascii="Calibri" w:cs="Calibri" w:eastAsia="Calibri" w:hAnsi="Calibri"/>
+                <w:b w:val="false"/>
+                <w:bCs w:val="false"/>
+                <w:color w:val="1A1A1A"/>
+                <w:sz w:val="19"/>
+                <w:szCs w:val="19"/>
+              </w:rPr>
+              <w:t xml:space="preserve">MRO Lifecycle &amp; Linkage — Technical Process Declaration</w:t>
+            </w:r>
+          </w:p>
+        </w:tc>
+      </w:tr>
+      <w:tr>
+        <w:tc>
+          <w:tcPr>
+            <w:tcW w:type="dxa" w:w="2200"/>
+            <w:tcBorders>
+              <w:top w:val="single" w:color="BFBFBF" w:sz="4"/>
+              <w:left w:val="single" w:color="BFBFBF" w:sz="4"/>
+              <w:bottom w:val="single" w:color="BFBFBF" w:sz="4"/>
+              <w:right w:val="single" w:color="BFBFBF" w:sz="4"/>
+            </w:tcBorders>
+            <w:shd w:fill="F2F2F2" w:val="clear"/>
+            <w:tcMar>
+              <w:top w:type="dxa" w:w="80"/>
+              <w:left w:type="dxa" w:w="120"/>
+              <w:bottom w:type="dxa" w:w="80"/>
+              <w:right w:type="dxa" w:w="120"/>
+            </w:tcMar>
+          </w:tcPr>
+          <w:p>
+            <w:pPr>
+              <w:spacing w:after="0" w:before="0" w:line="260"/>
+            </w:pPr>
+            <w:r>
+              <w:rPr>
+                <w:rFonts w:ascii="Consolas" w:cs="Consolas" w:eastAsia="Consolas" w:hAnsi="Consolas"/>
+                <w:b w:val="false"/>
+                <w:bCs w:val="false"/>
+                <w:color w:val="1A1A1A"/>
+                <w:sz w:val="19"/>
+                <w:szCs w:val="19"/>
+              </w:rPr>
+              <w:t xml:space="preserve">Document type</w:t>
+            </w:r>
+          </w:p>
+        </w:tc>
+        <w:tc>
+          <w:tcPr>
+            <w:tcW w:type="dxa" w:w="7160"/>
+            <w:tcBorders>
+              <w:top w:val="single" w:color="BFBFBF" w:sz="4"/>
+              <w:left w:val="single" w:color="BFBFBF" w:sz="4"/>
+              <w:bottom w:val="single" w:color="BFBFBF" w:sz="4"/>
+              <w:right w:val="single" w:color="BFBFBF" w:sz="4"/>
+            </w:tcBorders>
+            <w:shd w:fill="F2F2F2" w:val="clear"/>
+            <w:tcMar>
+              <w:top w:type="dxa" w:w="80"/>
+              <w:left w:type="dxa" w:w="120"/>
+              <w:bottom w:type="dxa" w:w="80"/>
+              <w:right w:type="dxa" w:w="120"/>
+            </w:tcMar>
+          </w:tcPr>
+          <w:p>
+            <w:pPr>
+              <w:spacing w:after="0" w:before="0" w:line="260"/>
+            </w:pPr>
+            <w:r>
+              <w:rPr>
+                <w:rFonts w:ascii="Calibri" w:cs="Calibri" w:eastAsia="Calibri" w:hAnsi="Calibri"/>
+                <w:b w:val="false"/>
+                <w:bCs w:val="false"/>
+                <w:color w:val="1A1A1A"/>
+                <w:sz w:val="19"/>
+                <w:szCs w:val="19"/>
+              </w:rPr>
+              <w:t xml:space="preserve">Confidential / Trade Secret</w:t>
+            </w:r>
+          </w:p>
+        </w:tc>
+      </w:tr>
+      <w:tr>
+        <w:tc>
+          <w:tcPr>
+            <w:tcW w:type="dxa" w:w="2200"/>
+            <w:tcBorders>
+              <w:top w:val="single" w:color="BFBFBF" w:sz="4"/>
+              <w:left w:val="single" w:color="BFBFBF" w:sz="4"/>
+              <w:bottom w:val="single" w:color="BFBFBF" w:sz="4"/>
+              <w:right w:val="single" w:color="BFBFBF" w:sz="4"/>
+            </w:tcBorders>
+            <w:tcMar>
+              <w:top w:type="dxa" w:w="80"/>
+              <w:left w:type="dxa" w:w="120"/>
+              <w:bottom w:type="dxa" w:w="80"/>
+              <w:right w:type="dxa" w:w="120"/>
+            </w:tcMar>
+          </w:tcPr>
+          <w:p>
+            <w:pPr>
+              <w:spacing w:after="0" w:before="0" w:line="260"/>
+            </w:pPr>
+            <w:r>
+              <w:rPr>
+                <w:rFonts w:ascii="Consolas" w:cs="Consolas" w:eastAsia="Consolas" w:hAnsi="Consolas"/>
+                <w:b w:val="false"/>
+                <w:bCs w:val="false"/>
+                <w:color w:val="1A1A1A"/>
+                <w:sz w:val="19"/>
+                <w:szCs w:val="19"/>
+              </w:rPr>
+              <w:t xml:space="preserve">Version</w:t>
+            </w:r>
+          </w:p>
+        </w:tc>
+        <w:tc>
+          <w:tcPr>
+            <w:tcW w:type="dxa" w:w="7160"/>
+            <w:tcBorders>
+              <w:top w:val="single" w:color="BFBFBF" w:sz="4"/>
+              <w:left w:val="single" w:color="BFBFBF" w:sz="4"/>
+              <w:bottom w:val="single" w:color="BFBFBF" w:sz="4"/>
+              <w:right w:val="single" w:color="BFBFBF" w:sz="4"/>
+            </w:tcBorders>
+            <w:tcMar>
+              <w:top w:type="dxa" w:w="80"/>
+              <w:left w:type="dxa" w:w="120"/>
+              <w:bottom w:type="dxa" w:w="80"/>
+              <w:right w:type="dxa" w:w="120"/>
+            </w:tcMar>
+          </w:tcPr>
+          <w:p>
+            <w:pPr>
+              <w:spacing w:after="0" w:before="0" w:line="260"/>
+            </w:pPr>
+            <w:r>
+              <w:rPr>
+                <w:rFonts w:ascii="Calibri" w:cs="Calibri" w:eastAsia="Calibri" w:hAnsi="Calibri"/>
+                <w:b w:val="false"/>
+                <w:bCs w:val="false"/>
+                <w:color w:val="1A1A1A"/>
+                <w:sz w:val="19"/>
+                <w:szCs w:val="19"/>
+              </w:rPr>
+              <w:t xml:space="preserve">V4.5</w:t>
+            </w:r>
+          </w:p>
+        </w:tc>
+      </w:tr>
+      <w:tr>
+        <w:tc>
+          <w:tcPr>
+            <w:tcW w:type="dxa" w:w="2200"/>
+            <w:tcBorders>
+              <w:top w:val="single" w:color="BFBFBF" w:sz="4"/>
+              <w:left w:val="single" w:color="BFBFBF" w:sz="4"/>
+              <w:bottom w:val="single" w:color="BFBFBF" w:sz="4"/>
+              <w:right w:val="single" w:color="BFBFBF" w:sz="4"/>
+            </w:tcBorders>
+            <w:shd w:fill="F2F2F2" w:val="clear"/>
+            <w:tcMar>
+              <w:top w:type="dxa" w:w="80"/>
+              <w:left w:type="dxa" w:w="120"/>
+              <w:bottom w:type="dxa" w:w="80"/>
+              <w:right w:type="dxa" w:w="120"/>
+            </w:tcMar>
+          </w:tcPr>
+          <w:p>
+            <w:pPr>
+              <w:spacing w:after="0" w:before="0" w:line="260"/>
+            </w:pPr>
+            <w:r>
+              <w:rPr>
+                <w:rFonts w:ascii="Consolas" w:cs="Consolas" w:eastAsia="Consolas" w:hAnsi="Consolas"/>
+                <w:b w:val="false"/>
+                <w:bCs w:val="false"/>
+                <w:color w:val="1A1A1A"/>
+                <w:sz w:val="19"/>
+                <w:szCs w:val="19"/>
+              </w:rPr>
+              <w:t xml:space="preserve">Release</w:t>
+            </w:r>
+          </w:p>
+        </w:tc>
+        <w:tc>
+          <w:tcPr>
+            <w:tcW w:type="dxa" w:w="7160"/>
+            <w:tcBorders>
+              <w:top w:val="single" w:color="BFBFBF" w:sz="4"/>
+              <w:left w:val="single" w:color="BFBFBF" w:sz="4"/>
+              <w:bottom w:val="single" w:color="BFBFBF" w:sz="4"/>
+              <w:right w:val="single" w:color="BFBFBF" w:sz="4"/>
+            </w:tcBorders>
+            <w:shd w:fill="F2F2F2" w:val="clear"/>
+            <w:tcMar>
+              <w:top w:type="dxa" w:w="80"/>
+              <w:left w:type="dxa" w:w="120"/>
+              <w:bottom w:type="dxa" w:w="80"/>
+              <w:right w:type="dxa" w:w="120"/>
+            </w:tcMar>
+          </w:tcPr>
+          <w:p>
+            <w:pPr>
+              <w:spacing w:after="0" w:before="0" w:line="260"/>
+            </w:pPr>
+            <w:r>
+              <w:rPr>
+                <w:rFonts w:ascii="Calibri" w:cs="Calibri" w:eastAsia="Calibri" w:hAnsi="Calibri"/>
+                <w:b w:val="false"/>
+                <w:bCs w:val="false"/>
+                <w:color w:val="1A1A1A"/>
+                <w:sz w:val="19"/>
+                <w:szCs w:val="19"/>
+              </w:rPr>
+              <w:t xml:space="preserve">April 2026</w:t>
+            </w:r>
+          </w:p>
+        </w:tc>
+      </w:tr>
+      <w:tr>
+        <w:tc>
+          <w:tcPr>
+            <w:tcW w:type="dxa" w:w="2200"/>
+            <w:tcBorders>
+              <w:top w:val="single" w:color="BFBFBF" w:sz="4"/>
+              <w:left w:val="single" w:color="BFBFBF" w:sz="4"/>
+              <w:bottom w:val="single" w:color="BFBFBF" w:sz="4"/>
+              <w:right w:val="single" w:color="BFBFBF" w:sz="4"/>
+            </w:tcBorders>
+            <w:tcMar>
+              <w:top w:type="dxa" w:w="80"/>
+              <w:left w:type="dxa" w:w="120"/>
+              <w:bottom w:type="dxa" w:w="80"/>
+              <w:right w:type="dxa" w:w="120"/>
+            </w:tcMar>
+          </w:tcPr>
+          <w:p>
+            <w:pPr>
+              <w:spacing w:after="0" w:before="0" w:line="260"/>
+            </w:pPr>
+            <w:r>
+              <w:rPr>
+                <w:rFonts w:ascii="Consolas" w:cs="Consolas" w:eastAsia="Consolas" w:hAnsi="Consolas"/>
+                <w:b w:val="false"/>
+                <w:bCs w:val="false"/>
+                <w:color w:val="1A1A1A"/>
+                <w:sz w:val="19"/>
+                <w:szCs w:val="19"/>
+              </w:rPr>
+              <w:t xml:space="preserve">Organization</w:t>
+            </w:r>
+          </w:p>
+        </w:tc>
+        <w:tc>
+          <w:tcPr>
+            <w:tcW w:type="dxa" w:w="7160"/>
+            <w:tcBorders>
+              <w:top w:val="single" w:color="BFBFBF" w:sz="4"/>
+              <w:left w:val="single" w:color="BFBFBF" w:sz="4"/>
+              <w:bottom w:val="single" w:color="BFBFBF" w:sz="4"/>
+              <w:right w:val="single" w:color="BFBFBF" w:sz="4"/>
+            </w:tcBorders>
+            <w:tcMar>
+              <w:top w:type="dxa" w:w="80"/>
+              <w:left w:type="dxa" w:w="120"/>
+              <w:bottom w:type="dxa" w:w="80"/>
+              <w:right w:type="dxa" w:w="120"/>
+            </w:tcMar>
+          </w:tcPr>
+          <w:p>
+            <w:pPr>
+              <w:spacing w:after="0" w:before="0" w:line="260"/>
+            </w:pPr>
+            <w:r>
+              <w:rPr>
+                <w:rFonts w:ascii="Calibri" w:cs="Calibri" w:eastAsia="Calibri" w:hAnsi="Calibri"/>
+                <w:b w:val="false"/>
+                <w:bCs w:val="false"/>
+                <w:color w:val="1A1A1A"/>
+                <w:sz w:val="19"/>
+                <w:szCs w:val="19"/>
+              </w:rPr>
+              <w:t xml:space="preserve">InformationPhysics.ai, LLC</w:t>
+            </w:r>
+          </w:p>
+        </w:tc>
+      </w:tr>
+      <w:tr>
+        <w:tc>
+          <w:tcPr>
+            <w:tcW w:type="dxa" w:w="2200"/>
+            <w:tcBorders>
+              <w:top w:val="single" w:color="BFBFBF" w:sz="4"/>
+              <w:left w:val="single" w:color="BFBFBF" w:sz="4"/>
+              <w:bottom w:val="single" w:color="BFBFBF" w:sz="4"/>
+              <w:right w:val="single" w:color="BFBFBF" w:sz="4"/>
+            </w:tcBorders>
+            <w:shd w:fill="F2F2F2" w:val="clear"/>
+            <w:tcMar>
+              <w:top w:type="dxa" w:w="80"/>
+              <w:left w:type="dxa" w:w="120"/>
+              <w:bottom w:type="dxa" w:w="80"/>
+              <w:right w:type="dxa" w:w="120"/>
+            </w:tcMar>
+          </w:tcPr>
+          <w:p>
+            <w:pPr>
+              <w:spacing w:after="0" w:before="0" w:line="260"/>
+            </w:pPr>
+            <w:r>
+              <w:rPr>
+                <w:rFonts w:ascii="Consolas" w:cs="Consolas" w:eastAsia="Consolas" w:hAnsi="Consolas"/>
+                <w:b w:val="false"/>
+                <w:bCs w:val="false"/>
+                <w:color w:val="1A1A1A"/>
+                <w:sz w:val="19"/>
+                <w:szCs w:val="19"/>
+              </w:rPr>
+              <w:t xml:space="preserve">Generated</w:t>
+            </w:r>
+          </w:p>
+        </w:tc>
+        <w:tc>
+          <w:tcPr>
+            <w:tcW w:type="dxa" w:w="7160"/>
+            <w:tcBorders>
+              <w:top w:val="single" w:color="BFBFBF" w:sz="4"/>
+              <w:left w:val="single" w:color="BFBFBF" w:sz="4"/>
+              <w:bottom w:val="single" w:color="BFBFBF" w:sz="4"/>
+              <w:right w:val="single" w:color="BFBFBF" w:sz="4"/>
+            </w:tcBorders>
+            <w:shd w:fill="F2F2F2" w:val="clear"/>
+            <w:tcMar>
+              <w:top w:type="dxa" w:w="80"/>
+              <w:left w:type="dxa" w:w="120"/>
+              <w:bottom w:type="dxa" w:w="80"/>
+              <w:right w:type="dxa" w:w="120"/>
+            </w:tcMar>
+          </w:tcPr>
+          <w:p>
+            <w:pPr>
+              <w:spacing w:after="0" w:before="0" w:line="260"/>
+            </w:pPr>
+            <w:r>
+              <w:rPr>
+                <w:rFonts w:ascii="Calibri" w:cs="Calibri" w:eastAsia="Calibri" w:hAnsi="Calibri"/>
+                <w:b w:val="false"/>
+                <w:bCs w:val="false"/>
+                <w:color w:val="1A1A1A"/>
+                <w:sz w:val="19"/>
+                <w:szCs w:val="19"/>
+              </w:rPr>
+              <w:t xml:space="preserve">2026-04-29 17:03:18 UTC</w:t>
+            </w:r>
+          </w:p>
+        </w:tc>
+      </w:tr>
+      <w:tr>
+        <w:tc>
+          <w:tcPr>
+            <w:tcW w:type="dxa" w:w="2200"/>
+            <w:tcBorders>
+              <w:top w:val="single" w:color="BFBFBF" w:sz="4"/>
+              <w:left w:val="single" w:color="BFBFBF" w:sz="4"/>
+              <w:bottom w:val="single" w:color="BFBFBF" w:sz="4"/>
+              <w:right w:val="single" w:color="BFBFBF" w:sz="4"/>
+            </w:tcBorders>
+            <w:tcMar>
+              <w:top w:type="dxa" w:w="80"/>
+              <w:left w:type="dxa" w:w="120"/>
+              <w:bottom w:type="dxa" w:w="80"/>
+              <w:right w:type="dxa" w:w="120"/>
+            </w:tcMar>
+          </w:tcPr>
+          <w:p>
+            <w:pPr>
+              <w:spacing w:after="0" w:before="0" w:line="260"/>
+            </w:pPr>
+            <w:r>
+              <w:rPr>
+                <w:rFonts w:ascii="Consolas" w:cs="Consolas" w:eastAsia="Consolas" w:hAnsi="Consolas"/>
+                <w:b w:val="false"/>
+                <w:bCs w:val="false"/>
+                <w:color w:val="1A1A1A"/>
+                <w:sz w:val="19"/>
+                <w:szCs w:val="19"/>
+              </w:rPr>
+              <w:t xml:space="preserve">Distribution</w:t>
+            </w:r>
+          </w:p>
+        </w:tc>
+        <w:tc>
+          <w:tcPr>
+            <w:tcW w:type="dxa" w:w="7160"/>
+            <w:tcBorders>
+              <w:top w:val="single" w:color="BFBFBF" w:sz="4"/>
+              <w:left w:val="single" w:color="BFBFBF" w:sz="4"/>
+              <w:bottom w:val="single" w:color="BFBFBF" w:sz="4"/>
+              <w:right w:val="single" w:color="BFBFBF" w:sz="4"/>
+            </w:tcBorders>
+            <w:tcMar>
+              <w:top w:type="dxa" w:w="80"/>
+              <w:left w:type="dxa" w:w="120"/>
+              <w:bottom w:type="dxa" w:w="80"/>
+              <w:right w:type="dxa" w:w="120"/>
+            </w:tcMar>
+          </w:tcPr>
+          <w:p>
+            <w:pPr>
+              <w:spacing w:after="0" w:before="0" w:line="260"/>
+            </w:pPr>
+            <w:r>
+              <w:rPr>
+                <w:rFonts w:ascii="Calibri" w:cs="Calibri" w:eastAsia="Calibri" w:hAnsi="Calibri"/>
+                <w:b w:val="false"/>
+                <w:bCs w:val="false"/>
+                <w:color w:val="1A1A1A"/>
+                <w:sz w:val="19"/>
+                <w:szCs w:val="19"/>
+              </w:rPr>
+              <w:t xml:space="preserve">Internal · NDA-controlled</w:t>
+            </w:r>
+          </w:p>
+        </w:tc>
+      </w:tr>
+      <w:tr>
+        <w:tc>
+          <w:tcPr>
+            <w:tcW w:type="dxa" w:w="2200"/>
+            <w:tcBorders>
+              <w:top w:val="single" w:color="BFBFBF" w:sz="4"/>
+              <w:left w:val="single" w:color="BFBFBF" w:sz="4"/>
+              <w:bottom w:val="single" w:color="BFBFBF" w:sz="4"/>
+              <w:right w:val="single" w:color="BFBFBF" w:sz="4"/>
+            </w:tcBorders>
+            <w:shd w:fill="F2F2F2" w:val="clear"/>
+            <w:tcMar>
+              <w:top w:type="dxa" w:w="80"/>
+              <w:left w:type="dxa" w:w="120"/>
+              <w:bottom w:type="dxa" w:w="80"/>
+              <w:right w:type="dxa" w:w="120"/>
+            </w:tcMar>
+          </w:tcPr>
+          <w:p>
+            <w:pPr>
+              <w:spacing w:after="0" w:before="0" w:line="260"/>
+            </w:pPr>
+            <w:r>
+              <w:rPr>
+                <w:rFonts w:ascii="Consolas" w:cs="Consolas" w:eastAsia="Consolas" w:hAnsi="Consolas"/>
+                <w:b w:val="false"/>
+                <w:bCs w:val="false"/>
+                <w:color w:val="1A1A1A"/>
+                <w:sz w:val="19"/>
+                <w:szCs w:val="19"/>
+              </w:rPr>
+              <w:t xml:space="preserve">Supersedes</w:t>
+            </w:r>
+          </w:p>
+        </w:tc>
+        <w:tc>
+          <w:tcPr>
+            <w:tcW w:type="dxa" w:w="7160"/>
+            <w:tcBorders>
+              <w:top w:val="single" w:color="BFBFBF" w:sz="4"/>
+              <w:left w:val="single" w:color="BFBFBF" w:sz="4"/>
+              <w:bottom w:val="single" w:color="BFBFBF" w:sz="4"/>
+              <w:right w:val="single" w:color="BFBFBF" w:sz="4"/>
+            </w:tcBorders>
+            <w:shd w:fill="F2F2F2" w:val="clear"/>
+            <w:tcMar>
+              <w:top w:type="dxa" w:w="80"/>
+              <w:left w:type="dxa" w:w="120"/>
+              <w:bottom w:type="dxa" w:w="80"/>
+              <w:right w:type="dxa" w:w="120"/>
+            </w:tcMar>
+          </w:tcPr>
+          <w:p>
+            <w:pPr>
+              <w:spacing w:after="0" w:before="0" w:line="260"/>
+            </w:pPr>
+            <w:r>
+              <w:rPr>
+                <w:rFonts w:ascii="Calibri" w:cs="Calibri" w:eastAsia="Calibri" w:hAnsi="Calibri"/>
+                <w:b w:val="false"/>
+                <w:bCs w:val="false"/>
+                <w:color w:val="1A1A1A"/>
+                <w:sz w:val="19"/>
+                <w:szCs w:val="19"/>
+              </w:rPr>
+              <w:t xml:space="preserve">Any prior description of the same subject in earlier release notes or technotes</w:t>
+            </w:r>
+          </w:p>
+        </w:tc>
+      </w:tr>
+    </w:tbl>
+    <w:p>
+      <w:pPr>
+        <w:spacing w:after="60" w:before="60" w:line="280"/>
         <w:jc w:val="left"/>
       </w:pPr>
       <w:r>
@@ -150,18 +1029,158 @@
           <w:bCs w:val="false"/>
           <w:i w:val="false"/>
           <w:iCs w:val="false"/>
-          <w:color w:val="000000"/>
-          <w:sz w:val="20"/>
-          <w:szCs w:val="20"/>
-        </w:rPr>
-        <w:t xml:space="preserve">Authoritative engineering description of the Memory Result Object (MRO) layer of ChatAIO. Covers MRO creation, the back-link writeback to contributing HSLs, retrieval (short-circuit and prior-augmentation paths), trust scoring, and the V4.5 audit and repair tooling that surfaced and corrected three silent failure modes in the link path.</w:t>
+          <w:color w:val="1A1A1A"/>
+          <w:sz w:val="21"/>
+          <w:szCs w:val="21"/>
+        </w:rPr>
+        <w:t xml:space="preserve"/>
+      </w:r>
+    </w:p>
+    <w:p>
+      <w:pPr>
+        <w:pStyle w:val="Heading2"/>
+        <w:spacing w:after="100" w:before="240" w:line="300"/>
+      </w:pPr>
+      <w:r>
+        <w:rPr>
+          <w:rFonts w:ascii="Calibri" w:cs="Calibri" w:eastAsia="Calibri" w:hAnsi="Calibri"/>
+          <w:b/>
+          <w:bCs/>
+          <w:color w:val="2E5090"/>
+          <w:sz w:val="26"/>
+          <w:szCs w:val="26"/>
+        </w:rPr>
+        <w:t xml:space="preserve">Abstract</w:t>
+      </w:r>
+    </w:p>
+    <w:p>
+      <w:pPr>
+        <w:spacing w:after="60" w:before="60" w:line="280"/>
+        <w:jc w:val="left"/>
+      </w:pPr>
+      <w:r>
+        <w:rPr>
+          <w:rFonts w:ascii="Calibri" w:cs="Calibri" w:eastAsia="Calibri" w:hAnsi="Calibri"/>
+          <w:b w:val="false"/>
+          <w:bCs w:val="false"/>
+          <w:i w:val="false"/>
+          <w:iCs w:val="false"/>
+          <w:color w:val="1A1A1A"/>
+          <w:sz w:val="21"/>
+          <w:szCs w:val="21"/>
+        </w:rPr>
+        <w:t xml:space="preserve">Authoritative engineering description of the Memory Result Object (MRO) layer of ChatAIO. Covers MRO creation paths, the back-link writeback to contributing HSLs, retrieval (short-circuit and prior-augmentation paths), trust scoring, and the V4.5 audit and repair tooling that surfaced and corrected three silent failure modes in the link path.</w:t>
+      </w:r>
+    </w:p>
+    <w:p>
+      <w:pPr>
+        <w:spacing w:after="60" w:before="60" w:line="280"/>
+        <w:jc w:val="left"/>
+      </w:pPr>
+      <w:r>
+        <w:rPr>
+          <w:rFonts w:ascii="Calibri" w:cs="Calibri" w:eastAsia="Calibri" w:hAnsi="Calibri"/>
+          <w:b w:val="false"/>
+          <w:bCs w:val="false"/>
+          <w:i w:val="false"/>
+          <w:iCs w:val="false"/>
+          <w:color w:val="1A1A1A"/>
+          <w:sz w:val="21"/>
+          <w:szCs w:val="21"/>
+        </w:rPr>
+        <w:t xml:space="preserve"/>
+      </w:r>
+    </w:p>
+    <w:tbl>
+      <w:tblPr>
+        <w:tblW w:type="dxa" w:w="9360"/>
+        <w:tblBorders>
+          <w:top w:val="single" w:color="auto" w:sz="4"/>
+          <w:left w:val="single" w:color="auto" w:sz="4"/>
+          <w:bottom w:val="single" w:color="auto" w:sz="4"/>
+          <w:right w:val="single" w:color="auto" w:sz="4"/>
+          <w:insideH w:val="single" w:color="auto" w:sz="4"/>
+          <w:insideV w:val="single" w:color="auto" w:sz="4"/>
+        </w:tblBorders>
+      </w:tblPr>
+      <w:tblGrid>
+        <w:gridCol w:w="9360"/>
+      </w:tblGrid>
+      <w:tr>
+        <w:tc>
+          <w:tcPr>
+            <w:tcW w:type="dxa" w:w="9360"/>
+            <w:tcBorders>
+              <w:top w:val="single" w:color="C09853" w:sz="12"/>
+              <w:left w:val="single" w:color="C09853" w:sz="12"/>
+              <w:bottom w:val="single" w:color="C09853" w:sz="4"/>
+              <w:right w:val="single" w:color="C09853" w:sz="4"/>
+            </w:tcBorders>
+            <w:shd w:fill="FFF8E7" w:val="clear"/>
+            <w:tcMar>
+              <w:top w:type="dxa" w:w="140"/>
+              <w:left w:type="dxa" w:w="200"/>
+              <w:bottom w:type="dxa" w:w="140"/>
+              <w:right w:type="dxa" w:w="200"/>
+            </w:tcMar>
+          </w:tcPr>
+          <w:p>
+            <w:pPr>
+              <w:spacing w:after="80" w:before="0"/>
+            </w:pPr>
+            <w:r>
+              <w:rPr>
+                <w:rFonts w:ascii="Calibri" w:cs="Calibri" w:eastAsia="Calibri" w:hAnsi="Calibri"/>
+                <w:b/>
+                <w:bCs/>
+                <w:color w:val="C09853"/>
+                <w:sz w:val="20"/>
+                <w:szCs w:val="20"/>
+              </w:rPr>
+              <w:t xml:space="preserve">Reading this document</w:t>
+            </w:r>
+          </w:p>
+          <w:p>
+            <w:pPr>
+              <w:spacing w:after="0" w:before="0" w:line="280"/>
+            </w:pPr>
+            <w:r>
+              <w:rPr>
+                <w:rFonts w:ascii="Calibri" w:cs="Calibri" w:eastAsia="Calibri" w:hAnsi="Calibri"/>
+                <w:color w:val="1A1A1A"/>
+                <w:sz w:val="21"/>
+                <w:szCs w:val="21"/>
+              </w:rPr>
+              <w:t xml:space="preserve">Section numbers are stable across revisions of this document; cross-references can rely on §N notation. Code snippets are illustrative — the canonical source is the file path called out in the Provenance section. Any inconsistency between this document and the source code should be reconciled by editing this document, not the code.</w:t>
+            </w:r>
+          </w:p>
+        </w:tc>
+      </w:tr>
+    </w:tbl>
+    <w:p>
+      <w:r>
+        <w:br w:type="page"/>
       </w:r>
     </w:p>
     <w:p>
       <w:pPr>
         <w:pStyle w:val="Heading1"/>
-        <w:spacing w:after="140" w:before="280"/>
-      </w:pPr>
+        <w:pBdr>
+          <w:bottom w:val="single" w:color="1F3864" w:sz="8" w:space="4"/>
+        </w:pBdr>
+        <w:spacing w:after="160" w:before="360" w:line="320"/>
+      </w:pPr>
+      <w:r>
+        <w:rPr>
+          <w:rFonts w:ascii="Calibri" w:cs="Calibri" w:eastAsia="Calibri" w:hAnsi="Calibri"/>
+          <w:b/>
+          <w:bCs/>
+          <w:color w:val="C09853"/>
+          <w:sz w:val="32"/>
+          <w:szCs w:val="32"/>
+        </w:rPr>
+        <w:t xml:space="preserve">§1.  </w:t>
+      </w:r>
       <w:r>
         <w:rPr>
           <w:rFonts w:ascii="Calibri" w:cs="Calibri" w:eastAsia="Calibri" w:hAnsi="Calibri"/>
@@ -171,7 +1190,57 @@
           <w:sz w:val="32"/>
           <w:szCs w:val="32"/>
         </w:rPr>
-        <w:t xml:space="preserve">2. Definitions</w:t>
+        <w:t xml:space="preserve">Scope</w:t>
+      </w:r>
+    </w:p>
+    <w:p>
+      <w:pPr>
+        <w:spacing w:after="60" w:before="60" w:line="280"/>
+        <w:jc w:val="left"/>
+      </w:pPr>
+      <w:r>
+        <w:rPr>
+          <w:rFonts w:ascii="Calibri" w:cs="Calibri" w:eastAsia="Calibri" w:hAnsi="Calibri"/>
+          <w:b w:val="false"/>
+          <w:bCs w:val="false"/>
+          <w:i w:val="false"/>
+          <w:iCs w:val="false"/>
+          <w:color w:val="1A1A1A"/>
+          <w:sz w:val="21"/>
+          <w:szCs w:val="21"/>
+        </w:rPr>
+        <w:t xml:space="preserve">Authoritative engineering description of the Memory Result Object (MRO) layer of ChatAIO as shipped in V4.5. Covers MRO creation, the back-link writeback to contributing HSLs, retrieval (short-circuit and prior-augmentation paths), trust scoring, and the V4.5 audit and repair tooling that surfaced and corrected three silent failure modes in the link path.</w:t>
+      </w:r>
+    </w:p>
+    <w:p>
+      <w:pPr>
+        <w:pStyle w:val="Heading1"/>
+        <w:pBdr>
+          <w:bottom w:val="single" w:color="1F3864" w:sz="8" w:space="4"/>
+        </w:pBdr>
+        <w:spacing w:after="160" w:before="360" w:line="320"/>
+      </w:pPr>
+      <w:r>
+        <w:rPr>
+          <w:rFonts w:ascii="Calibri" w:cs="Calibri" w:eastAsia="Calibri" w:hAnsi="Calibri"/>
+          <w:b/>
+          <w:bCs/>
+          <w:color w:val="C09853"/>
+          <w:sz w:val="32"/>
+          <w:szCs w:val="32"/>
+        </w:rPr>
+        <w:t xml:space="preserve">§2.  </w:t>
+      </w:r>
+      <w:r>
+        <w:rPr>
+          <w:rFonts w:ascii="Calibri" w:cs="Calibri" w:eastAsia="Calibri" w:hAnsi="Calibri"/>
+          <w:b/>
+          <w:bCs/>
+          <w:color w:val="1F3864"/>
+          <w:sz w:val="32"/>
+          <w:szCs w:val="32"/>
+        </w:rPr>
+        <w:t xml:space="preserve">Definitions</w:t>
       </w:r>
     </w:p>
     <w:tbl>
@@ -191,6 +1260,9 @@
         <w:gridCol w:w="6960"/>
       </w:tblGrid>
       <w:tr>
+        <w:trPr>
+          <w:tblHeader/>
+        </w:trPr>
         <w:tc>
           <w:tcPr>
             <w:tcW w:type="dxa" w:w="2400"/>
@@ -202,21 +1274,24 @@
             </w:tcBorders>
             <w:shd w:fill="F2F2F2" w:val="clear"/>
             <w:tcMar>
-              <w:top w:type="dxa" w:w="60"/>
-              <w:left w:type="dxa" w:w="100"/>
-              <w:bottom w:type="dxa" w:w="60"/>
-              <w:right w:type="dxa" w:w="100"/>
-            </w:tcMar>
-          </w:tcPr>
-          <w:p>
+              <w:top w:type="dxa" w:w="80"/>
+              <w:left w:type="dxa" w:w="120"/>
+              <w:bottom w:type="dxa" w:w="80"/>
+              <w:right w:type="dxa" w:w="120"/>
+            </w:tcMar>
+          </w:tcPr>
+          <w:p>
+            <w:pPr>
+              <w:spacing w:after="0" w:before="0" w:line="260"/>
+            </w:pPr>
             <w:r>
               <w:rPr>
                 <w:rFonts w:ascii="Calibri" w:cs="Calibri" w:eastAsia="Calibri" w:hAnsi="Calibri"/>
                 <w:b/>
                 <w:bCs/>
-                <w:color w:val="000000"/>
-                <w:sz w:val="18"/>
-                <w:szCs w:val="18"/>
+                <w:color w:val="1A1A1A"/>
+                <w:sz w:val="19"/>
+                <w:szCs w:val="19"/>
               </w:rPr>
               <w:t xml:space="preserve">Term</w:t>
             </w:r>
@@ -233,21 +1308,24 @@
             </w:tcBorders>
             <w:shd w:fill="F2F2F2" w:val="clear"/>
             <w:tcMar>
-              <w:top w:type="dxa" w:w="60"/>
-              <w:left w:type="dxa" w:w="100"/>
-              <w:bottom w:type="dxa" w:w="60"/>
-              <w:right w:type="dxa" w:w="100"/>
-            </w:tcMar>
-          </w:tcPr>
-          <w:p>
+              <w:top w:type="dxa" w:w="80"/>
+              <w:left w:type="dxa" w:w="120"/>
+              <w:bottom w:type="dxa" w:w="80"/>
+              <w:right w:type="dxa" w:w="120"/>
+            </w:tcMar>
+          </w:tcPr>
+          <w:p>
+            <w:pPr>
+              <w:spacing w:after="0" w:before="0" w:line="260"/>
+            </w:pPr>
             <w:r>
               <w:rPr>
                 <w:rFonts w:ascii="Calibri" w:cs="Calibri" w:eastAsia="Calibri" w:hAnsi="Calibri"/>
                 <w:b/>
                 <w:bCs/>
-                <w:color w:val="000000"/>
-                <w:sz w:val="18"/>
-                <w:szCs w:val="18"/>
+                <w:color w:val="1A1A1A"/>
+                <w:sz w:val="19"/>
+                <w:szCs w:val="19"/>
               </w:rPr>
               <w:t xml:space="preserve">Meaning</w:t>
             </w:r>
@@ -265,21 +1343,24 @@
               <w:right w:val="single" w:color="BFBFBF" w:sz="4"/>
             </w:tcBorders>
             <w:tcMar>
-              <w:top w:type="dxa" w:w="60"/>
-              <w:left w:type="dxa" w:w="100"/>
-              <w:bottom w:type="dxa" w:w="60"/>
-              <w:right w:type="dxa" w:w="100"/>
-            </w:tcMar>
-          </w:tcPr>
-          <w:p>
+              <w:top w:type="dxa" w:w="80"/>
+              <w:left w:type="dxa" w:w="120"/>
+              <w:bottom w:type="dxa" w:w="80"/>
+              <w:right w:type="dxa" w:w="120"/>
+            </w:tcMar>
+          </w:tcPr>
+          <w:p>
+            <w:pPr>
+              <w:spacing w:after="0" w:before="0" w:line="260"/>
+            </w:pPr>
             <w:r>
               <w:rPr>
                 <w:rFonts w:ascii="Consolas" w:cs="Consolas" w:eastAsia="Consolas" w:hAnsi="Consolas"/>
                 <w:b w:val="false"/>
                 <w:bCs w:val="false"/>
-                <w:color w:val="000000"/>
-                <w:sz w:val="18"/>
-                <w:szCs w:val="18"/>
+                <w:color w:val="1A1A1A"/>
+                <w:sz w:val="19"/>
+                <w:szCs w:val="19"/>
               </w:rPr>
               <w:t xml:space="preserve">MRO</w:t>
             </w:r>
@@ -295,21 +1376,24 @@
               <w:right w:val="single" w:color="BFBFBF" w:sz="4"/>
             </w:tcBorders>
             <w:tcMar>
-              <w:top w:type="dxa" w:w="60"/>
-              <w:left w:type="dxa" w:w="100"/>
-              <w:bottom w:type="dxa" w:w="60"/>
-              <w:right w:type="dxa" w:w="100"/>
-            </w:tcMar>
-          </w:tcPr>
-          <w:p>
-            <w:r>
-              <w:rPr>
-                <w:rFonts w:ascii="Calibri" w:cs="Calibri" w:eastAsia="Calibri" w:hAnsi="Calibri"/>
-                <w:b w:val="false"/>
-                <w:bCs w:val="false"/>
-                <w:color w:val="000000"/>
-                <w:sz w:val="18"/>
-                <w:szCs w:val="18"/>
+              <w:top w:type="dxa" w:w="80"/>
+              <w:left w:type="dxa" w:w="120"/>
+              <w:bottom w:type="dxa" w:w="80"/>
+              <w:right w:type="dxa" w:w="120"/>
+            </w:tcMar>
+          </w:tcPr>
+          <w:p>
+            <w:pPr>
+              <w:spacing w:after="0" w:before="0" w:line="260"/>
+            </w:pPr>
+            <w:r>
+              <w:rPr>
+                <w:rFonts w:ascii="Calibri" w:cs="Calibri" w:eastAsia="Calibri" w:hAnsi="Calibri"/>
+                <w:b w:val="false"/>
+                <w:bCs w:val="false"/>
+                <w:color w:val="1A1A1A"/>
+                <w:sz w:val="19"/>
+                <w:szCs w:val="19"/>
               </w:rPr>
               <w:t xml:space="preserve">Memory Result Object — persisted retrieval episode { mro_id, query_text, cue_set, seed_hsls, result_text, trust_score, confidence, … }. Stored in mro_objects table.</w:t>
             </w:r>
@@ -326,22 +1410,26 @@
               <w:bottom w:val="single" w:color="BFBFBF" w:sz="4"/>
               <w:right w:val="single" w:color="BFBFBF" w:sz="4"/>
             </w:tcBorders>
-            <w:tcMar>
-              <w:top w:type="dxa" w:w="60"/>
-              <w:left w:type="dxa" w:w="100"/>
-              <w:bottom w:type="dxa" w:w="60"/>
-              <w:right w:type="dxa" w:w="100"/>
-            </w:tcMar>
-          </w:tcPr>
-          <w:p>
+            <w:shd w:fill="F2F2F2" w:val="clear"/>
+            <w:tcMar>
+              <w:top w:type="dxa" w:w="80"/>
+              <w:left w:type="dxa" w:w="120"/>
+              <w:bottom w:type="dxa" w:w="80"/>
+              <w:right w:type="dxa" w:w="120"/>
+            </w:tcMar>
+          </w:tcPr>
+          <w:p>
+            <w:pPr>
+              <w:spacing w:after="0" w:before="0" w:line="260"/>
+            </w:pPr>
             <w:r>
               <w:rPr>
                 <w:rFonts w:ascii="Consolas" w:cs="Consolas" w:eastAsia="Consolas" w:hAnsi="Consolas"/>
                 <w:b w:val="false"/>
                 <w:bCs w:val="false"/>
-                <w:color w:val="000000"/>
-                <w:sz w:val="18"/>
-                <w:szCs w:val="18"/>
+                <w:color w:val="1A1A1A"/>
+                <w:sz w:val="19"/>
+                <w:szCs w:val="19"/>
               </w:rPr>
               <w:t xml:space="preserve">seed_hsls</w:t>
             </w:r>
@@ -356,22 +1444,26 @@
               <w:bottom w:val="single" w:color="BFBFBF" w:sz="4"/>
               <w:right w:val="single" w:color="BFBFBF" w:sz="4"/>
             </w:tcBorders>
-            <w:tcMar>
-              <w:top w:type="dxa" w:w="60"/>
-              <w:left w:type="dxa" w:w="100"/>
-              <w:bottom w:type="dxa" w:w="60"/>
-              <w:right w:type="dxa" w:w="100"/>
-            </w:tcMar>
-          </w:tcPr>
-          <w:p>
-            <w:r>
-              <w:rPr>
-                <w:rFonts w:ascii="Calibri" w:cs="Calibri" w:eastAsia="Calibri" w:hAnsi="Calibri"/>
-                <w:b w:val="false"/>
-                <w:bCs w:val="false"/>
-                <w:color w:val="000000"/>
-                <w:sz w:val="18"/>
-                <w:szCs w:val="18"/>
+            <w:shd w:fill="F2F2F2" w:val="clear"/>
+            <w:tcMar>
+              <w:top w:type="dxa" w:w="80"/>
+              <w:left w:type="dxa" w:w="120"/>
+              <w:bottom w:type="dxa" w:w="80"/>
+              <w:right w:type="dxa" w:w="120"/>
+            </w:tcMar>
+          </w:tcPr>
+          <w:p>
+            <w:pPr>
+              <w:spacing w:after="0" w:before="0" w:line="260"/>
+            </w:pPr>
+            <w:r>
+              <w:rPr>
+                <w:rFonts w:ascii="Calibri" w:cs="Calibri" w:eastAsia="Calibri" w:hAnsi="Calibri"/>
+                <w:b w:val="false"/>
+                <w:bCs w:val="false"/>
+                <w:color w:val="1A1A1A"/>
+                <w:sz w:val="19"/>
+                <w:szCs w:val="19"/>
               </w:rPr>
               <w:t xml:space="preserve">Pipe-separated HSL UUIDs the MRO claims as its origin. Set when the MRO is created from a Recall or Live Search.</w:t>
             </w:r>
@@ -389,21 +1481,24 @@
               <w:right w:val="single" w:color="BFBFBF" w:sz="4"/>
             </w:tcBorders>
             <w:tcMar>
-              <w:top w:type="dxa" w:w="60"/>
-              <w:left w:type="dxa" w:w="100"/>
-              <w:bottom w:type="dxa" w:w="60"/>
-              <w:right w:type="dxa" w:w="100"/>
-            </w:tcMar>
-          </w:tcPr>
-          <w:p>
+              <w:top w:type="dxa" w:w="80"/>
+              <w:left w:type="dxa" w:w="120"/>
+              <w:bottom w:type="dxa" w:w="80"/>
+              <w:right w:type="dxa" w:w="120"/>
+            </w:tcMar>
+          </w:tcPr>
+          <w:p>
+            <w:pPr>
+              <w:spacing w:after="0" w:before="0" w:line="260"/>
+            </w:pPr>
             <w:r>
               <w:rPr>
                 <w:rFonts w:ascii="Consolas" w:cs="Consolas" w:eastAsia="Consolas" w:hAnsi="Consolas"/>
                 <w:b w:val="false"/>
                 <w:bCs w:val="false"/>
-                <w:color w:val="000000"/>
-                <w:sz w:val="18"/>
-                <w:szCs w:val="18"/>
+                <w:color w:val="1A1A1A"/>
+                <w:sz w:val="19"/>
+                <w:szCs w:val="19"/>
               </w:rPr>
               <w:t xml:space="preserve">Back-pointer</w:t>
             </w:r>
@@ -419,23 +1514,26 @@
               <w:right w:val="single" w:color="BFBFBF" w:sz="4"/>
             </w:tcBorders>
             <w:tcMar>
-              <w:top w:type="dxa" w:w="60"/>
-              <w:left w:type="dxa" w:w="100"/>
-              <w:bottom w:type="dxa" w:w="60"/>
-              <w:right w:type="dxa" w:w="100"/>
-            </w:tcMar>
-          </w:tcPr>
-          <w:p>
-            <w:r>
-              <w:rPr>
-                <w:rFonts w:ascii="Calibri" w:cs="Calibri" w:eastAsia="Calibri" w:hAnsi="Calibri"/>
-                <w:b w:val="false"/>
-                <w:bCs w:val="false"/>
-                <w:color w:val="000000"/>
-                <w:sz w:val="18"/>
-                <w:szCs w:val="18"/>
-              </w:rPr>
-              <w:t xml:space="preserve">An entry [MRO.&lt;uuid&gt;] written into hsl_member for every contributing HSL. Bidirectional with seed_hsls — symmetric in healthy operation.</w:t>
+              <w:top w:type="dxa" w:w="80"/>
+              <w:left w:type="dxa" w:w="120"/>
+              <w:bottom w:type="dxa" w:w="80"/>
+              <w:right w:type="dxa" w:w="120"/>
+            </w:tcMar>
+          </w:tcPr>
+          <w:p>
+            <w:pPr>
+              <w:spacing w:after="0" w:before="0" w:line="260"/>
+            </w:pPr>
+            <w:r>
+              <w:rPr>
+                <w:rFonts w:ascii="Calibri" w:cs="Calibri" w:eastAsia="Calibri" w:hAnsi="Calibri"/>
+                <w:b w:val="false"/>
+                <w:bCs w:val="false"/>
+                <w:color w:val="1A1A1A"/>
+                <w:sz w:val="19"/>
+                <w:szCs w:val="19"/>
+              </w:rPr>
+              <w:t xml:space="preserve">Entry [MRO.&lt;uuid&gt;] written into hsl_member for every contributing HSL. Bidirectional with seed_hsls — symmetric in healthy operation.</w:t>
             </w:r>
           </w:p>
         </w:tc>
@@ -450,22 +1548,26 @@
               <w:bottom w:val="single" w:color="BFBFBF" w:sz="4"/>
               <w:right w:val="single" w:color="BFBFBF" w:sz="4"/>
             </w:tcBorders>
-            <w:tcMar>
-              <w:top w:type="dxa" w:w="60"/>
-              <w:left w:type="dxa" w:w="100"/>
-              <w:bottom w:type="dxa" w:w="60"/>
-              <w:right w:type="dxa" w:w="100"/>
-            </w:tcMar>
-          </w:tcPr>
-          <w:p>
+            <w:shd w:fill="F2F2F2" w:val="clear"/>
+            <w:tcMar>
+              <w:top w:type="dxa" w:w="80"/>
+              <w:left w:type="dxa" w:w="120"/>
+              <w:bottom w:type="dxa" w:w="80"/>
+              <w:right w:type="dxa" w:w="120"/>
+            </w:tcMar>
+          </w:tcPr>
+          <w:p>
+            <w:pPr>
+              <w:spacing w:after="0" w:before="0" w:line="260"/>
+            </w:pPr>
             <w:r>
               <w:rPr>
                 <w:rFonts w:ascii="Consolas" w:cs="Consolas" w:eastAsia="Consolas" w:hAnsi="Consolas"/>
                 <w:b w:val="false"/>
                 <w:bCs w:val="false"/>
-                <w:color w:val="000000"/>
-                <w:sz w:val="18"/>
-                <w:szCs w:val="18"/>
+                <w:color w:val="1A1A1A"/>
+                <w:sz w:val="19"/>
+                <w:szCs w:val="19"/>
               </w:rPr>
               <w:t xml:space="preserve">Short-circuit</w:t>
             </w:r>
@@ -480,24 +1582,28 @@
               <w:bottom w:val="single" w:color="BFBFBF" w:sz="4"/>
               <w:right w:val="single" w:color="BFBFBF" w:sz="4"/>
             </w:tcBorders>
-            <w:tcMar>
-              <w:top w:type="dxa" w:w="60"/>
-              <w:left w:type="dxa" w:w="100"/>
-              <w:bottom w:type="dxa" w:w="60"/>
-              <w:right w:type="dxa" w:w="100"/>
-            </w:tcMar>
-          </w:tcPr>
-          <w:p>
-            <w:r>
-              <w:rPr>
-                <w:rFonts w:ascii="Calibri" w:cs="Calibri" w:eastAsia="Calibri" w:hAnsi="Calibri"/>
-                <w:b w:val="false"/>
-                <w:bCs w:val="false"/>
-                <w:color w:val="000000"/>
-                <w:sz w:val="18"/>
-                <w:szCs w:val="18"/>
-              </w:rPr>
-              <w:t xml:space="preserve">The pipeline behavior of returning a cached MRO's result_text directly when its similarity to the new query exceeds MRO_SHORT_CIRCUIT_THRESHOLD (0.85). Skips the LLM call entirely.</w:t>
+            <w:shd w:fill="F2F2F2" w:val="clear"/>
+            <w:tcMar>
+              <w:top w:type="dxa" w:w="80"/>
+              <w:left w:type="dxa" w:w="120"/>
+              <w:bottom w:type="dxa" w:w="80"/>
+              <w:right w:type="dxa" w:w="120"/>
+            </w:tcMar>
+          </w:tcPr>
+          <w:p>
+            <w:pPr>
+              <w:spacing w:after="0" w:before="0" w:line="260"/>
+            </w:pPr>
+            <w:r>
+              <w:rPr>
+                <w:rFonts w:ascii="Calibri" w:cs="Calibri" w:eastAsia="Calibri" w:hAnsi="Calibri"/>
+                <w:b w:val="false"/>
+                <w:bCs w:val="false"/>
+                <w:color w:val="1A1A1A"/>
+                <w:sz w:val="19"/>
+                <w:szCs w:val="19"/>
+              </w:rPr>
+              <w:t xml:space="preserve">Pipeline behavior of returning a cached MRO's result_text directly when its similarity to the new query exceeds MRO_SHORT_CIRCUIT_THRESHOLD (0.85). Skips the LLM call entirely.</w:t>
             </w:r>
           </w:p>
         </w:tc>
@@ -513,21 +1619,24 @@
               <w:right w:val="single" w:color="BFBFBF" w:sz="4"/>
             </w:tcBorders>
             <w:tcMar>
-              <w:top w:type="dxa" w:w="60"/>
-              <w:left w:type="dxa" w:w="100"/>
-              <w:bottom w:type="dxa" w:w="60"/>
-              <w:right w:type="dxa" w:w="100"/>
-            </w:tcMar>
-          </w:tcPr>
-          <w:p>
+              <w:top w:type="dxa" w:w="80"/>
+              <w:left w:type="dxa" w:w="120"/>
+              <w:bottom w:type="dxa" w:w="80"/>
+              <w:right w:type="dxa" w:w="120"/>
+            </w:tcMar>
+          </w:tcPr>
+          <w:p>
+            <w:pPr>
+              <w:spacing w:after="0" w:before="0" w:line="260"/>
+            </w:pPr>
             <w:r>
               <w:rPr>
                 <w:rFonts w:ascii="Consolas" w:cs="Consolas" w:eastAsia="Consolas" w:hAnsi="Consolas"/>
                 <w:b w:val="false"/>
                 <w:bCs w:val="false"/>
-                <w:color w:val="000000"/>
-                <w:sz w:val="18"/>
-                <w:szCs w:val="18"/>
+                <w:color w:val="1A1A1A"/>
+                <w:sz w:val="19"/>
+                <w:szCs w:val="19"/>
               </w:rPr>
               <w:t xml:space="preserve">trust_score</w:t>
             </w:r>
@@ -543,21 +1652,24 @@
               <w:right w:val="single" w:color="BFBFBF" w:sz="4"/>
             </w:tcBorders>
             <w:tcMar>
-              <w:top w:type="dxa" w:w="60"/>
-              <w:left w:type="dxa" w:w="100"/>
-              <w:bottom w:type="dxa" w:w="60"/>
-              <w:right w:type="dxa" w:w="100"/>
-            </w:tcMar>
-          </w:tcPr>
-          <w:p>
-            <w:r>
-              <w:rPr>
-                <w:rFonts w:ascii="Calibri" w:cs="Calibri" w:eastAsia="Calibri" w:hAnsi="Calibri"/>
-                <w:b w:val="false"/>
-                <w:bCs w:val="false"/>
-                <w:color w:val="000000"/>
-                <w:sz w:val="18"/>
-                <w:szCs w:val="18"/>
+              <w:top w:type="dxa" w:w="80"/>
+              <w:left w:type="dxa" w:w="120"/>
+              <w:bottom w:type="dxa" w:w="80"/>
+              <w:right w:type="dxa" w:w="120"/>
+            </w:tcMar>
+          </w:tcPr>
+          <w:p>
+            <w:pPr>
+              <w:spacing w:after="0" w:before="0" w:line="260"/>
+            </w:pPr>
+            <w:r>
+              <w:rPr>
+                <w:rFonts w:ascii="Calibri" w:cs="Calibri" w:eastAsia="Calibri" w:hAnsi="Calibri"/>
+                <w:b w:val="false"/>
+                <w:bCs w:val="false"/>
+                <w:color w:val="1A1A1A"/>
+                <w:sz w:val="19"/>
+                <w:szCs w:val="19"/>
               </w:rPr>
               <w:t xml:space="preserve">Integer counter on each MRO. Bumped by linkMroToHsl every time an MRO is reused as a prior. Frequently-useful episodes rise to the top of the priors-by-relevance ranking.</w:t>
             </w:r>
@@ -574,22 +1686,26 @@
               <w:bottom w:val="single" w:color="BFBFBF" w:sz="4"/>
               <w:right w:val="single" w:color="BFBFBF" w:sz="4"/>
             </w:tcBorders>
-            <w:tcMar>
-              <w:top w:type="dxa" w:w="60"/>
-              <w:left w:type="dxa" w:w="100"/>
-              <w:bottom w:type="dxa" w:w="60"/>
-              <w:right w:type="dxa" w:w="100"/>
-            </w:tcMar>
-          </w:tcPr>
-          <w:p>
+            <w:shd w:fill="F2F2F2" w:val="clear"/>
+            <w:tcMar>
+              <w:top w:type="dxa" w:w="80"/>
+              <w:left w:type="dxa" w:w="120"/>
+              <w:bottom w:type="dxa" w:w="80"/>
+              <w:right w:type="dxa" w:w="120"/>
+            </w:tcMar>
+          </w:tcPr>
+          <w:p>
+            <w:pPr>
+              <w:spacing w:after="0" w:before="0" w:line="260"/>
+            </w:pPr>
             <w:r>
               <w:rPr>
                 <w:rFonts w:ascii="Consolas" w:cs="Consolas" w:eastAsia="Consolas" w:hAnsi="Consolas"/>
                 <w:b w:val="false"/>
                 <w:bCs w:val="false"/>
-                <w:color w:val="000000"/>
-                <w:sz w:val="18"/>
-                <w:szCs w:val="18"/>
+                <w:color w:val="1A1A1A"/>
+                <w:sz w:val="19"/>
+                <w:szCs w:val="19"/>
               </w:rPr>
               <w:t xml:space="preserve">Linkage view</w:t>
             </w:r>
@@ -604,22 +1720,26 @@
               <w:bottom w:val="single" w:color="BFBFBF" w:sz="4"/>
               <w:right w:val="single" w:color="BFBFBF" w:sz="4"/>
             </w:tcBorders>
-            <w:tcMar>
-              <w:top w:type="dxa" w:w="60"/>
-              <w:left w:type="dxa" w:w="100"/>
-              <w:bottom w:type="dxa" w:w="60"/>
-              <w:right w:type="dxa" w:w="100"/>
-            </w:tcMar>
-          </w:tcPr>
-          <w:p>
-            <w:r>
-              <w:rPr>
-                <w:rFonts w:ascii="Calibri" w:cs="Calibri" w:eastAsia="Calibri" w:hAnsi="Calibri"/>
-                <w:b w:val="false"/>
-                <w:bCs w:val="false"/>
-                <w:color w:val="000000"/>
-                <w:sz w:val="18"/>
-                <w:szCs w:val="18"/>
+            <w:shd w:fill="F2F2F2" w:val="clear"/>
+            <w:tcMar>
+              <w:top w:type="dxa" w:w="80"/>
+              <w:left w:type="dxa" w:w="120"/>
+              <w:bottom w:type="dxa" w:w="80"/>
+              <w:right w:type="dxa" w:w="120"/>
+            </w:tcMar>
+          </w:tcPr>
+          <w:p>
+            <w:pPr>
+              <w:spacing w:after="0" w:before="0" w:line="260"/>
+            </w:pPr>
+            <w:r>
+              <w:rPr>
+                <w:rFonts w:ascii="Calibri" w:cs="Calibri" w:eastAsia="Calibri" w:hAnsi="Calibri"/>
+                <w:b w:val="false"/>
+                <w:bCs w:val="false"/>
+                <w:color w:val="1A1A1A"/>
+                <w:sz w:val="19"/>
+                <w:szCs w:val="19"/>
               </w:rPr>
               <w:t xml:space="preserve">System Management → MRO Data → Linkage button. Renders symmetric audit of an MRO's seed_hsls vs. its hsl_member back-pointers.</w:t>
             </w:r>
@@ -630,8 +1750,22 @@
     <w:p>
       <w:pPr>
         <w:pStyle w:val="Heading1"/>
-        <w:spacing w:after="140" w:before="280"/>
-      </w:pPr>
+        <w:pBdr>
+          <w:bottom w:val="single" w:color="1F3864" w:sz="8" w:space="4"/>
+        </w:pBdr>
+        <w:spacing w:after="160" w:before="360" w:line="320"/>
+      </w:pPr>
+      <w:r>
+        <w:rPr>
+          <w:rFonts w:ascii="Calibri" w:cs="Calibri" w:eastAsia="Calibri" w:hAnsi="Calibri"/>
+          <w:b/>
+          <w:bCs/>
+          <w:color w:val="C09853"/>
+          <w:sz w:val="32"/>
+          <w:szCs w:val="32"/>
+        </w:rPr>
+        <w:t xml:space="preserve">§3.  </w:t>
+      </w:r>
       <w:r>
         <w:rPr>
           <w:rFonts w:ascii="Calibri" w:cs="Calibri" w:eastAsia="Calibri" w:hAnsi="Calibri"/>
@@ -641,32 +1775,13 @@
           <w:sz w:val="32"/>
           <w:szCs w:val="32"/>
         </w:rPr>
-        <w:t xml:space="preserve">3. Creation Path</w:t>
-      </w:r>
-    </w:p>
-    <w:p>
-      <w:pPr>
-        <w:spacing w:after="60" w:before="60"/>
-        <w:jc w:val="left"/>
-      </w:pPr>
-      <w:r>
-        <w:rPr>
-          <w:rFonts w:ascii="Calibri" w:cs="Calibri" w:eastAsia="Calibri" w:hAnsi="Calibri"/>
-          <w:b w:val="false"/>
-          <w:bCs w:val="false"/>
-          <w:i w:val="false"/>
-          <w:iCs w:val="false"/>
-          <w:color w:val="000000"/>
-          <w:sz w:val="20"/>
-          <w:szCs w:val="20"/>
-        </w:rPr>
-        <w:t xml:space="preserve">Two creation surfaces:</w:t>
+        <w:t xml:space="preserve">Creation Paths</w:t>
       </w:r>
     </w:p>
     <w:p>
       <w:pPr>
         <w:pStyle w:val="Heading2"/>
-        <w:spacing w:after="100" w:before="220"/>
+        <w:spacing w:after="100" w:before="240" w:line="300"/>
       </w:pPr>
       <w:r>
         <w:rPr>
@@ -677,12 +1792,12 @@
           <w:sz w:val="26"/>
           <w:szCs w:val="26"/>
         </w:rPr>
-        <w:t xml:space="preserve">3.1 Recall Search auto-save (saveMRO=true in runChatPipeline)</w:t>
-      </w:r>
-    </w:p>
-    <w:p>
-      <w:pPr>
-        <w:spacing w:after="60" w:before="60"/>
+        <w:t xml:space="preserve">3.1  Recall Search auto-save (saveMRO=true in runChatPipeline)</w:t>
+      </w:r>
+    </w:p>
+    <w:p>
+      <w:pPr>
+        <w:spacing w:after="60" w:before="60" w:line="280"/>
         <w:jc w:val="left"/>
       </w:pPr>
       <w:r>
@@ -692,9 +1807,9 @@
           <w:bCs w:val="false"/>
           <w:i w:val="false"/>
           <w:iCs w:val="false"/>
-          <w:color w:val="000000"/>
-          <w:sz w:val="20"/>
-          <w:szCs w:val="20"/>
+          <w:color w:val="1A1A1A"/>
+          <w:sz w:val="21"/>
+          <w:szCs w:val="21"/>
         </w:rPr>
         <w:t xml:space="preserve">After a successful Recall reply, the pipeline calls createMroObject with the matched HSL UUIDs joined into seed_hsls and the LLM reply as result_text. Then for each ID in matched_hsl_ids, the chat dialog fires linkMroToHsl asynchronously.</w:t>
       </w:r>
@@ -702,7 +1817,7 @@
     <w:p>
       <w:pPr>
         <w:pStyle w:val="Heading2"/>
-        <w:spacing w:after="100" w:before="220"/>
+        <w:spacing w:after="100" w:before="240" w:line="300"/>
       </w:pPr>
       <w:r>
         <w:rPr>
@@ -713,12 +1828,12 @@
           <w:sz w:val="26"/>
           <w:szCs w:val="26"/>
         </w:rPr>
-        <w:t xml:space="preserve">3.2 Live Search streaming meta save</w:t>
-      </w:r>
-    </w:p>
-    <w:p>
-      <w:pPr>
-        <w:spacing w:after="60" w:before="60"/>
+        <w:t xml:space="preserve">3.2  Live Search streaming meta save</w:t>
+      </w:r>
+    </w:p>
+    <w:p>
+      <w:pPr>
+        <w:spacing w:after="60" w:before="60" w:line="280"/>
         <w:jc w:val="left"/>
       </w:pPr>
       <w:r>
@@ -728,9 +1843,9 @@
           <w:bCs w:val="false"/>
           <w:i w:val="false"/>
           <w:iCs w:val="false"/>
-          <w:color w:val="000000"/>
-          <w:sz w:val="20"/>
-          <w:szCs w:val="20"/>
+          <w:color w:val="1A1A1A"/>
+          <w:sz w:val="21"/>
+          <w:szCs w:val="21"/>
         </w:rPr>
         <w:t xml:space="preserve">aioSearchChatStream emits a meta event carrying matched_hsl_ids. The dialog calls createMroObject with hslIds.join("|") as seed_hsls, then linkMroToHsl per id. Same structure as Recall.</w:t>
       </w:r>
@@ -738,7 +1853,7 @@
     <w:p>
       <w:pPr>
         <w:pStyle w:val="Heading2"/>
-        <w:spacing w:after="100" w:before="220"/>
+        <w:spacing w:after="100" w:before="240" w:line="300"/>
       </w:pPr>
       <w:r>
         <w:rPr>
@@ -749,12 +1864,12 @@
           <w:sz w:val="26"/>
           <w:szCs w:val="26"/>
         </w:rPr>
-        <w:t xml:space="preserve">3.3 Manual Save MRO button (chat dialog)</w:t>
-      </w:r>
-    </w:p>
-    <w:p>
-      <w:pPr>
-        <w:spacing w:after="60" w:before="60"/>
+        <w:t xml:space="preserve">3.3  Manual Save MRO button</w:t>
+      </w:r>
+    </w:p>
+    <w:p>
+      <w:pPr>
+        <w:spacing w:after="60" w:before="60" w:line="280"/>
         <w:jc w:val="left"/>
       </w:pPr>
       <w:r>
@@ -764,23 +1879,32 @@
           <w:bCs w:val="false"/>
           <w:i w:val="false"/>
           <w:iCs w:val="false"/>
-          <w:color w:val="000000"/>
-          <w:sz w:val="20"/>
-          <w:szCs w:val="20"/>
-        </w:rPr>
-        <w:t xml:space="preserve">User-triggered save after any reply. Pre-V4.5 this path wrote a human-readable display string ("629 HSLs") into seed_hsls and never called linkMroToHsl. Fixed in commit d3b2116 — handler now reads matched_hsl_ids from lastSearchMeta, joins UUIDs, and writes back-pointers in parallel with the createMroObject call. The earlier broken records remained until the Fix Broken MROs button (commit ada4109 / extended in 238b4fa) repaired them.</w:t>
-      </w:r>
-    </w:p>
-    <w:p>
-      <w:r>
-        <w:br w:type="page"/>
+          <w:color w:val="1A1A1A"/>
+          <w:sz w:val="21"/>
+          <w:szCs w:val="21"/>
+        </w:rPr>
+        <w:t xml:space="preserve">User-triggered save after any reply. Pre-V4.5 this path wrote a human-readable display string ("629 HSLs") into seed_hsls and never called linkMroToHsl. Fixed in commit d3b2116; the earlier broken records remained until the Fix Broken MROs button (commits ada4109 + 238b4fa) repaired them.</w:t>
       </w:r>
     </w:p>
     <w:p>
       <w:pPr>
         <w:pStyle w:val="Heading1"/>
-        <w:spacing w:after="140" w:before="280"/>
-      </w:pPr>
+        <w:pBdr>
+          <w:bottom w:val="single" w:color="1F3864" w:sz="8" w:space="4"/>
+        </w:pBdr>
+        <w:spacing w:after="160" w:before="360" w:line="320"/>
+      </w:pPr>
+      <w:r>
+        <w:rPr>
+          <w:rFonts w:ascii="Calibri" w:cs="Calibri" w:eastAsia="Calibri" w:hAnsi="Calibri"/>
+          <w:b/>
+          <w:bCs/>
+          <w:color w:val="C09853"/>
+          <w:sz w:val="32"/>
+          <w:szCs w:val="32"/>
+        </w:rPr>
+        <w:t xml:space="preserve">§4.  </w:t>
+      </w:r>
       <w:r>
         <w:rPr>
           <w:rFonts w:ascii="Calibri" w:cs="Calibri" w:eastAsia="Calibri" w:hAnsi="Calibri"/>
@@ -790,12 +1914,12 @@
           <w:sz w:val="32"/>
           <w:szCs w:val="32"/>
         </w:rPr>
-        <w:t xml:space="preserve">4. The Link-MRO Endpoint</w:t>
-      </w:r>
-    </w:p>
-    <w:p>
-      <w:pPr>
-        <w:spacing w:after="60" w:before="60"/>
+        <w:t xml:space="preserve">The Link-MRO Endpoint</w:t>
+      </w:r>
+    </w:p>
+    <w:p>
+      <w:pPr>
+        <w:spacing w:after="60" w:before="60" w:line="280"/>
         <w:jc w:val="left"/>
       </w:pPr>
       <w:r>
@@ -805,40 +1929,203 @@
           <w:bCs w:val="false"/>
           <w:i w:val="false"/>
           <w:iCs w:val="false"/>
-          <w:color w:val="000000"/>
-          <w:sz w:val="20"/>
-          <w:szCs w:val="20"/>
+          <w:color w:val="1A1A1A"/>
+          <w:sz w:val="21"/>
+          <w:szCs w:val="21"/>
         </w:rPr>
         <w:t xml:space="preserve">POST /v1/hsl-data/{hsl_id}/link-mro writes [MRO.&lt;uuid&gt;] into the hsl_member side table for that HSL. Idempotent — ON CONFLICT DO NOTHING returns updated=false / reason=already_linked.</w:t>
       </w:r>
     </w:p>
-    <w:p>
-      <w:pPr>
-        <w:shd w:fill="F2F2F2" w:val="clear"/>
-        <w:spacing w:after="80" w:before="80"/>
-      </w:pPr>
-      <w:r>
-        <w:rPr>
-          <w:rFonts w:ascii="Consolas" w:cs="Consolas" w:eastAsia="Consolas" w:hAnsi="Consolas"/>
-          <w:color w:val="111111"/>
-          <w:sz w:val="17"/>
-          <w:szCs w:val="17"/>
-        </w:rPr>
-        <w:t xml:space="preserve">INSERT INTO hsl_member (hsl_id, member_value, member_kind, tenant_id)
-VALUES (%s, '[MRO.&lt;uuid&gt;]', 'mro', %s)
-ON CONFLICT DO NOTHING RETURNING hsl_id;
--- Best-effort dual-write into legacy hsl_element_N column for
--- elements_text-text continuity. Cap of 100; overflow members live
--- only in the side table.
-UPDATE hsl_data SET hsl_element_&lt;idx&gt; = %s, updated_at = now()
- WHERE hsl_id = %s;</w:t>
-      </w:r>
-    </w:p>
+    <w:tbl>
+      <w:tblPr>
+        <w:tblW w:type="dxa" w:w="9360"/>
+        <w:tblBorders>
+          <w:top w:val="single" w:color="auto" w:sz="4"/>
+          <w:left w:val="single" w:color="auto" w:sz="4"/>
+          <w:bottom w:val="single" w:color="auto" w:sz="4"/>
+          <w:right w:val="single" w:color="auto" w:sz="4"/>
+          <w:insideH w:val="single" w:color="auto" w:sz="4"/>
+          <w:insideV w:val="single" w:color="auto" w:sz="4"/>
+        </w:tblBorders>
+      </w:tblPr>
+      <w:tblGrid>
+        <w:gridCol w:w="9360"/>
+      </w:tblGrid>
+      <w:tr>
+        <w:tc>
+          <w:tcPr>
+            <w:tcW w:type="dxa" w:w="9360"/>
+            <w:tcBorders>
+              <w:top w:val="single" w:color="DCDCDC" w:sz="4"/>
+              <w:left w:val="single" w:color="DCDCDC" w:sz="4"/>
+              <w:bottom w:val="single" w:color="DCDCDC" w:sz="4"/>
+              <w:right w:val="single" w:color="DCDCDC" w:sz="4"/>
+            </w:tcBorders>
+            <w:shd w:fill="F2F2F2" w:val="clear"/>
+            <w:tcMar>
+              <w:top w:type="dxa" w:w="100"/>
+              <w:left w:type="dxa" w:w="200"/>
+              <w:bottom w:type="dxa" w:w="100"/>
+              <w:right w:type="dxa" w:w="200"/>
+            </w:tcMar>
+          </w:tcPr>
+          <w:p>
+            <w:pPr>
+              <w:shd w:fill="F2F2F2" w:val="clear"/>
+              <w:spacing w:after="0" w:before="0" w:line="240"/>
+            </w:pPr>
+            <w:r>
+              <w:rPr>
+                <w:rFonts w:ascii="Consolas" w:cs="Consolas" w:eastAsia="Consolas" w:hAnsi="Consolas"/>
+                <w:color w:val="111111"/>
+                <w:sz w:val="18"/>
+                <w:szCs w:val="18"/>
+              </w:rPr>
+              <w:t xml:space="preserve">INSERT INTO hsl_member (hsl_id, member_value, member_kind, tenant_id)</w:t>
+            </w:r>
+          </w:p>
+          <w:p>
+            <w:pPr>
+              <w:shd w:fill="F2F2F2" w:val="clear"/>
+              <w:spacing w:after="0" w:before="0" w:line="240"/>
+            </w:pPr>
+            <w:r>
+              <w:rPr>
+                <w:rFonts w:ascii="Consolas" w:cs="Consolas" w:eastAsia="Consolas" w:hAnsi="Consolas"/>
+                <w:color w:val="111111"/>
+                <w:sz w:val="18"/>
+                <w:szCs w:val="18"/>
+              </w:rPr>
+              <w:t xml:space="preserve">VALUES (%s, '[MRO.&lt;uuid&gt;]', 'mro', %s)</w:t>
+            </w:r>
+          </w:p>
+          <w:p>
+            <w:pPr>
+              <w:shd w:fill="F2F2F2" w:val="clear"/>
+              <w:spacing w:after="0" w:before="0" w:line="240"/>
+            </w:pPr>
+            <w:r>
+              <w:rPr>
+                <w:rFonts w:ascii="Consolas" w:cs="Consolas" w:eastAsia="Consolas" w:hAnsi="Consolas"/>
+                <w:color w:val="111111"/>
+                <w:sz w:val="18"/>
+                <w:szCs w:val="18"/>
+              </w:rPr>
+              <w:t xml:space="preserve">ON CONFLICT DO NOTHING RETURNING hsl_id;</w:t>
+            </w:r>
+          </w:p>
+          <w:p>
+            <w:pPr>
+              <w:shd w:fill="F2F2F2" w:val="clear"/>
+              <w:spacing w:after="0" w:before="0" w:line="240"/>
+            </w:pPr>
+            <w:r>
+              <w:rPr>
+                <w:rFonts w:ascii="Consolas" w:cs="Consolas" w:eastAsia="Consolas" w:hAnsi="Consolas"/>
+                <w:color w:val="111111"/>
+                <w:sz w:val="18"/>
+                <w:szCs w:val="18"/>
+              </w:rPr>
+              <w:t xml:space="preserve"> </w:t>
+            </w:r>
+          </w:p>
+          <w:p>
+            <w:pPr>
+              <w:shd w:fill="F2F2F2" w:val="clear"/>
+              <w:spacing w:after="0" w:before="0" w:line="240"/>
+            </w:pPr>
+            <w:r>
+              <w:rPr>
+                <w:rFonts w:ascii="Consolas" w:cs="Consolas" w:eastAsia="Consolas" w:hAnsi="Consolas"/>
+                <w:color w:val="111111"/>
+                <w:sz w:val="18"/>
+                <w:szCs w:val="18"/>
+              </w:rPr>
+              <w:t xml:space="preserve">-- Best-effort dual-write into legacy hsl_element_N column for</w:t>
+            </w:r>
+          </w:p>
+          <w:p>
+            <w:pPr>
+              <w:shd w:fill="F2F2F2" w:val="clear"/>
+              <w:spacing w:after="0" w:before="0" w:line="240"/>
+            </w:pPr>
+            <w:r>
+              <w:rPr>
+                <w:rFonts w:ascii="Consolas" w:cs="Consolas" w:eastAsia="Consolas" w:hAnsi="Consolas"/>
+                <w:color w:val="111111"/>
+                <w:sz w:val="18"/>
+                <w:szCs w:val="18"/>
+              </w:rPr>
+              <w:t xml:space="preserve">-- elements_text-text continuity. Cap of 100; overflow members live</w:t>
+            </w:r>
+          </w:p>
+          <w:p>
+            <w:pPr>
+              <w:shd w:fill="F2F2F2" w:val="clear"/>
+              <w:spacing w:after="0" w:before="0" w:line="240"/>
+            </w:pPr>
+            <w:r>
+              <w:rPr>
+                <w:rFonts w:ascii="Consolas" w:cs="Consolas" w:eastAsia="Consolas" w:hAnsi="Consolas"/>
+                <w:color w:val="111111"/>
+                <w:sz w:val="18"/>
+                <w:szCs w:val="18"/>
+              </w:rPr>
+              <w:t xml:space="preserve">-- only in the side table.</w:t>
+            </w:r>
+          </w:p>
+          <w:p>
+            <w:pPr>
+              <w:shd w:fill="F2F2F2" w:val="clear"/>
+              <w:spacing w:after="0" w:before="0" w:line="240"/>
+            </w:pPr>
+            <w:r>
+              <w:rPr>
+                <w:rFonts w:ascii="Consolas" w:cs="Consolas" w:eastAsia="Consolas" w:hAnsi="Consolas"/>
+                <w:color w:val="111111"/>
+                <w:sz w:val="18"/>
+                <w:szCs w:val="18"/>
+              </w:rPr>
+              <w:t xml:space="preserve">UPDATE hsl_data SET hsl_element_&lt;idx&gt; = %s, updated_at = now()</w:t>
+            </w:r>
+          </w:p>
+          <w:p>
+            <w:pPr>
+              <w:shd w:fill="F2F2F2" w:val="clear"/>
+              <w:spacing w:after="0" w:before="0" w:line="240"/>
+            </w:pPr>
+            <w:r>
+              <w:rPr>
+                <w:rFonts w:ascii="Consolas" w:cs="Consolas" w:eastAsia="Consolas" w:hAnsi="Consolas"/>
+                <w:color w:val="111111"/>
+                <w:sz w:val="18"/>
+                <w:szCs w:val="18"/>
+              </w:rPr>
+              <w:t xml:space="preserve"> WHERE hsl_id = %s;</w:t>
+            </w:r>
+          </w:p>
+        </w:tc>
+      </w:tr>
+    </w:tbl>
     <w:p>
       <w:pPr>
         <w:pStyle w:val="Heading1"/>
-        <w:spacing w:after="140" w:before="280"/>
-      </w:pPr>
+        <w:pBdr>
+          <w:bottom w:val="single" w:color="1F3864" w:sz="8" w:space="4"/>
+        </w:pBdr>
+        <w:spacing w:after="160" w:before="360" w:line="320"/>
+      </w:pPr>
+      <w:r>
+        <w:rPr>
+          <w:rFonts w:ascii="Calibri" w:cs="Calibri" w:eastAsia="Calibri" w:hAnsi="Calibri"/>
+          <w:b/>
+          <w:bCs/>
+          <w:color w:val="C09853"/>
+          <w:sz w:val="32"/>
+          <w:szCs w:val="32"/>
+        </w:rPr>
+        <w:t xml:space="preserve">§5.  </w:t>
+      </w:r>
       <w:r>
         <w:rPr>
           <w:rFonts w:ascii="Calibri" w:cs="Calibri" w:eastAsia="Calibri" w:hAnsi="Calibri"/>
@@ -848,13 +2135,13 @@
           <w:sz w:val="32"/>
           <w:szCs w:val="32"/>
         </w:rPr>
-        <w:t xml:space="preserve">5. Retrieval Path</w:t>
+        <w:t xml:space="preserve">Retrieval Path</w:t>
       </w:r>
     </w:p>
     <w:p>
       <w:pPr>
         <w:pStyle w:val="Heading2"/>
-        <w:spacing w:after="100" w:before="220"/>
+        <w:spacing w:after="100" w:before="240" w:line="300"/>
       </w:pPr>
       <w:r>
         <w:rPr>
@@ -865,12 +2152,12 @@
           <w:sz w:val="26"/>
           <w:szCs w:val="26"/>
         </w:rPr>
-        <w:t xml:space="preserve">5.1 The MRO probe</w:t>
-      </w:r>
-    </w:p>
-    <w:p>
-      <w:pPr>
-        <w:spacing w:after="60" w:before="60"/>
+        <w:t xml:space="preserve">5.1  The MRO probe</w:t>
+      </w:r>
+    </w:p>
+    <w:p>
+      <w:pPr>
+        <w:spacing w:after="60" w:before="60" w:line="280"/>
         <w:jc w:val="left"/>
       </w:pPr>
       <w:r>
@@ -880,9 +2167,9 @@
           <w:bCs w:val="false"/>
           <w:i w:val="false"/>
           <w:iCs w:val="false"/>
-          <w:color w:val="000000"/>
-          <w:sz w:val="20"/>
-          <w:szCs w:val="20"/>
+          <w:color w:val="1A1A1A"/>
+          <w:sz w:val="21"/>
+          <w:szCs w:val="21"/>
         </w:rPr>
         <w:t xml:space="preserve">Every Recall query starts with mroSearch(query, k=5). The endpoint returns top-K matches ranked by cue overlap × freshness × trust_score, plus a result_summary.</w:t>
       </w:r>
@@ -890,7 +2177,7 @@
     <w:p>
       <w:pPr>
         <w:pStyle w:val="Heading2"/>
-        <w:spacing w:after="100" w:before="220"/>
+        <w:spacing w:after="100" w:before="240" w:line="300"/>
       </w:pPr>
       <w:r>
         <w:rPr>
@@ -901,7 +2188,7 @@
           <w:sz w:val="26"/>
           <w:szCs w:val="26"/>
         </w:rPr>
-        <w:t xml:space="preserve">5.2 Three threshold tiers</w:t>
+        <w:t xml:space="preserve">5.2  Three threshold tiers</w:t>
       </w:r>
     </w:p>
     <w:tbl>
@@ -922,6 +2209,9 @@
         <w:gridCol w:w="4560"/>
       </w:tblGrid>
       <w:tr>
+        <w:trPr>
+          <w:tblHeader/>
+        </w:trPr>
         <w:tc>
           <w:tcPr>
             <w:tcW w:type="dxa" w:w="1600"/>
@@ -933,21 +2223,24 @@
             </w:tcBorders>
             <w:shd w:fill="F2F2F2" w:val="clear"/>
             <w:tcMar>
-              <w:top w:type="dxa" w:w="60"/>
-              <w:left w:type="dxa" w:w="100"/>
-              <w:bottom w:type="dxa" w:w="60"/>
-              <w:right w:type="dxa" w:w="100"/>
-            </w:tcMar>
-          </w:tcPr>
-          <w:p>
+              <w:top w:type="dxa" w:w="80"/>
+              <w:left w:type="dxa" w:w="120"/>
+              <w:bottom w:type="dxa" w:w="80"/>
+              <w:right w:type="dxa" w:w="120"/>
+            </w:tcMar>
+          </w:tcPr>
+          <w:p>
+            <w:pPr>
+              <w:spacing w:after="0" w:before="0" w:line="260"/>
+            </w:pPr>
             <w:r>
               <w:rPr>
                 <w:rFonts w:ascii="Calibri" w:cs="Calibri" w:eastAsia="Calibri" w:hAnsi="Calibri"/>
                 <w:b/>
                 <w:bCs/>
-                <w:color w:val="000000"/>
-                <w:sz w:val="18"/>
-                <w:szCs w:val="18"/>
+                <w:color w:val="1A1A1A"/>
+                <w:sz w:val="19"/>
+                <w:szCs w:val="19"/>
               </w:rPr>
               <w:t xml:space="preserve">Threshold</w:t>
             </w:r>
@@ -964,21 +2257,24 @@
             </w:tcBorders>
             <w:shd w:fill="F2F2F2" w:val="clear"/>
             <w:tcMar>
-              <w:top w:type="dxa" w:w="60"/>
-              <w:left w:type="dxa" w:w="100"/>
-              <w:bottom w:type="dxa" w:w="60"/>
-              <w:right w:type="dxa" w:w="100"/>
-            </w:tcMar>
-          </w:tcPr>
-          <w:p>
+              <w:top w:type="dxa" w:w="80"/>
+              <w:left w:type="dxa" w:w="120"/>
+              <w:bottom w:type="dxa" w:w="80"/>
+              <w:right w:type="dxa" w:w="120"/>
+            </w:tcMar>
+          </w:tcPr>
+          <w:p>
+            <w:pPr>
+              <w:spacing w:after="0" w:before="0" w:line="260"/>
+            </w:pPr>
             <w:r>
               <w:rPr>
                 <w:rFonts w:ascii="Calibri" w:cs="Calibri" w:eastAsia="Calibri" w:hAnsi="Calibri"/>
                 <w:b/>
                 <w:bCs/>
-                <w:color w:val="000000"/>
-                <w:sz w:val="18"/>
-                <w:szCs w:val="18"/>
+                <w:color w:val="1A1A1A"/>
+                <w:sz w:val="19"/>
+                <w:szCs w:val="19"/>
               </w:rPr>
               <w:t xml:space="preserve">Constant</w:t>
             </w:r>
@@ -995,21 +2291,24 @@
             </w:tcBorders>
             <w:shd w:fill="F2F2F2" w:val="clear"/>
             <w:tcMar>
-              <w:top w:type="dxa" w:w="60"/>
-              <w:left w:type="dxa" w:w="100"/>
-              <w:bottom w:type="dxa" w:w="60"/>
-              <w:right w:type="dxa" w:w="100"/>
-            </w:tcMar>
-          </w:tcPr>
-          <w:p>
+              <w:top w:type="dxa" w:w="80"/>
+              <w:left w:type="dxa" w:w="120"/>
+              <w:bottom w:type="dxa" w:w="80"/>
+              <w:right w:type="dxa" w:w="120"/>
+            </w:tcMar>
+          </w:tcPr>
+          <w:p>
+            <w:pPr>
+              <w:spacing w:after="0" w:before="0" w:line="260"/>
+            </w:pPr>
             <w:r>
               <w:rPr>
                 <w:rFonts w:ascii="Calibri" w:cs="Calibri" w:eastAsia="Calibri" w:hAnsi="Calibri"/>
                 <w:b/>
                 <w:bCs/>
-                <w:color w:val="000000"/>
-                <w:sz w:val="18"/>
-                <w:szCs w:val="18"/>
+                <w:color w:val="1A1A1A"/>
+                <w:sz w:val="19"/>
+                <w:szCs w:val="19"/>
               </w:rPr>
               <w:t xml:space="preserve">Behavior</w:t>
             </w:r>
@@ -1027,21 +2326,24 @@
               <w:right w:val="single" w:color="BFBFBF" w:sz="4"/>
             </w:tcBorders>
             <w:tcMar>
-              <w:top w:type="dxa" w:w="60"/>
-              <w:left w:type="dxa" w:w="100"/>
-              <w:bottom w:type="dxa" w:w="60"/>
-              <w:right w:type="dxa" w:w="100"/>
-            </w:tcMar>
-          </w:tcPr>
-          <w:p>
-            <w:r>
-              <w:rPr>
-                <w:rFonts w:ascii="Consolas" w:cs="Consolas" w:eastAsia="Consolas" w:hAnsi="Consolas"/>
-                <w:b w:val="false"/>
-                <w:bCs w:val="false"/>
-                <w:color w:val="000000"/>
-                <w:sz w:val="18"/>
-                <w:szCs w:val="18"/>
+              <w:top w:type="dxa" w:w="80"/>
+              <w:left w:type="dxa" w:w="120"/>
+              <w:bottom w:type="dxa" w:w="80"/>
+              <w:right w:type="dxa" w:w="120"/>
+            </w:tcMar>
+          </w:tcPr>
+          <w:p>
+            <w:pPr>
+              <w:spacing w:after="0" w:before="0" w:line="260"/>
+            </w:pPr>
+            <w:r>
+              <w:rPr>
+                <w:rFonts w:ascii="Calibri" w:cs="Calibri" w:eastAsia="Calibri" w:hAnsi="Calibri"/>
+                <w:b w:val="false"/>
+                <w:bCs w:val="false"/>
+                <w:color w:val="1A1A1A"/>
+                <w:sz w:val="19"/>
+                <w:szCs w:val="19"/>
               </w:rPr>
               <w:t xml:space="preserve">≥ 0.85</w:t>
             </w:r>
@@ -1057,21 +2359,24 @@
               <w:right w:val="single" w:color="BFBFBF" w:sz="4"/>
             </w:tcBorders>
             <w:tcMar>
-              <w:top w:type="dxa" w:w="60"/>
-              <w:left w:type="dxa" w:w="100"/>
-              <w:bottom w:type="dxa" w:w="60"/>
-              <w:right w:type="dxa" w:w="100"/>
-            </w:tcMar>
-          </w:tcPr>
-          <w:p>
-            <w:r>
-              <w:rPr>
-                <w:rFonts w:ascii="Calibri" w:cs="Calibri" w:eastAsia="Calibri" w:hAnsi="Calibri"/>
-                <w:b w:val="false"/>
-                <w:bCs w:val="false"/>
-                <w:color w:val="000000"/>
-                <w:sz w:val="18"/>
-                <w:szCs w:val="18"/>
+              <w:top w:type="dxa" w:w="80"/>
+              <w:left w:type="dxa" w:w="120"/>
+              <w:bottom w:type="dxa" w:w="80"/>
+              <w:right w:type="dxa" w:w="120"/>
+            </w:tcMar>
+          </w:tcPr>
+          <w:p>
+            <w:pPr>
+              <w:spacing w:after="0" w:before="0" w:line="260"/>
+            </w:pPr>
+            <w:r>
+              <w:rPr>
+                <w:rFonts w:ascii="Calibri" w:cs="Calibri" w:eastAsia="Calibri" w:hAnsi="Calibri"/>
+                <w:b w:val="false"/>
+                <w:bCs w:val="false"/>
+                <w:color w:val="1A1A1A"/>
+                <w:sz w:val="19"/>
+                <w:szCs w:val="19"/>
               </w:rPr>
               <w:t xml:space="preserve">MRO_SHORT_CIRCUIT_THRESHOLD</w:t>
             </w:r>
@@ -1087,21 +2392,24 @@
               <w:right w:val="single" w:color="BFBFBF" w:sz="4"/>
             </w:tcBorders>
             <w:tcMar>
-              <w:top w:type="dxa" w:w="60"/>
-              <w:left w:type="dxa" w:w="100"/>
-              <w:bottom w:type="dxa" w:w="60"/>
-              <w:right w:type="dxa" w:w="100"/>
-            </w:tcMar>
-          </w:tcPr>
-          <w:p>
-            <w:r>
-              <w:rPr>
-                <w:rFonts w:ascii="Calibri" w:cs="Calibri" w:eastAsia="Calibri" w:hAnsi="Calibri"/>
-                <w:b w:val="false"/>
-                <w:bCs w:val="false"/>
-                <w:color w:val="000000"/>
-                <w:sz w:val="18"/>
-                <w:szCs w:val="18"/>
+              <w:top w:type="dxa" w:w="80"/>
+              <w:left w:type="dxa" w:w="120"/>
+              <w:bottom w:type="dxa" w:w="80"/>
+              <w:right w:type="dxa" w:w="120"/>
+            </w:tcMar>
+          </w:tcPr>
+          <w:p>
+            <w:pPr>
+              <w:spacing w:after="0" w:before="0" w:line="260"/>
+            </w:pPr>
+            <w:r>
+              <w:rPr>
+                <w:rFonts w:ascii="Calibri" w:cs="Calibri" w:eastAsia="Calibri" w:hAnsi="Calibri"/>
+                <w:b w:val="false"/>
+                <w:bCs w:val="false"/>
+                <w:color w:val="1A1A1A"/>
+                <w:sz w:val="19"/>
+                <w:szCs w:val="19"/>
               </w:rPr>
               <w:t xml:space="preserve">Pipeline returns the prior MRO's result_text directly. No LLM call. Bumps trust_score on the matched MRO. Drops to LLM only if the prior's result_text is empty (defensive guard).</w:t>
             </w:r>
@@ -1118,22 +2426,26 @@
               <w:bottom w:val="single" w:color="BFBFBF" w:sz="4"/>
               <w:right w:val="single" w:color="BFBFBF" w:sz="4"/>
             </w:tcBorders>
-            <w:tcMar>
-              <w:top w:type="dxa" w:w="60"/>
-              <w:left w:type="dxa" w:w="100"/>
-              <w:bottom w:type="dxa" w:w="60"/>
-              <w:right w:type="dxa" w:w="100"/>
-            </w:tcMar>
-          </w:tcPr>
-          <w:p>
-            <w:r>
-              <w:rPr>
-                <w:rFonts w:ascii="Consolas" w:cs="Consolas" w:eastAsia="Consolas" w:hAnsi="Consolas"/>
-                <w:b w:val="false"/>
-                <w:bCs w:val="false"/>
-                <w:color w:val="000000"/>
-                <w:sz w:val="18"/>
-                <w:szCs w:val="18"/>
+            <w:shd w:fill="F2F2F2" w:val="clear"/>
+            <w:tcMar>
+              <w:top w:type="dxa" w:w="80"/>
+              <w:left w:type="dxa" w:w="120"/>
+              <w:bottom w:type="dxa" w:w="80"/>
+              <w:right w:type="dxa" w:w="120"/>
+            </w:tcMar>
+          </w:tcPr>
+          <w:p>
+            <w:pPr>
+              <w:spacing w:after="0" w:before="0" w:line="260"/>
+            </w:pPr>
+            <w:r>
+              <w:rPr>
+                <w:rFonts w:ascii="Calibri" w:cs="Calibri" w:eastAsia="Calibri" w:hAnsi="Calibri"/>
+                <w:b w:val="false"/>
+                <w:bCs w:val="false"/>
+                <w:color w:val="1A1A1A"/>
+                <w:sz w:val="19"/>
+                <w:szCs w:val="19"/>
               </w:rPr>
               <w:t xml:space="preserve">≥ 0.50</w:t>
             </w:r>
@@ -1148,22 +2460,26 @@
               <w:bottom w:val="single" w:color="BFBFBF" w:sz="4"/>
               <w:right w:val="single" w:color="BFBFBF" w:sz="4"/>
             </w:tcBorders>
-            <w:tcMar>
-              <w:top w:type="dxa" w:w="60"/>
-              <w:left w:type="dxa" w:w="100"/>
-              <w:bottom w:type="dxa" w:w="60"/>
-              <w:right w:type="dxa" w:w="100"/>
-            </w:tcMar>
-          </w:tcPr>
-          <w:p>
-            <w:r>
-              <w:rPr>
-                <w:rFonts w:ascii="Calibri" w:cs="Calibri" w:eastAsia="Calibri" w:hAnsi="Calibri"/>
-                <w:b w:val="false"/>
-                <w:bCs w:val="false"/>
-                <w:color w:val="000000"/>
-                <w:sz w:val="18"/>
-                <w:szCs w:val="18"/>
+            <w:shd w:fill="F2F2F2" w:val="clear"/>
+            <w:tcMar>
+              <w:top w:type="dxa" w:w="80"/>
+              <w:left w:type="dxa" w:w="120"/>
+              <w:bottom w:type="dxa" w:w="80"/>
+              <w:right w:type="dxa" w:w="120"/>
+            </w:tcMar>
+          </w:tcPr>
+          <w:p>
+            <w:pPr>
+              <w:spacing w:after="0" w:before="0" w:line="260"/>
+            </w:pPr>
+            <w:r>
+              <w:rPr>
+                <w:rFonts w:ascii="Calibri" w:cs="Calibri" w:eastAsia="Calibri" w:hAnsi="Calibri"/>
+                <w:b w:val="false"/>
+                <w:bCs w:val="false"/>
+                <w:color w:val="1A1A1A"/>
+                <w:sz w:val="19"/>
+                <w:szCs w:val="19"/>
               </w:rPr>
               <w:t xml:space="preserve">MRO_BUNDLE_AUGMENT_THRESHOLD</w:t>
             </w:r>
@@ -1178,24 +2494,28 @@
               <w:bottom w:val="single" w:color="BFBFBF" w:sz="4"/>
               <w:right w:val="single" w:color="BFBFBF" w:sz="4"/>
             </w:tcBorders>
-            <w:tcMar>
-              <w:top w:type="dxa" w:w="60"/>
-              <w:left w:type="dxa" w:w="100"/>
-              <w:bottom w:type="dxa" w:w="60"/>
-              <w:right w:type="dxa" w:w="100"/>
-            </w:tcMar>
-          </w:tcPr>
-          <w:p>
-            <w:r>
-              <w:rPr>
-                <w:rFonts w:ascii="Calibri" w:cs="Calibri" w:eastAsia="Calibri" w:hAnsi="Calibri"/>
-                <w:b w:val="false"/>
-                <w:bCs w:val="false"/>
-                <w:color w:val="000000"/>
-                <w:sz w:val="18"/>
-                <w:szCs w:val="18"/>
-              </w:rPr>
-              <w:t xml:space="preserve">MRO is hydrated and injected into the substrate envelope as a prior. The system prompt teaches the LLM to treat priors as framing only, never as ground truth — claims are still grounded in the AIOs.</w:t>
+            <w:shd w:fill="F2F2F2" w:val="clear"/>
+            <w:tcMar>
+              <w:top w:type="dxa" w:w="80"/>
+              <w:left w:type="dxa" w:w="120"/>
+              <w:bottom w:type="dxa" w:w="80"/>
+              <w:right w:type="dxa" w:w="120"/>
+            </w:tcMar>
+          </w:tcPr>
+          <w:p>
+            <w:pPr>
+              <w:spacing w:after="0" w:before="0" w:line="260"/>
+            </w:pPr>
+            <w:r>
+              <w:rPr>
+                <w:rFonts w:ascii="Calibri" w:cs="Calibri" w:eastAsia="Calibri" w:hAnsi="Calibri"/>
+                <w:b w:val="false"/>
+                <w:bCs w:val="false"/>
+                <w:color w:val="1A1A1A"/>
+                <w:sz w:val="19"/>
+                <w:szCs w:val="19"/>
+              </w:rPr>
+              <w:t xml:space="preserve">MRO is hydrated and injected into the substrate envelope as a prior. The system prompt teaches the LLM to treat priors as framing only, never as ground truth.</w:t>
             </w:r>
           </w:p>
         </w:tc>
@@ -1211,21 +2531,24 @@
               <w:right w:val="single" w:color="BFBFBF" w:sz="4"/>
             </w:tcBorders>
             <w:tcMar>
-              <w:top w:type="dxa" w:w="60"/>
-              <w:left w:type="dxa" w:w="100"/>
-              <w:bottom w:type="dxa" w:w="60"/>
-              <w:right w:type="dxa" w:w="100"/>
-            </w:tcMar>
-          </w:tcPr>
-          <w:p>
-            <w:r>
-              <w:rPr>
-                <w:rFonts w:ascii="Consolas" w:cs="Consolas" w:eastAsia="Consolas" w:hAnsi="Consolas"/>
-                <w:b w:val="false"/>
-                <w:bCs w:val="false"/>
-                <w:color w:val="000000"/>
-                <w:sz w:val="18"/>
-                <w:szCs w:val="18"/>
+              <w:top w:type="dxa" w:w="80"/>
+              <w:left w:type="dxa" w:w="120"/>
+              <w:bottom w:type="dxa" w:w="80"/>
+              <w:right w:type="dxa" w:w="120"/>
+            </w:tcMar>
+          </w:tcPr>
+          <w:p>
+            <w:pPr>
+              <w:spacing w:after="0" w:before="0" w:line="260"/>
+            </w:pPr>
+            <w:r>
+              <w:rPr>
+                <w:rFonts w:ascii="Calibri" w:cs="Calibri" w:eastAsia="Calibri" w:hAnsi="Calibri"/>
+                <w:b w:val="false"/>
+                <w:bCs w:val="false"/>
+                <w:color w:val="1A1A1A"/>
+                <w:sz w:val="19"/>
+                <w:szCs w:val="19"/>
               </w:rPr>
               <w:t xml:space="preserve">≥ 0.30</w:t>
             </w:r>
@@ -1241,21 +2564,24 @@
               <w:right w:val="single" w:color="BFBFBF" w:sz="4"/>
             </w:tcBorders>
             <w:tcMar>
-              <w:top w:type="dxa" w:w="60"/>
-              <w:left w:type="dxa" w:w="100"/>
-              <w:bottom w:type="dxa" w:w="60"/>
-              <w:right w:type="dxa" w:w="100"/>
-            </w:tcMar>
-          </w:tcPr>
-          <w:p>
-            <w:r>
-              <w:rPr>
-                <w:rFonts w:ascii="Calibri" w:cs="Calibri" w:eastAsia="Calibri" w:hAnsi="Calibri"/>
-                <w:b w:val="false"/>
-                <w:bCs w:val="false"/>
-                <w:color w:val="000000"/>
-                <w:sz w:val="18"/>
-                <w:szCs w:val="18"/>
+              <w:top w:type="dxa" w:w="80"/>
+              <w:left w:type="dxa" w:w="120"/>
+              <w:bottom w:type="dxa" w:w="80"/>
+              <w:right w:type="dxa" w:w="120"/>
+            </w:tcMar>
+          </w:tcPr>
+          <w:p>
+            <w:pPr>
+              <w:spacing w:after="0" w:before="0" w:line="260"/>
+            </w:pPr>
+            <w:r>
+              <w:rPr>
+                <w:rFonts w:ascii="Calibri" w:cs="Calibri" w:eastAsia="Calibri" w:hAnsi="Calibri"/>
+                <w:b w:val="false"/>
+                <w:bCs w:val="false"/>
+                <w:color w:val="1A1A1A"/>
+                <w:sz w:val="19"/>
+                <w:szCs w:val="19"/>
               </w:rPr>
               <w:t xml:space="preserve">MRO_CUE_SEED_THRESHOLD</w:t>
             </w:r>
@@ -1271,21 +2597,24 @@
               <w:right w:val="single" w:color="BFBFBF" w:sz="4"/>
             </w:tcBorders>
             <w:tcMar>
-              <w:top w:type="dxa" w:w="60"/>
-              <w:left w:type="dxa" w:w="100"/>
-              <w:bottom w:type="dxa" w:w="60"/>
-              <w:right w:type="dxa" w:w="100"/>
-            </w:tcMar>
-          </w:tcPr>
-          <w:p>
-            <w:r>
-              <w:rPr>
-                <w:rFonts w:ascii="Calibri" w:cs="Calibri" w:eastAsia="Calibri" w:hAnsi="Calibri"/>
-                <w:b w:val="false"/>
-                <w:bCs w:val="false"/>
-                <w:color w:val="000000"/>
-                <w:sz w:val="18"/>
-                <w:szCs w:val="18"/>
+              <w:top w:type="dxa" w:w="80"/>
+              <w:left w:type="dxa" w:w="120"/>
+              <w:bottom w:type="dxa" w:w="80"/>
+              <w:right w:type="dxa" w:w="120"/>
+            </w:tcMar>
+          </w:tcPr>
+          <w:p>
+            <w:pPr>
+              <w:spacing w:after="0" w:before="0" w:line="260"/>
+            </w:pPr>
+            <w:r>
+              <w:rPr>
+                <w:rFonts w:ascii="Calibri" w:cs="Calibri" w:eastAsia="Calibri" w:hAnsi="Calibri"/>
+                <w:b w:val="false"/>
+                <w:bCs w:val="false"/>
+                <w:color w:val="1A1A1A"/>
+                <w:sz w:val="19"/>
+                <w:szCs w:val="19"/>
               </w:rPr>
               <w:t xml:space="preserve">Prior's cue_set is unioned into the fresh query's cue extraction (top-K=3). Cheap, broad — gives near-misses a chance to anchor on the same HSLs as a successful prior.</w:t>
             </w:r>
@@ -1296,8 +2625,22 @@
     <w:p>
       <w:pPr>
         <w:pStyle w:val="Heading1"/>
-        <w:spacing w:after="140" w:before="280"/>
-      </w:pPr>
+        <w:pBdr>
+          <w:bottom w:val="single" w:color="1F3864" w:sz="8" w:space="4"/>
+        </w:pBdr>
+        <w:spacing w:after="160" w:before="360" w:line="320"/>
+      </w:pPr>
+      <w:r>
+        <w:rPr>
+          <w:rFonts w:ascii="Calibri" w:cs="Calibri" w:eastAsia="Calibri" w:hAnsi="Calibri"/>
+          <w:b/>
+          <w:bCs/>
+          <w:color w:val="C09853"/>
+          <w:sz w:val="32"/>
+          <w:szCs w:val="32"/>
+        </w:rPr>
+        <w:t xml:space="preserve">§6.  </w:t>
+      </w:r>
       <w:r>
         <w:rPr>
           <w:rFonts w:ascii="Calibri" w:cs="Calibri" w:eastAsia="Calibri" w:hAnsi="Calibri"/>
@@ -1307,12 +2650,12 @@
           <w:sz w:val="32"/>
           <w:szCs w:val="32"/>
         </w:rPr>
-        <w:t xml:space="preserve">6. Trust-Score Reinforcement</w:t>
-      </w:r>
-    </w:p>
-    <w:p>
-      <w:pPr>
-        <w:spacing w:after="60" w:before="60"/>
+        <w:t xml:space="preserve">Trust-Score Reinforcement</w:t>
+      </w:r>
+    </w:p>
+    <w:p>
+      <w:pPr>
+        <w:spacing w:after="60" w:before="60" w:line="280"/>
         <w:jc w:val="left"/>
       </w:pPr>
       <w:r>
@@ -1322,18 +2665,98 @@
           <w:bCs w:val="false"/>
           <w:i w:val="false"/>
           <w:iCs w:val="false"/>
-          <w:color w:val="000000"/>
-          <w:sz w:val="20"/>
-          <w:szCs w:val="20"/>
-        </w:rPr>
-        <w:t xml:space="preserve">trust_score on every reused MRO is incremented by 1.0 when (a) it short-circuits a query, or (b) one of its seed_hsls is back-linked from a fresh MRO. The score is a non-decreasing integer per MRO that surfaces the empirically most-useful episodes. There is no decay term — outdated MROs are deleted, not down-ranked.</w:t>
-      </w:r>
-    </w:p>
+          <w:color w:val="1A1A1A"/>
+          <w:sz w:val="21"/>
+          <w:szCs w:val="21"/>
+        </w:rPr>
+        <w:t xml:space="preserve">trust_score on every reused MRO is incremented by 1.0 when (a) it short-circuits a query, or (b) one of its seed_hsls is back-linked from a fresh MRO. The score is a non-decreasing integer per MRO that surfaces the empirically most-useful episodes.</w:t>
+      </w:r>
+    </w:p>
+    <w:tbl>
+      <w:tblPr>
+        <w:tblW w:type="dxa" w:w="9360"/>
+        <w:tblBorders>
+          <w:top w:val="single" w:color="auto" w:sz="4"/>
+          <w:left w:val="single" w:color="auto" w:sz="4"/>
+          <w:bottom w:val="single" w:color="auto" w:sz="4"/>
+          <w:right w:val="single" w:color="auto" w:sz="4"/>
+          <w:insideH w:val="single" w:color="auto" w:sz="4"/>
+          <w:insideV w:val="single" w:color="auto" w:sz="4"/>
+        </w:tblBorders>
+      </w:tblPr>
+      <w:tblGrid>
+        <w:gridCol w:w="9360"/>
+      </w:tblGrid>
+      <w:tr>
+        <w:tc>
+          <w:tcPr>
+            <w:tcW w:type="dxa" w:w="9360"/>
+            <w:tcBorders>
+              <w:top w:val="single" w:color="C09853" w:sz="12"/>
+              <w:left w:val="single" w:color="C09853" w:sz="12"/>
+              <w:bottom w:val="single" w:color="C09853" w:sz="4"/>
+              <w:right w:val="single" w:color="C09853" w:sz="4"/>
+            </w:tcBorders>
+            <w:shd w:fill="FFF8E7" w:val="clear"/>
+            <w:tcMar>
+              <w:top w:type="dxa" w:w="140"/>
+              <w:left w:type="dxa" w:w="200"/>
+              <w:bottom w:type="dxa" w:w="140"/>
+              <w:right w:type="dxa" w:w="200"/>
+            </w:tcMar>
+          </w:tcPr>
+          <w:p>
+            <w:pPr>
+              <w:spacing w:after="80" w:before="0"/>
+            </w:pPr>
+            <w:r>
+              <w:rPr>
+                <w:rFonts w:ascii="Calibri" w:cs="Calibri" w:eastAsia="Calibri" w:hAnsi="Calibri"/>
+                <w:b/>
+                <w:bCs/>
+                <w:color w:val="C09853"/>
+                <w:sz w:val="20"/>
+                <w:szCs w:val="20"/>
+              </w:rPr>
+              <w:t xml:space="preserve">Design choice — no decay term</w:t>
+            </w:r>
+          </w:p>
+          <w:p>
+            <w:pPr>
+              <w:spacing w:after="0" w:before="0" w:line="280"/>
+            </w:pPr>
+            <w:r>
+              <w:rPr>
+                <w:rFonts w:ascii="Calibri" w:cs="Calibri" w:eastAsia="Calibri" w:hAnsi="Calibri"/>
+                <w:color w:val="1A1A1A"/>
+                <w:sz w:val="21"/>
+                <w:szCs w:val="21"/>
+              </w:rPr>
+              <w:t xml:space="preserve">trust_score is monotonically non-decreasing. Outdated MROs are deleted (manually or via the Fix Broken MROs button), not down-ranked. A future TTL implementation would handle this automatically; today it is operator-managed.</w:t>
+            </w:r>
+          </w:p>
+        </w:tc>
+      </w:tr>
+    </w:tbl>
     <w:p>
       <w:pPr>
         <w:pStyle w:val="Heading1"/>
-        <w:spacing w:after="140" w:before="280"/>
-      </w:pPr>
+        <w:pBdr>
+          <w:bottom w:val="single" w:color="1F3864" w:sz="8" w:space="4"/>
+        </w:pBdr>
+        <w:spacing w:after="160" w:before="360" w:line="320"/>
+      </w:pPr>
+      <w:r>
+        <w:rPr>
+          <w:rFonts w:ascii="Calibri" w:cs="Calibri" w:eastAsia="Calibri" w:hAnsi="Calibri"/>
+          <w:b/>
+          <w:bCs/>
+          <w:color w:val="C09853"/>
+          <w:sz w:val="32"/>
+          <w:szCs w:val="32"/>
+        </w:rPr>
+        <w:t xml:space="preserve">§7.  </w:t>
+      </w:r>
       <w:r>
         <w:rPr>
           <w:rFonts w:ascii="Calibri" w:cs="Calibri" w:eastAsia="Calibri" w:hAnsi="Calibri"/>
@@ -1343,12 +2766,12 @@
           <w:sz w:val="32"/>
           <w:szCs w:val="32"/>
         </w:rPr>
-        <w:t xml:space="preserve">7. The Linkage Audit View</w:t>
-      </w:r>
-    </w:p>
-    <w:p>
-      <w:pPr>
-        <w:spacing w:after="60" w:before="60"/>
+        <w:t xml:space="preserve">The Linkage Audit View</w:t>
+      </w:r>
+    </w:p>
+    <w:p>
+      <w:pPr>
+        <w:spacing w:after="60" w:before="60" w:line="280"/>
         <w:jc w:val="left"/>
       </w:pPr>
       <w:r>
@@ -1358,11 +2781,30 @@
           <w:bCs w:val="false"/>
           <w:i w:val="false"/>
           <w:iCs w:val="false"/>
-          <w:color w:val="000000"/>
-          <w:sz w:val="20"/>
-          <w:szCs w:val="20"/>
+          <w:color w:val="1A1A1A"/>
+          <w:sz w:val="21"/>
+          <w:szCs w:val="21"/>
         </w:rPr>
         <w:t xml:space="preserve">System Management → MRO Data → Linkage button (Network icon) opens a dialog showing for any MRO:</w:t>
+      </w:r>
+    </w:p>
+    <w:p>
+      <w:pPr>
+        <w:spacing w:after="60" w:before="60" w:line="280"/>
+        <w:jc w:val="left"/>
+      </w:pPr>
+      <w:r>
+        <w:rPr>
+          <w:rFonts w:ascii="Calibri" w:cs="Calibri" w:eastAsia="Calibri" w:hAnsi="Calibri"/>
+          <w:b w:val="false"/>
+          <w:bCs w:val="false"/>
+          <w:i w:val="false"/>
+          <w:iCs w:val="false"/>
+          <w:color w:val="1A1A1A"/>
+          <w:sz w:val="21"/>
+          <w:szCs w:val="21"/>
+        </w:rPr>
+        <w:t xml:space="preserve"/>
       </w:r>
     </w:p>
     <w:tbl>
@@ -1382,6 +2824,9 @@
         <w:gridCol w:w="6960"/>
       </w:tblGrid>
       <w:tr>
+        <w:trPr>
+          <w:tblHeader/>
+        </w:trPr>
         <w:tc>
           <w:tcPr>
             <w:tcW w:type="dxa" w:w="2400"/>
@@ -1393,21 +2838,24 @@
             </w:tcBorders>
             <w:shd w:fill="F2F2F2" w:val="clear"/>
             <w:tcMar>
-              <w:top w:type="dxa" w:w="60"/>
-              <w:left w:type="dxa" w:w="100"/>
-              <w:bottom w:type="dxa" w:w="60"/>
-              <w:right w:type="dxa" w:w="100"/>
-            </w:tcMar>
-          </w:tcPr>
-          <w:p>
+              <w:top w:type="dxa" w:w="80"/>
+              <w:left w:type="dxa" w:w="120"/>
+              <w:bottom w:type="dxa" w:w="80"/>
+              <w:right w:type="dxa" w:w="120"/>
+            </w:tcMar>
+          </w:tcPr>
+          <w:p>
+            <w:pPr>
+              <w:spacing w:after="0" w:before="0" w:line="260"/>
+            </w:pPr>
             <w:r>
               <w:rPr>
                 <w:rFonts w:ascii="Calibri" w:cs="Calibri" w:eastAsia="Calibri" w:hAnsi="Calibri"/>
                 <w:b/>
                 <w:bCs/>
-                <w:color w:val="000000"/>
-                <w:sz w:val="18"/>
-                <w:szCs w:val="18"/>
+                <w:color w:val="1A1A1A"/>
+                <w:sz w:val="19"/>
+                <w:szCs w:val="19"/>
               </w:rPr>
               <w:t xml:space="preserve">Section</w:t>
             </w:r>
@@ -1424,21 +2872,24 @@
             </w:tcBorders>
             <w:shd w:fill="F2F2F2" w:val="clear"/>
             <w:tcMar>
-              <w:top w:type="dxa" w:w="60"/>
-              <w:left w:type="dxa" w:w="100"/>
-              <w:bottom w:type="dxa" w:w="60"/>
-              <w:right w:type="dxa" w:w="100"/>
-            </w:tcMar>
-          </w:tcPr>
-          <w:p>
+              <w:top w:type="dxa" w:w="80"/>
+              <w:left w:type="dxa" w:w="120"/>
+              <w:bottom w:type="dxa" w:w="80"/>
+              <w:right w:type="dxa" w:w="120"/>
+            </w:tcMar>
+          </w:tcPr>
+          <w:p>
+            <w:pPr>
+              <w:spacing w:after="0" w:before="0" w:line="260"/>
+            </w:pPr>
             <w:r>
               <w:rPr>
                 <w:rFonts w:ascii="Calibri" w:cs="Calibri" w:eastAsia="Calibri" w:hAnsi="Calibri"/>
                 <w:b/>
                 <w:bCs/>
-                <w:color w:val="000000"/>
-                <w:sz w:val="18"/>
-                <w:szCs w:val="18"/>
+                <w:color w:val="1A1A1A"/>
+                <w:sz w:val="19"/>
+                <w:szCs w:val="19"/>
               </w:rPr>
               <w:t xml:space="preserve">Contents</w:t>
             </w:r>
@@ -1456,21 +2907,24 @@
               <w:right w:val="single" w:color="BFBFBF" w:sz="4"/>
             </w:tcBorders>
             <w:tcMar>
-              <w:top w:type="dxa" w:w="60"/>
-              <w:left w:type="dxa" w:w="100"/>
-              <w:bottom w:type="dxa" w:w="60"/>
-              <w:right w:type="dxa" w:w="100"/>
-            </w:tcMar>
-          </w:tcPr>
-          <w:p>
+              <w:top w:type="dxa" w:w="80"/>
+              <w:left w:type="dxa" w:w="120"/>
+              <w:bottom w:type="dxa" w:w="80"/>
+              <w:right w:type="dxa" w:w="120"/>
+            </w:tcMar>
+          </w:tcPr>
+          <w:p>
+            <w:pPr>
+              <w:spacing w:after="0" w:before="0" w:line="260"/>
+            </w:pPr>
             <w:r>
               <w:rPr>
                 <w:rFonts w:ascii="Consolas" w:cs="Consolas" w:eastAsia="Consolas" w:hAnsi="Consolas"/>
                 <w:b w:val="false"/>
                 <w:bCs w:val="false"/>
-                <w:color w:val="000000"/>
-                <w:sz w:val="18"/>
-                <w:szCs w:val="18"/>
+                <w:color w:val="1A1A1A"/>
+                <w:sz w:val="19"/>
+                <w:szCs w:val="19"/>
               </w:rPr>
               <w:t xml:space="preserve">Seed HSLs count</w:t>
             </w:r>
@@ -1486,21 +2940,24 @@
               <w:right w:val="single" w:color="BFBFBF" w:sz="4"/>
             </w:tcBorders>
             <w:tcMar>
-              <w:top w:type="dxa" w:w="60"/>
-              <w:left w:type="dxa" w:w="100"/>
-              <w:bottom w:type="dxa" w:w="60"/>
-              <w:right w:type="dxa" w:w="100"/>
-            </w:tcMar>
-          </w:tcPr>
-          <w:p>
-            <w:r>
-              <w:rPr>
-                <w:rFonts w:ascii="Calibri" w:cs="Calibri" w:eastAsia="Calibri" w:hAnsi="Calibri"/>
-                <w:b w:val="false"/>
-                <w:bCs w:val="false"/>
-                <w:color w:val="000000"/>
-                <w:sz w:val="18"/>
-                <w:szCs w:val="18"/>
+              <w:top w:type="dxa" w:w="80"/>
+              <w:left w:type="dxa" w:w="120"/>
+              <w:bottom w:type="dxa" w:w="80"/>
+              <w:right w:type="dxa" w:w="120"/>
+            </w:tcMar>
+          </w:tcPr>
+          <w:p>
+            <w:pPr>
+              <w:spacing w:after="0" w:before="0" w:line="260"/>
+            </w:pPr>
+            <w:r>
+              <w:rPr>
+                <w:rFonts w:ascii="Calibri" w:cs="Calibri" w:eastAsia="Calibri" w:hAnsi="Calibri"/>
+                <w:b w:val="false"/>
+                <w:bCs w:val="false"/>
+                <w:color w:val="1A1A1A"/>
+                <w:sz w:val="19"/>
+                <w:szCs w:val="19"/>
               </w:rPr>
               <w:t xml:space="preserve">Number of HSL UUIDs in seed_hsls — what the MRO claims as origins</w:t>
             </w:r>
@@ -1517,22 +2974,26 @@
               <w:bottom w:val="single" w:color="BFBFBF" w:sz="4"/>
               <w:right w:val="single" w:color="BFBFBF" w:sz="4"/>
             </w:tcBorders>
-            <w:tcMar>
-              <w:top w:type="dxa" w:w="60"/>
-              <w:left w:type="dxa" w:w="100"/>
-              <w:bottom w:type="dxa" w:w="60"/>
-              <w:right w:type="dxa" w:w="100"/>
-            </w:tcMar>
-          </w:tcPr>
-          <w:p>
+            <w:shd w:fill="F2F2F2" w:val="clear"/>
+            <w:tcMar>
+              <w:top w:type="dxa" w:w="80"/>
+              <w:left w:type="dxa" w:w="120"/>
+              <w:bottom w:type="dxa" w:w="80"/>
+              <w:right w:type="dxa" w:w="120"/>
+            </w:tcMar>
+          </w:tcPr>
+          <w:p>
+            <w:pPr>
+              <w:spacing w:after="0" w:before="0" w:line="260"/>
+            </w:pPr>
             <w:r>
               <w:rPr>
                 <w:rFonts w:ascii="Consolas" w:cs="Consolas" w:eastAsia="Consolas" w:hAnsi="Consolas"/>
                 <w:b w:val="false"/>
                 <w:bCs w:val="false"/>
-                <w:color w:val="000000"/>
-                <w:sz w:val="18"/>
-                <w:szCs w:val="18"/>
+                <w:color w:val="1A1A1A"/>
+                <w:sz w:val="19"/>
+                <w:szCs w:val="19"/>
               </w:rPr>
               <w:t xml:space="preserve">Linked HSLs count</w:t>
             </w:r>
@@ -1547,22 +3008,26 @@
               <w:bottom w:val="single" w:color="BFBFBF" w:sz="4"/>
               <w:right w:val="single" w:color="BFBFBF" w:sz="4"/>
             </w:tcBorders>
-            <w:tcMar>
-              <w:top w:type="dxa" w:w="60"/>
-              <w:left w:type="dxa" w:w="100"/>
-              <w:bottom w:type="dxa" w:w="60"/>
-              <w:right w:type="dxa" w:w="100"/>
-            </w:tcMar>
-          </w:tcPr>
-          <w:p>
-            <w:r>
-              <w:rPr>
-                <w:rFonts w:ascii="Calibri" w:cs="Calibri" w:eastAsia="Calibri" w:hAnsi="Calibri"/>
-                <w:b w:val="false"/>
-                <w:bCs w:val="false"/>
-                <w:color w:val="000000"/>
-                <w:sz w:val="18"/>
-                <w:szCs w:val="18"/>
+            <w:shd w:fill="F2F2F2" w:val="clear"/>
+            <w:tcMar>
+              <w:top w:type="dxa" w:w="80"/>
+              <w:left w:type="dxa" w:w="120"/>
+              <w:bottom w:type="dxa" w:w="80"/>
+              <w:right w:type="dxa" w:w="120"/>
+            </w:tcMar>
+          </w:tcPr>
+          <w:p>
+            <w:pPr>
+              <w:spacing w:after="0" w:before="0" w:line="260"/>
+            </w:pPr>
+            <w:r>
+              <w:rPr>
+                <w:rFonts w:ascii="Calibri" w:cs="Calibri" w:eastAsia="Calibri" w:hAnsi="Calibri"/>
+                <w:b w:val="false"/>
+                <w:bCs w:val="false"/>
+                <w:color w:val="1A1A1A"/>
+                <w:sz w:val="19"/>
+                <w:szCs w:val="19"/>
               </w:rPr>
               <w:t xml:space="preserve">Number of HSLs that actually carry [MRO.&lt;uuid&gt;] in hsl_member</w:t>
             </w:r>
@@ -1580,21 +3045,24 @@
               <w:right w:val="single" w:color="BFBFBF" w:sz="4"/>
             </w:tcBorders>
             <w:tcMar>
-              <w:top w:type="dxa" w:w="60"/>
-              <w:left w:type="dxa" w:w="100"/>
-              <w:bottom w:type="dxa" w:w="60"/>
-              <w:right w:type="dxa" w:w="100"/>
-            </w:tcMar>
-          </w:tcPr>
-          <w:p>
+              <w:top w:type="dxa" w:w="80"/>
+              <w:left w:type="dxa" w:w="120"/>
+              <w:bottom w:type="dxa" w:w="80"/>
+              <w:right w:type="dxa" w:w="120"/>
+            </w:tcMar>
+          </w:tcPr>
+          <w:p>
+            <w:pPr>
+              <w:spacing w:after="0" w:before="0" w:line="260"/>
+            </w:pPr>
             <w:r>
               <w:rPr>
                 <w:rFonts w:ascii="Consolas" w:cs="Consolas" w:eastAsia="Consolas" w:hAnsi="Consolas"/>
                 <w:b w:val="false"/>
                 <w:bCs w:val="false"/>
-                <w:color w:val="000000"/>
-                <w:sz w:val="18"/>
-                <w:szCs w:val="18"/>
+                <w:color w:val="1A1A1A"/>
+                <w:sz w:val="19"/>
+                <w:szCs w:val="19"/>
               </w:rPr>
               <w:t xml:space="preserve">Symmetry indicator</w:t>
             </w:r>
@@ -1610,21 +3078,24 @@
               <w:right w:val="single" w:color="BFBFBF" w:sz="4"/>
             </w:tcBorders>
             <w:tcMar>
-              <w:top w:type="dxa" w:w="60"/>
-              <w:left w:type="dxa" w:w="100"/>
-              <w:bottom w:type="dxa" w:w="60"/>
-              <w:right w:type="dxa" w:w="100"/>
-            </w:tcMar>
-          </w:tcPr>
-          <w:p>
-            <w:r>
-              <w:rPr>
-                <w:rFonts w:ascii="Calibri" w:cs="Calibri" w:eastAsia="Calibri" w:hAnsi="Calibri"/>
-                <w:b w:val="false"/>
-                <w:bCs w:val="false"/>
-                <w:color w:val="000000"/>
-                <w:sz w:val="18"/>
-                <w:szCs w:val="18"/>
+              <w:top w:type="dxa" w:w="80"/>
+              <w:left w:type="dxa" w:w="120"/>
+              <w:bottom w:type="dxa" w:w="80"/>
+              <w:right w:type="dxa" w:w="120"/>
+            </w:tcMar>
+          </w:tcPr>
+          <w:p>
+            <w:pPr>
+              <w:spacing w:after="0" w:before="0" w:line="260"/>
+            </w:pPr>
+            <w:r>
+              <w:rPr>
+                <w:rFonts w:ascii="Calibri" w:cs="Calibri" w:eastAsia="Calibri" w:hAnsi="Calibri"/>
+                <w:b w:val="false"/>
+                <w:bCs w:val="false"/>
+                <w:color w:val="1A1A1A"/>
+                <w:sz w:val="19"/>
+                <w:szCs w:val="19"/>
               </w:rPr>
               <w:t xml:space="preserve">✓ Symmetric when both sets match exactly. Otherwise an asymmetry count and warnings</w:t>
             </w:r>
@@ -1641,22 +3112,26 @@
               <w:bottom w:val="single" w:color="BFBFBF" w:sz="4"/>
               <w:right w:val="single" w:color="BFBFBF" w:sz="4"/>
             </w:tcBorders>
-            <w:tcMar>
-              <w:top w:type="dxa" w:w="60"/>
-              <w:left w:type="dxa" w:w="100"/>
-              <w:bottom w:type="dxa" w:w="60"/>
-              <w:right w:type="dxa" w:w="100"/>
-            </w:tcMar>
-          </w:tcPr>
-          <w:p>
+            <w:shd w:fill="F2F2F2" w:val="clear"/>
+            <w:tcMar>
+              <w:top w:type="dxa" w:w="80"/>
+              <w:left w:type="dxa" w:w="120"/>
+              <w:bottom w:type="dxa" w:w="80"/>
+              <w:right w:type="dxa" w:w="120"/>
+            </w:tcMar>
+          </w:tcPr>
+          <w:p>
+            <w:pPr>
+              <w:spacing w:after="0" w:before="0" w:line="260"/>
+            </w:pPr>
             <w:r>
               <w:rPr>
                 <w:rFonts w:ascii="Consolas" w:cs="Consolas" w:eastAsia="Consolas" w:hAnsi="Consolas"/>
                 <w:b w:val="false"/>
                 <w:bCs w:val="false"/>
-                <w:color w:val="000000"/>
-                <w:sz w:val="18"/>
-                <w:szCs w:val="18"/>
+                <w:color w:val="1A1A1A"/>
+                <w:sz w:val="19"/>
+                <w:szCs w:val="19"/>
               </w:rPr>
               <w:t xml:space="preserve">seed_minus_linked</w:t>
             </w:r>
@@ -1671,24 +3146,28 @@
               <w:bottom w:val="single" w:color="BFBFBF" w:sz="4"/>
               <w:right w:val="single" w:color="BFBFBF" w:sz="4"/>
             </w:tcBorders>
-            <w:tcMar>
-              <w:top w:type="dxa" w:w="60"/>
-              <w:left w:type="dxa" w:w="100"/>
-              <w:bottom w:type="dxa" w:w="60"/>
-              <w:right w:type="dxa" w:w="100"/>
-            </w:tcMar>
-          </w:tcPr>
-          <w:p>
-            <w:r>
-              <w:rPr>
-                <w:rFonts w:ascii="Calibri" w:cs="Calibri" w:eastAsia="Calibri" w:hAnsi="Calibri"/>
-                <w:b w:val="false"/>
-                <w:bCs w:val="false"/>
-                <w:color w:val="000000"/>
-                <w:sz w:val="18"/>
-                <w:szCs w:val="18"/>
-              </w:rPr>
-              <w:t xml:space="preserve">HSLs in seed_hsls without a back-pointer. Cause: link-write failure (most common before V4.5) or HSL pruned after creation.</w:t>
+            <w:shd w:fill="F2F2F2" w:val="clear"/>
+            <w:tcMar>
+              <w:top w:type="dxa" w:w="80"/>
+              <w:left w:type="dxa" w:w="120"/>
+              <w:bottom w:type="dxa" w:w="80"/>
+              <w:right w:type="dxa" w:w="120"/>
+            </w:tcMar>
+          </w:tcPr>
+          <w:p>
+            <w:pPr>
+              <w:spacing w:after="0" w:before="0" w:line="260"/>
+            </w:pPr>
+            <w:r>
+              <w:rPr>
+                <w:rFonts w:ascii="Calibri" w:cs="Calibri" w:eastAsia="Calibri" w:hAnsi="Calibri"/>
+                <w:b w:val="false"/>
+                <w:bCs w:val="false"/>
+                <w:color w:val="1A1A1A"/>
+                <w:sz w:val="19"/>
+                <w:szCs w:val="19"/>
+              </w:rPr>
+              <w:t xml:space="preserve">HSLs in seed_hsls without a back-pointer. Cause: link-write failure or HSL pruned after creation.</w:t>
             </w:r>
           </w:p>
         </w:tc>
@@ -1704,21 +3183,24 @@
               <w:right w:val="single" w:color="BFBFBF" w:sz="4"/>
             </w:tcBorders>
             <w:tcMar>
-              <w:top w:type="dxa" w:w="60"/>
-              <w:left w:type="dxa" w:w="100"/>
-              <w:bottom w:type="dxa" w:w="60"/>
-              <w:right w:type="dxa" w:w="100"/>
-            </w:tcMar>
-          </w:tcPr>
-          <w:p>
+              <w:top w:type="dxa" w:w="80"/>
+              <w:left w:type="dxa" w:w="120"/>
+              <w:bottom w:type="dxa" w:w="80"/>
+              <w:right w:type="dxa" w:w="120"/>
+            </w:tcMar>
+          </w:tcPr>
+          <w:p>
+            <w:pPr>
+              <w:spacing w:after="0" w:before="0" w:line="260"/>
+            </w:pPr>
             <w:r>
               <w:rPr>
                 <w:rFonts w:ascii="Consolas" w:cs="Consolas" w:eastAsia="Consolas" w:hAnsi="Consolas"/>
                 <w:b w:val="false"/>
                 <w:bCs w:val="false"/>
-                <w:color w:val="000000"/>
-                <w:sz w:val="18"/>
-                <w:szCs w:val="18"/>
+                <w:color w:val="1A1A1A"/>
+                <w:sz w:val="19"/>
+                <w:szCs w:val="19"/>
               </w:rPr>
               <w:t xml:space="preserve">linked_minus_seed</w:t>
             </w:r>
@@ -1734,21 +3216,24 @@
               <w:right w:val="single" w:color="BFBFBF" w:sz="4"/>
             </w:tcBorders>
             <w:tcMar>
-              <w:top w:type="dxa" w:w="60"/>
-              <w:left w:type="dxa" w:w="100"/>
-              <w:bottom w:type="dxa" w:w="60"/>
-              <w:right w:type="dxa" w:w="100"/>
-            </w:tcMar>
-          </w:tcPr>
-          <w:p>
-            <w:r>
-              <w:rPr>
-                <w:rFonts w:ascii="Calibri" w:cs="Calibri" w:eastAsia="Calibri" w:hAnsi="Calibri"/>
-                <w:b w:val="false"/>
-                <w:bCs w:val="false"/>
-                <w:color w:val="000000"/>
-                <w:sz w:val="18"/>
-                <w:szCs w:val="18"/>
+              <w:top w:type="dxa" w:w="80"/>
+              <w:left w:type="dxa" w:w="120"/>
+              <w:bottom w:type="dxa" w:w="80"/>
+              <w:right w:type="dxa" w:w="120"/>
+            </w:tcMar>
+          </w:tcPr>
+          <w:p>
+            <w:pPr>
+              <w:spacing w:after="0" w:before="0" w:line="260"/>
+            </w:pPr>
+            <w:r>
+              <w:rPr>
+                <w:rFonts w:ascii="Calibri" w:cs="Calibri" w:eastAsia="Calibri" w:hAnsi="Calibri"/>
+                <w:b w:val="false"/>
+                <w:bCs w:val="false"/>
+                <w:color w:val="1A1A1A"/>
+                <w:sz w:val="19"/>
+                <w:szCs w:val="19"/>
               </w:rPr>
               <w:t xml:space="preserve">HSLs that carry the back-pointer but aren't in seed_hsls. Cause: manual link, post-creation seed_hsls edit, or repair-induced reseed.</w:t>
             </w:r>
@@ -1765,22 +3250,26 @@
               <w:bottom w:val="single" w:color="BFBFBF" w:sz="4"/>
               <w:right w:val="single" w:color="BFBFBF" w:sz="4"/>
             </w:tcBorders>
-            <w:tcMar>
-              <w:top w:type="dxa" w:w="60"/>
-              <w:left w:type="dxa" w:w="100"/>
-              <w:bottom w:type="dxa" w:w="60"/>
-              <w:right w:type="dxa" w:w="100"/>
-            </w:tcMar>
-          </w:tcPr>
-          <w:p>
+            <w:shd w:fill="F2F2F2" w:val="clear"/>
+            <w:tcMar>
+              <w:top w:type="dxa" w:w="80"/>
+              <w:left w:type="dxa" w:w="120"/>
+              <w:bottom w:type="dxa" w:w="80"/>
+              <w:right w:type="dxa" w:w="120"/>
+            </w:tcMar>
+          </w:tcPr>
+          <w:p>
+            <w:pPr>
+              <w:spacing w:after="0" w:before="0" w:line="260"/>
+            </w:pPr>
             <w:r>
               <w:rPr>
                 <w:rFonts w:ascii="Consolas" w:cs="Consolas" w:eastAsia="Consolas" w:hAnsi="Consolas"/>
                 <w:b w:val="false"/>
                 <w:bCs w:val="false"/>
-                <w:color w:val="000000"/>
-                <w:sz w:val="18"/>
-                <w:szCs w:val="18"/>
+                <w:color w:val="1A1A1A"/>
+                <w:sz w:val="19"/>
+                <w:szCs w:val="19"/>
               </w:rPr>
               <w:t xml:space="preserve">Linked HSL table</w:t>
             </w:r>
@@ -1795,22 +3284,26 @@
               <w:bottom w:val="single" w:color="BFBFBF" w:sz="4"/>
               <w:right w:val="single" w:color="BFBFBF" w:sz="4"/>
             </w:tcBorders>
-            <w:tcMar>
-              <w:top w:type="dxa" w:w="60"/>
-              <w:left w:type="dxa" w:w="100"/>
-              <w:bottom w:type="dxa" w:w="60"/>
-              <w:right w:type="dxa" w:w="100"/>
-            </w:tcMar>
-          </w:tcPr>
-          <w:p>
-            <w:r>
-              <w:rPr>
-                <w:rFonts w:ascii="Calibri" w:cs="Calibri" w:eastAsia="Calibri" w:hAnsi="Calibri"/>
-                <w:b w:val="false"/>
-                <w:bCs w:val="false"/>
-                <w:color w:val="000000"/>
-                <w:sz w:val="18"/>
-                <w:szCs w:val="18"/>
+            <w:shd w:fill="F2F2F2" w:val="clear"/>
+            <w:tcMar>
+              <w:top w:type="dxa" w:w="80"/>
+              <w:left w:type="dxa" w:w="120"/>
+              <w:bottom w:type="dxa" w:w="80"/>
+              <w:right w:type="dxa" w:w="120"/>
+            </w:tcMar>
+          </w:tcPr>
+          <w:p>
+            <w:pPr>
+              <w:spacing w:after="0" w:before="0" w:line="260"/>
+            </w:pPr>
+            <w:r>
+              <w:rPr>
+                <w:rFonts w:ascii="Calibri" w:cs="Calibri" w:eastAsia="Calibri" w:hAnsi="Calibri"/>
+                <w:b w:val="false"/>
+                <w:bCs w:val="false"/>
+                <w:color w:val="1A1A1A"/>
+                <w:sz w:val="19"/>
+                <w:szCs w:val="19"/>
               </w:rPr>
               <w:t xml:space="preserve">Live HSL table — name, member_count, updated_at</w:t>
             </w:r>
@@ -1819,15 +3312,24 @@
       </w:tr>
     </w:tbl>
     <w:p>
-      <w:r>
-        <w:br w:type="page"/>
-      </w:r>
-    </w:p>
-    <w:p>
       <w:pPr>
         <w:pStyle w:val="Heading1"/>
-        <w:spacing w:after="140" w:before="280"/>
-      </w:pPr>
+        <w:pBdr>
+          <w:bottom w:val="single" w:color="1F3864" w:sz="8" w:space="4"/>
+        </w:pBdr>
+        <w:spacing w:after="160" w:before="360" w:line="320"/>
+      </w:pPr>
+      <w:r>
+        <w:rPr>
+          <w:rFonts w:ascii="Calibri" w:cs="Calibri" w:eastAsia="Calibri" w:hAnsi="Calibri"/>
+          <w:b/>
+          <w:bCs/>
+          <w:color w:val="C09853"/>
+          <w:sz w:val="32"/>
+          <w:szCs w:val="32"/>
+        </w:rPr>
+        <w:t xml:space="preserve">§8.  </w:t>
+      </w:r>
       <w:r>
         <w:rPr>
           <w:rFonts w:ascii="Calibri" w:cs="Calibri" w:eastAsia="Calibri" w:hAnsi="Calibri"/>
@@ -1837,13 +3339,13 @@
           <w:sz w:val="32"/>
           <w:szCs w:val="32"/>
         </w:rPr>
-        <w:t xml:space="preserve">8. Failure Modes Resolved in V4.5</w:t>
+        <w:t xml:space="preserve">Failure Modes Resolved in V4.5</w:t>
       </w:r>
     </w:p>
     <w:p>
       <w:pPr>
         <w:pStyle w:val="Heading2"/>
-        <w:spacing w:after="100" w:before="220"/>
+        <w:spacing w:after="100" w:before="240" w:line="300"/>
       </w:pPr>
       <w:r>
         <w:rPr>
@@ -1854,51 +3356,309 @@
           <w:sz w:val="26"/>
           <w:szCs w:val="26"/>
         </w:rPr>
-        <w:t xml:space="preserve">8.1 Display-string in seed_hsls (commit d3b2116)</w:t>
-      </w:r>
-    </w:p>
-    <w:p>
-      <w:pPr>
-        <w:spacing w:after="60" w:before="60"/>
-        <w:jc w:val="left"/>
-      </w:pPr>
-      <w:r>
-        <w:rPr>
-          <w:rFonts w:ascii="Calibri" w:cs="Calibri" w:eastAsia="Calibri" w:hAnsi="Calibri"/>
-          <w:b w:val="false"/>
-          <w:bCs w:val="false"/>
-          <w:i w:val="false"/>
-          <w:iCs w:val="false"/>
-          <w:color w:val="000000"/>
-          <w:sz w:val="20"/>
-          <w:szCs w:val="20"/>
-        </w:rPr>
-        <w:t xml:space="preserve">Pre-V4.5, the manual Save MRO button wrote `${matched_hsls} HSLs` (e.g. "629 HSLs") into seed_hsls and skipped linkMroToHsl entirely. The Linkage view exposed the symptom: every such MRO showed seed=1 / linked=0 with the seed entry rendered as a literal string.</w:t>
-      </w:r>
-    </w:p>
-    <w:p>
-      <w:pPr>
-        <w:spacing w:after="60" w:before="60"/>
-        <w:jc w:val="left"/>
-      </w:pPr>
-      <w:r>
-        <w:rPr>
-          <w:rFonts w:ascii="Calibri" w:cs="Calibri" w:eastAsia="Calibri" w:hAnsi="Calibri"/>
-          <w:b w:val="false"/>
-          <w:bCs w:val="false"/>
-          <w:i w:val="false"/>
-          <w:iCs w:val="false"/>
-          <w:color w:val="000000"/>
-          <w:sz w:val="20"/>
-          <w:szCs w:val="20"/>
-        </w:rPr>
-        <w:t xml:space="preserve">Fix: lastSearchMeta now carries matched_hsl_ids: string[] separately from a display-only seed_hsls_display field. handleSaveMro joins UUIDs with "|" for the database write AND fires linkMroToHsl per id.</w:t>
-      </w:r>
-    </w:p>
+        <w:t xml:space="preserve">8.1  Display-string in seed_hsls (commit d3b2116)</w:t>
+      </w:r>
+    </w:p>
+    <w:tbl>
+      <w:tblPr>
+        <w:tblW w:type="dxa" w:w="9360"/>
+        <w:tblBorders>
+          <w:top w:val="single" w:color="auto" w:sz="4"/>
+          <w:left w:val="single" w:color="auto" w:sz="4"/>
+          <w:bottom w:val="single" w:color="auto" w:sz="4"/>
+          <w:right w:val="single" w:color="auto" w:sz="4"/>
+          <w:insideH w:val="single" w:color="auto" w:sz="4"/>
+          <w:insideV w:val="single" w:color="auto" w:sz="4"/>
+        </w:tblBorders>
+      </w:tblPr>
+      <w:tblGrid>
+        <w:gridCol w:w="1400"/>
+        <w:gridCol w:w="7960"/>
+      </w:tblGrid>
+      <w:tr>
+        <w:trPr>
+          <w:tblHeader/>
+        </w:trPr>
+        <w:tc>
+          <w:tcPr>
+            <w:tcW w:type="dxa" w:w="1400"/>
+            <w:tcBorders>
+              <w:top w:val="single" w:color="BFBFBF" w:sz="4"/>
+              <w:left w:val="single" w:color="BFBFBF" w:sz="4"/>
+              <w:bottom w:val="single" w:color="BFBFBF" w:sz="4"/>
+              <w:right w:val="single" w:color="BFBFBF" w:sz="4"/>
+            </w:tcBorders>
+            <w:shd w:fill="F2F2F2" w:val="clear"/>
+            <w:tcMar>
+              <w:top w:type="dxa" w:w="80"/>
+              <w:left w:type="dxa" w:w="120"/>
+              <w:bottom w:type="dxa" w:w="80"/>
+              <w:right w:type="dxa" w:w="120"/>
+            </w:tcMar>
+          </w:tcPr>
+          <w:p>
+            <w:pPr>
+              <w:spacing w:after="0" w:before="0" w:line="260"/>
+            </w:pPr>
+            <w:r>
+              <w:rPr>
+                <w:rFonts w:ascii="Calibri" w:cs="Calibri" w:eastAsia="Calibri" w:hAnsi="Calibri"/>
+                <w:b/>
+                <w:bCs/>
+                <w:color w:val="1A1A1A"/>
+                <w:sz w:val="19"/>
+                <w:szCs w:val="19"/>
+              </w:rPr>
+              <w:t xml:space="preserve"/>
+            </w:r>
+          </w:p>
+        </w:tc>
+        <w:tc>
+          <w:tcPr>
+            <w:tcW w:type="dxa" w:w="7960"/>
+            <w:tcBorders>
+              <w:top w:val="single" w:color="BFBFBF" w:sz="4"/>
+              <w:left w:val="single" w:color="BFBFBF" w:sz="4"/>
+              <w:bottom w:val="single" w:color="BFBFBF" w:sz="4"/>
+              <w:right w:val="single" w:color="BFBFBF" w:sz="4"/>
+            </w:tcBorders>
+            <w:shd w:fill="F2F2F2" w:val="clear"/>
+            <w:tcMar>
+              <w:top w:type="dxa" w:w="80"/>
+              <w:left w:type="dxa" w:w="120"/>
+              <w:bottom w:type="dxa" w:w="80"/>
+              <w:right w:type="dxa" w:w="120"/>
+            </w:tcMar>
+          </w:tcPr>
+          <w:p>
+            <w:pPr>
+              <w:spacing w:after="0" w:before="0" w:line="260"/>
+            </w:pPr>
+            <w:r>
+              <w:rPr>
+                <w:rFonts w:ascii="Calibri" w:cs="Calibri" w:eastAsia="Calibri" w:hAnsi="Calibri"/>
+                <w:b/>
+                <w:bCs/>
+                <w:color w:val="1A1A1A"/>
+                <w:sz w:val="19"/>
+                <w:szCs w:val="19"/>
+              </w:rPr>
+              <w:t xml:space="preserve">Description</w:t>
+            </w:r>
+          </w:p>
+        </w:tc>
+      </w:tr>
+      <w:tr>
+        <w:tc>
+          <w:tcPr>
+            <w:tcW w:type="dxa" w:w="1400"/>
+            <w:tcBorders>
+              <w:top w:val="single" w:color="BFBFBF" w:sz="4"/>
+              <w:left w:val="single" w:color="BFBFBF" w:sz="4"/>
+              <w:bottom w:val="single" w:color="BFBFBF" w:sz="4"/>
+              <w:right w:val="single" w:color="BFBFBF" w:sz="4"/>
+            </w:tcBorders>
+            <w:tcMar>
+              <w:top w:type="dxa" w:w="80"/>
+              <w:left w:type="dxa" w:w="120"/>
+              <w:bottom w:type="dxa" w:w="80"/>
+              <w:right w:type="dxa" w:w="120"/>
+            </w:tcMar>
+          </w:tcPr>
+          <w:p>
+            <w:pPr>
+              <w:spacing w:after="0" w:before="0" w:line="260"/>
+            </w:pPr>
+            <w:r>
+              <w:rPr>
+                <w:rFonts w:ascii="Consolas" w:cs="Consolas" w:eastAsia="Consolas" w:hAnsi="Consolas"/>
+                <w:b w:val="false"/>
+                <w:bCs w:val="false"/>
+                <w:color w:val="1A1A1A"/>
+                <w:sz w:val="19"/>
+                <w:szCs w:val="19"/>
+              </w:rPr>
+              <w:t xml:space="preserve">Symptom</w:t>
+            </w:r>
+          </w:p>
+        </w:tc>
+        <w:tc>
+          <w:tcPr>
+            <w:tcW w:type="dxa" w:w="7960"/>
+            <w:tcBorders>
+              <w:top w:val="single" w:color="BFBFBF" w:sz="4"/>
+              <w:left w:val="single" w:color="BFBFBF" w:sz="4"/>
+              <w:bottom w:val="single" w:color="BFBFBF" w:sz="4"/>
+              <w:right w:val="single" w:color="BFBFBF" w:sz="4"/>
+            </w:tcBorders>
+            <w:tcMar>
+              <w:top w:type="dxa" w:w="80"/>
+              <w:left w:type="dxa" w:w="120"/>
+              <w:bottom w:type="dxa" w:w="80"/>
+              <w:right w:type="dxa" w:w="120"/>
+            </w:tcMar>
+          </w:tcPr>
+          <w:p>
+            <w:pPr>
+              <w:spacing w:after="0" w:before="0" w:line="260"/>
+            </w:pPr>
+            <w:r>
+              <w:rPr>
+                <w:rFonts w:ascii="Calibri" w:cs="Calibri" w:eastAsia="Calibri" w:hAnsi="Calibri"/>
+                <w:b w:val="false"/>
+                <w:bCs w:val="false"/>
+                <w:color w:val="1A1A1A"/>
+                <w:sz w:val="19"/>
+                <w:szCs w:val="19"/>
+              </w:rPr>
+              <w:t xml:space="preserve">Manual-saved MROs showed seed=1 / linked=0 with the seed entry rendered as a literal string "629 HSLs".</w:t>
+            </w:r>
+          </w:p>
+        </w:tc>
+      </w:tr>
+      <w:tr>
+        <w:tc>
+          <w:tcPr>
+            <w:tcW w:type="dxa" w:w="1400"/>
+            <w:tcBorders>
+              <w:top w:val="single" w:color="BFBFBF" w:sz="4"/>
+              <w:left w:val="single" w:color="BFBFBF" w:sz="4"/>
+              <w:bottom w:val="single" w:color="BFBFBF" w:sz="4"/>
+              <w:right w:val="single" w:color="BFBFBF" w:sz="4"/>
+            </w:tcBorders>
+            <w:shd w:fill="F2F2F2" w:val="clear"/>
+            <w:tcMar>
+              <w:top w:type="dxa" w:w="80"/>
+              <w:left w:type="dxa" w:w="120"/>
+              <w:bottom w:type="dxa" w:w="80"/>
+              <w:right w:type="dxa" w:w="120"/>
+            </w:tcMar>
+          </w:tcPr>
+          <w:p>
+            <w:pPr>
+              <w:spacing w:after="0" w:before="0" w:line="260"/>
+            </w:pPr>
+            <w:r>
+              <w:rPr>
+                <w:rFonts w:ascii="Consolas" w:cs="Consolas" w:eastAsia="Consolas" w:hAnsi="Consolas"/>
+                <w:b w:val="false"/>
+                <w:bCs w:val="false"/>
+                <w:color w:val="1A1A1A"/>
+                <w:sz w:val="19"/>
+                <w:szCs w:val="19"/>
+              </w:rPr>
+              <w:t xml:space="preserve">Root cause</w:t>
+            </w:r>
+          </w:p>
+        </w:tc>
+        <w:tc>
+          <w:tcPr>
+            <w:tcW w:type="dxa" w:w="7960"/>
+            <w:tcBorders>
+              <w:top w:val="single" w:color="BFBFBF" w:sz="4"/>
+              <w:left w:val="single" w:color="BFBFBF" w:sz="4"/>
+              <w:bottom w:val="single" w:color="BFBFBF" w:sz="4"/>
+              <w:right w:val="single" w:color="BFBFBF" w:sz="4"/>
+            </w:tcBorders>
+            <w:shd w:fill="F2F2F2" w:val="clear"/>
+            <w:tcMar>
+              <w:top w:type="dxa" w:w="80"/>
+              <w:left w:type="dxa" w:w="120"/>
+              <w:bottom w:type="dxa" w:w="80"/>
+              <w:right w:type="dxa" w:w="120"/>
+            </w:tcMar>
+          </w:tcPr>
+          <w:p>
+            <w:pPr>
+              <w:spacing w:after="0" w:before="0" w:line="260"/>
+            </w:pPr>
+            <w:r>
+              <w:rPr>
+                <w:rFonts w:ascii="Calibri" w:cs="Calibri" w:eastAsia="Calibri" w:hAnsi="Calibri"/>
+                <w:b w:val="false"/>
+                <w:bCs w:val="false"/>
+                <w:color w:val="1A1A1A"/>
+                <w:sz w:val="19"/>
+                <w:szCs w:val="19"/>
+              </w:rPr>
+              <w:t xml:space="preserve">Manual Save MRO button wrote `${matched_hsls} HSLs` into seed_hsls and skipped linkMroToHsl entirely.</w:t>
+            </w:r>
+          </w:p>
+        </w:tc>
+      </w:tr>
+      <w:tr>
+        <w:tc>
+          <w:tcPr>
+            <w:tcW w:type="dxa" w:w="1400"/>
+            <w:tcBorders>
+              <w:top w:val="single" w:color="BFBFBF" w:sz="4"/>
+              <w:left w:val="single" w:color="BFBFBF" w:sz="4"/>
+              <w:bottom w:val="single" w:color="BFBFBF" w:sz="4"/>
+              <w:right w:val="single" w:color="BFBFBF" w:sz="4"/>
+            </w:tcBorders>
+            <w:tcMar>
+              <w:top w:type="dxa" w:w="80"/>
+              <w:left w:type="dxa" w:w="120"/>
+              <w:bottom w:type="dxa" w:w="80"/>
+              <w:right w:type="dxa" w:w="120"/>
+            </w:tcMar>
+          </w:tcPr>
+          <w:p>
+            <w:pPr>
+              <w:spacing w:after="0" w:before="0" w:line="260"/>
+            </w:pPr>
+            <w:r>
+              <w:rPr>
+                <w:rFonts w:ascii="Consolas" w:cs="Consolas" w:eastAsia="Consolas" w:hAnsi="Consolas"/>
+                <w:b w:val="false"/>
+                <w:bCs w:val="false"/>
+                <w:color w:val="1A1A1A"/>
+                <w:sz w:val="19"/>
+                <w:szCs w:val="19"/>
+              </w:rPr>
+              <w:t xml:space="preserve">Fix</w:t>
+            </w:r>
+          </w:p>
+        </w:tc>
+        <w:tc>
+          <w:tcPr>
+            <w:tcW w:type="dxa" w:w="7960"/>
+            <w:tcBorders>
+              <w:top w:val="single" w:color="BFBFBF" w:sz="4"/>
+              <w:left w:val="single" w:color="BFBFBF" w:sz="4"/>
+              <w:bottom w:val="single" w:color="BFBFBF" w:sz="4"/>
+              <w:right w:val="single" w:color="BFBFBF" w:sz="4"/>
+            </w:tcBorders>
+            <w:tcMar>
+              <w:top w:type="dxa" w:w="80"/>
+              <w:left w:type="dxa" w:w="120"/>
+              <w:bottom w:type="dxa" w:w="80"/>
+              <w:right w:type="dxa" w:w="120"/>
+            </w:tcMar>
+          </w:tcPr>
+          <w:p>
+            <w:pPr>
+              <w:spacing w:after="0" w:before="0" w:line="260"/>
+            </w:pPr>
+            <w:r>
+              <w:rPr>
+                <w:rFonts w:ascii="Calibri" w:cs="Calibri" w:eastAsia="Calibri" w:hAnsi="Calibri"/>
+                <w:b w:val="false"/>
+                <w:bCs w:val="false"/>
+                <w:color w:val="1A1A1A"/>
+                <w:sz w:val="19"/>
+                <w:szCs w:val="19"/>
+              </w:rPr>
+              <w:t xml:space="preserve">lastSearchMeta now carries matched_hsl_ids: string[] separately from seed_hsls_display. handleSaveMro joins UUIDs with `|` for the database write AND fires linkMroToHsl per id.</w:t>
+            </w:r>
+          </w:p>
+        </w:tc>
+      </w:tr>
+    </w:tbl>
     <w:p>
       <w:pPr>
         <w:pStyle w:val="Heading2"/>
-        <w:spacing w:after="100" w:before="220"/>
+        <w:spacing w:after="100" w:before="240" w:line="300"/>
       </w:pPr>
       <w:r>
         <w:rPr>
@@ -1909,51 +3669,309 @@
           <w:sz w:val="26"/>
           <w:szCs w:val="26"/>
         </w:rPr>
-        <w:t xml:space="preserve">8.2 Next.js 16 params Promise (commit 1fbfdaf)</w:t>
-      </w:r>
-    </w:p>
-    <w:p>
-      <w:pPr>
-        <w:spacing w:after="60" w:before="60"/>
-        <w:jc w:val="left"/>
-      </w:pPr>
-      <w:r>
-        <w:rPr>
-          <w:rFonts w:ascii="Calibri" w:cs="Calibri" w:eastAsia="Calibri" w:hAnsi="Calibri"/>
-          <w:b w:val="false"/>
-          <w:bCs w:val="false"/>
-          <w:i w:val="false"/>
-          <w:iCs w:val="false"/>
-          <w:color w:val="000000"/>
-          <w:sz w:val="20"/>
-          <w:szCs w:val="20"/>
-        </w:rPr>
-        <w:t xml:space="preserve">Every Recall and Live Search since the Next.js 16 upgrade silently dropped its back-pointer writes. The proxy at app/api/hsl-data/[id]/link-mro/route.ts kept the Next.js 14 sync params signature ({ params: { id: string } }); Next.js 16 made params Promise-typed. params.id evaluated to undefined at runtime, so the proxy forwarded POST /v1/hsl-data/undefined/link-mro to FastAPI, which tried to parse "undefined" as a UUID and 503'd with InvalidTextRepresentation.</w:t>
-      </w:r>
-    </w:p>
-    <w:p>
-      <w:pPr>
-        <w:spacing w:after="60" w:before="60"/>
-        <w:jc w:val="left"/>
-      </w:pPr>
-      <w:r>
-        <w:rPr>
-          <w:rFonts w:ascii="Calibri" w:cs="Calibri" w:eastAsia="Calibri" w:hAnsi="Calibri"/>
-          <w:b w:val="false"/>
-          <w:bCs w:val="false"/>
-          <w:i w:val="false"/>
-          <w:iCs w:val="false"/>
-          <w:color w:val="000000"/>
-          <w:sz w:val="20"/>
-          <w:szCs w:val="20"/>
-        </w:rPr>
-        <w:t xml:space="preserve">Fix: await params, reject empty/undefined ids with HTTP 400, URL-encode the id.</w:t>
-      </w:r>
-    </w:p>
+        <w:t xml:space="preserve">8.2  Next.js 16 params Promise (commit 1fbfdaf)</w:t>
+      </w:r>
+    </w:p>
+    <w:tbl>
+      <w:tblPr>
+        <w:tblW w:type="dxa" w:w="9360"/>
+        <w:tblBorders>
+          <w:top w:val="single" w:color="auto" w:sz="4"/>
+          <w:left w:val="single" w:color="auto" w:sz="4"/>
+          <w:bottom w:val="single" w:color="auto" w:sz="4"/>
+          <w:right w:val="single" w:color="auto" w:sz="4"/>
+          <w:insideH w:val="single" w:color="auto" w:sz="4"/>
+          <w:insideV w:val="single" w:color="auto" w:sz="4"/>
+        </w:tblBorders>
+      </w:tblPr>
+      <w:tblGrid>
+        <w:gridCol w:w="1400"/>
+        <w:gridCol w:w="7960"/>
+      </w:tblGrid>
+      <w:tr>
+        <w:trPr>
+          <w:tblHeader/>
+        </w:trPr>
+        <w:tc>
+          <w:tcPr>
+            <w:tcW w:type="dxa" w:w="1400"/>
+            <w:tcBorders>
+              <w:top w:val="single" w:color="BFBFBF" w:sz="4"/>
+              <w:left w:val="single" w:color="BFBFBF" w:sz="4"/>
+              <w:bottom w:val="single" w:color="BFBFBF" w:sz="4"/>
+              <w:right w:val="single" w:color="BFBFBF" w:sz="4"/>
+            </w:tcBorders>
+            <w:shd w:fill="F2F2F2" w:val="clear"/>
+            <w:tcMar>
+              <w:top w:type="dxa" w:w="80"/>
+              <w:left w:type="dxa" w:w="120"/>
+              <w:bottom w:type="dxa" w:w="80"/>
+              <w:right w:type="dxa" w:w="120"/>
+            </w:tcMar>
+          </w:tcPr>
+          <w:p>
+            <w:pPr>
+              <w:spacing w:after="0" w:before="0" w:line="260"/>
+            </w:pPr>
+            <w:r>
+              <w:rPr>
+                <w:rFonts w:ascii="Calibri" w:cs="Calibri" w:eastAsia="Calibri" w:hAnsi="Calibri"/>
+                <w:b/>
+                <w:bCs/>
+                <w:color w:val="1A1A1A"/>
+                <w:sz w:val="19"/>
+                <w:szCs w:val="19"/>
+              </w:rPr>
+              <w:t xml:space="preserve"/>
+            </w:r>
+          </w:p>
+        </w:tc>
+        <w:tc>
+          <w:tcPr>
+            <w:tcW w:type="dxa" w:w="7960"/>
+            <w:tcBorders>
+              <w:top w:val="single" w:color="BFBFBF" w:sz="4"/>
+              <w:left w:val="single" w:color="BFBFBF" w:sz="4"/>
+              <w:bottom w:val="single" w:color="BFBFBF" w:sz="4"/>
+              <w:right w:val="single" w:color="BFBFBF" w:sz="4"/>
+            </w:tcBorders>
+            <w:shd w:fill="F2F2F2" w:val="clear"/>
+            <w:tcMar>
+              <w:top w:type="dxa" w:w="80"/>
+              <w:left w:type="dxa" w:w="120"/>
+              <w:bottom w:type="dxa" w:w="80"/>
+              <w:right w:type="dxa" w:w="120"/>
+            </w:tcMar>
+          </w:tcPr>
+          <w:p>
+            <w:pPr>
+              <w:spacing w:after="0" w:before="0" w:line="260"/>
+            </w:pPr>
+            <w:r>
+              <w:rPr>
+                <w:rFonts w:ascii="Calibri" w:cs="Calibri" w:eastAsia="Calibri" w:hAnsi="Calibri"/>
+                <w:b/>
+                <w:bCs/>
+                <w:color w:val="1A1A1A"/>
+                <w:sz w:val="19"/>
+                <w:szCs w:val="19"/>
+              </w:rPr>
+              <w:t xml:space="preserve">Description</w:t>
+            </w:r>
+          </w:p>
+        </w:tc>
+      </w:tr>
+      <w:tr>
+        <w:tc>
+          <w:tcPr>
+            <w:tcW w:type="dxa" w:w="1400"/>
+            <w:tcBorders>
+              <w:top w:val="single" w:color="BFBFBF" w:sz="4"/>
+              <w:left w:val="single" w:color="BFBFBF" w:sz="4"/>
+              <w:bottom w:val="single" w:color="BFBFBF" w:sz="4"/>
+              <w:right w:val="single" w:color="BFBFBF" w:sz="4"/>
+            </w:tcBorders>
+            <w:tcMar>
+              <w:top w:type="dxa" w:w="80"/>
+              <w:left w:type="dxa" w:w="120"/>
+              <w:bottom w:type="dxa" w:w="80"/>
+              <w:right w:type="dxa" w:w="120"/>
+            </w:tcMar>
+          </w:tcPr>
+          <w:p>
+            <w:pPr>
+              <w:spacing w:after="0" w:before="0" w:line="260"/>
+            </w:pPr>
+            <w:r>
+              <w:rPr>
+                <w:rFonts w:ascii="Consolas" w:cs="Consolas" w:eastAsia="Consolas" w:hAnsi="Consolas"/>
+                <w:b w:val="false"/>
+                <w:bCs w:val="false"/>
+                <w:color w:val="1A1A1A"/>
+                <w:sz w:val="19"/>
+                <w:szCs w:val="19"/>
+              </w:rPr>
+              <w:t xml:space="preserve">Symptom</w:t>
+            </w:r>
+          </w:p>
+        </w:tc>
+        <w:tc>
+          <w:tcPr>
+            <w:tcW w:type="dxa" w:w="7960"/>
+            <w:tcBorders>
+              <w:top w:val="single" w:color="BFBFBF" w:sz="4"/>
+              <w:left w:val="single" w:color="BFBFBF" w:sz="4"/>
+              <w:bottom w:val="single" w:color="BFBFBF" w:sz="4"/>
+              <w:right w:val="single" w:color="BFBFBF" w:sz="4"/>
+            </w:tcBorders>
+            <w:tcMar>
+              <w:top w:type="dxa" w:w="80"/>
+              <w:left w:type="dxa" w:w="120"/>
+              <w:bottom w:type="dxa" w:w="80"/>
+              <w:right w:type="dxa" w:w="120"/>
+            </w:tcMar>
+          </w:tcPr>
+          <w:p>
+            <w:pPr>
+              <w:spacing w:after="0" w:before="0" w:line="260"/>
+            </w:pPr>
+            <w:r>
+              <w:rPr>
+                <w:rFonts w:ascii="Calibri" w:cs="Calibri" w:eastAsia="Calibri" w:hAnsi="Calibri"/>
+                <w:b w:val="false"/>
+                <w:bCs w:val="false"/>
+                <w:color w:val="1A1A1A"/>
+                <w:sz w:val="19"/>
+                <w:szCs w:val="19"/>
+              </w:rPr>
+              <w:t xml:space="preserve">Every Recall and Live Search since the Next.js 16 upgrade silently dropped its back-pointer writes.</w:t>
+            </w:r>
+          </w:p>
+        </w:tc>
+      </w:tr>
+      <w:tr>
+        <w:tc>
+          <w:tcPr>
+            <w:tcW w:type="dxa" w:w="1400"/>
+            <w:tcBorders>
+              <w:top w:val="single" w:color="BFBFBF" w:sz="4"/>
+              <w:left w:val="single" w:color="BFBFBF" w:sz="4"/>
+              <w:bottom w:val="single" w:color="BFBFBF" w:sz="4"/>
+              <w:right w:val="single" w:color="BFBFBF" w:sz="4"/>
+            </w:tcBorders>
+            <w:shd w:fill="F2F2F2" w:val="clear"/>
+            <w:tcMar>
+              <w:top w:type="dxa" w:w="80"/>
+              <w:left w:type="dxa" w:w="120"/>
+              <w:bottom w:type="dxa" w:w="80"/>
+              <w:right w:type="dxa" w:w="120"/>
+            </w:tcMar>
+          </w:tcPr>
+          <w:p>
+            <w:pPr>
+              <w:spacing w:after="0" w:before="0" w:line="260"/>
+            </w:pPr>
+            <w:r>
+              <w:rPr>
+                <w:rFonts w:ascii="Consolas" w:cs="Consolas" w:eastAsia="Consolas" w:hAnsi="Consolas"/>
+                <w:b w:val="false"/>
+                <w:bCs w:val="false"/>
+                <w:color w:val="1A1A1A"/>
+                <w:sz w:val="19"/>
+                <w:szCs w:val="19"/>
+              </w:rPr>
+              <w:t xml:space="preserve">Root cause</w:t>
+            </w:r>
+          </w:p>
+        </w:tc>
+        <w:tc>
+          <w:tcPr>
+            <w:tcW w:type="dxa" w:w="7960"/>
+            <w:tcBorders>
+              <w:top w:val="single" w:color="BFBFBF" w:sz="4"/>
+              <w:left w:val="single" w:color="BFBFBF" w:sz="4"/>
+              <w:bottom w:val="single" w:color="BFBFBF" w:sz="4"/>
+              <w:right w:val="single" w:color="BFBFBF" w:sz="4"/>
+            </w:tcBorders>
+            <w:shd w:fill="F2F2F2" w:val="clear"/>
+            <w:tcMar>
+              <w:top w:type="dxa" w:w="80"/>
+              <w:left w:type="dxa" w:w="120"/>
+              <w:bottom w:type="dxa" w:w="80"/>
+              <w:right w:type="dxa" w:w="120"/>
+            </w:tcMar>
+          </w:tcPr>
+          <w:p>
+            <w:pPr>
+              <w:spacing w:after="0" w:before="0" w:line="260"/>
+            </w:pPr>
+            <w:r>
+              <w:rPr>
+                <w:rFonts w:ascii="Calibri" w:cs="Calibri" w:eastAsia="Calibri" w:hAnsi="Calibri"/>
+                <w:b w:val="false"/>
+                <w:bCs w:val="false"/>
+                <w:color w:val="1A1A1A"/>
+                <w:sz w:val="19"/>
+                <w:szCs w:val="19"/>
+              </w:rPr>
+              <w:t xml:space="preserve">Proxy at app/api/hsl-data/[id]/link-mro/route.ts kept the Next.js 14 sync params signature. Next.js 16 made params Promise-typed; params.id evaluated to undefined at runtime.</w:t>
+            </w:r>
+          </w:p>
+        </w:tc>
+      </w:tr>
+      <w:tr>
+        <w:tc>
+          <w:tcPr>
+            <w:tcW w:type="dxa" w:w="1400"/>
+            <w:tcBorders>
+              <w:top w:val="single" w:color="BFBFBF" w:sz="4"/>
+              <w:left w:val="single" w:color="BFBFBF" w:sz="4"/>
+              <w:bottom w:val="single" w:color="BFBFBF" w:sz="4"/>
+              <w:right w:val="single" w:color="BFBFBF" w:sz="4"/>
+            </w:tcBorders>
+            <w:tcMar>
+              <w:top w:type="dxa" w:w="80"/>
+              <w:left w:type="dxa" w:w="120"/>
+              <w:bottom w:type="dxa" w:w="80"/>
+              <w:right w:type="dxa" w:w="120"/>
+            </w:tcMar>
+          </w:tcPr>
+          <w:p>
+            <w:pPr>
+              <w:spacing w:after="0" w:before="0" w:line="260"/>
+            </w:pPr>
+            <w:r>
+              <w:rPr>
+                <w:rFonts w:ascii="Consolas" w:cs="Consolas" w:eastAsia="Consolas" w:hAnsi="Consolas"/>
+                <w:b w:val="false"/>
+                <w:bCs w:val="false"/>
+                <w:color w:val="1A1A1A"/>
+                <w:sz w:val="19"/>
+                <w:szCs w:val="19"/>
+              </w:rPr>
+              <w:t xml:space="preserve">Fix</w:t>
+            </w:r>
+          </w:p>
+        </w:tc>
+        <w:tc>
+          <w:tcPr>
+            <w:tcW w:type="dxa" w:w="7960"/>
+            <w:tcBorders>
+              <w:top w:val="single" w:color="BFBFBF" w:sz="4"/>
+              <w:left w:val="single" w:color="BFBFBF" w:sz="4"/>
+              <w:bottom w:val="single" w:color="BFBFBF" w:sz="4"/>
+              <w:right w:val="single" w:color="BFBFBF" w:sz="4"/>
+            </w:tcBorders>
+            <w:tcMar>
+              <w:top w:type="dxa" w:w="80"/>
+              <w:left w:type="dxa" w:w="120"/>
+              <w:bottom w:type="dxa" w:w="80"/>
+              <w:right w:type="dxa" w:w="120"/>
+            </w:tcMar>
+          </w:tcPr>
+          <w:p>
+            <w:pPr>
+              <w:spacing w:after="0" w:before="0" w:line="260"/>
+            </w:pPr>
+            <w:r>
+              <w:rPr>
+                <w:rFonts w:ascii="Calibri" w:cs="Calibri" w:eastAsia="Calibri" w:hAnsi="Calibri"/>
+                <w:b w:val="false"/>
+                <w:bCs w:val="false"/>
+                <w:color w:val="1A1A1A"/>
+                <w:sz w:val="19"/>
+                <w:szCs w:val="19"/>
+              </w:rPr>
+              <w:t xml:space="preserve">await params, reject empty/undefined ids with HTTP 400, URL-encode the id.</w:t>
+            </w:r>
+          </w:p>
+        </w:tc>
+      </w:tr>
+    </w:tbl>
     <w:p>
       <w:pPr>
         <w:pStyle w:val="Heading2"/>
-        <w:spacing w:after="100" w:before="220"/>
+        <w:spacing w:after="100" w:before="240" w:line="300"/>
       </w:pPr>
       <w:r>
         <w:rPr>
@@ -1964,12 +3982,12 @@
           <w:sz w:val="26"/>
           <w:szCs w:val="26"/>
         </w:rPr>
-        <w:t xml:space="preserve">8.3 Fix Broken MROs (commits ada4109 + 238b4fa)</w:t>
-      </w:r>
-    </w:p>
-    <w:p>
-      <w:pPr>
-        <w:spacing w:after="60" w:before="60"/>
+        <w:t xml:space="preserve">8.3  Fix Broken MROs button (commits ada4109 + 238b4fa)</w:t>
+      </w:r>
+    </w:p>
+    <w:p>
+      <w:pPr>
+        <w:spacing w:after="60" w:before="60" w:line="280"/>
         <w:jc w:val="left"/>
       </w:pPr>
       <w:r>
@@ -1979,16 +3997,46 @@
           <w:bCs w:val="false"/>
           <w:i w:val="false"/>
           <w:iCs w:val="false"/>
-          <w:color w:val="000000"/>
-          <w:sz w:val="20"/>
-          <w:szCs w:val="20"/>
+          <w:color w:val="1A1A1A"/>
+          <w:sz w:val="21"/>
+          <w:szCs w:val="21"/>
         </w:rPr>
         <w:t xml:space="preserve">Two-pass repair endpoint POST /v1/mro-objects/repair-seed-hsls and matching admin button (System Management → MRO Data, left of Refresh):</w:t>
       </w:r>
     </w:p>
     <w:p>
       <w:pPr>
-        <w:spacing w:after="60" w:before="60"/>
+        <w:spacing w:after="40" w:before="40" w:line="280"/>
+        <w:ind w:left="720" w:hanging="360"/>
+      </w:pPr>
+      <w:r>
+        <w:rPr>
+          <w:rFonts w:ascii="Calibri" w:cs="Calibri" w:eastAsia="Calibri" w:hAnsi="Calibri"/>
+          <w:color w:val="1A1A1A"/>
+          <w:sz w:val="21"/>
+          <w:szCs w:val="21"/>
+        </w:rPr>
+        <w:t xml:space="preserve">•   Pass A — Corrupted seed_hsls (display strings, non-UUIDs): if hsl_member back-pointers exist for the MRO, regenerate seed_hsls from those UUIDs. Else clear to "".</w:t>
+      </w:r>
+    </w:p>
+    <w:p>
+      <w:pPr>
+        <w:spacing w:after="40" w:before="40" w:line="280"/>
+        <w:ind w:left="720" w:hanging="360"/>
+      </w:pPr>
+      <w:r>
+        <w:rPr>
+          <w:rFonts w:ascii="Calibri" w:cs="Calibri" w:eastAsia="Calibri" w:hAnsi="Calibri"/>
+          <w:color w:val="1A1A1A"/>
+          <w:sz w:val="21"/>
+          <w:szCs w:val="21"/>
+        </w:rPr>
+        <w:t xml:space="preserve">•   Pass B — Missing back-pointers (Next.js 16 victims with valid seed_hsls but linked_count=0): for each seed UUID not already in hsl_member, INSERT [MRO.&lt;uuid&gt;] with ON CONFLICT DO NOTHING. FK-safe — pre-flights with hsl_data lookup so a pruned-since-creation HSL is reported as `pruned_count` rather than failing the FK.</w:t>
+      </w:r>
+    </w:p>
+    <w:p>
+      <w:pPr>
+        <w:spacing w:after="60" w:before="60" w:line="280"/>
         <w:jc w:val="left"/>
       </w:pPr>
       <w:r>
@@ -1998,56 +4046,32 @@
           <w:bCs w:val="false"/>
           <w:i w:val="false"/>
           <w:iCs w:val="false"/>
-          <w:color w:val="000000"/>
-          <w:sz w:val="20"/>
-          <w:szCs w:val="20"/>
-        </w:rPr>
-        <w:t xml:space="preserve">  Pass A — Corrupted seed_hsls (display strings, non-UUIDs): if hsl_member back-pointers exist for the MRO, regenerate seed_hsls from those UUIDs. Else clear to "".</w:t>
-      </w:r>
-    </w:p>
-    <w:p>
-      <w:pPr>
-        <w:spacing w:after="60" w:before="60"/>
-        <w:jc w:val="left"/>
-      </w:pPr>
-      <w:r>
-        <w:rPr>
-          <w:rFonts w:ascii="Calibri" w:cs="Calibri" w:eastAsia="Calibri" w:hAnsi="Calibri"/>
-          <w:b w:val="false"/>
-          <w:bCs w:val="false"/>
-          <w:i w:val="false"/>
-          <w:iCs w:val="false"/>
-          <w:color w:val="000000"/>
-          <w:sz w:val="20"/>
-          <w:szCs w:val="20"/>
-        </w:rPr>
-        <w:t xml:space="preserve">  Pass B — Missing back-pointers (Next.js 16 victims with valid seed_hsls but linked_count=0): for each seed UUID that's not already in hsl_member, INSERT [MRO.&lt;uuid&gt;] with ON CONFLICT DO NOTHING. FK-safe — pre-flights with hsl_data lookup so a pruned-since-creation HSL is reported as `pruned_count` rather than failing the FK.</w:t>
-      </w:r>
-    </w:p>
-    <w:p>
-      <w:pPr>
-        <w:spacing w:after="60" w:before="60"/>
-        <w:jc w:val="left"/>
-      </w:pPr>
-      <w:r>
-        <w:rPr>
-          <w:rFonts w:ascii="Calibri" w:cs="Calibri" w:eastAsia="Calibri" w:hAnsi="Calibri"/>
-          <w:b w:val="false"/>
-          <w:bCs w:val="false"/>
-          <w:i w:val="false"/>
-          <w:iCs w:val="false"/>
-          <w:color w:val="000000"/>
-          <w:sz w:val="20"/>
-          <w:szCs w:val="20"/>
-        </w:rPr>
-        <w:t xml:space="preserve">Idempotent in both directions. Safe to re-run; toast reports counts (`X seed_hsls fixed · Y back-pointers inserted across Z MROs`).</w:t>
+          <w:color w:val="1A1A1A"/>
+          <w:sz w:val="21"/>
+          <w:szCs w:val="21"/>
+        </w:rPr>
+        <w:t xml:space="preserve">Idempotent in both directions. Toast reports counts.</w:t>
       </w:r>
     </w:p>
     <w:p>
       <w:pPr>
         <w:pStyle w:val="Heading1"/>
-        <w:spacing w:after="140" w:before="280"/>
-      </w:pPr>
+        <w:pBdr>
+          <w:bottom w:val="single" w:color="1F3864" w:sz="8" w:space="4"/>
+        </w:pBdr>
+        <w:spacing w:after="160" w:before="360" w:line="320"/>
+      </w:pPr>
+      <w:r>
+        <w:rPr>
+          <w:rFonts w:ascii="Calibri" w:cs="Calibri" w:eastAsia="Calibri" w:hAnsi="Calibri"/>
+          <w:b/>
+          <w:bCs/>
+          <w:color w:val="C09853"/>
+          <w:sz w:val="32"/>
+          <w:szCs w:val="32"/>
+        </w:rPr>
+        <w:t xml:space="preserve">§9.  </w:t>
+      </w:r>
       <w:r>
         <w:rPr>
           <w:rFonts w:ascii="Calibri" w:cs="Calibri" w:eastAsia="Calibri" w:hAnsi="Calibri"/>
@@ -2057,7 +4081,7 @@
           <w:sz w:val="32"/>
           <w:szCs w:val="32"/>
         </w:rPr>
-        <w:t xml:space="preserve">9. Operational Contract</w:t>
+        <w:t xml:space="preserve">Operational Contract</w:t>
       </w:r>
     </w:p>
     <w:tbl>
@@ -2077,6 +4101,9 @@
         <w:gridCol w:w="6960"/>
       </w:tblGrid>
       <w:tr>
+        <w:trPr>
+          <w:tblHeader/>
+        </w:trPr>
         <w:tc>
           <w:tcPr>
             <w:tcW w:type="dxa" w:w="2400"/>
@@ -2088,21 +4115,24 @@
             </w:tcBorders>
             <w:shd w:fill="F2F2F2" w:val="clear"/>
             <w:tcMar>
-              <w:top w:type="dxa" w:w="60"/>
-              <w:left w:type="dxa" w:w="100"/>
-              <w:bottom w:type="dxa" w:w="60"/>
-              <w:right w:type="dxa" w:w="100"/>
-            </w:tcMar>
-          </w:tcPr>
-          <w:p>
+              <w:top w:type="dxa" w:w="80"/>
+              <w:left w:type="dxa" w:w="120"/>
+              <w:bottom w:type="dxa" w:w="80"/>
+              <w:right w:type="dxa" w:w="120"/>
+            </w:tcMar>
+          </w:tcPr>
+          <w:p>
+            <w:pPr>
+              <w:spacing w:after="0" w:before="0" w:line="260"/>
+            </w:pPr>
             <w:r>
               <w:rPr>
                 <w:rFonts w:ascii="Calibri" w:cs="Calibri" w:eastAsia="Calibri" w:hAnsi="Calibri"/>
                 <w:b/>
                 <w:bCs/>
-                <w:color w:val="000000"/>
-                <w:sz w:val="18"/>
-                <w:szCs w:val="18"/>
+                <w:color w:val="1A1A1A"/>
+                <w:sz w:val="19"/>
+                <w:szCs w:val="19"/>
               </w:rPr>
               <w:t xml:space="preserve">Property</w:t>
             </w:r>
@@ -2119,21 +4149,24 @@
             </w:tcBorders>
             <w:shd w:fill="F2F2F2" w:val="clear"/>
             <w:tcMar>
-              <w:top w:type="dxa" w:w="60"/>
-              <w:left w:type="dxa" w:w="100"/>
-              <w:bottom w:type="dxa" w:w="60"/>
-              <w:right w:type="dxa" w:w="100"/>
-            </w:tcMar>
-          </w:tcPr>
-          <w:p>
+              <w:top w:type="dxa" w:w="80"/>
+              <w:left w:type="dxa" w:w="120"/>
+              <w:bottom w:type="dxa" w:w="80"/>
+              <w:right w:type="dxa" w:w="120"/>
+            </w:tcMar>
+          </w:tcPr>
+          <w:p>
+            <w:pPr>
+              <w:spacing w:after="0" w:before="0" w:line="260"/>
+            </w:pPr>
             <w:r>
               <w:rPr>
                 <w:rFonts w:ascii="Calibri" w:cs="Calibri" w:eastAsia="Calibri" w:hAnsi="Calibri"/>
                 <w:b/>
                 <w:bCs/>
-                <w:color w:val="000000"/>
-                <w:sz w:val="18"/>
-                <w:szCs w:val="18"/>
+                <w:color w:val="1A1A1A"/>
+                <w:sz w:val="19"/>
+                <w:szCs w:val="19"/>
               </w:rPr>
               <w:t xml:space="preserve">Guarantee</w:t>
             </w:r>
@@ -2151,21 +4184,24 @@
               <w:right w:val="single" w:color="BFBFBF" w:sz="4"/>
             </w:tcBorders>
             <w:tcMar>
-              <w:top w:type="dxa" w:w="60"/>
-              <w:left w:type="dxa" w:w="100"/>
-              <w:bottom w:type="dxa" w:w="60"/>
-              <w:right w:type="dxa" w:w="100"/>
-            </w:tcMar>
-          </w:tcPr>
-          <w:p>
+              <w:top w:type="dxa" w:w="80"/>
+              <w:left w:type="dxa" w:w="120"/>
+              <w:bottom w:type="dxa" w:w="80"/>
+              <w:right w:type="dxa" w:w="120"/>
+            </w:tcMar>
+          </w:tcPr>
+          <w:p>
+            <w:pPr>
+              <w:spacing w:after="0" w:before="0" w:line="260"/>
+            </w:pPr>
             <w:r>
               <w:rPr>
                 <w:rFonts w:ascii="Consolas" w:cs="Consolas" w:eastAsia="Consolas" w:hAnsi="Consolas"/>
                 <w:b w:val="false"/>
                 <w:bCs w:val="false"/>
-                <w:color w:val="000000"/>
-                <w:sz w:val="18"/>
-                <w:szCs w:val="18"/>
+                <w:color w:val="1A1A1A"/>
+                <w:sz w:val="19"/>
+                <w:szCs w:val="19"/>
               </w:rPr>
               <w:t xml:space="preserve">Idempotent saves</w:t>
             </w:r>
@@ -2181,21 +4217,24 @@
               <w:right w:val="single" w:color="BFBFBF" w:sz="4"/>
             </w:tcBorders>
             <w:tcMar>
-              <w:top w:type="dxa" w:w="60"/>
-              <w:left w:type="dxa" w:w="100"/>
-              <w:bottom w:type="dxa" w:w="60"/>
-              <w:right w:type="dxa" w:w="100"/>
-            </w:tcMar>
-          </w:tcPr>
-          <w:p>
-            <w:r>
-              <w:rPr>
-                <w:rFonts w:ascii="Calibri" w:cs="Calibri" w:eastAsia="Calibri" w:hAnsi="Calibri"/>
-                <w:b w:val="false"/>
-                <w:bCs w:val="false"/>
-                <w:color w:val="000000"/>
-                <w:sz w:val="18"/>
-                <w:szCs w:val="18"/>
+              <w:top w:type="dxa" w:w="80"/>
+              <w:left w:type="dxa" w:w="120"/>
+              <w:bottom w:type="dxa" w:w="80"/>
+              <w:right w:type="dxa" w:w="120"/>
+            </w:tcMar>
+          </w:tcPr>
+          <w:p>
+            <w:pPr>
+              <w:spacing w:after="0" w:before="0" w:line="260"/>
+            </w:pPr>
+            <w:r>
+              <w:rPr>
+                <w:rFonts w:ascii="Calibri" w:cs="Calibri" w:eastAsia="Calibri" w:hAnsi="Calibri"/>
+                <w:b w:val="false"/>
+                <w:bCs w:val="false"/>
+                <w:color w:val="1A1A1A"/>
+                <w:sz w:val="19"/>
+                <w:szCs w:val="19"/>
               </w:rPr>
               <w:t xml:space="preserve">createMroObject + linkMroToHsl are both ON CONFLICT DO NOTHING; re-running on the same input is a no-op</w:t>
             </w:r>
@@ -2212,22 +4251,26 @@
               <w:bottom w:val="single" w:color="BFBFBF" w:sz="4"/>
               <w:right w:val="single" w:color="BFBFBF" w:sz="4"/>
             </w:tcBorders>
-            <w:tcMar>
-              <w:top w:type="dxa" w:w="60"/>
-              <w:left w:type="dxa" w:w="100"/>
-              <w:bottom w:type="dxa" w:w="60"/>
-              <w:right w:type="dxa" w:w="100"/>
-            </w:tcMar>
-          </w:tcPr>
-          <w:p>
+            <w:shd w:fill="F2F2F2" w:val="clear"/>
+            <w:tcMar>
+              <w:top w:type="dxa" w:w="80"/>
+              <w:left w:type="dxa" w:w="120"/>
+              <w:bottom w:type="dxa" w:w="80"/>
+              <w:right w:type="dxa" w:w="120"/>
+            </w:tcMar>
+          </w:tcPr>
+          <w:p>
+            <w:pPr>
+              <w:spacing w:after="0" w:before="0" w:line="260"/>
+            </w:pPr>
             <w:r>
               <w:rPr>
                 <w:rFonts w:ascii="Consolas" w:cs="Consolas" w:eastAsia="Consolas" w:hAnsi="Consolas"/>
                 <w:b w:val="false"/>
                 <w:bCs w:val="false"/>
-                <w:color w:val="000000"/>
-                <w:sz w:val="18"/>
-                <w:szCs w:val="18"/>
+                <w:color w:val="1A1A1A"/>
+                <w:sz w:val="19"/>
+                <w:szCs w:val="19"/>
               </w:rPr>
               <w:t xml:space="preserve">Symmetric in healthy state</w:t>
             </w:r>
@@ -2242,22 +4285,26 @@
               <w:bottom w:val="single" w:color="BFBFBF" w:sz="4"/>
               <w:right w:val="single" w:color="BFBFBF" w:sz="4"/>
             </w:tcBorders>
-            <w:tcMar>
-              <w:top w:type="dxa" w:w="60"/>
-              <w:left w:type="dxa" w:w="100"/>
-              <w:bottom w:type="dxa" w:w="60"/>
-              <w:right w:type="dxa" w:w="100"/>
-            </w:tcMar>
-          </w:tcPr>
-          <w:p>
-            <w:r>
-              <w:rPr>
-                <w:rFonts w:ascii="Calibri" w:cs="Calibri" w:eastAsia="Calibri" w:hAnsi="Calibri"/>
-                <w:b w:val="false"/>
-                <w:bCs w:val="false"/>
-                <w:color w:val="000000"/>
-                <w:sz w:val="18"/>
-                <w:szCs w:val="18"/>
+            <w:shd w:fill="F2F2F2" w:val="clear"/>
+            <w:tcMar>
+              <w:top w:type="dxa" w:w="80"/>
+              <w:left w:type="dxa" w:w="120"/>
+              <w:bottom w:type="dxa" w:w="80"/>
+              <w:right w:type="dxa" w:w="120"/>
+            </w:tcMar>
+          </w:tcPr>
+          <w:p>
+            <w:pPr>
+              <w:spacing w:after="0" w:before="0" w:line="260"/>
+            </w:pPr>
+            <w:r>
+              <w:rPr>
+                <w:rFonts w:ascii="Calibri" w:cs="Calibri" w:eastAsia="Calibri" w:hAnsi="Calibri"/>
+                <w:b w:val="false"/>
+                <w:bCs w:val="false"/>
+                <w:color w:val="1A1A1A"/>
+                <w:sz w:val="19"/>
+                <w:szCs w:val="19"/>
               </w:rPr>
               <w:t xml:space="preserve">seed_hsls and hsl_member back-pointers should match. The Linkage view is the canonical audit</w:t>
             </w:r>
@@ -2275,21 +4322,24 @@
               <w:right w:val="single" w:color="BFBFBF" w:sz="4"/>
             </w:tcBorders>
             <w:tcMar>
-              <w:top w:type="dxa" w:w="60"/>
-              <w:left w:type="dxa" w:w="100"/>
-              <w:bottom w:type="dxa" w:w="60"/>
-              <w:right w:type="dxa" w:w="100"/>
-            </w:tcMar>
-          </w:tcPr>
-          <w:p>
+              <w:top w:type="dxa" w:w="80"/>
+              <w:left w:type="dxa" w:w="120"/>
+              <w:bottom w:type="dxa" w:w="80"/>
+              <w:right w:type="dxa" w:w="120"/>
+            </w:tcMar>
+          </w:tcPr>
+          <w:p>
+            <w:pPr>
+              <w:spacing w:after="0" w:before="0" w:line="260"/>
+            </w:pPr>
             <w:r>
               <w:rPr>
                 <w:rFonts w:ascii="Consolas" w:cs="Consolas" w:eastAsia="Consolas" w:hAnsi="Consolas"/>
                 <w:b w:val="false"/>
                 <w:bCs w:val="false"/>
-                <w:color w:val="000000"/>
-                <w:sz w:val="18"/>
-                <w:szCs w:val="18"/>
+                <w:color w:val="1A1A1A"/>
+                <w:sz w:val="19"/>
+                <w:szCs w:val="19"/>
               </w:rPr>
               <w:t xml:space="preserve">Best-effort link writes</w:t>
             </w:r>
@@ -2305,23 +4355,26 @@
               <w:right w:val="single" w:color="BFBFBF" w:sz="4"/>
             </w:tcBorders>
             <w:tcMar>
-              <w:top w:type="dxa" w:w="60"/>
-              <w:left w:type="dxa" w:w="100"/>
-              <w:bottom w:type="dxa" w:w="60"/>
-              <w:right w:type="dxa" w:w="100"/>
-            </w:tcMar>
-          </w:tcPr>
-          <w:p>
-            <w:r>
-              <w:rPr>
-                <w:rFonts w:ascii="Calibri" w:cs="Calibri" w:eastAsia="Calibri" w:hAnsi="Calibri"/>
-                <w:b w:val="false"/>
-                <w:bCs w:val="false"/>
-                <w:color w:val="000000"/>
-                <w:sz w:val="18"/>
-                <w:szCs w:val="18"/>
-              </w:rPr>
-              <w:t xml:space="preserve">linkMroToHsl is fire-and-forget. Failures log to console (linkMroToHsl failed (Recall Search, in-memory)) but never fail the user-facing reply</w:t>
+              <w:top w:type="dxa" w:w="80"/>
+              <w:left w:type="dxa" w:w="120"/>
+              <w:bottom w:type="dxa" w:w="80"/>
+              <w:right w:type="dxa" w:w="120"/>
+            </w:tcMar>
+          </w:tcPr>
+          <w:p>
+            <w:pPr>
+              <w:spacing w:after="0" w:before="0" w:line="260"/>
+            </w:pPr>
+            <w:r>
+              <w:rPr>
+                <w:rFonts w:ascii="Calibri" w:cs="Calibri" w:eastAsia="Calibri" w:hAnsi="Calibri"/>
+                <w:b w:val="false"/>
+                <w:bCs w:val="false"/>
+                <w:color w:val="1A1A1A"/>
+                <w:sz w:val="19"/>
+                <w:szCs w:val="19"/>
+              </w:rPr>
+              <w:t xml:space="preserve">linkMroToHsl is fire-and-forget. Failures log to console but never fail the user-facing reply</w:t>
             </w:r>
           </w:p>
         </w:tc>
@@ -2336,22 +4389,26 @@
               <w:bottom w:val="single" w:color="BFBFBF" w:sz="4"/>
               <w:right w:val="single" w:color="BFBFBF" w:sz="4"/>
             </w:tcBorders>
-            <w:tcMar>
-              <w:top w:type="dxa" w:w="60"/>
-              <w:left w:type="dxa" w:w="100"/>
-              <w:bottom w:type="dxa" w:w="60"/>
-              <w:right w:type="dxa" w:w="100"/>
-            </w:tcMar>
-          </w:tcPr>
-          <w:p>
+            <w:shd w:fill="F2F2F2" w:val="clear"/>
+            <w:tcMar>
+              <w:top w:type="dxa" w:w="80"/>
+              <w:left w:type="dxa" w:w="120"/>
+              <w:bottom w:type="dxa" w:w="80"/>
+              <w:right w:type="dxa" w:w="120"/>
+            </w:tcMar>
+          </w:tcPr>
+          <w:p>
+            <w:pPr>
+              <w:spacing w:after="0" w:before="0" w:line="260"/>
+            </w:pPr>
             <w:r>
               <w:rPr>
                 <w:rFonts w:ascii="Consolas" w:cs="Consolas" w:eastAsia="Consolas" w:hAnsi="Consolas"/>
                 <w:b w:val="false"/>
                 <w:bCs w:val="false"/>
-                <w:color w:val="000000"/>
-                <w:sz w:val="18"/>
-                <w:szCs w:val="18"/>
+                <w:color w:val="1A1A1A"/>
+                <w:sz w:val="19"/>
+                <w:szCs w:val="19"/>
               </w:rPr>
               <w:t xml:space="preserve">No orphaned MROs in steady state</w:t>
             </w:r>
@@ -2366,24 +4423,28 @@
               <w:bottom w:val="single" w:color="BFBFBF" w:sz="4"/>
               <w:right w:val="single" w:color="BFBFBF" w:sz="4"/>
             </w:tcBorders>
-            <w:tcMar>
-              <w:top w:type="dxa" w:w="60"/>
-              <w:left w:type="dxa" w:w="100"/>
-              <w:bottom w:type="dxa" w:w="60"/>
-              <w:right w:type="dxa" w:w="100"/>
-            </w:tcMar>
-          </w:tcPr>
-          <w:p>
-            <w:r>
-              <w:rPr>
-                <w:rFonts w:ascii="Calibri" w:cs="Calibri" w:eastAsia="Calibri" w:hAnsi="Calibri"/>
-                <w:b w:val="false"/>
-                <w:bCs w:val="false"/>
-                <w:color w:val="000000"/>
-                <w:sz w:val="18"/>
-                <w:szCs w:val="18"/>
-              </w:rPr>
-              <w:t xml:space="preserve">Fix Broken MROs button reconciles any drift; in V4.5 with the Next.js 16 fix, drift should not accumulate</w:t>
+            <w:shd w:fill="F2F2F2" w:val="clear"/>
+            <w:tcMar>
+              <w:top w:type="dxa" w:w="80"/>
+              <w:left w:type="dxa" w:w="120"/>
+              <w:bottom w:type="dxa" w:w="80"/>
+              <w:right w:type="dxa" w:w="120"/>
+            </w:tcMar>
+          </w:tcPr>
+          <w:p>
+            <w:pPr>
+              <w:spacing w:after="0" w:before="0" w:line="260"/>
+            </w:pPr>
+            <w:r>
+              <w:rPr>
+                <w:rFonts w:ascii="Calibri" w:cs="Calibri" w:eastAsia="Calibri" w:hAnsi="Calibri"/>
+                <w:b w:val="false"/>
+                <w:bCs w:val="false"/>
+                <w:color w:val="1A1A1A"/>
+                <w:sz w:val="19"/>
+                <w:szCs w:val="19"/>
+              </w:rPr>
+              <w:t xml:space="preserve">Fix Broken MROs button reconciles any drift; with the Next.js 16 fix, drift should not accumulate</w:t>
             </w:r>
           </w:p>
         </w:tc>
@@ -2399,23 +4460,26 @@
               <w:right w:val="single" w:color="BFBFBF" w:sz="4"/>
             </w:tcBorders>
             <w:tcMar>
-              <w:top w:type="dxa" w:w="60"/>
-              <w:left w:type="dxa" w:w="100"/>
-              <w:bottom w:type="dxa" w:w="60"/>
-              <w:right w:type="dxa" w:w="100"/>
-            </w:tcMar>
-          </w:tcPr>
-          <w:p>
+              <w:top w:type="dxa" w:w="80"/>
+              <w:left w:type="dxa" w:w="120"/>
+              <w:bottom w:type="dxa" w:w="80"/>
+              <w:right w:type="dxa" w:w="120"/>
+            </w:tcMar>
+          </w:tcPr>
+          <w:p>
+            <w:pPr>
+              <w:spacing w:after="0" w:before="0" w:line="260"/>
+            </w:pPr>
             <w:r>
               <w:rPr>
                 <w:rFonts w:ascii="Consolas" w:cs="Consolas" w:eastAsia="Consolas" w:hAnsi="Consolas"/>
                 <w:b w:val="false"/>
                 <w:bCs w:val="false"/>
-                <w:color w:val="000000"/>
-                <w:sz w:val="18"/>
-                <w:szCs w:val="18"/>
-              </w:rPr>
-              <w:t xml:space="preserve">MRO deletion via Postgres FK</w:t>
+                <w:color w:val="1A1A1A"/>
+                <w:sz w:val="19"/>
+                <w:szCs w:val="19"/>
+              </w:rPr>
+              <w:t xml:space="preserve">Cascade on HSL delete</w:t>
             </w:r>
           </w:p>
         </w:tc>
@@ -2429,23 +4493,26 @@
               <w:right w:val="single" w:color="BFBFBF" w:sz="4"/>
             </w:tcBorders>
             <w:tcMar>
-              <w:top w:type="dxa" w:w="60"/>
-              <w:left w:type="dxa" w:w="100"/>
-              <w:bottom w:type="dxa" w:w="60"/>
-              <w:right w:type="dxa" w:w="100"/>
-            </w:tcMar>
-          </w:tcPr>
-          <w:p>
-            <w:r>
-              <w:rPr>
-                <w:rFonts w:ascii="Calibri" w:cs="Calibri" w:eastAsia="Calibri" w:hAnsi="Calibri"/>
-                <w:b w:val="false"/>
-                <w:bCs w:val="false"/>
-                <w:color w:val="000000"/>
-                <w:sz w:val="18"/>
-                <w:szCs w:val="18"/>
-              </w:rPr>
-              <w:t xml:space="preserve">ON DELETE CASCADE on hsl_member.hsl_id ensures deleting an HSL also drops its MRO back-pointers — but deleting an MRO does NOT auto-clean its hsl_member entries (see roadmap)</w:t>
+              <w:top w:type="dxa" w:w="80"/>
+              <w:left w:type="dxa" w:w="120"/>
+              <w:bottom w:type="dxa" w:w="80"/>
+              <w:right w:type="dxa" w:w="120"/>
+            </w:tcMar>
+          </w:tcPr>
+          <w:p>
+            <w:pPr>
+              <w:spacing w:after="0" w:before="0" w:line="260"/>
+            </w:pPr>
+            <w:r>
+              <w:rPr>
+                <w:rFonts w:ascii="Calibri" w:cs="Calibri" w:eastAsia="Calibri" w:hAnsi="Calibri"/>
+                <w:b w:val="false"/>
+                <w:bCs w:val="false"/>
+                <w:color w:val="1A1A1A"/>
+                <w:sz w:val="19"/>
+                <w:szCs w:val="19"/>
+              </w:rPr>
+              <w:t xml:space="preserve">ON DELETE CASCADE on hsl_member.hsl_id ensures deleting an HSL also drops its MRO back-pointers</w:t>
             </w:r>
           </w:p>
         </w:tc>
@@ -2454,8 +4521,22 @@
     <w:p>
       <w:pPr>
         <w:pStyle w:val="Heading1"/>
-        <w:spacing w:after="140" w:before="280"/>
-      </w:pPr>
+        <w:pBdr>
+          <w:bottom w:val="single" w:color="1F3864" w:sz="8" w:space="4"/>
+        </w:pBdr>
+        <w:spacing w:after="160" w:before="360" w:line="320"/>
+      </w:pPr>
+      <w:r>
+        <w:rPr>
+          <w:rFonts w:ascii="Calibri" w:cs="Calibri" w:eastAsia="Calibri" w:hAnsi="Calibri"/>
+          <w:b/>
+          <w:bCs/>
+          <w:color w:val="C09853"/>
+          <w:sz w:val="32"/>
+          <w:szCs w:val="32"/>
+        </w:rPr>
+        <w:t xml:space="preserve">§10.  </w:t>
+      </w:r>
       <w:r>
         <w:rPr>
           <w:rFonts w:ascii="Calibri" w:cs="Calibri" w:eastAsia="Calibri" w:hAnsi="Calibri"/>
@@ -2465,26 +4546,7 @@
           <w:sz w:val="32"/>
           <w:szCs w:val="32"/>
         </w:rPr>
-        <w:t xml:space="preserve">10. Open Roadmap</w:t>
-      </w:r>
-    </w:p>
-    <w:p>
-      <w:pPr>
-        <w:spacing w:after="60" w:before="60"/>
-        <w:jc w:val="left"/>
-      </w:pPr>
-      <w:r>
-        <w:rPr>
-          <w:rFonts w:ascii="Calibri" w:cs="Calibri" w:eastAsia="Calibri" w:hAnsi="Calibri"/>
-          <w:b w:val="false"/>
-          <w:bCs w:val="false"/>
-          <w:i w:val="false"/>
-          <w:iCs w:val="false"/>
-          <w:color w:val="000000"/>
-          <w:sz w:val="20"/>
-          <w:szCs w:val="20"/>
-        </w:rPr>
-        <w:t xml:space="preserve">Items deliberately not in V4.5:</w:t>
+        <w:t xml:space="preserve">Open Roadmap</w:t>
       </w:r>
     </w:p>
     <w:tbl>
@@ -2504,6 +4566,9 @@
         <w:gridCol w:w="6560"/>
       </w:tblGrid>
       <w:tr>
+        <w:trPr>
+          <w:tblHeader/>
+        </w:trPr>
         <w:tc>
           <w:tcPr>
             <w:tcW w:type="dxa" w:w="2800"/>
@@ -2515,21 +4580,24 @@
             </w:tcBorders>
             <w:shd w:fill="F2F2F2" w:val="clear"/>
             <w:tcMar>
-              <w:top w:type="dxa" w:w="60"/>
-              <w:left w:type="dxa" w:w="100"/>
-              <w:bottom w:type="dxa" w:w="60"/>
-              <w:right w:type="dxa" w:w="100"/>
-            </w:tcMar>
-          </w:tcPr>
-          <w:p>
+              <w:top w:type="dxa" w:w="80"/>
+              <w:left w:type="dxa" w:w="120"/>
+              <w:bottom w:type="dxa" w:w="80"/>
+              <w:right w:type="dxa" w:w="120"/>
+            </w:tcMar>
+          </w:tcPr>
+          <w:p>
+            <w:pPr>
+              <w:spacing w:after="0" w:before="0" w:line="260"/>
+            </w:pPr>
             <w:r>
               <w:rPr>
                 <w:rFonts w:ascii="Calibri" w:cs="Calibri" w:eastAsia="Calibri" w:hAnsi="Calibri"/>
                 <w:b/>
                 <w:bCs/>
-                <w:color w:val="000000"/>
-                <w:sz w:val="18"/>
-                <w:szCs w:val="18"/>
+                <w:color w:val="1A1A1A"/>
+                <w:sz w:val="19"/>
+                <w:szCs w:val="19"/>
               </w:rPr>
               <w:t xml:space="preserve">Item</w:t>
             </w:r>
@@ -2546,21 +4614,24 @@
             </w:tcBorders>
             <w:shd w:fill="F2F2F2" w:val="clear"/>
             <w:tcMar>
-              <w:top w:type="dxa" w:w="60"/>
-              <w:left w:type="dxa" w:w="100"/>
-              <w:bottom w:type="dxa" w:w="60"/>
-              <w:right w:type="dxa" w:w="100"/>
-            </w:tcMar>
-          </w:tcPr>
-          <w:p>
+              <w:top w:type="dxa" w:w="80"/>
+              <w:left w:type="dxa" w:w="120"/>
+              <w:bottom w:type="dxa" w:w="80"/>
+              <w:right w:type="dxa" w:w="120"/>
+            </w:tcMar>
+          </w:tcPr>
+          <w:p>
+            <w:pPr>
+              <w:spacing w:after="0" w:before="0" w:line="260"/>
+            </w:pPr>
             <w:r>
               <w:rPr>
                 <w:rFonts w:ascii="Calibri" w:cs="Calibri" w:eastAsia="Calibri" w:hAnsi="Calibri"/>
                 <w:b/>
                 <w:bCs/>
-                <w:color w:val="000000"/>
-                <w:sz w:val="18"/>
-                <w:szCs w:val="18"/>
+                <w:color w:val="1A1A1A"/>
+                <w:sz w:val="19"/>
+                <w:szCs w:val="19"/>
               </w:rPr>
               <w:t xml:space="preserve">Description</w:t>
             </w:r>
@@ -2578,21 +4649,24 @@
               <w:right w:val="single" w:color="BFBFBF" w:sz="4"/>
             </w:tcBorders>
             <w:tcMar>
-              <w:top w:type="dxa" w:w="60"/>
-              <w:left w:type="dxa" w:w="100"/>
-              <w:bottom w:type="dxa" w:w="60"/>
-              <w:right w:type="dxa" w:w="100"/>
-            </w:tcMar>
-          </w:tcPr>
-          <w:p>
+              <w:top w:type="dxa" w:w="80"/>
+              <w:left w:type="dxa" w:w="120"/>
+              <w:bottom w:type="dxa" w:w="80"/>
+              <w:right w:type="dxa" w:w="120"/>
+            </w:tcMar>
+          </w:tcPr>
+          <w:p>
+            <w:pPr>
+              <w:spacing w:after="0" w:before="0" w:line="260"/>
+            </w:pPr>
             <w:r>
               <w:rPr>
                 <w:rFonts w:ascii="Consolas" w:cs="Consolas" w:eastAsia="Consolas" w:hAnsi="Consolas"/>
                 <w:b w:val="false"/>
                 <w:bCs w:val="false"/>
-                <w:color w:val="000000"/>
-                <w:sz w:val="18"/>
-                <w:szCs w:val="18"/>
+                <w:color w:val="1A1A1A"/>
+                <w:sz w:val="19"/>
+                <w:szCs w:val="19"/>
               </w:rPr>
               <w:t xml:space="preserve">TTL on MROs</w:t>
             </w:r>
@@ -2608,23 +4682,26 @@
               <w:right w:val="single" w:color="BFBFBF" w:sz="4"/>
             </w:tcBorders>
             <w:tcMar>
-              <w:top w:type="dxa" w:w="60"/>
-              <w:left w:type="dxa" w:w="100"/>
-              <w:bottom w:type="dxa" w:w="60"/>
-              <w:right w:type="dxa" w:w="100"/>
-            </w:tcMar>
-          </w:tcPr>
-          <w:p>
-            <w:r>
-              <w:rPr>
-                <w:rFonts w:ascii="Calibri" w:cs="Calibri" w:eastAsia="Calibri" w:hAnsi="Calibri"/>
-                <w:b w:val="false"/>
-                <w:bCs w:val="false"/>
-                <w:color w:val="000000"/>
-                <w:sz w:val="18"/>
-                <w:szCs w:val="18"/>
-              </w:rPr>
-              <w:t xml:space="preserve">Auto-expire MROs older than N days. Not yet implemented; current cleanup is manual via the Delete action</w:t>
+              <w:top w:type="dxa" w:w="80"/>
+              <w:left w:type="dxa" w:w="120"/>
+              <w:bottom w:type="dxa" w:w="80"/>
+              <w:right w:type="dxa" w:w="120"/>
+            </w:tcMar>
+          </w:tcPr>
+          <w:p>
+            <w:pPr>
+              <w:spacing w:after="0" w:before="0" w:line="260"/>
+            </w:pPr>
+            <w:r>
+              <w:rPr>
+                <w:rFonts w:ascii="Calibri" w:cs="Calibri" w:eastAsia="Calibri" w:hAnsi="Calibri"/>
+                <w:b w:val="false"/>
+                <w:bCs w:val="false"/>
+                <w:color w:val="1A1A1A"/>
+                <w:sz w:val="19"/>
+                <w:szCs w:val="19"/>
+              </w:rPr>
+              <w:t xml:space="preserve">Auto-expire MROs older than N days. Current cleanup is manual via the Delete action.</w:t>
             </w:r>
           </w:p>
         </w:tc>
@@ -2639,22 +4716,26 @@
               <w:bottom w:val="single" w:color="BFBFBF" w:sz="4"/>
               <w:right w:val="single" w:color="BFBFBF" w:sz="4"/>
             </w:tcBorders>
-            <w:tcMar>
-              <w:top w:type="dxa" w:w="60"/>
-              <w:left w:type="dxa" w:w="100"/>
-              <w:bottom w:type="dxa" w:w="60"/>
-              <w:right w:type="dxa" w:w="100"/>
-            </w:tcMar>
-          </w:tcPr>
-          <w:p>
+            <w:shd w:fill="F2F2F2" w:val="clear"/>
+            <w:tcMar>
+              <w:top w:type="dxa" w:w="80"/>
+              <w:left w:type="dxa" w:w="120"/>
+              <w:bottom w:type="dxa" w:w="80"/>
+              <w:right w:type="dxa" w:w="120"/>
+            </w:tcMar>
+          </w:tcPr>
+          <w:p>
+            <w:pPr>
+              <w:spacing w:after="0" w:before="0" w:line="260"/>
+            </w:pPr>
             <w:r>
               <w:rPr>
                 <w:rFonts w:ascii="Consolas" w:cs="Consolas" w:eastAsia="Consolas" w:hAnsi="Consolas"/>
                 <w:b w:val="false"/>
                 <w:bCs w:val="false"/>
-                <w:color w:val="000000"/>
-                <w:sz w:val="18"/>
-                <w:szCs w:val="18"/>
+                <w:color w:val="1A1A1A"/>
+                <w:sz w:val="19"/>
+                <w:szCs w:val="19"/>
               </w:rPr>
               <w:t xml:space="preserve">Pipeline-version tag</w:t>
             </w:r>
@@ -2669,24 +4750,28 @@
               <w:bottom w:val="single" w:color="BFBFBF" w:sz="4"/>
               <w:right w:val="single" w:color="BFBFBF" w:sz="4"/>
             </w:tcBorders>
-            <w:tcMar>
-              <w:top w:type="dxa" w:w="60"/>
-              <w:left w:type="dxa" w:w="100"/>
-              <w:bottom w:type="dxa" w:w="60"/>
-              <w:right w:type="dxa" w:w="100"/>
-            </w:tcMar>
-          </w:tcPr>
-          <w:p>
-            <w:r>
-              <w:rPr>
-                <w:rFonts w:ascii="Calibri" w:cs="Calibri" w:eastAsia="Calibri" w:hAnsi="Calibri"/>
-                <w:b w:val="false"/>
-                <w:bCs w:val="false"/>
-                <w:color w:val="000000"/>
-                <w:sz w:val="18"/>
-                <w:szCs w:val="18"/>
-              </w:rPr>
-              <w:t xml:space="preserve">Stamp every MRO with the retrieval-pipeline git SHA at creation. Invalidate (lower trust) when the pipeline changes materially. Avoids stale-cache poisoning during retrieval-quality improvements</w:t>
+            <w:shd w:fill="F2F2F2" w:val="clear"/>
+            <w:tcMar>
+              <w:top w:type="dxa" w:w="80"/>
+              <w:left w:type="dxa" w:w="120"/>
+              <w:bottom w:type="dxa" w:w="80"/>
+              <w:right w:type="dxa" w:w="120"/>
+            </w:tcMar>
+          </w:tcPr>
+          <w:p>
+            <w:pPr>
+              <w:spacing w:after="0" w:before="0" w:line="260"/>
+            </w:pPr>
+            <w:r>
+              <w:rPr>
+                <w:rFonts w:ascii="Calibri" w:cs="Calibri" w:eastAsia="Calibri" w:hAnsi="Calibri"/>
+                <w:b w:val="false"/>
+                <w:bCs w:val="false"/>
+                <w:color w:val="1A1A1A"/>
+                <w:sz w:val="19"/>
+                <w:szCs w:val="19"/>
+              </w:rPr>
+              <w:t xml:space="preserve">Stamp every MRO with the retrieval-pipeline git SHA at creation. Avoids stale-cache poisoning during retrieval-quality improvements.</w:t>
             </w:r>
           </w:p>
         </w:tc>
@@ -2702,21 +4787,24 @@
               <w:right w:val="single" w:color="BFBFBF" w:sz="4"/>
             </w:tcBorders>
             <w:tcMar>
-              <w:top w:type="dxa" w:w="60"/>
-              <w:left w:type="dxa" w:w="100"/>
-              <w:bottom w:type="dxa" w:w="60"/>
-              <w:right w:type="dxa" w:w="100"/>
-            </w:tcMar>
-          </w:tcPr>
-          <w:p>
+              <w:top w:type="dxa" w:w="80"/>
+              <w:left w:type="dxa" w:w="120"/>
+              <w:bottom w:type="dxa" w:w="80"/>
+              <w:right w:type="dxa" w:w="120"/>
+            </w:tcMar>
+          </w:tcPr>
+          <w:p>
+            <w:pPr>
+              <w:spacing w:after="0" w:before="0" w:line="260"/>
+            </w:pPr>
             <w:r>
               <w:rPr>
                 <w:rFonts w:ascii="Consolas" w:cs="Consolas" w:eastAsia="Consolas" w:hAnsi="Consolas"/>
                 <w:b w:val="false"/>
                 <w:bCs w:val="false"/>
-                <w:color w:val="000000"/>
-                <w:sz w:val="18"/>
-                <w:szCs w:val="18"/>
+                <w:color w:val="1A1A1A"/>
+                <w:sz w:val="19"/>
+                <w:szCs w:val="19"/>
               </w:rPr>
               <w:t xml:space="preserve">Recompute button per query</w:t>
             </w:r>
@@ -2732,23 +4820,26 @@
               <w:right w:val="single" w:color="BFBFBF" w:sz="4"/>
             </w:tcBorders>
             <w:tcMar>
-              <w:top w:type="dxa" w:w="60"/>
-              <w:left w:type="dxa" w:w="100"/>
-              <w:bottom w:type="dxa" w:w="60"/>
-              <w:right w:type="dxa" w:w="100"/>
-            </w:tcMar>
-          </w:tcPr>
-          <w:p>
-            <w:r>
-              <w:rPr>
-                <w:rFonts w:ascii="Calibri" w:cs="Calibri" w:eastAsia="Calibri" w:hAnsi="Calibri"/>
-                <w:b w:val="false"/>
-                <w:bCs w:val="false"/>
-                <w:color w:val="000000"/>
-                <w:sz w:val="18"/>
-                <w:szCs w:val="18"/>
-              </w:rPr>
-              <w:t xml:space="preserve">One-click 'force fresh retrieval' on any chat reply, bypassing MRO cache for that single query without touching the threshold</w:t>
+              <w:top w:type="dxa" w:w="80"/>
+              <w:left w:type="dxa" w:w="120"/>
+              <w:bottom w:type="dxa" w:w="80"/>
+              <w:right w:type="dxa" w:w="120"/>
+            </w:tcMar>
+          </w:tcPr>
+          <w:p>
+            <w:pPr>
+              <w:spacing w:after="0" w:before="0" w:line="260"/>
+            </w:pPr>
+            <w:r>
+              <w:rPr>
+                <w:rFonts w:ascii="Calibri" w:cs="Calibri" w:eastAsia="Calibri" w:hAnsi="Calibri"/>
+                <w:b w:val="false"/>
+                <w:bCs w:val="false"/>
+                <w:color w:val="1A1A1A"/>
+                <w:sz w:val="19"/>
+                <w:szCs w:val="19"/>
+              </w:rPr>
+              <w:t xml:space="preserve">One-click 'force fresh retrieval' on any chat reply, bypassing MRO cache for that single query. Already shipped as the 'Force fresh' checkbox in V4.5.</w:t>
             </w:r>
           </w:p>
         </w:tc>
@@ -2763,22 +4854,26 @@
               <w:bottom w:val="single" w:color="BFBFBF" w:sz="4"/>
               <w:right w:val="single" w:color="BFBFBF" w:sz="4"/>
             </w:tcBorders>
-            <w:tcMar>
-              <w:top w:type="dxa" w:w="60"/>
-              <w:left w:type="dxa" w:w="100"/>
-              <w:bottom w:type="dxa" w:w="60"/>
-              <w:right w:type="dxa" w:w="100"/>
-            </w:tcMar>
-          </w:tcPr>
-          <w:p>
+            <w:shd w:fill="F2F2F2" w:val="clear"/>
+            <w:tcMar>
+              <w:top w:type="dxa" w:w="80"/>
+              <w:left w:type="dxa" w:w="120"/>
+              <w:bottom w:type="dxa" w:w="80"/>
+              <w:right w:type="dxa" w:w="120"/>
+            </w:tcMar>
+          </w:tcPr>
+          <w:p>
+            <w:pPr>
+              <w:spacing w:after="0" w:before="0" w:line="260"/>
+            </w:pPr>
             <w:r>
               <w:rPr>
                 <w:rFonts w:ascii="Consolas" w:cs="Consolas" w:eastAsia="Consolas" w:hAnsi="Consolas"/>
                 <w:b w:val="false"/>
                 <w:bCs w:val="false"/>
-                <w:color w:val="000000"/>
-                <w:sz w:val="18"/>
-                <w:szCs w:val="18"/>
+                <w:color w:val="1A1A1A"/>
+                <w:sz w:val="19"/>
+                <w:szCs w:val="19"/>
               </w:rPr>
               <w:t xml:space="preserve">Cascade MRO delete to hsl_member</w:t>
             </w:r>
@@ -2793,24 +4888,28 @@
               <w:bottom w:val="single" w:color="BFBFBF" w:sz="4"/>
               <w:right w:val="single" w:color="BFBFBF" w:sz="4"/>
             </w:tcBorders>
-            <w:tcMar>
-              <w:top w:type="dxa" w:w="60"/>
-              <w:left w:type="dxa" w:w="100"/>
-              <w:bottom w:type="dxa" w:w="60"/>
-              <w:right w:type="dxa" w:w="100"/>
-            </w:tcMar>
-          </w:tcPr>
-          <w:p>
-            <w:r>
-              <w:rPr>
-                <w:rFonts w:ascii="Calibri" w:cs="Calibri" w:eastAsia="Calibri" w:hAnsi="Calibri"/>
-                <w:b w:val="false"/>
-                <w:bCs w:val="false"/>
-                <w:color w:val="000000"/>
-                <w:sz w:val="18"/>
-                <w:szCs w:val="18"/>
-              </w:rPr>
-              <w:t xml:space="preserve">Add ON DELETE trigger on mro_objects that DELETEs from hsl_member where member_kind='mro' and member_value contains the deleted MRO's id. Currently a manual sweep job</w:t>
+            <w:shd w:fill="F2F2F2" w:val="clear"/>
+            <w:tcMar>
+              <w:top w:type="dxa" w:w="80"/>
+              <w:left w:type="dxa" w:w="120"/>
+              <w:bottom w:type="dxa" w:w="80"/>
+              <w:right w:type="dxa" w:w="120"/>
+            </w:tcMar>
+          </w:tcPr>
+          <w:p>
+            <w:pPr>
+              <w:spacing w:after="0" w:before="0" w:line="260"/>
+            </w:pPr>
+            <w:r>
+              <w:rPr>
+                <w:rFonts w:ascii="Calibri" w:cs="Calibri" w:eastAsia="Calibri" w:hAnsi="Calibri"/>
+                <w:b w:val="false"/>
+                <w:bCs w:val="false"/>
+                <w:color w:val="1A1A1A"/>
+                <w:sz w:val="19"/>
+                <w:szCs w:val="19"/>
+              </w:rPr>
+              <w:t xml:space="preserve">Add ON DELETE trigger on mro_objects that DELETEs the matching hsl_member entries. Currently a manual sweep job.</w:t>
             </w:r>
           </w:p>
         </w:tc>
@@ -2819,8 +4918,22 @@
     <w:p>
       <w:pPr>
         <w:pStyle w:val="Heading1"/>
-        <w:spacing w:after="140" w:before="280"/>
-      </w:pPr>
+        <w:pBdr>
+          <w:bottom w:val="single" w:color="1F3864" w:sz="8" w:space="4"/>
+        </w:pBdr>
+        <w:spacing w:after="160" w:before="360" w:line="320"/>
+      </w:pPr>
+      <w:r>
+        <w:rPr>
+          <w:rFonts w:ascii="Calibri" w:cs="Calibri" w:eastAsia="Calibri" w:hAnsi="Calibri"/>
+          <w:b/>
+          <w:bCs/>
+          <w:color w:val="C09853"/>
+          <w:sz w:val="32"/>
+          <w:szCs w:val="32"/>
+        </w:rPr>
+        <w:t xml:space="preserve">§11.  </w:t>
+      </w:r>
       <w:r>
         <w:rPr>
           <w:rFonts w:ascii="Calibri" w:cs="Calibri" w:eastAsia="Calibri" w:hAnsi="Calibri"/>
@@ -2830,7 +4943,7 @@
           <w:sz w:val="32"/>
           <w:szCs w:val="32"/>
         </w:rPr>
-        <w:t xml:space="preserve">11. Provenance</w:t>
+        <w:t xml:space="preserve">Provenance</w:t>
       </w:r>
     </w:p>
     <w:tbl>
@@ -2850,6 +4963,9 @@
         <w:gridCol w:w="5960"/>
       </w:tblGrid>
       <w:tr>
+        <w:trPr>
+          <w:tblHeader/>
+        </w:trPr>
         <w:tc>
           <w:tcPr>
             <w:tcW w:type="dxa" w:w="3400"/>
@@ -2861,21 +4977,24 @@
             </w:tcBorders>
             <w:shd w:fill="F2F2F2" w:val="clear"/>
             <w:tcMar>
-              <w:top w:type="dxa" w:w="60"/>
-              <w:left w:type="dxa" w:w="100"/>
-              <w:bottom w:type="dxa" w:w="60"/>
-              <w:right w:type="dxa" w:w="100"/>
-            </w:tcMar>
-          </w:tcPr>
-          <w:p>
+              <w:top w:type="dxa" w:w="80"/>
+              <w:left w:type="dxa" w:w="120"/>
+              <w:bottom w:type="dxa" w:w="80"/>
+              <w:right w:type="dxa" w:w="120"/>
+            </w:tcMar>
+          </w:tcPr>
+          <w:p>
+            <w:pPr>
+              <w:spacing w:after="0" w:before="0" w:line="260"/>
+            </w:pPr>
             <w:r>
               <w:rPr>
                 <w:rFonts w:ascii="Calibri" w:cs="Calibri" w:eastAsia="Calibri" w:hAnsi="Calibri"/>
                 <w:b/>
                 <w:bCs/>
-                <w:color w:val="000000"/>
-                <w:sz w:val="18"/>
-                <w:szCs w:val="18"/>
+                <w:color w:val="1A1A1A"/>
+                <w:sz w:val="19"/>
+                <w:szCs w:val="19"/>
               </w:rPr>
               <w:t xml:space="preserve">File</w:t>
             </w:r>
@@ -2892,21 +5011,24 @@
             </w:tcBorders>
             <w:shd w:fill="F2F2F2" w:val="clear"/>
             <w:tcMar>
-              <w:top w:type="dxa" w:w="60"/>
-              <w:left w:type="dxa" w:w="100"/>
-              <w:bottom w:type="dxa" w:w="60"/>
-              <w:right w:type="dxa" w:w="100"/>
-            </w:tcMar>
-          </w:tcPr>
-          <w:p>
+              <w:top w:type="dxa" w:w="80"/>
+              <w:left w:type="dxa" w:w="120"/>
+              <w:bottom w:type="dxa" w:w="80"/>
+              <w:right w:type="dxa" w:w="120"/>
+            </w:tcMar>
+          </w:tcPr>
+          <w:p>
+            <w:pPr>
+              <w:spacing w:after="0" w:before="0" w:line="260"/>
+            </w:pPr>
             <w:r>
               <w:rPr>
                 <w:rFonts w:ascii="Calibri" w:cs="Calibri" w:eastAsia="Calibri" w:hAnsi="Calibri"/>
                 <w:b/>
                 <w:bCs/>
-                <w:color w:val="000000"/>
-                <w:sz w:val="18"/>
-                <w:szCs w:val="18"/>
+                <w:color w:val="1A1A1A"/>
+                <w:sz w:val="19"/>
+                <w:szCs w:val="19"/>
               </w:rPr>
               <w:t xml:space="preserve">Contribution</w:t>
             </w:r>
@@ -2924,21 +5046,24 @@
               <w:right w:val="single" w:color="BFBFBF" w:sz="4"/>
             </w:tcBorders>
             <w:tcMar>
-              <w:top w:type="dxa" w:w="60"/>
-              <w:left w:type="dxa" w:w="100"/>
-              <w:bottom w:type="dxa" w:w="60"/>
-              <w:right w:type="dxa" w:w="100"/>
-            </w:tcMar>
-          </w:tcPr>
-          <w:p>
+              <w:top w:type="dxa" w:w="80"/>
+              <w:left w:type="dxa" w:w="120"/>
+              <w:bottom w:type="dxa" w:w="80"/>
+              <w:right w:type="dxa" w:w="120"/>
+            </w:tcMar>
+          </w:tcPr>
+          <w:p>
+            <w:pPr>
+              <w:spacing w:after="0" w:before="0" w:line="260"/>
+            </w:pPr>
             <w:r>
               <w:rPr>
                 <w:rFonts w:ascii="Consolas" w:cs="Consolas" w:eastAsia="Consolas" w:hAnsi="Consolas"/>
                 <w:b w:val="false"/>
                 <w:bCs w:val="false"/>
-                <w:color w:val="000000"/>
-                <w:sz w:val="18"/>
-                <w:szCs w:val="18"/>
+                <w:color w:val="1A1A1A"/>
+                <w:sz w:val="19"/>
+                <w:szCs w:val="19"/>
               </w:rPr>
               <w:t xml:space="preserve">lib/aio-chat-pipeline.ts</w:t>
             </w:r>
@@ -2954,21 +5079,24 @@
               <w:right w:val="single" w:color="BFBFBF" w:sz="4"/>
             </w:tcBorders>
             <w:tcMar>
-              <w:top w:type="dxa" w:w="60"/>
-              <w:left w:type="dxa" w:w="100"/>
-              <w:bottom w:type="dxa" w:w="60"/>
-              <w:right w:type="dxa" w:w="100"/>
-            </w:tcMar>
-          </w:tcPr>
-          <w:p>
-            <w:r>
-              <w:rPr>
-                <w:rFonts w:ascii="Calibri" w:cs="Calibri" w:eastAsia="Calibri" w:hAnsi="Calibri"/>
-                <w:b w:val="false"/>
-                <w:bCs w:val="false"/>
-                <w:color w:val="000000"/>
-                <w:sz w:val="18"/>
-                <w:szCs w:val="18"/>
+              <w:top w:type="dxa" w:w="80"/>
+              <w:left w:type="dxa" w:w="120"/>
+              <w:bottom w:type="dxa" w:w="80"/>
+              <w:right w:type="dxa" w:w="120"/>
+            </w:tcMar>
+          </w:tcPr>
+          <w:p>
+            <w:pPr>
+              <w:spacing w:after="0" w:before="0" w:line="260"/>
+            </w:pPr>
+            <w:r>
+              <w:rPr>
+                <w:rFonts w:ascii="Calibri" w:cs="Calibri" w:eastAsia="Calibri" w:hAnsi="Calibri"/>
+                <w:b w:val="false"/>
+                <w:bCs w:val="false"/>
+                <w:color w:val="1A1A1A"/>
+                <w:sz w:val="19"/>
+                <w:szCs w:val="19"/>
               </w:rPr>
               <w:t xml:space="preserve">runChatPipeline orchestration, MRO short-circuit, prior-hydration, post-reply linkMroToHsl</w:t>
             </w:r>
@@ -2985,22 +5113,26 @@
               <w:bottom w:val="single" w:color="BFBFBF" w:sz="4"/>
               <w:right w:val="single" w:color="BFBFBF" w:sz="4"/>
             </w:tcBorders>
-            <w:tcMar>
-              <w:top w:type="dxa" w:w="60"/>
-              <w:left w:type="dxa" w:w="100"/>
-              <w:bottom w:type="dxa" w:w="60"/>
-              <w:right w:type="dxa" w:w="100"/>
-            </w:tcMar>
-          </w:tcPr>
-          <w:p>
+            <w:shd w:fill="F2F2F2" w:val="clear"/>
+            <w:tcMar>
+              <w:top w:type="dxa" w:w="80"/>
+              <w:left w:type="dxa" w:w="120"/>
+              <w:bottom w:type="dxa" w:w="80"/>
+              <w:right w:type="dxa" w:w="120"/>
+            </w:tcMar>
+          </w:tcPr>
+          <w:p>
+            <w:pPr>
+              <w:spacing w:after="0" w:before="0" w:line="260"/>
+            </w:pPr>
             <w:r>
               <w:rPr>
                 <w:rFonts w:ascii="Consolas" w:cs="Consolas" w:eastAsia="Consolas" w:hAnsi="Consolas"/>
                 <w:b w:val="false"/>
                 <w:bCs w:val="false"/>
-                <w:color w:val="000000"/>
-                <w:sz w:val="18"/>
-                <w:szCs w:val="18"/>
+                <w:color w:val="1A1A1A"/>
+                <w:sz w:val="19"/>
+                <w:szCs w:val="19"/>
               </w:rPr>
               <w:t xml:space="preserve">lib/api-client.ts</w:t>
             </w:r>
@@ -3015,22 +5147,26 @@
               <w:bottom w:val="single" w:color="BFBFBF" w:sz="4"/>
               <w:right w:val="single" w:color="BFBFBF" w:sz="4"/>
             </w:tcBorders>
-            <w:tcMar>
-              <w:top w:type="dxa" w:w="60"/>
-              <w:left w:type="dxa" w:w="100"/>
-              <w:bottom w:type="dxa" w:w="60"/>
-              <w:right w:type="dxa" w:w="100"/>
-            </w:tcMar>
-          </w:tcPr>
-          <w:p>
-            <w:r>
-              <w:rPr>
-                <w:rFonts w:ascii="Calibri" w:cs="Calibri" w:eastAsia="Calibri" w:hAnsi="Calibri"/>
-                <w:b w:val="false"/>
-                <w:bCs w:val="false"/>
-                <w:color w:val="000000"/>
-                <w:sz w:val="18"/>
-                <w:szCs w:val="18"/>
+            <w:shd w:fill="F2F2F2" w:val="clear"/>
+            <w:tcMar>
+              <w:top w:type="dxa" w:w="80"/>
+              <w:left w:type="dxa" w:w="120"/>
+              <w:bottom w:type="dxa" w:w="80"/>
+              <w:right w:type="dxa" w:w="120"/>
+            </w:tcMar>
+          </w:tcPr>
+          <w:p>
+            <w:pPr>
+              <w:spacing w:after="0" w:before="0" w:line="260"/>
+            </w:pPr>
+            <w:r>
+              <w:rPr>
+                <w:rFonts w:ascii="Calibri" w:cs="Calibri" w:eastAsia="Calibri" w:hAnsi="Calibri"/>
+                <w:b w:val="false"/>
+                <w:bCs w:val="false"/>
+                <w:color w:val="1A1A1A"/>
+                <w:sz w:val="19"/>
+                <w:szCs w:val="19"/>
               </w:rPr>
               <w:t xml:space="preserve">createMroObject, getMroObject, mroSearch, linkMroToHsl, getMroLinkage, repairMroSeedHsls</w:t>
             </w:r>
@@ -3048,21 +5184,24 @@
               <w:right w:val="single" w:color="BFBFBF" w:sz="4"/>
             </w:tcBorders>
             <w:tcMar>
-              <w:top w:type="dxa" w:w="60"/>
-              <w:left w:type="dxa" w:w="100"/>
-              <w:bottom w:type="dxa" w:w="60"/>
-              <w:right w:type="dxa" w:w="100"/>
-            </w:tcMar>
-          </w:tcPr>
-          <w:p>
+              <w:top w:type="dxa" w:w="80"/>
+              <w:left w:type="dxa" w:w="120"/>
+              <w:bottom w:type="dxa" w:w="80"/>
+              <w:right w:type="dxa" w:w="120"/>
+            </w:tcMar>
+          </w:tcPr>
+          <w:p>
+            <w:pPr>
+              <w:spacing w:after="0" w:before="0" w:line="260"/>
+            </w:pPr>
             <w:r>
               <w:rPr>
                 <w:rFonts w:ascii="Consolas" w:cs="Consolas" w:eastAsia="Consolas" w:hAnsi="Consolas"/>
                 <w:b w:val="false"/>
                 <w:bCs w:val="false"/>
-                <w:color w:val="000000"/>
-                <w:sz w:val="18"/>
-                <w:szCs w:val="18"/>
+                <w:color w:val="1A1A1A"/>
+                <w:sz w:val="19"/>
+                <w:szCs w:val="19"/>
               </w:rPr>
               <w:t xml:space="preserve">components/chat-aio-dialog.tsx</w:t>
             </w:r>
@@ -3078,23 +5217,26 @@
               <w:right w:val="single" w:color="BFBFBF" w:sz="4"/>
             </w:tcBorders>
             <w:tcMar>
-              <w:top w:type="dxa" w:w="60"/>
-              <w:left w:type="dxa" w:w="100"/>
-              <w:bottom w:type="dxa" w:w="60"/>
-              <w:right w:type="dxa" w:w="100"/>
-            </w:tcMar>
-          </w:tcPr>
-          <w:p>
-            <w:r>
-              <w:rPr>
-                <w:rFonts w:ascii="Calibri" w:cs="Calibri" w:eastAsia="Calibri" w:hAnsi="Calibri"/>
-                <w:b w:val="false"/>
-                <w:bCs w:val="false"/>
-                <w:color w:val="000000"/>
-                <w:sz w:val="18"/>
-                <w:szCs w:val="18"/>
-              </w:rPr>
-              <w:t xml:space="preserve">Auto-save and manual Save MRO handlers; lastSearchMeta with matched_hsl_ids</w:t>
+              <w:top w:type="dxa" w:w="80"/>
+              <w:left w:type="dxa" w:w="120"/>
+              <w:bottom w:type="dxa" w:w="80"/>
+              <w:right w:type="dxa" w:w="120"/>
+            </w:tcMar>
+          </w:tcPr>
+          <w:p>
+            <w:pPr>
+              <w:spacing w:after="0" w:before="0" w:line="260"/>
+            </w:pPr>
+            <w:r>
+              <w:rPr>
+                <w:rFonts w:ascii="Calibri" w:cs="Calibri" w:eastAsia="Calibri" w:hAnsi="Calibri"/>
+                <w:b w:val="false"/>
+                <w:bCs w:val="false"/>
+                <w:color w:val="1A1A1A"/>
+                <w:sz w:val="19"/>
+                <w:szCs w:val="19"/>
+              </w:rPr>
+              <w:t xml:space="preserve">Auto-save and manual Save MRO handlers; Force fresh toggle</w:t>
             </w:r>
           </w:p>
         </w:tc>
@@ -3109,22 +5251,26 @@
               <w:bottom w:val="single" w:color="BFBFBF" w:sz="4"/>
               <w:right w:val="single" w:color="BFBFBF" w:sz="4"/>
             </w:tcBorders>
-            <w:tcMar>
-              <w:top w:type="dxa" w:w="60"/>
-              <w:left w:type="dxa" w:w="100"/>
-              <w:bottom w:type="dxa" w:w="60"/>
-              <w:right w:type="dxa" w:w="100"/>
-            </w:tcMar>
-          </w:tcPr>
-          <w:p>
+            <w:shd w:fill="F2F2F2" w:val="clear"/>
+            <w:tcMar>
+              <w:top w:type="dxa" w:w="80"/>
+              <w:left w:type="dxa" w:w="120"/>
+              <w:bottom w:type="dxa" w:w="80"/>
+              <w:right w:type="dxa" w:w="120"/>
+            </w:tcMar>
+          </w:tcPr>
+          <w:p>
+            <w:pPr>
+              <w:spacing w:after="0" w:before="0" w:line="260"/>
+            </w:pPr>
             <w:r>
               <w:rPr>
                 <w:rFonts w:ascii="Consolas" w:cs="Consolas" w:eastAsia="Consolas" w:hAnsi="Consolas"/>
                 <w:b w:val="false"/>
                 <w:bCs w:val="false"/>
-                <w:color w:val="000000"/>
-                <w:sz w:val="18"/>
-                <w:szCs w:val="18"/>
+                <w:color w:val="1A1A1A"/>
+                <w:sz w:val="19"/>
+                <w:szCs w:val="19"/>
               </w:rPr>
               <w:t xml:space="preserve">components/system-management.tsx</w:t>
             </w:r>
@@ -3139,24 +5285,28 @@
               <w:bottom w:val="single" w:color="BFBFBF" w:sz="4"/>
               <w:right w:val="single" w:color="BFBFBF" w:sz="4"/>
             </w:tcBorders>
-            <w:tcMar>
-              <w:top w:type="dxa" w:w="60"/>
-              <w:left w:type="dxa" w:w="100"/>
-              <w:bottom w:type="dxa" w:w="60"/>
-              <w:right w:type="dxa" w:w="100"/>
-            </w:tcMar>
-          </w:tcPr>
-          <w:p>
-            <w:r>
-              <w:rPr>
-                <w:rFonts w:ascii="Calibri" w:cs="Calibri" w:eastAsia="Calibri" w:hAnsi="Calibri"/>
-                <w:b w:val="false"/>
-                <w:bCs w:val="false"/>
-                <w:color w:val="000000"/>
-                <w:sz w:val="18"/>
-                <w:szCs w:val="18"/>
-              </w:rPr>
-              <w:t xml:space="preserve">MroDataPane Linkage dialog; Fix Broken MROs button (handleRepairBrokenMros)</w:t>
+            <w:shd w:fill="F2F2F2" w:val="clear"/>
+            <w:tcMar>
+              <w:top w:type="dxa" w:w="80"/>
+              <w:left w:type="dxa" w:w="120"/>
+              <w:bottom w:type="dxa" w:w="80"/>
+              <w:right w:type="dxa" w:w="120"/>
+            </w:tcMar>
+          </w:tcPr>
+          <w:p>
+            <w:pPr>
+              <w:spacing w:after="0" w:before="0" w:line="260"/>
+            </w:pPr>
+            <w:r>
+              <w:rPr>
+                <w:rFonts w:ascii="Calibri" w:cs="Calibri" w:eastAsia="Calibri" w:hAnsi="Calibri"/>
+                <w:b w:val="false"/>
+                <w:bCs w:val="false"/>
+                <w:color w:val="1A1A1A"/>
+                <w:sz w:val="19"/>
+                <w:szCs w:val="19"/>
+              </w:rPr>
+              <w:t xml:space="preserve">MroDataPane Linkage dialog; Fix Broken MROs button</w:t>
             </w:r>
           </w:p>
         </w:tc>
@@ -3172,21 +5322,24 @@
               <w:right w:val="single" w:color="BFBFBF" w:sz="4"/>
             </w:tcBorders>
             <w:tcMar>
-              <w:top w:type="dxa" w:w="60"/>
-              <w:left w:type="dxa" w:w="100"/>
-              <w:bottom w:type="dxa" w:w="60"/>
-              <w:right w:type="dxa" w:w="100"/>
-            </w:tcMar>
-          </w:tcPr>
-          <w:p>
+              <w:top w:type="dxa" w:w="80"/>
+              <w:left w:type="dxa" w:w="120"/>
+              <w:bottom w:type="dxa" w:w="80"/>
+              <w:right w:type="dxa" w:w="120"/>
+            </w:tcMar>
+          </w:tcPr>
+          <w:p>
+            <w:pPr>
+              <w:spacing w:after="0" w:before="0" w:line="260"/>
+            </w:pPr>
             <w:r>
               <w:rPr>
                 <w:rFonts w:ascii="Consolas" w:cs="Consolas" w:eastAsia="Consolas" w:hAnsi="Consolas"/>
                 <w:b w:val="false"/>
                 <w:bCs w:val="false"/>
-                <w:color w:val="000000"/>
-                <w:sz w:val="18"/>
-                <w:szCs w:val="18"/>
+                <w:color w:val="1A1A1A"/>
+                <w:sz w:val="19"/>
+                <w:szCs w:val="19"/>
               </w:rPr>
               <w:t xml:space="preserve">api/routes/mro.py</w:t>
             </w:r>
@@ -3202,23 +5355,26 @@
               <w:right w:val="single" w:color="BFBFBF" w:sz="4"/>
             </w:tcBorders>
             <w:tcMar>
-              <w:top w:type="dxa" w:w="60"/>
-              <w:left w:type="dxa" w:w="100"/>
-              <w:bottom w:type="dxa" w:w="60"/>
-              <w:right w:type="dxa" w:w="100"/>
-            </w:tcMar>
-          </w:tcPr>
-          <w:p>
-            <w:r>
-              <w:rPr>
-                <w:rFonts w:ascii="Calibri" w:cs="Calibri" w:eastAsia="Calibri" w:hAnsi="Calibri"/>
-                <w:b w:val="false"/>
-                <w:bCs w:val="false"/>
-                <w:color w:val="000000"/>
-                <w:sz w:val="18"/>
-                <w:szCs w:val="18"/>
-              </w:rPr>
-              <w:t xml:space="preserve">MRO CRUD; /repair-seed-hsls (Pass A + Pass B); /{mro_id}/hsls (linkage audit endpoint); /op/mro-search</w:t>
+              <w:top w:type="dxa" w:w="80"/>
+              <w:left w:type="dxa" w:w="120"/>
+              <w:bottom w:type="dxa" w:w="80"/>
+              <w:right w:type="dxa" w:w="120"/>
+            </w:tcMar>
+          </w:tcPr>
+          <w:p>
+            <w:pPr>
+              <w:spacing w:after="0" w:before="0" w:line="260"/>
+            </w:pPr>
+            <w:r>
+              <w:rPr>
+                <w:rFonts w:ascii="Calibri" w:cs="Calibri" w:eastAsia="Calibri" w:hAnsi="Calibri"/>
+                <w:b w:val="false"/>
+                <w:bCs w:val="false"/>
+                <w:color w:val="1A1A1A"/>
+                <w:sz w:val="19"/>
+                <w:szCs w:val="19"/>
+              </w:rPr>
+              <w:t xml:space="preserve">MRO CRUD; /repair-seed-hsls (Pass A + Pass B); /{mro_id}/hsls; /op/mro-search</w:t>
             </w:r>
           </w:p>
         </w:tc>
@@ -3233,22 +5389,26 @@
               <w:bottom w:val="single" w:color="BFBFBF" w:sz="4"/>
               <w:right w:val="single" w:color="BFBFBF" w:sz="4"/>
             </w:tcBorders>
-            <w:tcMar>
-              <w:top w:type="dxa" w:w="60"/>
-              <w:left w:type="dxa" w:w="100"/>
-              <w:bottom w:type="dxa" w:w="60"/>
-              <w:right w:type="dxa" w:w="100"/>
-            </w:tcMar>
-          </w:tcPr>
-          <w:p>
+            <w:shd w:fill="F2F2F2" w:val="clear"/>
+            <w:tcMar>
+              <w:top w:type="dxa" w:w="80"/>
+              <w:left w:type="dxa" w:w="120"/>
+              <w:bottom w:type="dxa" w:w="80"/>
+              <w:right w:type="dxa" w:w="120"/>
+            </w:tcMar>
+          </w:tcPr>
+          <w:p>
+            <w:pPr>
+              <w:spacing w:after="0" w:before="0" w:line="260"/>
+            </w:pPr>
             <w:r>
               <w:rPr>
                 <w:rFonts w:ascii="Consolas" w:cs="Consolas" w:eastAsia="Consolas" w:hAnsi="Consolas"/>
                 <w:b w:val="false"/>
                 <w:bCs w:val="false"/>
-                <w:color w:val="000000"/>
-                <w:sz w:val="18"/>
-                <w:szCs w:val="18"/>
+                <w:color w:val="1A1A1A"/>
+                <w:sz w:val="19"/>
+                <w:szCs w:val="19"/>
               </w:rPr>
               <w:t xml:space="preserve">api/routes/hsl.py</w:t>
             </w:r>
@@ -3263,22 +5423,26 @@
               <w:bottom w:val="single" w:color="BFBFBF" w:sz="4"/>
               <w:right w:val="single" w:color="BFBFBF" w:sz="4"/>
             </w:tcBorders>
-            <w:tcMar>
-              <w:top w:type="dxa" w:w="60"/>
-              <w:left w:type="dxa" w:w="100"/>
-              <w:bottom w:type="dxa" w:w="60"/>
-              <w:right w:type="dxa" w:w="100"/>
-            </w:tcMar>
-          </w:tcPr>
-          <w:p>
-            <w:r>
-              <w:rPr>
-                <w:rFonts w:ascii="Calibri" w:cs="Calibri" w:eastAsia="Calibri" w:hAnsi="Calibri"/>
-                <w:b w:val="false"/>
-                <w:bCs w:val="false"/>
-                <w:color w:val="000000"/>
-                <w:sz w:val="18"/>
-                <w:szCs w:val="18"/>
+            <w:shd w:fill="F2F2F2" w:val="clear"/>
+            <w:tcMar>
+              <w:top w:type="dxa" w:w="80"/>
+              <w:left w:type="dxa" w:w="120"/>
+              <w:bottom w:type="dxa" w:w="80"/>
+              <w:right w:type="dxa" w:w="120"/>
+            </w:tcMar>
+          </w:tcPr>
+          <w:p>
+            <w:pPr>
+              <w:spacing w:after="0" w:before="0" w:line="260"/>
+            </w:pPr>
+            <w:r>
+              <w:rPr>
+                <w:rFonts w:ascii="Calibri" w:cs="Calibri" w:eastAsia="Calibri" w:hAnsi="Calibri"/>
+                <w:b w:val="false"/>
+                <w:bCs w:val="false"/>
+                <w:color w:val="1A1A1A"/>
+                <w:sz w:val="19"/>
+                <w:szCs w:val="19"/>
               </w:rPr>
               <w:t xml:space="preserve">/v1/hsl-data/{hsl_id}/link-mro endpoint</w:t>
             </w:r>
@@ -3296,21 +5460,24 @@
               <w:right w:val="single" w:color="BFBFBF" w:sz="4"/>
             </w:tcBorders>
             <w:tcMar>
-              <w:top w:type="dxa" w:w="60"/>
-              <w:left w:type="dxa" w:w="100"/>
-              <w:bottom w:type="dxa" w:w="60"/>
-              <w:right w:type="dxa" w:w="100"/>
-            </w:tcMar>
-          </w:tcPr>
-          <w:p>
+              <w:top w:type="dxa" w:w="80"/>
+              <w:left w:type="dxa" w:w="120"/>
+              <w:bottom w:type="dxa" w:w="80"/>
+              <w:right w:type="dxa" w:w="120"/>
+            </w:tcMar>
+          </w:tcPr>
+          <w:p>
+            <w:pPr>
+              <w:spacing w:after="0" w:before="0" w:line="260"/>
+            </w:pPr>
             <w:r>
               <w:rPr>
                 <w:rFonts w:ascii="Consolas" w:cs="Consolas" w:eastAsia="Consolas" w:hAnsi="Consolas"/>
                 <w:b w:val="false"/>
                 <w:bCs w:val="false"/>
-                <w:color w:val="000000"/>
-                <w:sz w:val="18"/>
-                <w:szCs w:val="18"/>
+                <w:color w:val="1A1A1A"/>
+                <w:sz w:val="19"/>
+                <w:szCs w:val="19"/>
               </w:rPr>
               <w:t xml:space="preserve">app/api/hsl-data/[id]/link-mro/route.ts</w:t>
             </w:r>
@@ -3326,21 +5493,24 @@
               <w:right w:val="single" w:color="BFBFBF" w:sz="4"/>
             </w:tcBorders>
             <w:tcMar>
-              <w:top w:type="dxa" w:w="60"/>
-              <w:left w:type="dxa" w:w="100"/>
-              <w:bottom w:type="dxa" w:w="60"/>
-              <w:right w:type="dxa" w:w="100"/>
-            </w:tcMar>
-          </w:tcPr>
-          <w:p>
-            <w:r>
-              <w:rPr>
-                <w:rFonts w:ascii="Calibri" w:cs="Calibri" w:eastAsia="Calibri" w:hAnsi="Calibri"/>
-                <w:b w:val="false"/>
-                <w:bCs w:val="false"/>
-                <w:color w:val="000000"/>
-                <w:sz w:val="18"/>
-                <w:szCs w:val="18"/>
+              <w:top w:type="dxa" w:w="80"/>
+              <w:left w:type="dxa" w:w="120"/>
+              <w:bottom w:type="dxa" w:w="80"/>
+              <w:right w:type="dxa" w:w="120"/>
+            </w:tcMar>
+          </w:tcPr>
+          <w:p>
+            <w:pPr>
+              <w:spacing w:after="0" w:before="0" w:line="260"/>
+            </w:pPr>
+            <w:r>
+              <w:rPr>
+                <w:rFonts w:ascii="Calibri" w:cs="Calibri" w:eastAsia="Calibri" w:hAnsi="Calibri"/>
+                <w:b w:val="false"/>
+                <w:bCs w:val="false"/>
+                <w:color w:val="1A1A1A"/>
+                <w:sz w:val="19"/>
+                <w:szCs w:val="19"/>
               </w:rPr>
               <w:t xml:space="preserve">Next.js 16 Promise-aware proxy (post-1fbfdaf fix)</w:t>
             </w:r>
@@ -3357,22 +5527,26 @@
               <w:bottom w:val="single" w:color="BFBFBF" w:sz="4"/>
               <w:right w:val="single" w:color="BFBFBF" w:sz="4"/>
             </w:tcBorders>
-            <w:tcMar>
-              <w:top w:type="dxa" w:w="60"/>
-              <w:left w:type="dxa" w:w="100"/>
-              <w:bottom w:type="dxa" w:w="60"/>
-              <w:right w:type="dxa" w:w="100"/>
-            </w:tcMar>
-          </w:tcPr>
-          <w:p>
+            <w:shd w:fill="F2F2F2" w:val="clear"/>
+            <w:tcMar>
+              <w:top w:type="dxa" w:w="80"/>
+              <w:left w:type="dxa" w:w="120"/>
+              <w:bottom w:type="dxa" w:w="80"/>
+              <w:right w:type="dxa" w:w="120"/>
+            </w:tcMar>
+          </w:tcPr>
+          <w:p>
+            <w:pPr>
+              <w:spacing w:after="0" w:before="0" w:line="260"/>
+            </w:pPr>
             <w:r>
               <w:rPr>
                 <w:rFonts w:ascii="Consolas" w:cs="Consolas" w:eastAsia="Consolas" w:hAnsi="Consolas"/>
                 <w:b w:val="false"/>
                 <w:bCs w:val="false"/>
-                <w:color w:val="000000"/>
-                <w:sz w:val="18"/>
-                <w:szCs w:val="18"/>
+                <w:color w:val="1A1A1A"/>
+                <w:sz w:val="19"/>
+                <w:szCs w:val="19"/>
               </w:rPr>
               <w:t xml:space="preserve">migrations/023_hsl_member_and_uniqueness.sql</w:t>
             </w:r>
@@ -3387,22 +5561,26 @@
               <w:bottom w:val="single" w:color="BFBFBF" w:sz="4"/>
               <w:right w:val="single" w:color="BFBFBF" w:sz="4"/>
             </w:tcBorders>
-            <w:tcMar>
-              <w:top w:type="dxa" w:w="60"/>
-              <w:left w:type="dxa" w:w="100"/>
-              <w:bottom w:type="dxa" w:w="60"/>
-              <w:right w:type="dxa" w:w="100"/>
-            </w:tcMar>
-          </w:tcPr>
-          <w:p>
-            <w:r>
-              <w:rPr>
-                <w:rFonts w:ascii="Calibri" w:cs="Calibri" w:eastAsia="Calibri" w:hAnsi="Calibri"/>
-                <w:b w:val="false"/>
-                <w:bCs w:val="false"/>
-                <w:color w:val="000000"/>
-                <w:sz w:val="18"/>
-                <w:szCs w:val="18"/>
+            <w:shd w:fill="F2F2F2" w:val="clear"/>
+            <w:tcMar>
+              <w:top w:type="dxa" w:w="80"/>
+              <w:left w:type="dxa" w:w="120"/>
+              <w:bottom w:type="dxa" w:w="80"/>
+              <w:right w:type="dxa" w:w="120"/>
+            </w:tcMar>
+          </w:tcPr>
+          <w:p>
+            <w:pPr>
+              <w:spacing w:after="0" w:before="0" w:line="260"/>
+            </w:pPr>
+            <w:r>
+              <w:rPr>
+                <w:rFonts w:ascii="Calibri" w:cs="Calibri" w:eastAsia="Calibri" w:hAnsi="Calibri"/>
+                <w:b w:val="false"/>
+                <w:bCs w:val="false"/>
+                <w:color w:val="1A1A1A"/>
+                <w:sz w:val="19"/>
+                <w:szCs w:val="19"/>
               </w:rPr>
               <w:t xml:space="preserve">hsl_member side table; UNIQUE (tenant_id, hsl_name)</w:t>
             </w:r>
@@ -3412,7 +5590,7 @@
     </w:tbl>
     <w:p>
       <w:pPr>
-        <w:spacing w:after="60" w:before="60"/>
+        <w:spacing w:after="60" w:before="60" w:line="280"/>
         <w:jc w:val="left"/>
       </w:pPr>
       <w:r>
@@ -3422,16 +5600,27 @@
           <w:bCs w:val="false"/>
           <w:i w:val="false"/>
           <w:iCs w:val="false"/>
-          <w:color w:val="000000"/>
-          <w:sz w:val="20"/>
-          <w:szCs w:val="20"/>
+          <w:color w:val="1A1A1A"/>
+          <w:sz w:val="21"/>
+          <w:szCs w:val="21"/>
         </w:rPr>
         <w:t xml:space="preserve"/>
       </w:r>
     </w:p>
     <w:p>
       <w:pPr>
-        <w:spacing w:after="60" w:before="320"/>
+        <w:pBdr>
+          <w:top w:val="single" w:color="C09853" w:sz="8" w:space="1"/>
+        </w:pBdr>
+        <w:spacing w:after="80" w:before="320"/>
+      </w:pPr>
+      <w:r>
+        <w:t xml:space="preserve"/>
+      </w:r>
+    </w:p>
+    <w:p>
+      <w:pPr>
+        <w:spacing w:after="60" w:before="60" w:line="280"/>
         <w:jc w:val="center"/>
       </w:pPr>
       <w:r>
@@ -3450,7 +5639,7 @@
     </w:p>
     <w:p>
       <w:pPr>
-        <w:spacing w:after="60" w:before="60"/>
+        <w:spacing w:after="0" w:before="60" w:line="280"/>
         <w:jc w:val="center"/>
       </w:pPr>
       <w:r>
@@ -3464,13 +5653,16 @@
           <w:sz w:val="16"/>
           <w:szCs w:val="16"/>
         </w:rPr>
-        <w:t xml:space="preserve">Generated 2026-04-29T16:42:01.890Z · Information Physics V4.5</w:t>
+        <w:t xml:space="preserve">InformationPhysics.ai, LLC  ·  V4.5  ·  April 2026</w:t>
       </w:r>
     </w:p>
     <w:sectPr>
+      <w:headerReference w:type="default" r:id="rId7"/>
+      <w:footerReference w:type="default" r:id="rId8"/>
       <w:pgSz w:w="12240" w:h="15840" w:orient="portrait"/>
-      <w:pgMar w:top="1080" w:right="1080" w:bottom="1080" w:left="1080" w:header="708" w:footer="708" w:gutter="0"/>
+      <w:pgMar w:top="1180" w:right="1320" w:bottom="1180" w:left="1320" w:header="720" w:footer="720" w:gutter="0"/>
       <w:pgNumType/>
+      <w:titlePg w:val="false"/>
       <w:docGrid w:linePitch="360"/>
     </w:sectPr>
   </w:body>
@@ -3518,6 +5710,80 @@
 </w:endnotes>
 </file>
 
+<file path=word/footer1.xml><?xml version="1.0" encoding="utf-8"?>
+<w:ftr xmlns:wpc="http://schemas.microsoft.com/office/word/2010/wordprocessingCanvas" xmlns:mc="http://schemas.openxmlformats.org/markup-compatibility/2006" xmlns:o="urn:schemas-microsoft-com:office:office" xmlns:r="http://schemas.openxmlformats.org/officeDocument/2006/relationships" xmlns:m="http://schemas.openxmlformats.org/officeDocument/2006/math" xmlns:v="urn:schemas-microsoft-com:vml" xmlns:wp14="http://schemas.microsoft.com/office/word/2010/wordprocessingDrawing" xmlns:wp="http://schemas.openxmlformats.org/drawingml/2006/wordprocessingDrawing" xmlns:w10="urn:schemas-microsoft-com:office:word" xmlns:w="http://schemas.openxmlformats.org/wordprocessingml/2006/main" xmlns:w14="http://schemas.microsoft.com/office/word/2010/wordml" xmlns:w15="http://schemas.microsoft.com/office/word/2012/wordml" xmlns:wpg="http://schemas.microsoft.com/office/word/2010/wordprocessingGroup" xmlns:wpi="http://schemas.microsoft.com/office/word/2010/wordprocessingInk" xmlns:wne="http://schemas.microsoft.com/office/word/2006/wordml" xmlns:wps="http://schemas.microsoft.com/office/word/2010/wordprocessingShape">
+  <w:p>
+    <w:pPr>
+      <w:pBdr>
+        <w:top w:val="single" w:color="C09853" w:sz="6" w:space="1"/>
+      </w:pBdr>
+      <w:tabs>
+        <w:tab w:val="right" w:pos="9360"/>
+      </w:tabs>
+      <w:spacing w:after="0" w:before="0"/>
+    </w:pPr>
+    <w:r>
+      <w:rPr>
+        <w:rFonts w:ascii="Calibri" w:cs="Calibri" w:eastAsia="Calibri" w:hAnsi="Calibri"/>
+        <w:color w:val="808080"/>
+        <w:sz w:val="16"/>
+        <w:szCs w:val="16"/>
+      </w:rPr>
+      <w:t xml:space="preserve">InformationPhysics.ai, LLC</w:t>
+    </w:r>
+    <w:r>
+      <w:rPr>
+        <w:sz w:val="16"/>
+        <w:szCs w:val="16"/>
+      </w:rPr>
+      <w:t xml:space="preserve">	</w:t>
+    </w:r>
+    <w:r>
+      <w:rPr>
+        <w:rFonts w:ascii="Calibri" w:cs="Calibri" w:eastAsia="Calibri" w:hAnsi="Calibri"/>
+        <w:color w:val="808080"/>
+        <w:sz w:val="16"/>
+        <w:szCs w:val="16"/>
+      </w:rPr>
+      <w:t xml:space="preserve">Page </w:t>
+    </w:r>
+    <w:r>
+      <w:rPr>
+        <w:rFonts w:ascii="Calibri" w:cs="Calibri" w:eastAsia="Calibri" w:hAnsi="Calibri"/>
+        <w:color w:val="808080"/>
+        <w:sz w:val="16"/>
+        <w:szCs w:val="16"/>
+      </w:rPr>
+      <w:fldChar w:fldCharType="begin"/>
+      <w:instrText xml:space="preserve">PAGE</w:instrText>
+      <w:fldChar w:fldCharType="separate"/>
+      <w:fldChar w:fldCharType="end"/>
+    </w:r>
+    <w:r>
+      <w:rPr>
+        <w:rFonts w:ascii="Calibri" w:cs="Calibri" w:eastAsia="Calibri" w:hAnsi="Calibri"/>
+        <w:color w:val="808080"/>
+        <w:sz w:val="16"/>
+        <w:szCs w:val="16"/>
+      </w:rPr>
+      <w:t xml:space="preserve"> of </w:t>
+    </w:r>
+    <w:r>
+      <w:rPr>
+        <w:rFonts w:ascii="Calibri" w:cs="Calibri" w:eastAsia="Calibri" w:hAnsi="Calibri"/>
+        <w:color w:val="808080"/>
+        <w:sz w:val="16"/>
+        <w:szCs w:val="16"/>
+      </w:rPr>
+      <w:fldChar w:fldCharType="begin"/>
+      <w:instrText xml:space="preserve">NUMPAGES</w:instrText>
+      <w:fldChar w:fldCharType="separate"/>
+      <w:fldChar w:fldCharType="end"/>
+    </w:r>
+  </w:p>
+</w:ftr>
+</file>
+
 <file path=word/footnotes.xml><?xml version="1.0" encoding="utf-8"?>
 <w:footnotes xmlns:wpc="http://schemas.microsoft.com/office/word/2010/wordprocessingCanvas" xmlns:mc="http://schemas.openxmlformats.org/markup-compatibility/2006" xmlns:o="urn:schemas-microsoft-com:office:office" xmlns:r="http://schemas.openxmlformats.org/officeDocument/2006/relationships" xmlns:m="http://schemas.openxmlformats.org/officeDocument/2006/math" xmlns:v="urn:schemas-microsoft-com:vml" xmlns:wp14="http://schemas.microsoft.com/office/word/2010/wordprocessingDrawing" xmlns:wp="http://schemas.openxmlformats.org/drawingml/2006/wordprocessingDrawing" xmlns:w10="urn:schemas-microsoft-com:office:word" xmlns:w="http://schemas.openxmlformats.org/wordprocessingml/2006/main" xmlns:w14="http://schemas.microsoft.com/office/word/2010/wordml" xmlns:w15="http://schemas.microsoft.com/office/word/2012/wordml" xmlns:wpg="http://schemas.microsoft.com/office/word/2010/wordprocessingGroup" xmlns:wpi="http://schemas.microsoft.com/office/word/2010/wordprocessingInk" xmlns:wne="http://schemas.microsoft.com/office/word/2006/wordml" xmlns:wps="http://schemas.microsoft.com/office/word/2010/wordprocessingShape" mc:Ignorable="w14 w15 wp14">
   <w:footnote w:type="separator" w:id="-1">
@@ -3553,6 +5819,70 @@
     </w:p>
   </w:footnote>
 </w:footnotes>
+</file>
+
+<file path=word/header1.xml><?xml version="1.0" encoding="utf-8"?>
+<w:hdr xmlns:wpc="http://schemas.microsoft.com/office/word/2010/wordprocessingCanvas" xmlns:mc="http://schemas.openxmlformats.org/markup-compatibility/2006" xmlns:o="urn:schemas-microsoft-com:office:office" xmlns:r="http://schemas.openxmlformats.org/officeDocument/2006/relationships" xmlns:m="http://schemas.openxmlformats.org/officeDocument/2006/math" xmlns:v="urn:schemas-microsoft-com:vml" xmlns:wp14="http://schemas.microsoft.com/office/word/2010/wordprocessingDrawing" xmlns:wp="http://schemas.openxmlformats.org/drawingml/2006/wordprocessingDrawing" xmlns:w10="urn:schemas-microsoft-com:office:word" xmlns:w="http://schemas.openxmlformats.org/wordprocessingml/2006/main" xmlns:w14="http://schemas.microsoft.com/office/word/2010/wordml" xmlns:w15="http://schemas.microsoft.com/office/word/2012/wordml" xmlns:wpg="http://schemas.microsoft.com/office/word/2010/wordprocessingGroup" xmlns:wpi="http://schemas.microsoft.com/office/word/2010/wordprocessingInk" xmlns:wne="http://schemas.microsoft.com/office/word/2006/wordml" xmlns:wps="http://schemas.microsoft.com/office/word/2010/wordprocessingShape" xmlns:cx="http://schemas.microsoft.com/office/drawing/2014/chartex" xmlns:cx1="http://schemas.microsoft.com/office/drawing/2015/9/8/chartex" xmlns:cx2="http://schemas.microsoft.com/office/drawing/2015/10/21/chartex" xmlns:cx3="http://schemas.microsoft.com/office/drawing/2016/5/9/chartex" xmlns:cx4="http://schemas.microsoft.com/office/drawing/2016/5/10/chartex" xmlns:cx5="http://schemas.microsoft.com/office/drawing/2016/5/11/chartex" xmlns:cx6="http://schemas.microsoft.com/office/drawing/2016/5/12/chartex" xmlns:cx7="http://schemas.microsoft.com/office/drawing/2016/5/13/chartex" xmlns:cx8="http://schemas.microsoft.com/office/drawing/2016/5/14/chartex" xmlns:w16cid="http://schemas.microsoft.com/office/word/2016/wordml/cid" xmlns:w16se="http://schemas.microsoft.com/office/word/2015/wordml/symex">
+  <w:p>
+    <w:pPr>
+      <w:pBdr>
+        <w:bottom w:val="single" w:color="C09853" w:sz="6" w:space="1"/>
+      </w:pBdr>
+      <w:tabs>
+        <w:tab w:val="right" w:pos="9360"/>
+      </w:tabs>
+      <w:spacing w:after="0" w:before="0"/>
+    </w:pPr>
+    <w:r>
+      <w:rPr>
+        <w:rFonts w:ascii="Calibri" w:cs="Calibri" w:eastAsia="Calibri" w:hAnsi="Calibri"/>
+        <w:b/>
+        <w:bCs/>
+        <w:color w:val="1F3864"/>
+        <w:sz w:val="17"/>
+        <w:szCs w:val="17"/>
+      </w:rPr>
+      <w:t xml:space="preserve">InformationPhysics.ai</w:t>
+    </w:r>
+    <w:r>
+      <w:rPr>
+        <w:color w:val="808080"/>
+        <w:sz w:val="17"/>
+        <w:szCs w:val="17"/>
+      </w:rPr>
+      <w:t xml:space="preserve">  ·  </w:t>
+    </w:r>
+    <w:r>
+      <w:rPr>
+        <w:rFonts w:ascii="Calibri" w:cs="Calibri" w:eastAsia="Calibri" w:hAnsi="Calibri"/>
+        <w:i/>
+        <w:iCs/>
+        <w:color w:val="2E5090"/>
+        <w:sz w:val="17"/>
+        <w:szCs w:val="17"/>
+      </w:rPr>
+      <w:t xml:space="preserve">MRO Lifecycle &amp; Linkage</w:t>
+    </w:r>
+    <w:r>
+      <w:rPr>
+        <w:sz w:val="17"/>
+        <w:szCs w:val="17"/>
+      </w:rPr>
+      <w:t xml:space="preserve">	</w:t>
+    </w:r>
+    <w:r>
+      <w:rPr>
+        <w:rFonts w:ascii="Calibri" w:cs="Calibri" w:eastAsia="Calibri" w:hAnsi="Calibri"/>
+        <w:b/>
+        <w:bCs/>
+        <w:color w:val="C09853"/>
+        <w:sz w:val="17"/>
+        <w:szCs w:val="17"/>
+      </w:rPr>
+      <w:t xml:space="preserve">V4.5  ·  CONFIDENTIAL</w:t>
+    </w:r>
+  </w:p>
+</w:hdr>
 </file>
 
 <file path=word/numbering.xml><?xml version="1.0" encoding="utf-8"?>
@@ -3656,8 +5986,9 @@
     <w:rPrDefault>
       <w:rPr>
         <w:rFonts w:ascii="Calibri" w:cs="Calibri" w:eastAsia="Calibri" w:hAnsi="Calibri"/>
-        <w:sz w:val="20"/>
-        <w:szCs w:val="20"/>
+        <w:color w:val="1A1A1A"/>
+        <w:sz w:val="21"/>
+        <w:szCs w:val="21"/>
       </w:rPr>
     </w:rPrDefault>
     <w:pPrDefault/>
@@ -3839,7 +6170,7 @@
     <w:next w:val="Normal"/>
     <w:qFormat/>
     <w:pPr>
-      <w:spacing w:after="140" w:before="280"/>
+      <w:spacing w:after="160" w:before="360" w:line="320"/>
       <w:outlineLvl w:val="0"/>
     </w:pPr>
     <w:rPr>
@@ -3857,7 +6188,7 @@
     <w:next w:val="Normal"/>
     <w:qFormat/>
     <w:pPr>
-      <w:spacing w:after="100" w:before="220"/>
+      <w:spacing w:after="100" w:before="240" w:line="300"/>
       <w:outlineLvl w:val="1"/>
     </w:pPr>
     <w:rPr>
@@ -3875,13 +6206,15 @@
     <w:next w:val="Normal"/>
     <w:qFormat/>
     <w:pPr>
-      <w:spacing w:after="80" w:before="160"/>
+      <w:spacing w:after="80" w:before="180" w:line="280"/>
       <w:outlineLvl w:val="2"/>
     </w:pPr>
     <w:rPr>
       <w:rFonts w:ascii="Calibri" w:cs="Calibri" w:eastAsia="Calibri" w:hAnsi="Calibri"/>
       <w:b/>
       <w:bCs/>
+      <w:i/>
+      <w:iCs/>
       <w:color w:val="2E5090"/>
       <w:sz w:val="22"/>
       <w:szCs w:val="22"/>

--- a/public/docs/MRO_Lifecycle_Linkage_Technote_V45.docx
+++ b/public/docs/MRO_Lifecycle_Linkage_Technote_V45.docx
@@ -1,5 +1,5 @@
 
-<file path=word/document.xml><?xml version="1.0" encoding="UTF-8" standalone="yes"?><w:document mc:Ignorable="w14 w15 wp14" xmlns:wpc="http://schemas.microsoft.com/office/word/2010/wordprocessingCanvas" xmlns:mc="http://schemas.openxmlformats.org/markup-compatibility/2006" xmlns:o="urn:schemas-microsoft-com:office:office" xmlns:r="http://schemas.openxmlformats.org/officeDocument/2006/relationships" xmlns:m="http://schemas.openxmlformats.org/officeDocument/2006/math" xmlns:v="urn:schemas-microsoft-com:vml" xmlns:wp14="http://schemas.microsoft.com/office/word/2010/wordprocessingDrawing" xmlns:wp="http://schemas.openxmlformats.org/drawingml/2006/wordprocessingDrawing" xmlns:w10="urn:schemas-microsoft-com:office:word" xmlns:w="http://schemas.openxmlformats.org/wordprocessingml/2006/main" xmlns:w14="http://schemas.microsoft.com/office/word/2010/wordml" xmlns:w15="http://schemas.microsoft.com/office/word/2012/wordml" xmlns:wpg="http://schemas.microsoft.com/office/word/2010/wordprocessingGroup" xmlns:wpi="http://schemas.microsoft.com/office/word/2010/wordprocessingInk" xmlns:wne="http://schemas.microsoft.com/office/word/2006/wordml" xmlns:wps="http://schemas.microsoft.com/office/word/2010/wordprocessingShape" xmlns:cx="http://schemas.microsoft.com/office/drawing/2014/chartex" xmlns:cx1="http://schemas.microsoft.com/office/drawing/2015/9/8/chartex" xmlns:cx2="http://schemas.microsoft.com/office/drawing/2015/10/21/chartex" xmlns:cx3="http://schemas.microsoft.com/office/drawing/2016/5/9/chartex" xmlns:cx4="http://schemas.microsoft.com/office/drawing/2016/5/10/chartex" xmlns:cx5="http://schemas.microsoft.com/office/drawing/2016/5/11/chartex" xmlns:cx6="http://schemas.microsoft.com/office/drawing/2016/5/12/chartex" xmlns:cx7="http://schemas.microsoft.com/office/drawing/2016/5/13/chartex" xmlns:cx8="http://schemas.microsoft.com/office/drawing/2016/5/14/chartex" xmlns:aink="http://schemas.microsoft.com/office/drawing/2016/ink" xmlns:am3d="http://schemas.microsoft.com/office/drawing/2017/model3d" xmlns:w16cex="http://schemas.microsoft.com/office/word/2018/wordml/cex" xmlns:w16cid="http://schemas.microsoft.com/office/word/2016/wordml/cid" xmlns:w16="http://schemas.microsoft.com/office/word/2018/wordml" xmlns:w16sdtdh="http://schemas.microsoft.com/office/word/2020/wordml/sdtdatahash" xmlns:w16se="http://schemas.microsoft.com/office/word/2015/wordml/symex"><w:body><w:tbl><w:tblPr><w:tblW w:type="dxa" w:w="9600"/><w:tblBorders><w:top w:val="single" w:color="auto" w:sz="4"/><w:left w:val="single" w:color="auto" w:sz="4"/><w:bottom w:val="single" w:color="auto" w:sz="4"/><w:right w:val="single" w:color="auto" w:sz="4"/><w:insideH w:val="single" w:color="auto" w:sz="4"/><w:insideV w:val="single" w:color="auto" w:sz="4"/></w:tblBorders></w:tblPr><w:tblGrid><w:gridCol w:w="9600"/></w:tblGrid><w:tr><w:tc><w:tcPr><w:tcW w:type="dxa" w:w="9600"/><w:tcBorders><w:top w:val="single" w:color="E11D48" w:sz="18"/><w:left w:val="single" w:color="E11D48" w:sz="18"/><w:bottom w:val="single" w:color="E11D48" w:sz="18"/><w:right w:val="single" w:color="E11D48" w:sz="18"/></w:tcBorders><w:shd w:fill="FFF1F2" w:val="clear"/><w:tcMar><w:top w:type="dxa" w:w="160"/><w:left w:type="dxa" w:w="240"/><w:bottom w:type="dxa" w:w="160"/><w:right w:type="dxa" w:w="240"/></w:tcMar></w:tcPr><w:p><w:pPr><w:spacing w:after="80" w:before="0"/></w:pPr><w:r><w:rPr><w:rFonts w:ascii="Calibri" w:cs="Calibri" w:eastAsia="Calibri" w:hAnsi="Calibri"/><w:b/><w:bCs/><w:color w:val="BE123C"/><w:sz w:val="22"/><w:szCs w:val="22"/></w:rPr><w:t xml:space="preserve">⚠  CONFIDENTIAL — TRADE SECRET</w:t></w:r></w:p><w:p><w:pPr><w:spacing w:after="0" w:before="0" w:line="280"/></w:pPr><w:r><w:rPr><w:rFonts w:ascii="Calibri" w:cs="Calibri" w:eastAsia="Calibri" w:hAnsi="Calibri"/><w:color w:val="BE123C"/><w:sz w:val="20"/><w:szCs w:val="20"/></w:rPr><w:t xml:space="preserve">This document describes the internal logic, data structures, and operational behavior of a proprietary subsystem of the Information Physics Demo System. It contains confidential information and trade secrets of InformationPhysics.ai, LLC, including algorithmic detail not present in public-facing materials. Subject to the Transaction-Grade One-Way Non-Disclosure Agreement on file. Unauthorized use, disclosure, or reproduction is strictly prohibited and may result in civil and criminal liability.</w:t></w:r></w:p></w:tc></w:tr></w:tbl><w:p><w:pPr><w:spacing w:after="60" w:before="60" w:line="280"/><w:jc w:val="left"/></w:pPr><w:r><w:rPr><w:rFonts w:ascii="Calibri" w:cs="Calibri" w:eastAsia="Calibri" w:hAnsi="Calibri"/><w:b w:val="false"/><w:bCs w:val="false"/><w:i w:val="false"/><w:iCs w:val="false"/><w:caps w:val="false"/><w:color w:val="0F172A"/><w:sz w:val="21"/><w:szCs w:val="21"/></w:rPr><w:t xml:space="preserve"></w:t></w:r></w:p><w:p><w:pPr><w:spacing w:after="60" w:before="60" w:line="280"/><w:jc w:val="left"/></w:pPr><w:r><w:rPr><w:rFonts w:ascii="Calibri" w:cs="Calibri" w:eastAsia="Calibri" w:hAnsi="Calibri"/><w:b w:val="false"/><w:bCs w:val="false"/><w:i w:val="false"/><w:iCs w:val="false"/><w:caps w:val="false"/><w:color w:val="0F172A"/><w:sz w:val="21"/><w:szCs w:val="21"/></w:rPr><w:t xml:space="preserve"></w:t></w:r></w:p><w:p><w:pPr><w:spacing w:after="160" w:before="60" w:line="280"/><w:jc w:val="center"/></w:pPr><w:r><w:rPr><w:rFonts w:ascii="Calibri" w:cs="Calibri" w:eastAsia="Calibri" w:hAnsi="Calibri"/><w:b w:val="false"/><w:bCs w:val="false"/><w:i w:val="false"/><w:iCs w:val="false"/><w:caps/><w:color w:val="94A3B8"/><w:sz w:val="17"/><w:szCs w:val="17"/></w:rPr><w:t xml:space="preserve">Engineering Reference — Internal / NDA-Restricted</w:t></w:r></w:p><w:p><w:pPr><w:spacing w:after="80" w:before="60" w:line="280"/><w:jc w:val="center"/></w:pPr><w:r><w:rPr><w:rFonts w:ascii="Calibri" w:cs="Calibri" w:eastAsia="Calibri" w:hAnsi="Calibri"/><w:b/><w:bCs/><w:i w:val="false"/><w:iCs w:val="false"/><w:caps w:val="false"/><w:color w:val="0F172A"/><w:sz w:val="36"/><w:szCs w:val="36"/></w:rPr><w:t xml:space="preserve">MRO Lifecycle &amp; Linkage</w:t></w:r></w:p><w:p><w:pPr><w:spacing w:after="200" w:before="60" w:line="280"/><w:jc w:val="center"/></w:pPr><w:r><w:rPr><w:rFonts w:ascii="Calibri" w:cs="Calibri" w:eastAsia="Calibri" w:hAnsi="Calibri"/><w:b w:val="false"/><w:bCs w:val="false"/><w:i/><w:iCs/><w:caps w:val="false"/><w:color w:val="475569"/><w:sz w:val="22"/><w:szCs w:val="22"/></w:rPr><w:t xml:space="preserve">Memory Result Object creation, persistence, retrieval, reuse, and audit</w:t></w:r></w:p><w:p><w:pPr><w:spacing w:after="40" w:before="60" w:line="280"/><w:jc w:val="center"/></w:pPr><w:r><w:rPr><w:rFonts w:ascii="Calibri" w:cs="Calibri" w:eastAsia="Calibri" w:hAnsi="Calibri"/><w:b/><w:bCs/><w:i w:val="false"/><w:iCs w:val="false"/><w:caps w:val="false"/><w:color w:val="0F172A"/><w:sz w:val="22"/><w:szCs w:val="22"/></w:rPr><w:t xml:space="preserve">Michael Simon Bodner, Ph.D.</w:t></w:r></w:p><w:p><w:pPr><w:spacing w:after="40" w:before="60" w:line="280"/><w:jc w:val="center"/></w:pPr><w:r><w:rPr><w:rFonts w:ascii="Calibri" w:cs="Calibri" w:eastAsia="Calibri" w:hAnsi="Calibri"/><w:b w:val="false"/><w:bCs w:val="false"/><w:i w:val="false"/><w:iCs w:val="false"/><w:caps w:val="false"/><w:color w:val="0F3460"/><w:sz w:val="18"/><w:szCs w:val="18"/></w:rPr><w:t xml:space="preserve">Founder &amp; Chief Scientist, InformationPhysics.ai</w:t></w:r></w:p><w:p><w:pPr><w:spacing w:after="40" w:before="60" w:line="280"/><w:jc w:val="center"/></w:pPr><w:r><w:rPr><w:rFonts w:ascii="Calibri" w:cs="Calibri" w:eastAsia="Calibri" w:hAnsi="Calibri"/><w:b w:val="false"/><w:bCs w:val="false"/><w:i w:val="false"/><w:iCs w:val="false"/><w:caps w:val="false"/><w:color w:val="475569"/><w:sz w:val="18"/><w:szCs w:val="18"/></w:rPr><w:t xml:space="preserve">April 2026 — Software Version V4.5.0</w:t></w:r></w:p><w:p><w:pPr><w:spacing w:after="40" w:before="60" w:line="280"/><w:jc w:val="center"/></w:pPr><w:r><w:rPr><w:rFonts w:ascii="Consolas" w:cs="Consolas" w:eastAsia="Consolas" w:hAnsi="Consolas"/><w:b w:val="false"/><w:bCs w:val="false"/><w:i w:val="false"/><w:iCs w:val="false"/><w:caps w:val="false"/><w:color w:val="475569"/><w:sz w:val="16"/><w:szCs w:val="16"/></w:rPr><w:t xml:space="preserve">POST /v1/mro-objects  ·  POST /v1/hsl-data/{id}/link-mro  ·  POST /v1/op/mro-search</w:t></w:r></w:p><w:p><w:pPr><w:spacing w:after="240" w:before="60" w:line="280"/><w:jc w:val="center"/></w:pPr><w:r><w:rPr><w:rFonts w:ascii="Calibri" w:cs="Calibri" w:eastAsia="Calibri" w:hAnsi="Calibri"/><w:b w:val="false"/><w:bCs w:val="false"/><w:i w:val="false"/><w:iCs w:val="false"/><w:caps w:val="false"/><w:color w:val="94A3B8"/><w:sz w:val="16"/><w:szCs w:val="16"/></w:rPr><w:t xml:space="preserve">© 2026 InformationPhysics.ai, LLC. All rights reserved.</w:t></w:r></w:p><w:tbl><w:tblPr><w:tblW w:type="dxa" w:w="9600"/><w:tblBorders><w:top w:val="single" w:color="auto" w:sz="4"/><w:left w:val="single" w:color="auto" w:sz="4"/><w:bottom w:val="single" w:color="auto" w:sz="4"/><w:right w:val="single" w:color="auto" w:sz="4"/><w:insideH w:val="single" w:color="auto" w:sz="4"/><w:insideV w:val="single" w:color="auto" w:sz="4"/></w:tblBorders></w:tblPr><w:tblGrid><w:gridCol w:w="9600"/></w:tblGrid><w:tr><w:tc><w:tcPr><w:tcW w:type="dxa" w:w="9600"/><w:tcBorders><w:top w:val="single" w:color="CBD5E1" w:sz="4"/><w:left w:val="single" w:color="CBD5E1" w:sz="4"/><w:bottom w:val="single" w:color="CBD5E1" w:sz="4"/><w:right w:val="single" w:color="CBD5E1" w:sz="4"/></w:tcBorders><w:tcMar><w:top w:type="dxa" w:w="200"/><w:left w:type="dxa" w:w="240"/><w:bottom w:type="dxa" w:w="200"/><w:right w:type="dxa" w:w="240"/></w:tcMar></w:tcPr><w:p><w:pPr><w:spacing w:after="120" w:before="0"/></w:pPr><w:r><w:rPr><w:rFonts w:ascii="Calibri" w:cs="Calibri" w:eastAsia="Calibri" w:hAnsi="Calibri"/><w:b/><w:bCs/><w:color w:val="1F3864"/><w:sz w:val="24"/><w:szCs w:val="24"/></w:rPr><w:t xml:space="preserve">Abstract</w:t></w:r></w:p><w:p><w:pPr><w:spacing w:after="100" w:before="0" w:line="300"/></w:pPr><w:r><w:rPr><w:rFonts w:ascii="Calibri" w:cs="Calibri" w:eastAsia="Calibri" w:hAnsi="Calibri"/><w:color w:val="475569"/><w:sz w:val="21"/><w:szCs w:val="21"/></w:rPr><w:t xml:space="preserve">Authoritative description of the Memory Result Object lifecycle in V4.5. Documents creation (auto + manual), the three-threshold retrieval tier (short-circuit / bundle-augment / cue-seed), HSL back-pointer maintenance via [MRO.&lt;uuid&gt;] tokens, and the audit-and-repair surfaces in System Admin (MRO Linkage view, Fix Broken MROs).</w:t></w:r></w:p><w:p><w:pPr><w:spacing w:after="0" w:before="0" w:line="300"/></w:pPr><w:r><w:rPr><w:rFonts w:ascii="Calibri" w:cs="Calibri" w:eastAsia="Calibri" w:hAnsi="Calibri"/><w:color w:val="475569"/><w:sz w:val="21"/><w:szCs w:val="21"/></w:rPr><w:t xml:space="preserve">Covers the three V4.5 failure modes resolved: Next.js 16 Promise route params on the link-mro proxy, the Save MRO display-string bug that was persisting the wrong seed_hsls, and the Fix Broken MROs dual-pass repair that handles both missing and stale back-pointers.</w:t></w:r></w:p></w:tc></w:tr></w:tbl><w:p><w:pPr><w:spacing w:after="60" w:before="60" w:line="280"/><w:jc w:val="left"/></w:pPr><w:r><w:rPr><w:rFonts w:ascii="Calibri" w:cs="Calibri" w:eastAsia="Calibri" w:hAnsi="Calibri"/><w:b w:val="false"/><w:bCs w:val="false"/><w:i w:val="false"/><w:iCs w:val="false"/><w:caps w:val="false"/><w:color w:val="0F172A"/><w:sz w:val="21"/><w:szCs w:val="21"/></w:rPr><w:t xml:space="preserve"></w:t></w:r></w:p><w:p><w:pPr><w:pStyle w:val="Heading1"/><w:pBdr><w:bottom w:val="single" w:color="1F3864" w:sz="6" w:space="4"/></w:pBdr><w:spacing w:after="160" w:before="360" w:line="320"/></w:pPr><w:r><w:rPr><w:rFonts w:ascii="Calibri" w:cs="Calibri" w:eastAsia="Calibri" w:hAnsi="Calibri"/><w:b/><w:bCs/><w:color w:val="1F3864"/><w:sz w:val="28"/><w:szCs w:val="28"/></w:rPr><w:t xml:space="preserve">1.  Object Model</w:t></w:r></w:p><w:p><w:pPr><w:spacing w:after="60" w:before="60" w:line="280"/><w:jc w:val="left"/></w:pPr><w:r><w:rPr><w:rFonts w:ascii="Calibri" w:cs="Calibri" w:eastAsia="Calibri" w:hAnsi="Calibri"/><w:b w:val="false"/><w:bCs w:val="false"/><w:i w:val="false"/><w:iCs w:val="false"/><w:caps w:val="false"/><w:color w:val="0F172A"/><w:sz w:val="21"/><w:szCs w:val="21"/></w:rPr><w:t xml:space="preserve">MROs are episodic — one per saved retrieval. The schema captures everything needed to reproduce, audit, or replay the answer.</w:t></w:r></w:p><w:tbl><w:tblPr><w:tblW w:type="dxa" w:w="9600"/><w:tblBorders><w:top w:val="single" w:color="auto" w:sz="4"/><w:left w:val="single" w:color="auto" w:sz="4"/><w:bottom w:val="single" w:color="auto" w:sz="4"/><w:right w:val="single" w:color="auto" w:sz="4"/><w:insideH w:val="single" w:color="auto" w:sz="4"/><w:insideV w:val="single" w:color="auto" w:sz="4"/></w:tblBorders></w:tblPr><w:tblGrid><w:gridCol w:w="2600"/><w:gridCol w:w="7000"/></w:tblGrid><w:tr><w:trPr><w:tblHeader/></w:trPr><w:tc><w:tcPr><w:tcW w:type="dxa" w:w="2600"/><w:tcBorders><w:top w:val="single" w:color="CBD5E1" w:sz="4"/><w:left w:val="single" w:color="CBD5E1" w:sz="4"/><w:bottom w:val="single" w:color="CBD5E1" w:sz="4"/><w:right w:val="single" w:color="CBD5E1" w:sz="4"/></w:tcBorders><w:shd w:fill="0F3460" w:val="clear"/><w:tcMar><w:top w:type="dxa" w:w="80"/><w:left w:type="dxa" w:w="120"/><w:bottom w:type="dxa" w:w="80"/><w:right w:type="dxa" w:w="120"/></w:tcMar></w:tcPr><w:p><w:pPr><w:spacing w:after="0" w:before="0" w:line="260"/></w:pPr><w:r><w:rPr><w:rFonts w:ascii="Calibri" w:cs="Calibri" w:eastAsia="Calibri" w:hAnsi="Calibri"/><w:b/><w:bCs/><w:color w:val="FFFFFF"/><w:sz w:val="19"/><w:szCs w:val="19"/></w:rPr><w:t xml:space="preserve">Column</w:t></w:r></w:p></w:tc><w:tc><w:tcPr><w:tcW w:type="dxa" w:w="7000"/><w:tcBorders><w:top w:val="single" w:color="CBD5E1" w:sz="4"/><w:left w:val="single" w:color="CBD5E1" w:sz="4"/><w:bottom w:val="single" w:color="CBD5E1" w:sz="4"/><w:right w:val="single" w:color="CBD5E1" w:sz="4"/></w:tcBorders><w:shd w:fill="0F3460" w:val="clear"/><w:tcMar><w:top w:type="dxa" w:w="80"/><w:left w:type="dxa" w:w="120"/><w:bottom w:type="dxa" w:w="80"/><w:right w:type="dxa" w:w="120"/></w:tcMar></w:tcPr><w:p><w:pPr><w:spacing w:after="0" w:before="0" w:line="260"/></w:pPr><w:r><w:rPr><w:rFonts w:ascii="Calibri" w:cs="Calibri" w:eastAsia="Calibri" w:hAnsi="Calibri"/><w:b/><w:bCs/><w:color w:val="FFFFFF"/><w:sz w:val="19"/><w:szCs w:val="19"/></w:rPr><w:t xml:space="preserve">Meaning</w:t></w:r></w:p></w:tc></w:tr><w:tr><w:tc><w:tcPr><w:tcW w:type="dxa" w:w="2600"/><w:tcBorders><w:top w:val="single" w:color="CBD5E1" w:sz="4"/><w:left w:val="single" w:color="CBD5E1" w:sz="4"/><w:bottom w:val="single" w:color="CBD5E1" w:sz="4"/><w:right w:val="single" w:color="CBD5E1" w:sz="4"/></w:tcBorders><w:tcMar><w:top w:type="dxa" w:w="80"/><w:left w:type="dxa" w:w="120"/><w:bottom w:type="dxa" w:w="80"/><w:right w:type="dxa" w:w="120"/></w:tcMar></w:tcPr><w:p><w:pPr><w:spacing w:after="0" w:before="0" w:line="260"/></w:pPr><w:r><w:rPr><w:rFonts w:ascii="Calibri" w:cs="Calibri" w:eastAsia="Calibri" w:hAnsi="Calibri"/><w:b w:val="false"/><w:bCs w:val="false"/><w:color w:val="0F172A"/><w:sz w:val="19"/><w:szCs w:val="19"/></w:rPr><w:t xml:space="preserve">mro_id</w:t></w:r></w:p></w:tc><w:tc><w:tcPr><w:tcW w:type="dxa" w:w="7000"/><w:tcBorders><w:top w:val="single" w:color="CBD5E1" w:sz="4"/><w:left w:val="single" w:color="CBD5E1" w:sz="4"/><w:bottom w:val="single" w:color="CBD5E1" w:sz="4"/><w:right w:val="single" w:color="CBD5E1" w:sz="4"/></w:tcBorders><w:tcMar><w:top w:type="dxa" w:w="80"/><w:left w:type="dxa" w:w="120"/><w:bottom w:type="dxa" w:w="80"/><w:right w:type="dxa" w:w="120"/></w:tcMar></w:tcPr><w:p><w:pPr><w:spacing w:after="0" w:before="0" w:line="260"/></w:pPr><w:r><w:rPr><w:rFonts w:ascii="Calibri" w:cs="Calibri" w:eastAsia="Calibri" w:hAnsi="Calibri"/><w:b w:val="false"/><w:bCs w:val="false"/><w:color w:val="0F172A"/><w:sz w:val="19"/><w:szCs w:val="19"/></w:rPr><w:t xml:space="preserve">UUID v4 — primary key</w:t></w:r></w:p></w:tc></w:tr><w:tr><w:tc><w:tcPr><w:tcW w:type="dxa" w:w="2600"/><w:tcBorders><w:top w:val="single" w:color="CBD5E1" w:sz="4"/><w:left w:val="single" w:color="CBD5E1" w:sz="4"/><w:bottom w:val="single" w:color="CBD5E1" w:sz="4"/><w:right w:val="single" w:color="CBD5E1" w:sz="4"/></w:tcBorders><w:shd w:fill="F1F5F9" w:val="clear"/><w:tcMar><w:top w:type="dxa" w:w="80"/><w:left w:type="dxa" w:w="120"/><w:bottom w:type="dxa" w:w="80"/><w:right w:type="dxa" w:w="120"/></w:tcMar></w:tcPr><w:p><w:pPr><w:spacing w:after="0" w:before="0" w:line="260"/></w:pPr><w:r><w:rPr><w:rFonts w:ascii="Calibri" w:cs="Calibri" w:eastAsia="Calibri" w:hAnsi="Calibri"/><w:b w:val="false"/><w:bCs w:val="false"/><w:color w:val="0F172A"/><w:sz w:val="19"/><w:szCs w:val="19"/></w:rPr><w:t xml:space="preserve">mro_key</w:t></w:r></w:p></w:tc><w:tc><w:tcPr><w:tcW w:type="dxa" w:w="7000"/><w:tcBorders><w:top w:val="single" w:color="CBD5E1" w:sz="4"/><w:left w:val="single" w:color="CBD5E1" w:sz="4"/><w:bottom w:val="single" w:color="CBD5E1" w:sz="4"/><w:right w:val="single" w:color="CBD5E1" w:sz="4"/></w:tcBorders><w:shd w:fill="F1F5F9" w:val="clear"/><w:tcMar><w:top w:type="dxa" w:w="80"/><w:left w:type="dxa" w:w="120"/><w:bottom w:type="dxa" w:w="80"/><w:right w:type="dxa" w:w="120"/></w:tcMar></w:tcPr><w:p><w:pPr><w:spacing w:after="0" w:before="0" w:line="260"/></w:pPr><w:r><w:rPr><w:rFonts w:ascii="Calibri" w:cs="Calibri" w:eastAsia="Calibri" w:hAnsi="Calibri"/><w:b w:val="false"/><w:bCs w:val="false"/><w:color w:val="0F172A"/><w:sz w:val="19"/><w:szCs w:val="19"/></w:rPr><w:t xml:space="preserve">Caller-supplied human label (&quot;AIOSearch-1730000000-7g3x&quot;). Unique per tenant.</w:t></w:r></w:p></w:tc></w:tr><w:tr><w:tc><w:tcPr><w:tcW w:type="dxa" w:w="2600"/><w:tcBorders><w:top w:val="single" w:color="CBD5E1" w:sz="4"/><w:left w:val="single" w:color="CBD5E1" w:sz="4"/><w:bottom w:val="single" w:color="CBD5E1" w:sz="4"/><w:right w:val="single" w:color="CBD5E1" w:sz="4"/></w:tcBorders><w:tcMar><w:top w:type="dxa" w:w="80"/><w:left w:type="dxa" w:w="120"/><w:bottom w:type="dxa" w:w="80"/><w:right w:type="dxa" w:w="120"/></w:tcMar></w:tcPr><w:p><w:pPr><w:spacing w:after="0" w:before="0" w:line="260"/></w:pPr><w:r><w:rPr><w:rFonts w:ascii="Calibri" w:cs="Calibri" w:eastAsia="Calibri" w:hAnsi="Calibri"/><w:b w:val="false"/><w:bCs w:val="false"/><w:color w:val="0F172A"/><w:sz w:val="19"/><w:szCs w:val="19"/></w:rPr><w:t xml:space="preserve">query_text</w:t></w:r></w:p></w:tc><w:tc><w:tcPr><w:tcW w:type="dxa" w:w="7000"/><w:tcBorders><w:top w:val="single" w:color="CBD5E1" w:sz="4"/><w:left w:val="single" w:color="CBD5E1" w:sz="4"/><w:bottom w:val="single" w:color="CBD5E1" w:sz="4"/><w:right w:val="single" w:color="CBD5E1" w:sz="4"/></w:tcBorders><w:tcMar><w:top w:type="dxa" w:w="80"/><w:left w:type="dxa" w:w="120"/><w:bottom w:type="dxa" w:w="80"/><w:right w:type="dxa" w:w="120"/></w:tcMar></w:tcPr><w:p><w:pPr><w:spacing w:after="0" w:before="0" w:line="260"/></w:pPr><w:r><w:rPr><w:rFonts w:ascii="Calibri" w:cs="Calibri" w:eastAsia="Calibri" w:hAnsi="Calibri"/><w:b w:val="false"/><w:bCs w:val="false"/><w:color w:val="0F172A"/><w:sz w:val="19"/><w:szCs w:val="19"/></w:rPr><w:t xml:space="preserve">The user&apos;s natural-language input</w:t></w:r></w:p></w:tc></w:tr><w:tr><w:tc><w:tcPr><w:tcW w:type="dxa" w:w="2600"/><w:tcBorders><w:top w:val="single" w:color="CBD5E1" w:sz="4"/><w:left w:val="single" w:color="CBD5E1" w:sz="4"/><w:bottom w:val="single" w:color="CBD5E1" w:sz="4"/><w:right w:val="single" w:color="CBD5E1" w:sz="4"/></w:tcBorders><w:shd w:fill="F1F5F9" w:val="clear"/><w:tcMar><w:top w:type="dxa" w:w="80"/><w:left w:type="dxa" w:w="120"/><w:bottom w:type="dxa" w:w="80"/><w:right w:type="dxa" w:w="120"/></w:tcMar></w:tcPr><w:p><w:pPr><w:spacing w:after="0" w:before="0" w:line="260"/></w:pPr><w:r><w:rPr><w:rFonts w:ascii="Calibri" w:cs="Calibri" w:eastAsia="Calibri" w:hAnsi="Calibri"/><w:b w:val="false"/><w:bCs w:val="false"/><w:color w:val="0F172A"/><w:sz w:val="19"/><w:szCs w:val="19"/></w:rPr><w:t xml:space="preserve">intent</w:t></w:r></w:p></w:tc><w:tc><w:tcPr><w:tcW w:type="dxa" w:w="7000"/><w:tcBorders><w:top w:val="single" w:color="CBD5E1" w:sz="4"/><w:left w:val="single" w:color="CBD5E1" w:sz="4"/><w:bottom w:val="single" w:color="CBD5E1" w:sz="4"/><w:right w:val="single" w:color="CBD5E1" w:sz="4"/></w:tcBorders><w:shd w:fill="F1F5F9" w:val="clear"/><w:tcMar><w:top w:type="dxa" w:w="80"/><w:left w:type="dxa" w:w="120"/><w:bottom w:type="dxa" w:w="80"/><w:right w:type="dxa" w:w="120"/></w:tcMar></w:tcPr><w:p><w:pPr><w:spacing w:after="0" w:before="0" w:line="260"/></w:pPr><w:r><w:rPr><w:rFonts w:ascii="Calibri" w:cs="Calibri" w:eastAsia="Calibri" w:hAnsi="Calibri"/><w:b w:val="false"/><w:bCs w:val="false"/><w:color w:val="0F172A"/><w:sz w:val="19"/><w:szCs w:val="19"/></w:rPr><w:t xml:space="preserve">&quot;recall&quot; | &quot;aio-search&quot; | &quot;manual&quot; — which mode produced the MRO</w:t></w:r></w:p></w:tc></w:tr><w:tr><w:tc><w:tcPr><w:tcW w:type="dxa" w:w="2600"/><w:tcBorders><w:top w:val="single" w:color="CBD5E1" w:sz="4"/><w:left w:val="single" w:color="CBD5E1" w:sz="4"/><w:bottom w:val="single" w:color="CBD5E1" w:sz="4"/><w:right w:val="single" w:color="CBD5E1" w:sz="4"/></w:tcBorders><w:tcMar><w:top w:type="dxa" w:w="80"/><w:left w:type="dxa" w:w="120"/><w:bottom w:type="dxa" w:w="80"/><w:right w:type="dxa" w:w="120"/></w:tcMar></w:tcPr><w:p><w:pPr><w:spacing w:after="0" w:before="0" w:line="260"/></w:pPr><w:r><w:rPr><w:rFonts w:ascii="Calibri" w:cs="Calibri" w:eastAsia="Calibri" w:hAnsi="Calibri"/><w:b w:val="false"/><w:bCs w:val="false"/><w:color w:val="0F172A"/><w:sz w:val="19"/><w:szCs w:val="19"/></w:rPr><w:t xml:space="preserve">seed_hsls</w:t></w:r></w:p></w:tc><w:tc><w:tcPr><w:tcW w:type="dxa" w:w="7000"/><w:tcBorders><w:top w:val="single" w:color="CBD5E1" w:sz="4"/><w:left w:val="single" w:color="CBD5E1" w:sz="4"/><w:bottom w:val="single" w:color="CBD5E1" w:sz="4"/><w:right w:val="single" w:color="CBD5E1" w:sz="4"/></w:tcBorders><w:tcMar><w:top w:type="dxa" w:w="80"/><w:left w:type="dxa" w:w="120"/><w:bottom w:type="dxa" w:w="80"/><w:right w:type="dxa" w:w="120"/></w:tcMar></w:tcPr><w:p><w:pPr><w:spacing w:after="0" w:before="0" w:line="260"/></w:pPr><w:r><w:rPr><w:rFonts w:ascii="Calibri" w:cs="Calibri" w:eastAsia="Calibri" w:hAnsi="Calibri"/><w:b w:val="false"/><w:bCs w:val="false"/><w:color w:val="0F172A"/><w:sz w:val="19"/><w:szCs w:val="19"/></w:rPr><w:t xml:space="preserve">Pipe-joined HSL UUIDs that contributed to the answer. Drives back-pointer writes.</w:t></w:r></w:p></w:tc></w:tr><w:tr><w:tc><w:tcPr><w:tcW w:type="dxa" w:w="2600"/><w:tcBorders><w:top w:val="single" w:color="CBD5E1" w:sz="4"/><w:left w:val="single" w:color="CBD5E1" w:sz="4"/><w:bottom w:val="single" w:color="CBD5E1" w:sz="4"/><w:right w:val="single" w:color="CBD5E1" w:sz="4"/></w:tcBorders><w:shd w:fill="F1F5F9" w:val="clear"/><w:tcMar><w:top w:type="dxa" w:w="80"/><w:left w:type="dxa" w:w="120"/><w:bottom w:type="dxa" w:w="80"/><w:right w:type="dxa" w:w="120"/></w:tcMar></w:tcPr><w:p><w:pPr><w:spacing w:after="0" w:before="0" w:line="260"/></w:pPr><w:r><w:rPr><w:rFonts w:ascii="Calibri" w:cs="Calibri" w:eastAsia="Calibri" w:hAnsi="Calibri"/><w:b w:val="false"/><w:bCs w:val="false"/><w:color w:val="0F172A"/><w:sz w:val="19"/><w:szCs w:val="19"/></w:rPr><w:t xml:space="preserve">matched_aios_count</w:t></w:r></w:p></w:tc><w:tc><w:tcPr><w:tcW w:type="dxa" w:w="7000"/><w:tcBorders><w:top w:val="single" w:color="CBD5E1" w:sz="4"/><w:left w:val="single" w:color="CBD5E1" w:sz="4"/><w:bottom w:val="single" w:color="CBD5E1" w:sz="4"/><w:right w:val="single" w:color="CBD5E1" w:sz="4"/></w:tcBorders><w:shd w:fill="F1F5F9" w:val="clear"/><w:tcMar><w:top w:type="dxa" w:w="80"/><w:left w:type="dxa" w:w="120"/><w:bottom w:type="dxa" w:w="80"/><w:right w:type="dxa" w:w="120"/></w:tcMar></w:tcPr><w:p><w:pPr><w:spacing w:after="0" w:before="0" w:line="260"/></w:pPr><w:r><w:rPr><w:rFonts w:ascii="Calibri" w:cs="Calibri" w:eastAsia="Calibri" w:hAnsi="Calibri"/><w:b w:val="false"/><w:bCs w:val="false"/><w:color w:val="0F172A"/><w:sz w:val="19"/><w:szCs w:val="19"/></w:rPr><w:t xml:space="preserve">Cardinality of the AIO set at synthesis time</w:t></w:r></w:p></w:tc></w:tr><w:tr><w:tc><w:tcPr><w:tcW w:type="dxa" w:w="2600"/><w:tcBorders><w:top w:val="single" w:color="CBD5E1" w:sz="4"/><w:left w:val="single" w:color="CBD5E1" w:sz="4"/><w:bottom w:val="single" w:color="CBD5E1" w:sz="4"/><w:right w:val="single" w:color="CBD5E1" w:sz="4"/></w:tcBorders><w:tcMar><w:top w:type="dxa" w:w="80"/><w:left w:type="dxa" w:w="120"/><w:bottom w:type="dxa" w:w="80"/><w:right w:type="dxa" w:w="120"/></w:tcMar></w:tcPr><w:p><w:pPr><w:spacing w:after="0" w:before="0" w:line="260"/></w:pPr><w:r><w:rPr><w:rFonts w:ascii="Calibri" w:cs="Calibri" w:eastAsia="Calibri" w:hAnsi="Calibri"/><w:b w:val="false"/><w:bCs w:val="false"/><w:color w:val="0F172A"/><w:sz w:val="19"/><w:szCs w:val="19"/></w:rPr><w:t xml:space="preserve">search_terms</w:t></w:r></w:p></w:tc><w:tc><w:tcPr><w:tcW w:type="dxa" w:w="7000"/><w:tcBorders><w:top w:val="single" w:color="CBD5E1" w:sz="4"/><w:left w:val="single" w:color="CBD5E1" w:sz="4"/><w:bottom w:val="single" w:color="CBD5E1" w:sz="4"/><w:right w:val="single" w:color="CBD5E1" w:sz="4"/></w:tcBorders><w:tcMar><w:top w:type="dxa" w:w="80"/><w:left w:type="dxa" w:w="120"/><w:bottom w:type="dxa" w:w="80"/><w:right w:type="dxa" w:w="120"/></w:tcMar></w:tcPr><w:p><w:pPr><w:spacing w:after="0" w:before="0" w:line="260"/></w:pPr><w:r><w:rPr><w:rFonts w:ascii="Calibri" w:cs="Calibri" w:eastAsia="Calibri" w:hAnsi="Calibri"/><w:b w:val="false"/><w:bCs w:val="false"/><w:color w:val="0F172A"/><w:sz w:val="19"/><w:szCs w:val="19"/></w:rPr><w:t xml:space="preserve">JSONB — the parse-phase output (Live) or cue set (Recall)</w:t></w:r></w:p></w:tc></w:tr><w:tr><w:tc><w:tcPr><w:tcW w:type="dxa" w:w="2600"/><w:tcBorders><w:top w:val="single" w:color="CBD5E1" w:sz="4"/><w:left w:val="single" w:color="CBD5E1" w:sz="4"/><w:bottom w:val="single" w:color="CBD5E1" w:sz="4"/><w:right w:val="single" w:color="CBD5E1" w:sz="4"/></w:tcBorders><w:shd w:fill="F1F5F9" w:val="clear"/><w:tcMar><w:top w:type="dxa" w:w="80"/><w:left w:type="dxa" w:w="120"/><w:bottom w:type="dxa" w:w="80"/><w:right w:type="dxa" w:w="120"/></w:tcMar></w:tcPr><w:p><w:pPr><w:spacing w:after="0" w:before="0" w:line="260"/></w:pPr><w:r><w:rPr><w:rFonts w:ascii="Calibri" w:cs="Calibri" w:eastAsia="Calibri" w:hAnsi="Calibri"/><w:b w:val="false"/><w:bCs w:val="false"/><w:color w:val="0F172A"/><w:sz w:val="19"/><w:szCs w:val="19"/></w:rPr><w:t xml:space="preserve">result_text</w:t></w:r></w:p></w:tc><w:tc><w:tcPr><w:tcW w:type="dxa" w:w="7000"/><w:tcBorders><w:top w:val="single" w:color="CBD5E1" w:sz="4"/><w:left w:val="single" w:color="CBD5E1" w:sz="4"/><w:bottom w:val="single" w:color="CBD5E1" w:sz="4"/><w:right w:val="single" w:color="CBD5E1" w:sz="4"/></w:tcBorders><w:shd w:fill="F1F5F9" w:val="clear"/><w:tcMar><w:top w:type="dxa" w:w="80"/><w:left w:type="dxa" w:w="120"/><w:bottom w:type="dxa" w:w="80"/><w:right w:type="dxa" w:w="120"/></w:tcMar></w:tcPr><w:p><w:pPr><w:spacing w:after="0" w:before="0" w:line="260"/></w:pPr><w:r><w:rPr><w:rFonts w:ascii="Calibri" w:cs="Calibri" w:eastAsia="Calibri" w:hAnsi="Calibri"/><w:b w:val="false"/><w:bCs w:val="false"/><w:color w:val="0F172A"/><w:sz w:val="19"/><w:szCs w:val="19"/></w:rPr><w:t xml:space="preserve">The LLM&apos;s verbatim reply (used as a prior in future retrievals)</w:t></w:r></w:p></w:tc></w:tr><w:tr><w:tc><w:tcPr><w:tcW w:type="dxa" w:w="2600"/><w:tcBorders><w:top w:val="single" w:color="CBD5E1" w:sz="4"/><w:left w:val="single" w:color="CBD5E1" w:sz="4"/><w:bottom w:val="single" w:color="CBD5E1" w:sz="4"/><w:right w:val="single" w:color="CBD5E1" w:sz="4"/></w:tcBorders><w:tcMar><w:top w:type="dxa" w:w="80"/><w:left w:type="dxa" w:w="120"/><w:bottom w:type="dxa" w:w="80"/><w:right w:type="dxa" w:w="120"/></w:tcMar></w:tcPr><w:p><w:pPr><w:spacing w:after="0" w:before="0" w:line="260"/></w:pPr><w:r><w:rPr><w:rFonts w:ascii="Calibri" w:cs="Calibri" w:eastAsia="Calibri" w:hAnsi="Calibri"/><w:b w:val="false"/><w:bCs w:val="false"/><w:color w:val="0F172A"/><w:sz w:val="19"/><w:szCs w:val="19"/></w:rPr><w:t xml:space="preserve">confidence</w:t></w:r></w:p></w:tc><w:tc><w:tcPr><w:tcW w:type="dxa" w:w="7000"/><w:tcBorders><w:top w:val="single" w:color="CBD5E1" w:sz="4"/><w:left w:val="single" w:color="CBD5E1" w:sz="4"/><w:bottom w:val="single" w:color="CBD5E1" w:sz="4"/><w:right w:val="single" w:color="CBD5E1" w:sz="4"/></w:tcBorders><w:tcMar><w:top w:type="dxa" w:w="80"/><w:left w:type="dxa" w:w="120"/><w:bottom w:type="dxa" w:w="80"/><w:right w:type="dxa" w:w="120"/></w:tcMar></w:tcPr><w:p><w:pPr><w:spacing w:after="0" w:before="0" w:line="260"/></w:pPr><w:r><w:rPr><w:rFonts w:ascii="Calibri" w:cs="Calibri" w:eastAsia="Calibri" w:hAnsi="Calibri"/><w:b w:val="false"/><w:bCs w:val="false"/><w:color w:val="0F172A"/><w:sz w:val="19"/><w:szCs w:val="19"/></w:rPr><w:t xml:space="preserve">Operator-supplied or pipeline-derived 0–1 score</w:t></w:r></w:p></w:tc></w:tr><w:tr><w:tc><w:tcPr><w:tcW w:type="dxa" w:w="2600"/><w:tcBorders><w:top w:val="single" w:color="CBD5E1" w:sz="4"/><w:left w:val="single" w:color="CBD5E1" w:sz="4"/><w:bottom w:val="single" w:color="CBD5E1" w:sz="4"/><w:right w:val="single" w:color="CBD5E1" w:sz="4"/></w:tcBorders><w:shd w:fill="F1F5F9" w:val="clear"/><w:tcMar><w:top w:type="dxa" w:w="80"/><w:left w:type="dxa" w:w="120"/><w:bottom w:type="dxa" w:w="80"/><w:right w:type="dxa" w:w="120"/></w:tcMar></w:tcPr><w:p><w:pPr><w:spacing w:after="0" w:before="0" w:line="260"/></w:pPr><w:r><w:rPr><w:rFonts w:ascii="Calibri" w:cs="Calibri" w:eastAsia="Calibri" w:hAnsi="Calibri"/><w:b w:val="false"/><w:bCs w:val="false"/><w:color w:val="0F172A"/><w:sz w:val="19"/><w:szCs w:val="19"/></w:rPr><w:t xml:space="preserve">policy_scope</w:t></w:r></w:p></w:tc><w:tc><w:tcPr><w:tcW w:type="dxa" w:w="7000"/><w:tcBorders><w:top w:val="single" w:color="CBD5E1" w:sz="4"/><w:left w:val="single" w:color="CBD5E1" w:sz="4"/><w:bottom w:val="single" w:color="CBD5E1" w:sz="4"/><w:right w:val="single" w:color="CBD5E1" w:sz="4"/></w:tcBorders><w:shd w:fill="F1F5F9" w:val="clear"/><w:tcMar><w:top w:type="dxa" w:w="80"/><w:left w:type="dxa" w:w="120"/><w:bottom w:type="dxa" w:w="80"/><w:right w:type="dxa" w:w="120"/></w:tcMar></w:tcPr><w:p><w:pPr><w:spacing w:after="0" w:before="0" w:line="260"/></w:pPr><w:r><w:rPr><w:rFonts w:ascii="Calibri" w:cs="Calibri" w:eastAsia="Calibri" w:hAnsi="Calibri"/><w:b w:val="false"/><w:bCs w:val="false"/><w:color w:val="0F172A"/><w:sz w:val="19"/><w:szCs w:val="19"/></w:rPr><w:t xml:space="preserve">Tenant-level retention scope (&quot;default&quot; | &quot;forensic&quot; | &quot;ephemeral&quot;)</w:t></w:r></w:p></w:tc></w:tr><w:tr><w:tc><w:tcPr><w:tcW w:type="dxa" w:w="2600"/><w:tcBorders><w:top w:val="single" w:color="CBD5E1" w:sz="4"/><w:left w:val="single" w:color="CBD5E1" w:sz="4"/><w:bottom w:val="single" w:color="CBD5E1" w:sz="4"/><w:right w:val="single" w:color="CBD5E1" w:sz="4"/></w:tcBorders><w:tcMar><w:top w:type="dxa" w:w="80"/><w:left w:type="dxa" w:w="120"/><w:bottom w:type="dxa" w:w="80"/><w:right w:type="dxa" w:w="120"/></w:tcMar></w:tcPr><w:p><w:pPr><w:spacing w:after="0" w:before="0" w:line="260"/></w:pPr><w:r><w:rPr><w:rFonts w:ascii="Calibri" w:cs="Calibri" w:eastAsia="Calibri" w:hAnsi="Calibri"/><w:b w:val="false"/><w:bCs w:val="false"/><w:color w:val="0F172A"/><w:sz w:val="19"/><w:szCs w:val="19"/></w:rPr><w:t xml:space="preserve">trust_score</w:t></w:r></w:p></w:tc><w:tc><w:tcPr><w:tcW w:type="dxa" w:w="7000"/><w:tcBorders><w:top w:val="single" w:color="CBD5E1" w:sz="4"/><w:left w:val="single" w:color="CBD5E1" w:sz="4"/><w:bottom w:val="single" w:color="CBD5E1" w:sz="4"/><w:right w:val="single" w:color="CBD5E1" w:sz="4"/></w:tcBorders><w:tcMar><w:top w:type="dxa" w:w="80"/><w:left w:type="dxa" w:w="120"/><w:bottom w:type="dxa" w:w="80"/><w:right w:type="dxa" w:w="120"/></w:tcMar></w:tcPr><w:p><w:pPr><w:spacing w:after="0" w:before="0" w:line="260"/></w:pPr><w:r><w:rPr><w:rFonts w:ascii="Calibri" w:cs="Calibri" w:eastAsia="Calibri" w:hAnsi="Calibri"/><w:b w:val="false"/><w:bCs w:val="false"/><w:color w:val="0F172A"/><w:sz w:val="19"/><w:szCs w:val="19"/></w:rPr><w:t xml:space="preserve">Bumped up on positive reuse, bumped down on rejection. Drives ranking in mro-search</w:t></w:r></w:p></w:tc></w:tr><w:tr><w:tc><w:tcPr><w:tcW w:type="dxa" w:w="2600"/><w:tcBorders><w:top w:val="single" w:color="CBD5E1" w:sz="4"/><w:left w:val="single" w:color="CBD5E1" w:sz="4"/><w:bottom w:val="single" w:color="CBD5E1" w:sz="4"/><w:right w:val="single" w:color="CBD5E1" w:sz="4"/></w:tcBorders><w:shd w:fill="F1F5F9" w:val="clear"/><w:tcMar><w:top w:type="dxa" w:w="80"/><w:left w:type="dxa" w:w="120"/><w:bottom w:type="dxa" w:w="80"/><w:right w:type="dxa" w:w="120"/></w:tcMar></w:tcPr><w:p><w:pPr><w:spacing w:after="0" w:before="0" w:line="260"/></w:pPr><w:r><w:rPr><w:rFonts w:ascii="Calibri" w:cs="Calibri" w:eastAsia="Calibri" w:hAnsi="Calibri"/><w:b w:val="false"/><w:bCs w:val="false"/><w:color w:val="0F172A"/><w:sz w:val="19"/><w:szCs w:val="19"/></w:rPr><w:t xml:space="preserve">created_at</w:t></w:r></w:p></w:tc><w:tc><w:tcPr><w:tcW w:type="dxa" w:w="7000"/><w:tcBorders><w:top w:val="single" w:color="CBD5E1" w:sz="4"/><w:left w:val="single" w:color="CBD5E1" w:sz="4"/><w:bottom w:val="single" w:color="CBD5E1" w:sz="4"/><w:right w:val="single" w:color="CBD5E1" w:sz="4"/></w:tcBorders><w:shd w:fill="F1F5F9" w:val="clear"/><w:tcMar><w:top w:type="dxa" w:w="80"/><w:left w:type="dxa" w:w="120"/><w:bottom w:type="dxa" w:w="80"/><w:right w:type="dxa" w:w="120"/></w:tcMar></w:tcPr><w:p><w:pPr><w:spacing w:after="0" w:before="0" w:line="260"/></w:pPr><w:r><w:rPr><w:rFonts w:ascii="Calibri" w:cs="Calibri" w:eastAsia="Calibri" w:hAnsi="Calibri"/><w:b w:val="false"/><w:bCs w:val="false"/><w:color w:val="0F172A"/><w:sz w:val="19"/><w:szCs w:val="19"/></w:rPr><w:t xml:space="preserve">Wall-clock at MRO creation</w:t></w:r></w:p></w:tc></w:tr></w:tbl><w:p><w:pPr><w:pStyle w:val="Heading1"/><w:pBdr><w:bottom w:val="single" w:color="1F3864" w:sz="6" w:space="4"/></w:pBdr><w:spacing w:after="160" w:before="360" w:line="320"/></w:pPr><w:r><w:rPr><w:rFonts w:ascii="Calibri" w:cs="Calibri" w:eastAsia="Calibri" w:hAnsi="Calibri"/><w:b/><w:bCs/><w:color w:val="1F3864"/><w:sz w:val="28"/><w:szCs w:val="28"/></w:rPr><w:t xml:space="preserve">2.  The Three Threshold Tiers</w:t></w:r></w:p><w:p><w:pPr><w:spacing w:after="60" w:before="60" w:line="280"/><w:jc w:val="left"/></w:pPr><w:r><w:rPr><w:rFonts w:ascii="Calibri" w:cs="Calibri" w:eastAsia="Calibri" w:hAnsi="Calibri"/><w:b w:val="false"/><w:bCs w:val="false"/><w:i w:val="false"/><w:iCs w:val="false"/><w:caps w:val="false"/><w:color w:val="0F172A"/><w:sz w:val="21"/><w:szCs w:val="21"/></w:rPr><w:t xml:space="preserve">MRO retrieval scores every prior episode against the current query using a Jaccard-based cue-set similarity. The highest-scoring MRO is checked against three thresholds:</w:t></w:r></w:p><w:tbl><w:tblPr><w:tblW w:type="dxa" w:w="9600"/><w:tblBorders><w:top w:val="single" w:color="auto" w:sz="4"/><w:left w:val="single" w:color="auto" w:sz="4"/><w:bottom w:val="single" w:color="auto" w:sz="4"/><w:right w:val="single" w:color="auto" w:sz="4"/><w:insideH w:val="single" w:color="auto" w:sz="4"/><w:insideV w:val="single" w:color="auto" w:sz="4"/></w:tblBorders></w:tblPr><w:tblGrid><w:gridCol w:w="9600"/></w:tblGrid><w:tr><w:tc><w:tcPr><w:tcW w:type="dxa" w:w="9600"/><w:tcBorders><w:top w:val="none" w:color="FFFFFF" w:sz="0"/><w:left w:val="single" w:color="FB7185" w:sz="18"/><w:bottom w:val="none" w:color="FFFFFF" w:sz="0"/><w:right w:val="none" w:color="FFFFFF" w:sz="0"/></w:tcBorders><w:tcMar><w:top w:type="dxa" w:w="80"/><w:left w:type="dxa" w:w="240"/><w:bottom w:type="dxa" w:w="120"/><w:right w:type="dxa" w:w="100"/></w:tcMar></w:tcPr><w:p><w:pPr><w:spacing w:after="80" w:before="0" w:line="280"/></w:pPr><w:r><w:rPr><w:rFonts w:ascii="Calibri" w:cs="Calibri" w:eastAsia="Calibri" w:hAnsi="Calibri"/><w:b/><w:bCs/><w:color w:val="0F172A"/><w:sz w:val="22"/><w:szCs w:val="22"/></w:rPr><w:t xml:space="preserve">2.1  ≥ 0.85 — Short-Circuit</w:t></w:r></w:p><w:p><w:pPr><w:spacing w:after="60" w:before="60" w:line="280"/><w:jc w:val="left"/></w:pPr><w:r><w:rPr><w:rFonts w:ascii="Calibri" w:cs="Calibri" w:eastAsia="Calibri" w:hAnsi="Calibri"/><w:b w:val="false"/><w:bCs w:val="false"/><w:i w:val="false"/><w:iCs w:val="false"/><w:caps w:val="false"/><w:color w:val="0F172A"/><w:sz w:val="21"/><w:szCs w:val="21"/></w:rPr><w:t xml:space="preserve">The LLM is not called. The cached MRO&apos;s answer is returned verbatim with a fresh perf footer indicating cache hit. Total cost: a couple of database round-trips. This is the path that produces the &quot;⏱ 0.4s · 📥 0 in · 📤 0 out&quot; footer in Recall mode.</w:t></w:r></w:p></w:tc></w:tr></w:tbl><w:tbl><w:tblPr><w:tblW w:type="dxa" w:w="9600"/><w:tblBorders><w:top w:val="single" w:color="auto" w:sz="4"/><w:left w:val="single" w:color="auto" w:sz="4"/><w:bottom w:val="single" w:color="auto" w:sz="4"/><w:right w:val="single" w:color="auto" w:sz="4"/><w:insideH w:val="single" w:color="auto" w:sz="4"/><w:insideV w:val="single" w:color="auto" w:sz="4"/></w:tblBorders></w:tblPr><w:tblGrid><w:gridCol w:w="9600"/></w:tblGrid><w:tr><w:tc><w:tcPr><w:tcW w:type="dxa" w:w="9600"/><w:tcBorders><w:top w:val="none" w:color="FFFFFF" w:sz="0"/><w:left w:val="single" w:color="FB7185" w:sz="18"/><w:bottom w:val="none" w:color="FFFFFF" w:sz="0"/><w:right w:val="none" w:color="FFFFFF" w:sz="0"/></w:tcBorders><w:tcMar><w:top w:type="dxa" w:w="80"/><w:left w:type="dxa" w:w="240"/><w:bottom w:type="dxa" w:w="120"/><w:right w:type="dxa" w:w="100"/></w:tcMar></w:tcPr><w:p><w:pPr><w:spacing w:after="80" w:before="0" w:line="280"/></w:pPr><w:r><w:rPr><w:rFonts w:ascii="Calibri" w:cs="Calibri" w:eastAsia="Calibri" w:hAnsi="Calibri"/><w:b/><w:bCs/><w:color w:val="0F172A"/><w:sz w:val="22"/><w:szCs w:val="22"/></w:rPr><w:t xml:space="preserve">2.2  ≥ 0.50 — Bundle Augment</w:t></w:r></w:p><w:p><w:pPr><w:spacing w:after="60" w:before="60" w:line="280"/><w:jc w:val="left"/></w:pPr><w:r><w:rPr><w:rFonts w:ascii="Calibri" w:cs="Calibri" w:eastAsia="Calibri" w:hAnsi="Calibri"/><w:b w:val="false"/><w:bCs w:val="false"/><w:i w:val="false"/><w:iCs w:val="false"/><w:caps w:val="false"/><w:color w:val="0F172A"/><w:sz w:val="21"/><w:szCs w:val="21"/></w:rPr><w:t xml:space="preserve">The prior&apos;s reply is injected into the substrate as a Prior Episode block. The LLM is still called, but starts with a referenced answer in context. Used as framing — the LLM is explicitly told to treat priors as advisory, not ground truth.</w:t></w:r></w:p></w:tc></w:tr></w:tbl><w:tbl><w:tblPr><w:tblW w:type="dxa" w:w="9600"/><w:tblBorders><w:top w:val="single" w:color="auto" w:sz="4"/><w:left w:val="single" w:color="auto" w:sz="4"/><w:bottom w:val="single" w:color="auto" w:sz="4"/><w:right w:val="single" w:color="auto" w:sz="4"/><w:insideH w:val="single" w:color="auto" w:sz="4"/><w:insideV w:val="single" w:color="auto" w:sz="4"/></w:tblBorders></w:tblPr><w:tblGrid><w:gridCol w:w="9600"/></w:tblGrid><w:tr><w:tc><w:tcPr><w:tcW w:type="dxa" w:w="9600"/><w:tcBorders><w:top w:val="none" w:color="FFFFFF" w:sz="0"/><w:left w:val="single" w:color="FB7185" w:sz="18"/><w:bottom w:val="none" w:color="FFFFFF" w:sz="0"/><w:right w:val="none" w:color="FFFFFF" w:sz="0"/></w:tcBorders><w:tcMar><w:top w:type="dxa" w:w="80"/><w:left w:type="dxa" w:w="240"/><w:bottom w:type="dxa" w:w="120"/><w:right w:type="dxa" w:w="100"/></w:tcMar></w:tcPr><w:p><w:pPr><w:spacing w:after="80" w:before="0" w:line="280"/></w:pPr><w:r><w:rPr><w:rFonts w:ascii="Calibri" w:cs="Calibri" w:eastAsia="Calibri" w:hAnsi="Calibri"/><w:b/><w:bCs/><w:color w:val="0F172A"/><w:sz w:val="22"/><w:szCs w:val="22"/></w:rPr><w:t xml:space="preserve">2.3  ≥ 0.30 — Cue Seed</w:t></w:r></w:p><w:p><w:pPr><w:spacing w:after="60" w:before="60" w:line="280"/><w:jc w:val="left"/></w:pPr><w:r><w:rPr><w:rFonts w:ascii="Calibri" w:cs="Calibri" w:eastAsia="Calibri" w:hAnsi="Calibri"/><w:b w:val="false"/><w:bCs w:val="false"/><w:i w:val="false"/><w:iCs w:val="false"/><w:caps w:val="false"/><w:color w:val="0F172A"/><w:sz w:val="21"/><w:szCs w:val="21"/></w:rPr><w:t xml:space="preserve">The prior&apos;s cue set is unioned into K, so the current query benefits from the prior&apos;s HSL discovery work even if its content is not shown to the LLM.</w:t></w:r></w:p></w:tc></w:tr></w:tbl><w:p><w:pPr><w:pStyle w:val="Heading1"/><w:pBdr><w:bottom w:val="single" w:color="1F3864" w:sz="6" w:space="4"/></w:pBdr><w:spacing w:after="160" w:before="360" w:line="320"/></w:pPr><w:r><w:rPr><w:rFonts w:ascii="Calibri" w:cs="Calibri" w:eastAsia="Calibri" w:hAnsi="Calibri"/><w:b/><w:bCs/><w:color w:val="1F3864"/><w:sz w:val="28"/><w:szCs w:val="28"/></w:rPr><w:t xml:space="preserve">3.  MRO ↔ HSL Linkage</w:t></w:r></w:p><w:p><w:pPr><w:spacing w:after="60" w:before="60" w:line="280"/><w:jc w:val="left"/></w:pPr><w:r><w:rPr><w:rFonts w:ascii="Calibri" w:cs="Calibri" w:eastAsia="Calibri" w:hAnsi="Calibri"/><w:b w:val="false"/><w:bCs w:val="false"/><w:i w:val="false"/><w:iCs w:val="false"/><w:caps w:val="false"/><w:color w:val="0F172A"/><w:sz w:val="21"/><w:szCs w:val="21"/></w:rPr><w:t xml:space="preserve">There is no separate join table. When linkMroToHsl is called (after a successful Recall or Live run), it writes a [MRO.&lt;uuid&gt;] token into the next free element slot of each contributing HSL. The HSL row carries up to 100 element slots; the MRO back-pointer occupies one. Live Search&apos;s Phase 2 reads them back as priors during the next query.</w:t></w:r></w:p><w:tbl><w:tblPr><w:tblW w:type="dxa" w:w="9600"/><w:tblBorders><w:top w:val="single" w:color="auto" w:sz="4"/><w:left w:val="single" w:color="auto" w:sz="4"/><w:bottom w:val="single" w:color="auto" w:sz="4"/><w:right w:val="single" w:color="auto" w:sz="4"/><w:insideH w:val="single" w:color="auto" w:sz="4"/><w:insideV w:val="single" w:color="auto" w:sz="4"/></w:tblBorders></w:tblPr><w:tblGrid><w:gridCol w:w="9600"/></w:tblGrid><w:tr><w:tc><w:tcPr><w:tcW w:type="dxa" w:w="9600"/><w:tcBorders><w:top w:val="single" w:color="CBD5E1" w:sz="4"/><w:left w:val="single" w:color="CBD5E1" w:sz="4"/><w:bottom w:val="single" w:color="CBD5E1" w:sz="4"/><w:right w:val="single" w:color="CBD5E1" w:sz="4"/></w:tcBorders><w:shd w:fill="F1F5F9" w:val="clear"/><w:tcMar><w:top w:type="dxa" w:w="100"/><w:left w:type="dxa" w:w="200"/><w:bottom w:type="dxa" w:w="100"/><w:right w:type="dxa" w:w="200"/></w:tcMar></w:tcPr><w:p><w:pPr><w:shd w:fill="F1F5F9" w:val="clear"/><w:spacing w:after="0" w:before="0" w:line="240"/></w:pPr><w:r><w:rPr><w:rFonts w:ascii="Consolas" w:cs="Consolas" w:eastAsia="Consolas" w:hAnsi="Consolas"/><w:color w:val="0F172A"/><w:sz w:val="18"/><w:szCs w:val="18"/></w:rPr><w:t xml:space="preserve">// Frontend (lib/api-client.ts)</w:t></w:r></w:p><w:p><w:pPr><w:shd w:fill="F1F5F9" w:val="clear"/><w:spacing w:after="0" w:before="0" w:line="240"/></w:pPr><w:r><w:rPr><w:rFonts w:ascii="Consolas" w:cs="Consolas" w:eastAsia="Consolas" w:hAnsi="Consolas"/><w:color w:val="0F172A"/><w:sz w:val="18"/><w:szCs w:val="18"/></w:rPr><w:t xml:space="preserve">POST /api/hsl-data/&lt;hsl_id&gt;/link-mro</w:t></w:r></w:p><w:p><w:pPr><w:shd w:fill="F1F5F9" w:val="clear"/><w:spacing w:after="0" w:before="0" w:line="240"/></w:pPr><w:r><w:rPr><w:rFonts w:ascii="Consolas" w:cs="Consolas" w:eastAsia="Consolas" w:hAnsi="Consolas"/><w:color w:val="0F172A"/><w:sz w:val="18"/><w:szCs w:val="18"/></w:rPr><w:t xml:space="preserve">Body: { mro_id }</w:t></w:r></w:p><w:p><w:pPr><w:shd w:fill="F1F5F9" w:val="clear"/><w:spacing w:after="0" w:before="0" w:line="240"/></w:pPr><w:r><w:rPr><w:rFonts w:ascii="Consolas" w:cs="Consolas" w:eastAsia="Consolas" w:hAnsi="Consolas"/><w:color w:val="0F172A"/><w:sz w:val="18"/><w:szCs w:val="18"/></w:rPr><w:t xml:space="preserve"> </w:t></w:r></w:p><w:p><w:pPr><w:shd w:fill="F1F5F9" w:val="clear"/><w:spacing w:after="0" w:before="0" w:line="240"/></w:pPr><w:r><w:rPr><w:rFonts w:ascii="Consolas" w:cs="Consolas" w:eastAsia="Consolas" w:hAnsi="Consolas"/><w:color w:val="0F172A"/><w:sz w:val="18"/><w:szCs w:val="18"/></w:rPr><w:t xml:space="preserve">// Backend (api/routes/hsl.py)</w:t></w:r></w:p><w:p><w:pPr><w:shd w:fill="F1F5F9" w:val="clear"/><w:spacing w:after="0" w:before="0" w:line="240"/></w:pPr><w:r><w:rPr><w:rFonts w:ascii="Consolas" w:cs="Consolas" w:eastAsia="Consolas" w:hAnsi="Consolas"/><w:color w:val="0F172A"/><w:sz w:val="18"/><w:szCs w:val="18"/></w:rPr><w:t xml:space="preserve">1. SELECT elements FROM hsl_data WHERE hsl_id = $1</w:t></w:r></w:p><w:p><w:pPr><w:shd w:fill="F1F5F9" w:val="clear"/><w:spacing w:after="0" w:before="0" w:line="240"/></w:pPr><w:r><w:rPr><w:rFonts w:ascii="Consolas" w:cs="Consolas" w:eastAsia="Consolas" w:hAnsi="Consolas"/><w:color w:val="0F172A"/><w:sz w:val="18"/><w:szCs w:val="18"/></w:rPr><w:t xml:space="preserve">2. If [MRO.&lt;mro_id&gt;] already in elements → return {updated: false}</w:t></w:r></w:p><w:p><w:pPr><w:shd w:fill="F1F5F9" w:val="clear"/><w:spacing w:after="0" w:before="0" w:line="240"/></w:pPr><w:r><w:rPr><w:rFonts w:ascii="Consolas" w:cs="Consolas" w:eastAsia="Consolas" w:hAnsi="Consolas"/><w:color w:val="0F172A"/><w:sz w:val="18"/><w:szCs w:val="18"/></w:rPr><w:t xml:space="preserve">3. Find first NULL slot, write [MRO.&lt;mro_id&gt;]</w:t></w:r></w:p><w:p><w:pPr><w:shd w:fill="F1F5F9" w:val="clear"/><w:spacing w:after="0" w:before="0" w:line="240"/></w:pPr><w:r><w:rPr><w:rFonts w:ascii="Consolas" w:cs="Consolas" w:eastAsia="Consolas" w:hAnsi="Consolas"/><w:color w:val="0F172A"/><w:sz w:val="18"/><w:szCs w:val="18"/></w:rPr><w:t xml:space="preserve">4. UPDATE hsl_data SET hsl_element_&lt;n&gt; = ... WHERE hsl_id = ...</w:t></w:r></w:p><w:p><w:pPr><w:shd w:fill="F1F5F9" w:val="clear"/><w:spacing w:after="0" w:before="0" w:line="240"/></w:pPr><w:r><w:rPr><w:rFonts w:ascii="Consolas" w:cs="Consolas" w:eastAsia="Consolas" w:hAnsi="Consolas"/><w:color w:val="0F172A"/><w:sz w:val="18"/><w:szCs w:val="18"/></w:rPr><w:t xml:space="preserve">5. Return {updated: true}</w:t></w:r></w:p></w:tc></w:tr></w:tbl><w:p><w:pPr><w:pStyle w:val="Heading1"/><w:pBdr><w:bottom w:val="single" w:color="1F3864" w:sz="6" w:space="4"/></w:pBdr><w:spacing w:after="160" w:before="360" w:line="320"/></w:pPr><w:r><w:rPr><w:rFonts w:ascii="Calibri" w:cs="Calibri" w:eastAsia="Calibri" w:hAnsi="Calibri"/><w:b/><w:bCs/><w:color w:val="1F3864"/><w:sz w:val="28"/><w:szCs w:val="28"/></w:rPr><w:t xml:space="preserve">4.  Live Search MRO Consultation</w:t></w:r></w:p><w:p><w:pPr><w:spacing w:after="60" w:before="60" w:line="280"/><w:jc w:val="left"/></w:pPr><w:r><w:rPr><w:rFonts w:ascii="Calibri" w:cs="Calibri" w:eastAsia="Calibri" w:hAnsi="Calibri"/><w:b w:val="false"/><w:bCs w:val="false"/><w:i w:val="false"/><w:iCs w:val="false"/><w:caps w:val="false"/><w:color w:val="0F172A"/><w:sz w:val="21"/><w:szCs w:val="21"/></w:rPr><w:t xml:space="preserve">During Live Search Phase 2, while walking each matched HSL&apos;s element list, the gather code harvests every [MRO.&lt;uuid&gt;] token it sees into mro_ids_from_hsl, capped at 50. Between Phase 3 and Phase 4 the top 5 (deduped, ordered) MROs are fetched in one batched SQL query. Their (query, result) tuples are formatted as Prior Retrieval Episodes and prepended to the LLM&apos;s context section.</w:t></w:r></w:p><w:p><w:pPr><w:spacing w:after="60" w:before="60" w:line="280"/><w:jc w:val="left"/></w:pPr><w:r><w:rPr><w:rFonts w:ascii="Calibri" w:cs="Calibri" w:eastAsia="Calibri" w:hAnsi="Calibri"/><w:b w:val="false"/><w:bCs w:val="false"/><w:i w:val="false"/><w:iCs w:val="false"/><w:caps w:val="false"/><w:color w:val="0F172A"/><w:sz w:val="21"/><w:szCs w:val="21"/></w:rPr><w:t xml:space="preserve">This means Live Search consults MROs as priors, but never short-circuits — the AIO retrieval and arithmetic always re-runs from current corpus state.</w:t></w:r></w:p><w:p><w:pPr><w:pStyle w:val="Heading1"/><w:pBdr><w:bottom w:val="single" w:color="1F3864" w:sz="6" w:space="4"/></w:pBdr><w:spacing w:after="160" w:before="360" w:line="320"/></w:pPr><w:r><w:rPr><w:rFonts w:ascii="Calibri" w:cs="Calibri" w:eastAsia="Calibri" w:hAnsi="Calibri"/><w:b/><w:bCs/><w:color w:val="1F3864"/><w:sz w:val="28"/><w:szCs w:val="28"/></w:rPr><w:t xml:space="preserve">5.  MRO Linkage View (System Admin)</w:t></w:r></w:p><w:p><w:pPr><w:spacing w:after="60" w:before="60" w:line="280"/><w:jc w:val="left"/></w:pPr><w:r><w:rPr><w:rFonts w:ascii="Calibri" w:cs="Calibri" w:eastAsia="Calibri" w:hAnsi="Calibri"/><w:b w:val="false"/><w:bCs w:val="false"/><w:i w:val="false"/><w:iCs w:val="false"/><w:caps w:val="false"/><w:color w:val="0F172A"/><w:sz w:val="21"/><w:szCs w:val="21"/></w:rPr><w:t xml:space="preserve">Renders every MRO and its current HSL back-pointer set in a sortable table. Operator-facing surfaces:</w:t></w:r></w:p><w:p><w:pPr><w:spacing w:after="40" w:before="40" w:line="280"/><w:ind w:left="720" w:hanging="360"/></w:pPr><w:r><w:rPr><w:rFonts w:ascii="Calibri" w:cs="Calibri" w:eastAsia="Calibri" w:hAnsi="Calibri"/><w:color w:val="0F172A"/><w:sz w:val="21"/><w:szCs w:val="21"/></w:rPr><w:t xml:space="preserve">•   Total HSLs back-pointing to each MRO.</w:t></w:r></w:p><w:p><w:pPr><w:spacing w:after="40" w:before="40" w:line="280"/><w:ind w:left="720" w:hanging="360"/></w:pPr><w:r><w:rPr><w:rFonts w:ascii="Calibri" w:cs="Calibri" w:eastAsia="Calibri" w:hAnsi="Calibri"/><w:color w:val="0F172A"/><w:sz w:val="21"/><w:szCs w:val="21"/></w:rPr><w:t xml:space="preserve">•   Number of HSLs the MRO claims as seed_hsls in its row.</w:t></w:r></w:p><w:p><w:pPr><w:spacing w:after="40" w:before="40" w:line="280"/><w:ind w:left="720" w:hanging="360"/></w:pPr><w:r><w:rPr><w:rFonts w:ascii="Calibri" w:cs="Calibri" w:eastAsia="Calibri" w:hAnsi="Calibri"/><w:color w:val="0F172A"/><w:sz w:val="21"/><w:szCs w:val="21"/></w:rPr><w:t xml:space="preserve">•   &quot;Stale&quot; badge when the seed list and the back-pointer set diverge.</w:t></w:r></w:p><w:p><w:pPr><w:spacing w:after="40" w:before="40" w:line="280"/><w:ind w:left="720" w:hanging="360"/></w:pPr><w:r><w:rPr><w:rFonts w:ascii="Calibri" w:cs="Calibri" w:eastAsia="Calibri" w:hAnsi="Calibri"/><w:color w:val="0F172A"/><w:sz w:val="21"/><w:szCs w:val="21"/></w:rPr><w:t xml:space="preserve">•   &quot;Orphan&quot; badge when an MRO has zero HSL back-pointers (almost always means linkMroToHsl failed at write time).</w:t></w:r></w:p><w:p><w:pPr><w:pStyle w:val="Heading1"/><w:pBdr><w:bottom w:val="single" w:color="1F3864" w:sz="6" w:space="4"/></w:pBdr><w:spacing w:after="160" w:before="360" w:line="320"/></w:pPr><w:r><w:rPr><w:rFonts w:ascii="Calibri" w:cs="Calibri" w:eastAsia="Calibri" w:hAnsi="Calibri"/><w:b/><w:bCs/><w:color w:val="1F3864"/><w:sz w:val="28"/><w:szCs w:val="28"/></w:rPr><w:t xml:space="preserve">6.  Fix Broken MROs</w:t></w:r></w:p><w:p><w:pPr><w:spacing w:after="60" w:before="60" w:line="280"/><w:jc w:val="left"/></w:pPr><w:r><w:rPr><w:rFonts w:ascii="Calibri" w:cs="Calibri" w:eastAsia="Calibri" w:hAnsi="Calibri"/><w:b w:val="false"/><w:bCs w:val="false"/><w:i w:val="false"/><w:iCs w:val="false"/><w:caps w:val="false"/><w:color w:val="0F172A"/><w:sz w:val="21"/><w:szCs w:val="21"/></w:rPr><w:t xml:space="preserve">A single-button repair that runs a dual-pass over every MRO in the tenant:</w:t></w:r></w:p><0/><w:p><w:pPr><w:spacing w:after="60" w:before="60" w:line="280"/><w:jc w:val="left"/></w:pPr><w:r><w:rPr><w:rFonts w:ascii="Calibri" w:cs="Calibri" w:eastAsia="Calibri" w:hAnsi="Calibri"/><w:b w:val="false"/><w:bCs w:val="false"/><w:i w:val="false"/><w:iCs w:val="false"/><w:caps w:val="false"/><w:color w:val="0F172A"/><w:sz w:val="21"/><w:szCs w:val="21"/></w:rPr><w:t xml:space="preserve">Both passes are idempotent. Reports the count of writes per pass and a sample of the first 10 affected ids.</w:t></w:r></w:p><w:p><w:pPr><w:pStyle w:val="Heading1"/><w:pBdr><w:bottom w:val="single" w:color="1F3864" w:sz="6" w:space="4"/></w:pBdr><w:spacing w:after="160" w:before="360" w:line="320"/></w:pPr><w:r><w:rPr><w:rFonts w:ascii="Calibri" w:cs="Calibri" w:eastAsia="Calibri" w:hAnsi="Calibri"/><w:b/><w:bCs/><w:color w:val="1F3864"/><w:sz w:val="28"/><w:szCs w:val="28"/></w:rPr><w:t xml:space="preserve">7.  V4.5 Failure Modes Resolved</w:t></w:r></w:p><w:tbl><w:tblPr><w:tblW w:type="dxa" w:w="9600"/><w:tblBorders><w:top w:val="single" w:color="auto" w:sz="4"/><w:left w:val="single" w:color="auto" w:sz="4"/><w:bottom w:val="single" w:color="auto" w:sz="4"/><w:right w:val="single" w:color="auto" w:sz="4"/><w:insideH w:val="single" w:color="auto" w:sz="4"/><w:insideV w:val="single" w:color="auto" w:sz="4"/></w:tblBorders></w:tblPr><w:tblGrid><w:gridCol w:w="9600"/></w:tblGrid><w:tr><w:tc><w:tcPr><w:tcW w:type="dxa" w:w="9600"/><w:tcBorders><w:top w:val="none" w:color="FFFFFF" w:sz="0"/><w:left w:val="single" w:color="FB7185" w:sz="18"/><w:bottom w:val="none" w:color="FFFFFF" w:sz="0"/><w:right w:val="none" w:color="FFFFFF" w:sz="0"/></w:tcBorders><w:tcMar><w:top w:type="dxa" w:w="80"/><w:left w:type="dxa" w:w="240"/><w:bottom w:type="dxa" w:w="120"/><w:right w:type="dxa" w:w="100"/></w:tcMar></w:tcPr><w:p><w:pPr><w:spacing w:after="80" w:before="0" w:line="280"/></w:pPr><w:r><w:rPr><w:rFonts w:ascii="Calibri" w:cs="Calibri" w:eastAsia="Calibri" w:hAnsi="Calibri"/><w:b/><w:bCs/><w:color w:val="0F172A"/><w:sz w:val="22"/><w:szCs w:val="22"/></w:rPr><w:t xml:space="preserve">7.1  Next.js 16 Promise route params</w:t></w:r></w:p><w:p><w:pPr><w:spacing w:after="60" w:before="60" w:line="280"/><w:jc w:val="left"/></w:pPr><w:r><w:rPr><w:rFonts w:ascii="Calibri" w:cs="Calibri" w:eastAsia="Calibri" w:hAnsi="Calibri"/><w:b w:val="false"/><w:bCs w:val="false"/><w:i w:val="false"/><w:iCs w:val="false"/><w:caps w:val="false"/><w:color w:val="0F172A"/><w:sz w:val="21"/><w:szCs w:val="21"/></w:rPr><w:t xml:space="preserve">Next.js 16 made dynamic-route params a Promise. The link-mro proxy was destructuring synchronously and crashing with TypeError. Fixed in app/api/hsl-data/[id]/link-mro/route.ts — the handler now awaits the params Promise before reading id.</w:t></w:r></w:p></w:tc></w:tr></w:tbl><w:tbl><w:tblPr><w:tblW w:type="dxa" w:w="9600"/><w:tblBorders><w:top w:val="single" w:color="auto" w:sz="4"/><w:left w:val="single" w:color="auto" w:sz="4"/><w:bottom w:val="single" w:color="auto" w:sz="4"/><w:right w:val="single" w:color="auto" w:sz="4"/><w:insideH w:val="single" w:color="auto" w:sz="4"/><w:insideV w:val="single" w:color="auto" w:sz="4"/></w:tblBorders></w:tblPr><w:tblGrid><w:gridCol w:w="9600"/></w:tblGrid><w:tr><w:tc><w:tcPr><w:tcW w:type="dxa" w:w="9600"/><w:tcBorders><w:top w:val="none" w:color="FFFFFF" w:sz="0"/><w:left w:val="single" w:color="FB7185" w:sz="18"/><w:bottom w:val="none" w:color="FFFFFF" w:sz="0"/><w:right w:val="none" w:color="FFFFFF" w:sz="0"/></w:tcBorders><w:tcMar><w:top w:type="dxa" w:w="80"/><w:left w:type="dxa" w:w="240"/><w:bottom w:type="dxa" w:w="120"/><w:right w:type="dxa" w:w="100"/></w:tcMar></w:tcPr><w:p><w:pPr><w:spacing w:after="80" w:before="0" w:line="280"/></w:pPr><w:r><w:rPr><w:rFonts w:ascii="Calibri" w:cs="Calibri" w:eastAsia="Calibri" w:hAnsi="Calibri"/><w:b/><w:bCs/><w:color w:val="0F172A"/><w:sz w:val="22"/><w:szCs w:val="22"/></w:rPr><w:t xml:space="preserve">7.2  Save MRO display-string bug</w:t></w:r></w:p><w:p><w:pPr><w:spacing w:after="60" w:before="60" w:line="280"/><w:jc w:val="left"/></w:pPr><w:r><w:rPr><w:rFonts w:ascii="Calibri" w:cs="Calibri" w:eastAsia="Calibri" w:hAnsi="Calibri"/><w:b w:val="false"/><w:bCs w:val="false"/><w:i w:val="false"/><w:iCs w:val="false"/><w:caps w:val="false"/><w:color w:val="0F172A"/><w:sz w:val="21"/><w:szCs w:val="21"/></w:rPr><w:t xml:space="preserve">manualSaveMro was persisting the human-readable seed_hsls_display string (&quot;629 HSLs&quot;) into the DB column intended for the pipe-joined UUID list. Subsequent MRO retrievals couldn&apos;t resolve any HSL back-pointer. Fixed by separating matched_hsl_ids (UUID list) from seed_hsls_display (UI label) in components/chat-aio-dialog.tsx.</w:t></w:r></w:p></w:tc></w:tr></w:tbl><w:tbl><w:tblPr><w:tblW w:type="dxa" w:w="9600"/><w:tblBorders><w:top w:val="single" w:color="auto" w:sz="4"/><w:left w:val="single" w:color="auto" w:sz="4"/><w:bottom w:val="single" w:color="auto" w:sz="4"/><w:right w:val="single" w:color="auto" w:sz="4"/><w:insideH w:val="single" w:color="auto" w:sz="4"/><w:insideV w:val="single" w:color="auto" w:sz="4"/></w:tblBorders></w:tblPr><w:tblGrid><w:gridCol w:w="9600"/></w:tblGrid><w:tr><w:tc><w:tcPr><w:tcW w:type="dxa" w:w="9600"/><w:tcBorders><w:top w:val="none" w:color="FFFFFF" w:sz="0"/><w:left w:val="single" w:color="FB7185" w:sz="18"/><w:bottom w:val="none" w:color="FFFFFF" w:sz="0"/><w:right w:val="none" w:color="FFFFFF" w:sz="0"/></w:tcBorders><w:tcMar><w:top w:type="dxa" w:w="80"/><w:left w:type="dxa" w:w="240"/><w:bottom w:type="dxa" w:w="120"/><w:right w:type="dxa" w:w="100"/></w:tcMar></w:tcPr><w:p><w:pPr><w:spacing w:after="80" w:before="0" w:line="280"/></w:pPr><w:r><w:rPr><w:rFonts w:ascii="Calibri" w:cs="Calibri" w:eastAsia="Calibri" w:hAnsi="Calibri"/><w:b/><w:bCs/><w:color w:val="0F172A"/><w:sz w:val="22"/><w:szCs w:val="22"/></w:rPr><w:t xml:space="preserve">7.3  Fix Broken MROs dual-pass</w:t></w:r></w:p><w:p><w:pPr><w:spacing w:after="60" w:before="60" w:line="280"/><w:jc w:val="left"/></w:pPr><w:r><w:rPr><w:rFonts w:ascii="Calibri" w:cs="Calibri" w:eastAsia="Calibri" w:hAnsi="Calibri"/><w:b w:val="false"/><w:bCs w:val="false"/><w:i w:val="false"/><w:iCs w:val="false"/><w:caps w:val="false"/><w:color w:val="0F172A"/><w:sz w:val="21"/><w:szCs w:val="21"/></w:rPr><w:t xml:space="preserve">The first version of Fix Broken MROs only added missing back-pointers; if an MRO had been deleted, the stale [MRO.&lt;dead-uuid&gt;] tokens lingered on every HSL forever. The dual-pass version sweeps both directions.</w:t></w:r></w:p></w:tc></w:tr></w:tbl><w:p><w:pPr><w:pStyle w:val="Heading1"/><w:pBdr><w:bottom w:val="single" w:color="1F3864" w:sz="6" w:space="4"/></w:pBdr><w:spacing w:after="160" w:before="360" w:line="320"/></w:pPr><w:r><w:rPr><w:rFonts w:ascii="Calibri" w:cs="Calibri" w:eastAsia="Calibri" w:hAnsi="Calibri"/><w:b/><w:bCs/><w:color w:val="1F3864"/><w:sz w:val="28"/><w:szCs w:val="28"/></w:rPr><w:t xml:space="preserve">8.  Provenance</w:t></w:r></w:p><w:tbl><w:tblPr><w:tblW w:type="dxa" w:w="9600"/><w:tblBorders><w:top w:val="single" w:color="auto" w:sz="4"/><w:left w:val="single" w:color="auto" w:sz="4"/><w:bottom w:val="single" w:color="auto" w:sz="4"/><w:right w:val="single" w:color="auto" w:sz="4"/><w:insideH w:val="single" w:color="auto" w:sz="4"/><w:insideV w:val="single" w:color="auto" w:sz="4"/></w:tblBorders></w:tblPr><w:tblGrid><w:gridCol w:w="3000"/><w:gridCol w:w="6600"/></w:tblGrid><w:tr><w:trPr><w:tblHeader/></w:trPr><w:tc><w:tcPr><w:tcW w:type="dxa" w:w="3000"/><w:tcBorders><w:top w:val="single" w:color="CBD5E1" w:sz="4"/><w:left w:val="single" w:color="CBD5E1" w:sz="4"/><w:bottom w:val="single" w:color="CBD5E1" w:sz="4"/><w:right w:val="single" w:color="CBD5E1" w:sz="4"/></w:tcBorders><w:shd w:fill="0F3460" w:val="clear"/><w:tcMar><w:top w:type="dxa" w:w="80"/><w:left w:type="dxa" w:w="120"/><w:bottom w:type="dxa" w:w="80"/><w:right w:type="dxa" w:w="120"/></w:tcMar></w:tcPr><w:p><w:pPr><w:spacing w:after="0" w:before="0" w:line="260"/></w:pPr><w:r><w:rPr><w:rFonts w:ascii="Calibri" w:cs="Calibri" w:eastAsia="Calibri" w:hAnsi="Calibri"/><w:b/><w:bCs/><w:color w:val="FFFFFF"/><w:sz w:val="19"/><w:szCs w:val="19"/></w:rPr><w:t xml:space="preserve">Topic</w:t></w:r></w:p></w:tc><w:tc><w:tcPr><w:tcW w:type="dxa" w:w="6600"/><w:tcBorders><w:top w:val="single" w:color="CBD5E1" w:sz="4"/><w:left w:val="single" w:color="CBD5E1" w:sz="4"/><w:bottom w:val="single" w:color="CBD5E1" w:sz="4"/><w:right w:val="single" w:color="CBD5E1" w:sz="4"/></w:tcBorders><w:shd w:fill="0F3460" w:val="clear"/><w:tcMar><w:top w:type="dxa" w:w="80"/><w:left w:type="dxa" w:w="120"/><w:bottom w:type="dxa" w:w="80"/><w:right w:type="dxa" w:w="120"/></w:tcMar></w:tcPr><w:p><w:pPr><w:spacing w:after="0" w:before="0" w:line="260"/></w:pPr><w:r><w:rPr><w:rFonts w:ascii="Calibri" w:cs="Calibri" w:eastAsia="Calibri" w:hAnsi="Calibri"/><w:b/><w:bCs/><w:color w:val="FFFFFF"/><w:sz w:val="19"/><w:szCs w:val="19"/></w:rPr><w:t xml:space="preserve">Source</w:t></w:r></w:p></w:tc></w:tr><w:tr><w:tc><w:tcPr><w:tcW w:type="dxa" w:w="3000"/><w:tcBorders><w:top w:val="single" w:color="CBD5E1" w:sz="4"/><w:left w:val="single" w:color="CBD5E1" w:sz="4"/><w:bottom w:val="single" w:color="CBD5E1" w:sz="4"/><w:right w:val="single" w:color="CBD5E1" w:sz="4"/></w:tcBorders><w:tcMar><w:top w:type="dxa" w:w="80"/><w:left w:type="dxa" w:w="120"/><w:bottom w:type="dxa" w:w="80"/><w:right w:type="dxa" w:w="120"/></w:tcMar></w:tcPr><w:p><w:pPr><w:spacing w:after="0" w:before="0" w:line="260"/></w:pPr><w:r><w:rPr><w:rFonts w:ascii="Calibri" w:cs="Calibri" w:eastAsia="Calibri" w:hAnsi="Calibri"/><w:b w:val="false"/><w:bCs w:val="false"/><w:color w:val="0F172A"/><w:sz w:val="19"/><w:szCs w:val="19"/></w:rPr><w:t xml:space="preserve">MRO schema</w:t></w:r></w:p></w:tc><w:tc><w:tcPr><w:tcW w:type="dxa" w:w="6600"/><w:tcBorders><w:top w:val="single" w:color="CBD5E1" w:sz="4"/><w:left w:val="single" w:color="CBD5E1" w:sz="4"/><w:bottom w:val="single" w:color="CBD5E1" w:sz="4"/><w:right w:val="single" w:color="CBD5E1" w:sz="4"/></w:tcBorders><w:tcMar><w:top w:type="dxa" w:w="80"/><w:left w:type="dxa" w:w="120"/><w:bottom w:type="dxa" w:w="80"/><w:right w:type="dxa" w:w="120"/></w:tcMar></w:tcPr><w:p><w:pPr><w:spacing w:after="0" w:before="0" w:line="260"/></w:pPr><w:r><w:rPr><w:rFonts w:ascii="Calibri" w:cs="Calibri" w:eastAsia="Calibri" w:hAnsi="Calibri"/><w:b w:val="false"/><w:bCs w:val="false"/><w:color w:val="0F172A"/><w:sz w:val="19"/><w:szCs w:val="19"/></w:rPr><w:t xml:space="preserve">infophysics_impl_grade/migrations/011_mro_objects.sql</w:t></w:r></w:p></w:tc></w:tr><w:tr><w:tc><w:tcPr><w:tcW w:type="dxa" w:w="3000"/><w:tcBorders><w:top w:val="single" w:color="CBD5E1" w:sz="4"/><w:left w:val="single" w:color="CBD5E1" w:sz="4"/><w:bottom w:val="single" w:color="CBD5E1" w:sz="4"/><w:right w:val="single" w:color="CBD5E1" w:sz="4"/></w:tcBorders><w:shd w:fill="F1F5F9" w:val="clear"/><w:tcMar><w:top w:type="dxa" w:w="80"/><w:left w:type="dxa" w:w="120"/><w:bottom w:type="dxa" w:w="80"/><w:right w:type="dxa" w:w="120"/></w:tcMar></w:tcPr><w:p><w:pPr><w:spacing w:after="0" w:before="0" w:line="260"/></w:pPr><w:r><w:rPr><w:rFonts w:ascii="Calibri" w:cs="Calibri" w:eastAsia="Calibri" w:hAnsi="Calibri"/><w:b w:val="false"/><w:bCs w:val="false"/><w:color w:val="0F172A"/><w:sz w:val="19"/><w:szCs w:val="19"/></w:rPr><w:t xml:space="preserve">MRO ranker upgrade</w:t></w:r></w:p></w:tc><w:tc><w:tcPr><w:tcW w:type="dxa" w:w="6600"/><w:tcBorders><w:top w:val="single" w:color="CBD5E1" w:sz="4"/><w:left w:val="single" w:color="CBD5E1" w:sz="4"/><w:bottom w:val="single" w:color="CBD5E1" w:sz="4"/><w:right w:val="single" w:color="CBD5E1" w:sz="4"/></w:tcBorders><w:shd w:fill="F1F5F9" w:val="clear"/><w:tcMar><w:top w:type="dxa" w:w="80"/><w:left w:type="dxa" w:w="120"/><w:bottom w:type="dxa" w:w="80"/><w:right w:type="dxa" w:w="120"/></w:tcMar></w:tcPr><w:p><w:pPr><w:spacing w:after="0" w:before="0" w:line="260"/></w:pPr><w:r><w:rPr><w:rFonts w:ascii="Calibri" w:cs="Calibri" w:eastAsia="Calibri" w:hAnsi="Calibri"/><w:b w:val="false"/><w:bCs w:val="false"/><w:color w:val="0F172A"/><w:sz w:val="19"/><w:szCs w:val="19"/></w:rPr><w:t xml:space="preserve">infophysics_impl_grade/migrations/018_mro_ranker_upgrade.sql</w:t></w:r></w:p></w:tc></w:tr><w:tr><w:tc><w:tcPr><w:tcW w:type="dxa" w:w="3000"/><w:tcBorders><w:top w:val="single" w:color="CBD5E1" w:sz="4"/><w:left w:val="single" w:color="CBD5E1" w:sz="4"/><w:bottom w:val="single" w:color="CBD5E1" w:sz="4"/><w:right w:val="single" w:color="CBD5E1" w:sz="4"/></w:tcBorders><w:tcMar><w:top w:type="dxa" w:w="80"/><w:left w:type="dxa" w:w="120"/><w:bottom w:type="dxa" w:w="80"/><w:right w:type="dxa" w:w="120"/></w:tcMar></w:tcPr><w:p><w:pPr><w:spacing w:after="0" w:before="0" w:line="260"/></w:pPr><w:r><w:rPr><w:rFonts w:ascii="Calibri" w:cs="Calibri" w:eastAsia="Calibri" w:hAnsi="Calibri"/><w:b w:val="false"/><w:bCs w:val="false"/><w:color w:val="0F172A"/><w:sz w:val="19"/><w:szCs w:val="19"/></w:rPr><w:t xml:space="preserve">mro-search endpoint</w:t></w:r></w:p></w:tc><w:tc><w:tcPr><w:tcW w:type="dxa" w:w="6600"/><w:tcBorders><w:top w:val="single" w:color="CBD5E1" w:sz="4"/><w:left w:val="single" w:color="CBD5E1" w:sz="4"/><w:bottom w:val="single" w:color="CBD5E1" w:sz="4"/><w:right w:val="single" w:color="CBD5E1" w:sz="4"/></w:tcBorders><w:tcMar><w:top w:type="dxa" w:w="80"/><w:left w:type="dxa" w:w="120"/><w:bottom w:type="dxa" w:w="80"/><w:right w:type="dxa" w:w="120"/></w:tcMar></w:tcPr><w:p><w:pPr><w:spacing w:after="0" w:before="0" w:line="260"/></w:pPr><w:r><w:rPr><w:rFonts w:ascii="Calibri" w:cs="Calibri" w:eastAsia="Calibri" w:hAnsi="Calibri"/><w:b w:val="false"/><w:bCs w:val="false"/><w:color w:val="0F172A"/><w:sz w:val="19"/><w:szCs w:val="19"/></w:rPr><w:t xml:space="preserve">infophysics_impl_grade/api/routes/mro.py</w:t></w:r></w:p></w:tc></w:tr><w:tr><w:tc><w:tcPr><w:tcW w:type="dxa" w:w="3000"/><w:tcBorders><w:top w:val="single" w:color="CBD5E1" w:sz="4"/><w:left w:val="single" w:color="CBD5E1" w:sz="4"/><w:bottom w:val="single" w:color="CBD5E1" w:sz="4"/><w:right w:val="single" w:color="CBD5E1" w:sz="4"/></w:tcBorders><w:shd w:fill="F1F5F9" w:val="clear"/><w:tcMar><w:top w:type="dxa" w:w="80"/><w:left w:type="dxa" w:w="120"/><w:bottom w:type="dxa" w:w="80"/><w:right w:type="dxa" w:w="120"/></w:tcMar></w:tcPr><w:p><w:pPr><w:spacing w:after="0" w:before="0" w:line="260"/></w:pPr><w:r><w:rPr><w:rFonts w:ascii="Calibri" w:cs="Calibri" w:eastAsia="Calibri" w:hAnsi="Calibri"/><w:b w:val="false"/><w:bCs w:val="false"/><w:color w:val="0F172A"/><w:sz w:val="19"/><w:szCs w:val="19"/></w:rPr><w:t xml:space="preserve">link-mro endpoint</w:t></w:r></w:p></w:tc><w:tc><w:tcPr><w:tcW w:type="dxa" w:w="6600"/><w:tcBorders><w:top w:val="single" w:color="CBD5E1" w:sz="4"/><w:left w:val="single" w:color="CBD5E1" w:sz="4"/><w:bottom w:val="single" w:color="CBD5E1" w:sz="4"/><w:right w:val="single" w:color="CBD5E1" w:sz="4"/></w:tcBorders><w:shd w:fill="F1F5F9" w:val="clear"/><w:tcMar><w:top w:type="dxa" w:w="80"/><w:left w:type="dxa" w:w="120"/><w:bottom w:type="dxa" w:w="80"/><w:right w:type="dxa" w:w="120"/></w:tcMar></w:tcPr><w:p><w:pPr><w:spacing w:after="0" w:before="0" w:line="260"/></w:pPr><w:r><w:rPr><w:rFonts w:ascii="Calibri" w:cs="Calibri" w:eastAsia="Calibri" w:hAnsi="Calibri"/><w:b w:val="false"/><w:bCs w:val="false"/><w:color w:val="0F172A"/><w:sz w:val="19"/><w:szCs w:val="19"/></w:rPr><w:t xml:space="preserve">infophysics_impl_grade/api/routes/hsl.py</w:t></w:r></w:p></w:tc></w:tr><w:tr><w:tc><w:tcPr><w:tcW w:type="dxa" w:w="3000"/><w:tcBorders><w:top w:val="single" w:color="CBD5E1" w:sz="4"/><w:left w:val="single" w:color="CBD5E1" w:sz="4"/><w:bottom w:val="single" w:color="CBD5E1" w:sz="4"/><w:right w:val="single" w:color="CBD5E1" w:sz="4"/></w:tcBorders><w:tcMar><w:top w:type="dxa" w:w="80"/><w:left w:type="dxa" w:w="120"/><w:bottom w:type="dxa" w:w="80"/><w:right w:type="dxa" w:w="120"/></w:tcMar></w:tcPr><w:p><w:pPr><w:spacing w:after="0" w:before="0" w:line="260"/></w:pPr><w:r><w:rPr><w:rFonts w:ascii="Calibri" w:cs="Calibri" w:eastAsia="Calibri" w:hAnsi="Calibri"/><w:b w:val="false"/><w:bCs w:val="false"/><w:color w:val="0F172A"/><w:sz w:val="19"/><w:szCs w:val="19"/></w:rPr><w:t xml:space="preserve">Recall MRO probe</w:t></w:r></w:p></w:tc><w:tc><w:tcPr><w:tcW w:type="dxa" w:w="6600"/><w:tcBorders><w:top w:val="single" w:color="CBD5E1" w:sz="4"/><w:left w:val="single" w:color="CBD5E1" w:sz="4"/><w:bottom w:val="single" w:color="CBD5E1" w:sz="4"/><w:right w:val="single" w:color="CBD5E1" w:sz="4"/></w:tcBorders><w:tcMar><w:top w:type="dxa" w:w="80"/><w:left w:type="dxa" w:w="120"/><w:bottom w:type="dxa" w:w="80"/><w:right w:type="dxa" w:w="120"/></w:tcMar></w:tcPr><w:p><w:pPr><w:spacing w:after="0" w:before="0" w:line="260"/></w:pPr><w:r><w:rPr><w:rFonts w:ascii="Calibri" w:cs="Calibri" w:eastAsia="Calibri" w:hAnsi="Calibri"/><w:b w:val="false"/><w:bCs w:val="false"/><w:color w:val="0F172A"/><w:sz w:val="19"/><w:szCs w:val="19"/></w:rPr><w:t xml:space="preserve">lib/aio-chat-pipeline.ts (probeMroPriors)</w:t></w:r></w:p></w:tc></w:tr><w:tr><w:tc><w:tcPr><w:tcW w:type="dxa" w:w="3000"/><w:tcBorders><w:top w:val="single" w:color="CBD5E1" w:sz="4"/><w:left w:val="single" w:color="CBD5E1" w:sz="4"/><w:bottom w:val="single" w:color="CBD5E1" w:sz="4"/><w:right w:val="single" w:color="CBD5E1" w:sz="4"/></w:tcBorders><w:shd w:fill="F1F5F9" w:val="clear"/><w:tcMar><w:top w:type="dxa" w:w="80"/><w:left w:type="dxa" w:w="120"/><w:bottom w:type="dxa" w:w="80"/><w:right w:type="dxa" w:w="120"/></w:tcMar></w:tcPr><w:p><w:pPr><w:spacing w:after="0" w:before="0" w:line="260"/></w:pPr><w:r><w:rPr><w:rFonts w:ascii="Calibri" w:cs="Calibri" w:eastAsia="Calibri" w:hAnsi="Calibri"/><w:b w:val="false"/><w:bCs w:val="false"/><w:color w:val="0F172A"/><w:sz w:val="19"/><w:szCs w:val="19"/></w:rPr><w:t xml:space="preserve">Linkage view</w:t></w:r></w:p></w:tc><w:tc><w:tcPr><w:tcW w:type="dxa" w:w="6600"/><w:tcBorders><w:top w:val="single" w:color="CBD5E1" w:sz="4"/><w:left w:val="single" w:color="CBD5E1" w:sz="4"/><w:bottom w:val="single" w:color="CBD5E1" w:sz="4"/><w:right w:val="single" w:color="CBD5E1" w:sz="4"/></w:tcBorders><w:shd w:fill="F1F5F9" w:val="clear"/><w:tcMar><w:top w:type="dxa" w:w="80"/><w:left w:type="dxa" w:w="120"/><w:bottom w:type="dxa" w:w="80"/><w:right w:type="dxa" w:w="120"/></w:tcMar></w:tcPr><w:p><w:pPr><w:spacing w:after="0" w:before="0" w:line="260"/></w:pPr><w:r><w:rPr><w:rFonts w:ascii="Calibri" w:cs="Calibri" w:eastAsia="Calibri" w:hAnsi="Calibri"/><w:b w:val="false"/><w:bCs w:val="false"/><w:color w:val="0F172A"/><w:sz w:val="19"/><w:szCs w:val="19"/></w:rPr><w:t xml:space="preserve">components/system-management.tsx (MRO Linkage tab)</w:t></w:r></w:p></w:tc></w:tr><w:tr><w:tc><w:tcPr><w:tcW w:type="dxa" w:w="3000"/><w:tcBorders><w:top w:val="single" w:color="CBD5E1" w:sz="4"/><w:left w:val="single" w:color="CBD5E1" w:sz="4"/><w:bottom w:val="single" w:color="CBD5E1" w:sz="4"/><w:right w:val="single" w:color="CBD5E1" w:sz="4"/></w:tcBorders><w:tcMar><w:top w:type="dxa" w:w="80"/><w:left w:type="dxa" w:w="120"/><w:bottom w:type="dxa" w:w="80"/><w:right w:type="dxa" w:w="120"/></w:tcMar></w:tcPr><w:p><w:pPr><w:spacing w:after="0" w:before="0" w:line="260"/></w:pPr><w:r><w:rPr><w:rFonts w:ascii="Calibri" w:cs="Calibri" w:eastAsia="Calibri" w:hAnsi="Calibri"/><w:b w:val="false"/><w:bCs w:val="false"/><w:color w:val="0F172A"/><w:sz w:val="19"/><w:szCs w:val="19"/></w:rPr><w:t xml:space="preserve">Fix Broken MROs</w:t></w:r></w:p></w:tc><w:tc><w:tcPr><w:tcW w:type="dxa" w:w="6600"/><w:tcBorders><w:top w:val="single" w:color="CBD5E1" w:sz="4"/><w:left w:val="single" w:color="CBD5E1" w:sz="4"/><w:bottom w:val="single" w:color="CBD5E1" w:sz="4"/><w:right w:val="single" w:color="CBD5E1" w:sz="4"/></w:tcBorders><w:tcMar><w:top w:type="dxa" w:w="80"/><w:left w:type="dxa" w:w="120"/><w:bottom w:type="dxa" w:w="80"/><w:right w:type="dxa" w:w="120"/></w:tcMar></w:tcPr><w:p><w:pPr><w:spacing w:after="0" w:before="0" w:line="260"/></w:pPr><w:r><w:rPr><w:rFonts w:ascii="Calibri" w:cs="Calibri" w:eastAsia="Calibri" w:hAnsi="Calibri"/><w:b w:val="false"/><w:bCs w:val="false"/><w:color w:val="0F172A"/><w:sz w:val="19"/><w:szCs w:val="19"/></w:rPr><w:t xml:space="preserve">components/system-management.tsx + api/routes/mro.py (rebuild-links)</w:t></w:r></w:p></w:tc></w:tr></w:tbl><w:p><w:pPr><w:pBdr><w:top w:val="single" w:color="CBD5E1" w:sz="6" w:space="4"/></w:pBdr><w:spacing w:after="80" w:before="320"/></w:pPr><w:r><w:t xml:space="preserve"></w:t></w:r></w:p><w:p><w:pPr><w:spacing w:after="40" w:before="60" w:line="280"/><w:jc w:val="center"/></w:pPr><w:r><w:rPr><w:rFonts w:ascii="Calibri" w:cs="Calibri" w:eastAsia="Calibri" w:hAnsi="Calibri"/><w:b w:val="false"/><w:bCs w:val="false"/><w:i/><w:iCs/><w:caps w:val="false"/><w:color w:val="94A3B8"/><w:sz w:val="16"/><w:szCs w:val="16"/></w:rPr><w:t xml:space="preserve">Prepared by InformationPhysics.ai, LLC.  Confidential — subject to the Transaction-Grade One-Way NDA on file.</w:t></w:r></w:p><w:p><w:pPr><w:spacing w:after="0" w:before="60" w:line="280"/><w:jc w:val="center"/></w:pPr><w:r><w:rPr><w:rFonts w:ascii="Calibri" w:cs="Calibri" w:eastAsia="Calibri" w:hAnsi="Calibri"/><w:b w:val="false"/><w:bCs w:val="false"/><w:i/><w:iCs/><w:caps w:val="false"/><w:color w:val="94A3B8"/><w:sz w:val="16"/><w:szCs w:val="16"/></w:rPr><w:t xml:space="preserve">© 2026 InformationPhysics.ai, LLC. All rights reserved.</w:t></w:r></w:p><w:sectPr><w:headerReference w:type="default" r:id="rId7"/><w:footerReference w:type="default" r:id="rId8"/><w:pgSz w:w="12240" w:h="15840" w:orient="portrait"/><w:pgMar w:top="1180" w:right="1320" w:bottom="1180" w:left="1320" w:header="720" w:footer="720" w:gutter="0"/><w:pgNumType/><w:titlePg w:val="false"/><w:docGrid w:linePitch="360"/></w:sectPr></w:body></w:document>
+<file path=word/document.xml><?xml version="1.0" encoding="UTF-8" standalone="yes"?><w:document mc:Ignorable="w14 w15 wp14" xmlns:wpc="http://schemas.microsoft.com/office/word/2010/wordprocessingCanvas" xmlns:mc="http://schemas.openxmlformats.org/markup-compatibility/2006" xmlns:o="urn:schemas-microsoft-com:office:office" xmlns:r="http://schemas.openxmlformats.org/officeDocument/2006/relationships" xmlns:m="http://schemas.openxmlformats.org/officeDocument/2006/math" xmlns:v="urn:schemas-microsoft-com:vml" xmlns:wp14="http://schemas.microsoft.com/office/word/2010/wordprocessingDrawing" xmlns:wp="http://schemas.openxmlformats.org/drawingml/2006/wordprocessingDrawing" xmlns:w10="urn:schemas-microsoft-com:office:word" xmlns:w="http://schemas.openxmlformats.org/wordprocessingml/2006/main" xmlns:w14="http://schemas.microsoft.com/office/word/2010/wordml" xmlns:w15="http://schemas.microsoft.com/office/word/2012/wordml" xmlns:wpg="http://schemas.microsoft.com/office/word/2010/wordprocessingGroup" xmlns:wpi="http://schemas.microsoft.com/office/word/2010/wordprocessingInk" xmlns:wne="http://schemas.microsoft.com/office/word/2006/wordml" xmlns:wps="http://schemas.microsoft.com/office/word/2010/wordprocessingShape" xmlns:cx="http://schemas.microsoft.com/office/drawing/2014/chartex" xmlns:cx1="http://schemas.microsoft.com/office/drawing/2015/9/8/chartex" xmlns:cx2="http://schemas.microsoft.com/office/drawing/2015/10/21/chartex" xmlns:cx3="http://schemas.microsoft.com/office/drawing/2016/5/9/chartex" xmlns:cx4="http://schemas.microsoft.com/office/drawing/2016/5/10/chartex" xmlns:cx5="http://schemas.microsoft.com/office/drawing/2016/5/11/chartex" xmlns:cx6="http://schemas.microsoft.com/office/drawing/2016/5/12/chartex" xmlns:cx7="http://schemas.microsoft.com/office/drawing/2016/5/13/chartex" xmlns:cx8="http://schemas.microsoft.com/office/drawing/2016/5/14/chartex" xmlns:aink="http://schemas.microsoft.com/office/drawing/2016/ink" xmlns:am3d="http://schemas.microsoft.com/office/drawing/2017/model3d" xmlns:w16cex="http://schemas.microsoft.com/office/word/2018/wordml/cex" xmlns:w16cid="http://schemas.microsoft.com/office/word/2016/wordml/cid" xmlns:w16="http://schemas.microsoft.com/office/word/2018/wordml" xmlns:w16sdtdh="http://schemas.microsoft.com/office/word/2020/wordml/sdtdatahash" xmlns:w16se="http://schemas.microsoft.com/office/word/2015/wordml/symex"><w:body><w:tbl><w:tblPr><w:tblW w:type="dxa" w:w="9600"/><w:tblBorders><w:top w:val="single" w:color="auto" w:sz="4"/><w:left w:val="single" w:color="auto" w:sz="4"/><w:bottom w:val="single" w:color="auto" w:sz="4"/><w:right w:val="single" w:color="auto" w:sz="4"/><w:insideH w:val="single" w:color="auto" w:sz="4"/><w:insideV w:val="single" w:color="auto" w:sz="4"/></w:tblBorders></w:tblPr><w:tblGrid><w:gridCol w:w="9600"/></w:tblGrid><w:tr><w:tc><w:tcPr><w:tcW w:type="dxa" w:w="9600"/><w:tcBorders><w:top w:val="single" w:color="E11D48" w:sz="18"/><w:left w:val="single" w:color="E11D48" w:sz="18"/><w:bottom w:val="single" w:color="E11D48" w:sz="18"/><w:right w:val="single" w:color="E11D48" w:sz="18"/></w:tcBorders><w:shd w:fill="FFF1F2" w:val="clear"/><w:tcMar><w:top w:type="dxa" w:w="160"/><w:left w:type="dxa" w:w="240"/><w:bottom w:type="dxa" w:w="160"/><w:right w:type="dxa" w:w="240"/></w:tcMar></w:tcPr><w:p><w:pPr><w:spacing w:after="80" w:before="0"/></w:pPr><w:r><w:rPr><w:rFonts w:ascii="Calibri" w:cs="Calibri" w:eastAsia="Calibri" w:hAnsi="Calibri"/><w:b/><w:bCs/><w:color w:val="BE123C"/><w:sz w:val="22"/><w:szCs w:val="22"/></w:rPr><w:t xml:space="preserve">⚠  CONFIDENTIAL — TRADE SECRET</w:t></w:r></w:p><w:p><w:pPr><w:spacing w:after="0" w:before="0" w:line="280"/></w:pPr><w:r><w:rPr><w:rFonts w:ascii="Calibri" w:cs="Calibri" w:eastAsia="Calibri" w:hAnsi="Calibri"/><w:color w:val="BE123C"/><w:sz w:val="20"/><w:szCs w:val="20"/></w:rPr><w:t xml:space="preserve">This document describes the internal logic, data structures, and operational behavior of a proprietary subsystem of the Information Physics Demo System. It contains confidential information and trade secrets of InformationPhysics.ai, LLC, including algorithmic detail not present in public-facing materials. Subject to the Transaction-Grade One-Way Non-Disclosure Agreement on file. Unauthorized use, disclosure, or reproduction is strictly prohibited and may result in civil and criminal liability.</w:t></w:r></w:p></w:tc></w:tr></w:tbl><w:p><w:pPr><w:spacing w:after="60" w:before="60" w:line="280"/><w:jc w:val="left"/></w:pPr><w:r><w:rPr><w:rFonts w:ascii="Calibri" w:cs="Calibri" w:eastAsia="Calibri" w:hAnsi="Calibri"/><w:b w:val="false"/><w:bCs w:val="false"/><w:i w:val="false"/><w:iCs w:val="false"/><w:caps w:val="false"/><w:color w:val="0F172A"/><w:sz w:val="21"/><w:szCs w:val="21"/></w:rPr><w:t xml:space="preserve"></w:t></w:r></w:p><w:p><w:pPr><w:spacing w:after="60" w:before="60" w:line="280"/><w:jc w:val="left"/></w:pPr><w:r><w:rPr><w:rFonts w:ascii="Calibri" w:cs="Calibri" w:eastAsia="Calibri" w:hAnsi="Calibri"/><w:b w:val="false"/><w:bCs w:val="false"/><w:i w:val="false"/><w:iCs w:val="false"/><w:caps w:val="false"/><w:color w:val="0F172A"/><w:sz w:val="21"/><w:szCs w:val="21"/></w:rPr><w:t xml:space="preserve"></w:t></w:r></w:p><w:p><w:pPr><w:spacing w:after="160" w:before="60" w:line="280"/><w:jc w:val="center"/></w:pPr><w:r><w:rPr><w:rFonts w:ascii="Calibri" w:cs="Calibri" w:eastAsia="Calibri" w:hAnsi="Calibri"/><w:b w:val="false"/><w:bCs w:val="false"/><w:i w:val="false"/><w:iCs w:val="false"/><w:caps/><w:color w:val="94A3B8"/><w:sz w:val="17"/><w:szCs w:val="17"/></w:rPr><w:t xml:space="preserve">Engineering Reference — Internal / NDA-Restricted</w:t></w:r></w:p><w:p><w:pPr><w:spacing w:after="80" w:before="60" w:line="280"/><w:jc w:val="center"/></w:pPr><w:r><w:rPr><w:rFonts w:ascii="Calibri" w:cs="Calibri" w:eastAsia="Calibri" w:hAnsi="Calibri"/><w:b/><w:bCs/><w:i w:val="false"/><w:iCs w:val="false"/><w:caps w:val="false"/><w:color w:val="0F172A"/><w:sz w:val="36"/><w:szCs w:val="36"/></w:rPr><w:t xml:space="preserve">MRO Lifecycle &amp; Linkage</w:t></w:r></w:p><w:p><w:pPr><w:spacing w:after="200" w:before="60" w:line="280"/><w:jc w:val="center"/></w:pPr><w:r><w:rPr><w:rFonts w:ascii="Calibri" w:cs="Calibri" w:eastAsia="Calibri" w:hAnsi="Calibri"/><w:b w:val="false"/><w:bCs w:val="false"/><w:i/><w:iCs/><w:caps w:val="false"/><w:color w:val="475569"/><w:sz w:val="22"/><w:szCs w:val="22"/></w:rPr><w:t xml:space="preserve">Memory Result Object creation, persistence, retrieval, reuse, and audit</w:t></w:r></w:p><w:p><w:pPr><w:spacing w:after="40" w:before="60" w:line="280"/><w:jc w:val="center"/></w:pPr><w:r><w:rPr><w:rFonts w:ascii="Calibri" w:cs="Calibri" w:eastAsia="Calibri" w:hAnsi="Calibri"/><w:b/><w:bCs/><w:i w:val="false"/><w:iCs w:val="false"/><w:caps w:val="false"/><w:color w:val="0F172A"/><w:sz w:val="22"/><w:szCs w:val="22"/></w:rPr><w:t xml:space="preserve">Michael Simon Bodner, Ph.D.</w:t></w:r></w:p><w:p><w:pPr><w:spacing w:after="40" w:before="60" w:line="280"/><w:jc w:val="center"/></w:pPr><w:r><w:rPr><w:rFonts w:ascii="Calibri" w:cs="Calibri" w:eastAsia="Calibri" w:hAnsi="Calibri"/><w:b w:val="false"/><w:bCs w:val="false"/><w:i w:val="false"/><w:iCs w:val="false"/><w:caps w:val="false"/><w:color w:val="0F3460"/><w:sz w:val="18"/><w:szCs w:val="18"/></w:rPr><w:t xml:space="preserve">Founder &amp; Chief Scientist, InformationPhysics.ai</w:t></w:r></w:p><w:p><w:pPr><w:spacing w:after="40" w:before="60" w:line="280"/><w:jc w:val="center"/></w:pPr><w:r><w:rPr><w:rFonts w:ascii="Calibri" w:cs="Calibri" w:eastAsia="Calibri" w:hAnsi="Calibri"/><w:b w:val="false"/><w:bCs w:val="false"/><w:i w:val="false"/><w:iCs w:val="false"/><w:caps w:val="false"/><w:color w:val="475569"/><w:sz w:val="18"/><w:szCs w:val="18"/></w:rPr><w:t xml:space="preserve">April 2026 — Software Version V4.5.0</w:t></w:r></w:p><w:p><w:pPr><w:spacing w:after="40" w:before="60" w:line="280"/><w:jc w:val="center"/></w:pPr><w:r><w:rPr><w:rFonts w:ascii="Consolas" w:cs="Consolas" w:eastAsia="Consolas" w:hAnsi="Consolas"/><w:b w:val="false"/><w:bCs w:val="false"/><w:i w:val="false"/><w:iCs w:val="false"/><w:caps w:val="false"/><w:color w:val="475569"/><w:sz w:val="16"/><w:szCs w:val="16"/></w:rPr><w:t xml:space="preserve">POST /v1/mro-objects  ·  POST /v1/hsl-data/{id}/link-mro  ·  POST /v1/op/mro-search</w:t></w:r></w:p><w:p><w:pPr><w:spacing w:after="240" w:before="60" w:line="280"/><w:jc w:val="center"/></w:pPr><w:r><w:rPr><w:rFonts w:ascii="Calibri" w:cs="Calibri" w:eastAsia="Calibri" w:hAnsi="Calibri"/><w:b w:val="false"/><w:bCs w:val="false"/><w:i w:val="false"/><w:iCs w:val="false"/><w:caps w:val="false"/><w:color w:val="94A3B8"/><w:sz w:val="16"/><w:szCs w:val="16"/></w:rPr><w:t xml:space="preserve">© 2026 InformationPhysics.ai, LLC. All rights reserved.</w:t></w:r></w:p><w:tbl><w:tblPr><w:tblW w:type="dxa" w:w="9600"/><w:tblBorders><w:top w:val="single" w:color="auto" w:sz="4"/><w:left w:val="single" w:color="auto" w:sz="4"/><w:bottom w:val="single" w:color="auto" w:sz="4"/><w:right w:val="single" w:color="auto" w:sz="4"/><w:insideH w:val="single" w:color="auto" w:sz="4"/><w:insideV w:val="single" w:color="auto" w:sz="4"/></w:tblBorders></w:tblPr><w:tblGrid><w:gridCol w:w="9600"/></w:tblGrid><w:tr><w:tc><w:tcPr><w:tcW w:type="dxa" w:w="9600"/><w:tcBorders><w:top w:val="single" w:color="CBD5E1" w:sz="4"/><w:left w:val="single" w:color="CBD5E1" w:sz="4"/><w:bottom w:val="single" w:color="CBD5E1" w:sz="4"/><w:right w:val="single" w:color="CBD5E1" w:sz="4"/></w:tcBorders><w:tcMar><w:top w:type="dxa" w:w="200"/><w:left w:type="dxa" w:w="240"/><w:bottom w:type="dxa" w:w="200"/><w:right w:type="dxa" w:w="240"/></w:tcMar></w:tcPr><w:p><w:pPr><w:spacing w:after="120" w:before="0"/></w:pPr><w:r><w:rPr><w:rFonts w:ascii="Calibri" w:cs="Calibri" w:eastAsia="Calibri" w:hAnsi="Calibri"/><w:b/><w:bCs/><w:color w:val="1F3864"/><w:sz w:val="24"/><w:szCs w:val="24"/></w:rPr><w:t xml:space="preserve">Abstract</w:t></w:r></w:p><w:p><w:pPr><w:spacing w:after="100" w:before="0" w:line="300"/></w:pPr><w:r><w:rPr><w:rFonts w:ascii="Calibri" w:cs="Calibri" w:eastAsia="Calibri" w:hAnsi="Calibri"/><w:color w:val="475569"/><w:sz w:val="21"/><w:szCs w:val="21"/></w:rPr><w:t xml:space="preserve">Authoritative description of the Memory Result Object lifecycle in V4.5. Documents creation (auto + manual), the three-threshold retrieval tier (short-circuit / bundle-augment / cue-seed), HSL back-pointer maintenance via [MRO.&lt;uuid&gt;] tokens, and the audit-and-repair surfaces in System Admin (MRO Linkage view, Fix Broken MROs).</w:t></w:r></w:p><w:p><w:pPr><w:spacing w:after="0" w:before="0" w:line="300"/></w:pPr><w:r><w:rPr><w:rFonts w:ascii="Calibri" w:cs="Calibri" w:eastAsia="Calibri" w:hAnsi="Calibri"/><w:color w:val="475569"/><w:sz w:val="21"/><w:szCs w:val="21"/></w:rPr><w:t xml:space="preserve">Covers the three V4.5 failure modes resolved: Next.js 16 Promise route params on the link-mro proxy, the Save MRO display-string bug that was persisting the wrong seed_hsls, and the Fix Broken MROs dual-pass repair that handles both missing and stale back-pointers.</w:t></w:r></w:p></w:tc></w:tr></w:tbl><w:p><w:pPr><w:spacing w:after="60" w:before="60" w:line="280"/><w:jc w:val="left"/></w:pPr><w:r><w:rPr><w:rFonts w:ascii="Calibri" w:cs="Calibri" w:eastAsia="Calibri" w:hAnsi="Calibri"/><w:b w:val="false"/><w:bCs w:val="false"/><w:i w:val="false"/><w:iCs w:val="false"/><w:caps w:val="false"/><w:color w:val="0F172A"/><w:sz w:val="21"/><w:szCs w:val="21"/></w:rPr><w:t xml:space="preserve"></w:t></w:r></w:p><w:p><w:pPr><w:pStyle w:val="Heading1"/><w:pBdr><w:bottom w:val="single" w:color="1F3864" w:sz="6" w:space="4"/></w:pBdr><w:spacing w:after="160" w:before="360" w:line="320"/></w:pPr><w:r><w:rPr><w:rFonts w:ascii="Calibri" w:cs="Calibri" w:eastAsia="Calibri" w:hAnsi="Calibri"/><w:b/><w:bCs/><w:color w:val="1F3864"/><w:sz w:val="28"/><w:szCs w:val="28"/></w:rPr><w:t xml:space="preserve">1.  Object Model</w:t></w:r></w:p><w:p><w:pPr><w:spacing w:after="60" w:before="60" w:line="280"/><w:jc w:val="left"/></w:pPr><w:r><w:rPr><w:rFonts w:ascii="Calibri" w:cs="Calibri" w:eastAsia="Calibri" w:hAnsi="Calibri"/><w:b w:val="false"/><w:bCs w:val="false"/><w:i w:val="false"/><w:iCs w:val="false"/><w:caps w:val="false"/><w:color w:val="0F172A"/><w:sz w:val="21"/><w:szCs w:val="21"/></w:rPr><w:t xml:space="preserve">MROs are episodic — one per saved retrieval. The schema captures everything needed to reproduce, audit, or replay the answer.</w:t></w:r></w:p><w:tbl><w:tblPr><w:tblW w:type="dxa" w:w="9600"/><w:tblBorders><w:top w:val="single" w:color="auto" w:sz="4"/><w:left w:val="single" w:color="auto" w:sz="4"/><w:bottom w:val="single" w:color="auto" w:sz="4"/><w:right w:val="single" w:color="auto" w:sz="4"/><w:insideH w:val="single" w:color="auto" w:sz="4"/><w:insideV w:val="single" w:color="auto" w:sz="4"/></w:tblBorders></w:tblPr><w:tblGrid><w:gridCol w:w="2600"/><w:gridCol w:w="7000"/></w:tblGrid><w:tr><w:trPr><w:tblHeader/></w:trPr><w:tc><w:tcPr><w:tcW w:type="dxa" w:w="2600"/><w:tcBorders><w:top w:val="single" w:color="CBD5E1" w:sz="4"/><w:left w:val="single" w:color="CBD5E1" w:sz="4"/><w:bottom w:val="single" w:color="CBD5E1" w:sz="4"/><w:right w:val="single" w:color="CBD5E1" w:sz="4"/></w:tcBorders><w:shd w:fill="0F3460" w:val="clear"/><w:tcMar><w:top w:type="dxa" w:w="80"/><w:left w:type="dxa" w:w="120"/><w:bottom w:type="dxa" w:w="80"/><w:right w:type="dxa" w:w="120"/></w:tcMar></w:tcPr><w:p><w:pPr><w:spacing w:after="0" w:before="0" w:line="260"/></w:pPr><w:r><w:rPr><w:rFonts w:ascii="Calibri" w:cs="Calibri" w:eastAsia="Calibri" w:hAnsi="Calibri"/><w:b/><w:bCs/><w:color w:val="FFFFFF"/><w:sz w:val="19"/><w:szCs w:val="19"/></w:rPr><w:t xml:space="preserve">Column</w:t></w:r></w:p></w:tc><w:tc><w:tcPr><w:tcW w:type="dxa" w:w="7000"/><w:tcBorders><w:top w:val="single" w:color="CBD5E1" w:sz="4"/><w:left w:val="single" w:color="CBD5E1" w:sz="4"/><w:bottom w:val="single" w:color="CBD5E1" w:sz="4"/><w:right w:val="single" w:color="CBD5E1" w:sz="4"/></w:tcBorders><w:shd w:fill="0F3460" w:val="clear"/><w:tcMar><w:top w:type="dxa" w:w="80"/><w:left w:type="dxa" w:w="120"/><w:bottom w:type="dxa" w:w="80"/><w:right w:type="dxa" w:w="120"/></w:tcMar></w:tcPr><w:p><w:pPr><w:spacing w:after="0" w:before="0" w:line="260"/></w:pPr><w:r><w:rPr><w:rFonts w:ascii="Calibri" w:cs="Calibri" w:eastAsia="Calibri" w:hAnsi="Calibri"/><w:b/><w:bCs/><w:color w:val="FFFFFF"/><w:sz w:val="19"/><w:szCs w:val="19"/></w:rPr><w:t xml:space="preserve">Meaning</w:t></w:r></w:p></w:tc></w:tr><w:tr><w:tc><w:tcPr><w:tcW w:type="dxa" w:w="2600"/><w:tcBorders><w:top w:val="single" w:color="CBD5E1" w:sz="4"/><w:left w:val="single" w:color="CBD5E1" w:sz="4"/><w:bottom w:val="single" w:color="CBD5E1" w:sz="4"/><w:right w:val="single" w:color="CBD5E1" w:sz="4"/></w:tcBorders><w:tcMar><w:top w:type="dxa" w:w="80"/><w:left w:type="dxa" w:w="120"/><w:bottom w:type="dxa" w:w="80"/><w:right w:type="dxa" w:w="120"/></w:tcMar></w:tcPr><w:p><w:pPr><w:spacing w:after="0" w:before="0" w:line="260"/></w:pPr><w:r><w:rPr><w:rFonts w:ascii="Calibri" w:cs="Calibri" w:eastAsia="Calibri" w:hAnsi="Calibri"/><w:b w:val="false"/><w:bCs w:val="false"/><w:color w:val="0F172A"/><w:sz w:val="19"/><w:szCs w:val="19"/></w:rPr><w:t xml:space="preserve">mro_id</w:t></w:r></w:p></w:tc><w:tc><w:tcPr><w:tcW w:type="dxa" w:w="7000"/><w:tcBorders><w:top w:val="single" w:color="CBD5E1" w:sz="4"/><w:left w:val="single" w:color="CBD5E1" w:sz="4"/><w:bottom w:val="single" w:color="CBD5E1" w:sz="4"/><w:right w:val="single" w:color="CBD5E1" w:sz="4"/></w:tcBorders><w:tcMar><w:top w:type="dxa" w:w="80"/><w:left w:type="dxa" w:w="120"/><w:bottom w:type="dxa" w:w="80"/><w:right w:type="dxa" w:w="120"/></w:tcMar></w:tcPr><w:p><w:pPr><w:spacing w:after="0" w:before="0" w:line="260"/></w:pPr><w:r><w:rPr><w:rFonts w:ascii="Calibri" w:cs="Calibri" w:eastAsia="Calibri" w:hAnsi="Calibri"/><w:b w:val="false"/><w:bCs w:val="false"/><w:color w:val="0F172A"/><w:sz w:val="19"/><w:szCs w:val="19"/></w:rPr><w:t xml:space="preserve">UUID v4 — primary key</w:t></w:r></w:p></w:tc></w:tr><w:tr><w:tc><w:tcPr><w:tcW w:type="dxa" w:w="2600"/><w:tcBorders><w:top w:val="single" w:color="CBD5E1" w:sz="4"/><w:left w:val="single" w:color="CBD5E1" w:sz="4"/><w:bottom w:val="single" w:color="CBD5E1" w:sz="4"/><w:right w:val="single" w:color="CBD5E1" w:sz="4"/></w:tcBorders><w:shd w:fill="F1F5F9" w:val="clear"/><w:tcMar><w:top w:type="dxa" w:w="80"/><w:left w:type="dxa" w:w="120"/><w:bottom w:type="dxa" w:w="80"/><w:right w:type="dxa" w:w="120"/></w:tcMar></w:tcPr><w:p><w:pPr><w:spacing w:after="0" w:before="0" w:line="260"/></w:pPr><w:r><w:rPr><w:rFonts w:ascii="Calibri" w:cs="Calibri" w:eastAsia="Calibri" w:hAnsi="Calibri"/><w:b w:val="false"/><w:bCs w:val="false"/><w:color w:val="0F172A"/><w:sz w:val="19"/><w:szCs w:val="19"/></w:rPr><w:t xml:space="preserve">mro_key</w:t></w:r></w:p></w:tc><w:tc><w:tcPr><w:tcW w:type="dxa" w:w="7000"/><w:tcBorders><w:top w:val="single" w:color="CBD5E1" w:sz="4"/><w:left w:val="single" w:color="CBD5E1" w:sz="4"/><w:bottom w:val="single" w:color="CBD5E1" w:sz="4"/><w:right w:val="single" w:color="CBD5E1" w:sz="4"/></w:tcBorders><w:shd w:fill="F1F5F9" w:val="clear"/><w:tcMar><w:top w:type="dxa" w:w="80"/><w:left w:type="dxa" w:w="120"/><w:bottom w:type="dxa" w:w="80"/><w:right w:type="dxa" w:w="120"/></w:tcMar></w:tcPr><w:p><w:pPr><w:spacing w:after="0" w:before="0" w:line="260"/></w:pPr><w:r><w:rPr><w:rFonts w:ascii="Calibri" w:cs="Calibri" w:eastAsia="Calibri" w:hAnsi="Calibri"/><w:b w:val="false"/><w:bCs w:val="false"/><w:color w:val="0F172A"/><w:sz w:val="19"/><w:szCs w:val="19"/></w:rPr><w:t xml:space="preserve">Caller-supplied human label (&quot;AIOSearch-1730000000-7g3x&quot;). Unique per tenant.</w:t></w:r></w:p></w:tc></w:tr><w:tr><w:tc><w:tcPr><w:tcW w:type="dxa" w:w="2600"/><w:tcBorders><w:top w:val="single" w:color="CBD5E1" w:sz="4"/><w:left w:val="single" w:color="CBD5E1" w:sz="4"/><w:bottom w:val="single" w:color="CBD5E1" w:sz="4"/><w:right w:val="single" w:color="CBD5E1" w:sz="4"/></w:tcBorders><w:tcMar><w:top w:type="dxa" w:w="80"/><w:left w:type="dxa" w:w="120"/><w:bottom w:type="dxa" w:w="80"/><w:right w:type="dxa" w:w="120"/></w:tcMar></w:tcPr><w:p><w:pPr><w:spacing w:after="0" w:before="0" w:line="260"/></w:pPr><w:r><w:rPr><w:rFonts w:ascii="Calibri" w:cs="Calibri" w:eastAsia="Calibri" w:hAnsi="Calibri"/><w:b w:val="false"/><w:bCs w:val="false"/><w:color w:val="0F172A"/><w:sz w:val="19"/><w:szCs w:val="19"/></w:rPr><w:t xml:space="preserve">query_text</w:t></w:r></w:p></w:tc><w:tc><w:tcPr><w:tcW w:type="dxa" w:w="7000"/><w:tcBorders><w:top w:val="single" w:color="CBD5E1" w:sz="4"/><w:left w:val="single" w:color="CBD5E1" w:sz="4"/><w:bottom w:val="single" w:color="CBD5E1" w:sz="4"/><w:right w:val="single" w:color="CBD5E1" w:sz="4"/></w:tcBorders><w:tcMar><w:top w:type="dxa" w:w="80"/><w:left w:type="dxa" w:w="120"/><w:bottom w:type="dxa" w:w="80"/><w:right w:type="dxa" w:w="120"/></w:tcMar></w:tcPr><w:p><w:pPr><w:spacing w:after="0" w:before="0" w:line="260"/></w:pPr><w:r><w:rPr><w:rFonts w:ascii="Calibri" w:cs="Calibri" w:eastAsia="Calibri" w:hAnsi="Calibri"/><w:b w:val="false"/><w:bCs w:val="false"/><w:color w:val="0F172A"/><w:sz w:val="19"/><w:szCs w:val="19"/></w:rPr><w:t xml:space="preserve">The user&apos;s natural-language input</w:t></w:r></w:p></w:tc></w:tr><w:tr><w:tc><w:tcPr><w:tcW w:type="dxa" w:w="2600"/><w:tcBorders><w:top w:val="single" w:color="CBD5E1" w:sz="4"/><w:left w:val="single" w:color="CBD5E1" w:sz="4"/><w:bottom w:val="single" w:color="CBD5E1" w:sz="4"/><w:right w:val="single" w:color="CBD5E1" w:sz="4"/></w:tcBorders><w:shd w:fill="F1F5F9" w:val="clear"/><w:tcMar><w:top w:type="dxa" w:w="80"/><w:left w:type="dxa" w:w="120"/><w:bottom w:type="dxa" w:w="80"/><w:right w:type="dxa" w:w="120"/></w:tcMar></w:tcPr><w:p><w:pPr><w:spacing w:after="0" w:before="0" w:line="260"/></w:pPr><w:r><w:rPr><w:rFonts w:ascii="Calibri" w:cs="Calibri" w:eastAsia="Calibri" w:hAnsi="Calibri"/><w:b w:val="false"/><w:bCs w:val="false"/><w:color w:val="0F172A"/><w:sz w:val="19"/><w:szCs w:val="19"/></w:rPr><w:t xml:space="preserve">intent</w:t></w:r></w:p></w:tc><w:tc><w:tcPr><w:tcW w:type="dxa" w:w="7000"/><w:tcBorders><w:top w:val="single" w:color="CBD5E1" w:sz="4"/><w:left w:val="single" w:color="CBD5E1" w:sz="4"/><w:bottom w:val="single" w:color="CBD5E1" w:sz="4"/><w:right w:val="single" w:color="CBD5E1" w:sz="4"/></w:tcBorders><w:shd w:fill="F1F5F9" w:val="clear"/><w:tcMar><w:top w:type="dxa" w:w="80"/><w:left w:type="dxa" w:w="120"/><w:bottom w:type="dxa" w:w="80"/><w:right w:type="dxa" w:w="120"/></w:tcMar></w:tcPr><w:p><w:pPr><w:spacing w:after="0" w:before="0" w:line="260"/></w:pPr><w:r><w:rPr><w:rFonts w:ascii="Calibri" w:cs="Calibri" w:eastAsia="Calibri" w:hAnsi="Calibri"/><w:b w:val="false"/><w:bCs w:val="false"/><w:color w:val="0F172A"/><w:sz w:val="19"/><w:szCs w:val="19"/></w:rPr><w:t xml:space="preserve">&quot;recall&quot; | &quot;aio-search&quot; | &quot;manual&quot; — which mode produced the MRO</w:t></w:r></w:p></w:tc></w:tr><w:tr><w:tc><w:tcPr><w:tcW w:type="dxa" w:w="2600"/><w:tcBorders><w:top w:val="single" w:color="CBD5E1" w:sz="4"/><w:left w:val="single" w:color="CBD5E1" w:sz="4"/><w:bottom w:val="single" w:color="CBD5E1" w:sz="4"/><w:right w:val="single" w:color="CBD5E1" w:sz="4"/></w:tcBorders><w:tcMar><w:top w:type="dxa" w:w="80"/><w:left w:type="dxa" w:w="120"/><w:bottom w:type="dxa" w:w="80"/><w:right w:type="dxa" w:w="120"/></w:tcMar></w:tcPr><w:p><w:pPr><w:spacing w:after="0" w:before="0" w:line="260"/></w:pPr><w:r><w:rPr><w:rFonts w:ascii="Calibri" w:cs="Calibri" w:eastAsia="Calibri" w:hAnsi="Calibri"/><w:b w:val="false"/><w:bCs w:val="false"/><w:color w:val="0F172A"/><w:sz w:val="19"/><w:szCs w:val="19"/></w:rPr><w:t xml:space="preserve">seed_hsls</w:t></w:r></w:p></w:tc><w:tc><w:tcPr><w:tcW w:type="dxa" w:w="7000"/><w:tcBorders><w:top w:val="single" w:color="CBD5E1" w:sz="4"/><w:left w:val="single" w:color="CBD5E1" w:sz="4"/><w:bottom w:val="single" w:color="CBD5E1" w:sz="4"/><w:right w:val="single" w:color="CBD5E1" w:sz="4"/></w:tcBorders><w:tcMar><w:top w:type="dxa" w:w="80"/><w:left w:type="dxa" w:w="120"/><w:bottom w:type="dxa" w:w="80"/><w:right w:type="dxa" w:w="120"/></w:tcMar></w:tcPr><w:p><w:pPr><w:spacing w:after="0" w:before="0" w:line="260"/></w:pPr><w:r><w:rPr><w:rFonts w:ascii="Calibri" w:cs="Calibri" w:eastAsia="Calibri" w:hAnsi="Calibri"/><w:b w:val="false"/><w:bCs w:val="false"/><w:color w:val="0F172A"/><w:sz w:val="19"/><w:szCs w:val="19"/></w:rPr><w:t xml:space="preserve">Pipe-joined HSL UUIDs that contributed to the answer. Drives back-pointer writes.</w:t></w:r></w:p></w:tc></w:tr><w:tr><w:tc><w:tcPr><w:tcW w:type="dxa" w:w="2600"/><w:tcBorders><w:top w:val="single" w:color="CBD5E1" w:sz="4"/><w:left w:val="single" w:color="CBD5E1" w:sz="4"/><w:bottom w:val="single" w:color="CBD5E1" w:sz="4"/><w:right w:val="single" w:color="CBD5E1" w:sz="4"/></w:tcBorders><w:shd w:fill="F1F5F9" w:val="clear"/><w:tcMar><w:top w:type="dxa" w:w="80"/><w:left w:type="dxa" w:w="120"/><w:bottom w:type="dxa" w:w="80"/><w:right w:type="dxa" w:w="120"/></w:tcMar></w:tcPr><w:p><w:pPr><w:spacing w:after="0" w:before="0" w:line="260"/></w:pPr><w:r><w:rPr><w:rFonts w:ascii="Calibri" w:cs="Calibri" w:eastAsia="Calibri" w:hAnsi="Calibri"/><w:b w:val="false"/><w:bCs w:val="false"/><w:color w:val="0F172A"/><w:sz w:val="19"/><w:szCs w:val="19"/></w:rPr><w:t xml:space="preserve">matched_aios_count</w:t></w:r></w:p></w:tc><w:tc><w:tcPr><w:tcW w:type="dxa" w:w="7000"/><w:tcBorders><w:top w:val="single" w:color="CBD5E1" w:sz="4"/><w:left w:val="single" w:color="CBD5E1" w:sz="4"/><w:bottom w:val="single" w:color="CBD5E1" w:sz="4"/><w:right w:val="single" w:color="CBD5E1" w:sz="4"/></w:tcBorders><w:shd w:fill="F1F5F9" w:val="clear"/><w:tcMar><w:top w:type="dxa" w:w="80"/><w:left w:type="dxa" w:w="120"/><w:bottom w:type="dxa" w:w="80"/><w:right w:type="dxa" w:w="120"/></w:tcMar></w:tcPr><w:p><w:pPr><w:spacing w:after="0" w:before="0" w:line="260"/></w:pPr><w:r><w:rPr><w:rFonts w:ascii="Calibri" w:cs="Calibri" w:eastAsia="Calibri" w:hAnsi="Calibri"/><w:b w:val="false"/><w:bCs w:val="false"/><w:color w:val="0F172A"/><w:sz w:val="19"/><w:szCs w:val="19"/></w:rPr><w:t xml:space="preserve">Cardinality of the AIO set at synthesis time</w:t></w:r></w:p></w:tc></w:tr><w:tr><w:tc><w:tcPr><w:tcW w:type="dxa" w:w="2600"/><w:tcBorders><w:top w:val="single" w:color="CBD5E1" w:sz="4"/><w:left w:val="single" w:color="CBD5E1" w:sz="4"/><w:bottom w:val="single" w:color="CBD5E1" w:sz="4"/><w:right w:val="single" w:color="CBD5E1" w:sz="4"/></w:tcBorders><w:tcMar><w:top w:type="dxa" w:w="80"/><w:left w:type="dxa" w:w="120"/><w:bottom w:type="dxa" w:w="80"/><w:right w:type="dxa" w:w="120"/></w:tcMar></w:tcPr><w:p><w:pPr><w:spacing w:after="0" w:before="0" w:line="260"/></w:pPr><w:r><w:rPr><w:rFonts w:ascii="Calibri" w:cs="Calibri" w:eastAsia="Calibri" w:hAnsi="Calibri"/><w:b w:val="false"/><w:bCs w:val="false"/><w:color w:val="0F172A"/><w:sz w:val="19"/><w:szCs w:val="19"/></w:rPr><w:t xml:space="preserve">search_terms</w:t></w:r></w:p></w:tc><w:tc><w:tcPr><w:tcW w:type="dxa" w:w="7000"/><w:tcBorders><w:top w:val="single" w:color="CBD5E1" w:sz="4"/><w:left w:val="single" w:color="CBD5E1" w:sz="4"/><w:bottom w:val="single" w:color="CBD5E1" w:sz="4"/><w:right w:val="single" w:color="CBD5E1" w:sz="4"/></w:tcBorders><w:tcMar><w:top w:type="dxa" w:w="80"/><w:left w:type="dxa" w:w="120"/><w:bottom w:type="dxa" w:w="80"/><w:right w:type="dxa" w:w="120"/></w:tcMar></w:tcPr><w:p><w:pPr><w:spacing w:after="0" w:before="0" w:line="260"/></w:pPr><w:r><w:rPr><w:rFonts w:ascii="Calibri" w:cs="Calibri" w:eastAsia="Calibri" w:hAnsi="Calibri"/><w:b w:val="false"/><w:bCs w:val="false"/><w:color w:val="0F172A"/><w:sz w:val="19"/><w:szCs w:val="19"/></w:rPr><w:t xml:space="preserve">JSONB — the parse-phase output (Live) or cue set (Recall)</w:t></w:r></w:p></w:tc></w:tr><w:tr><w:tc><w:tcPr><w:tcW w:type="dxa" w:w="2600"/><w:tcBorders><w:top w:val="single" w:color="CBD5E1" w:sz="4"/><w:left w:val="single" w:color="CBD5E1" w:sz="4"/><w:bottom w:val="single" w:color="CBD5E1" w:sz="4"/><w:right w:val="single" w:color="CBD5E1" w:sz="4"/></w:tcBorders><w:shd w:fill="F1F5F9" w:val="clear"/><w:tcMar><w:top w:type="dxa" w:w="80"/><w:left w:type="dxa" w:w="120"/><w:bottom w:type="dxa" w:w="80"/><w:right w:type="dxa" w:w="120"/></w:tcMar></w:tcPr><w:p><w:pPr><w:spacing w:after="0" w:before="0" w:line="260"/></w:pPr><w:r><w:rPr><w:rFonts w:ascii="Calibri" w:cs="Calibri" w:eastAsia="Calibri" w:hAnsi="Calibri"/><w:b w:val="false"/><w:bCs w:val="false"/><w:color w:val="0F172A"/><w:sz w:val="19"/><w:szCs w:val="19"/></w:rPr><w:t xml:space="preserve">result_text</w:t></w:r></w:p></w:tc><w:tc><w:tcPr><w:tcW w:type="dxa" w:w="7000"/><w:tcBorders><w:top w:val="single" w:color="CBD5E1" w:sz="4"/><w:left w:val="single" w:color="CBD5E1" w:sz="4"/><w:bottom w:val="single" w:color="CBD5E1" w:sz="4"/><w:right w:val="single" w:color="CBD5E1" w:sz="4"/></w:tcBorders><w:shd w:fill="F1F5F9" w:val="clear"/><w:tcMar><w:top w:type="dxa" w:w="80"/><w:left w:type="dxa" w:w="120"/><w:bottom w:type="dxa" w:w="80"/><w:right w:type="dxa" w:w="120"/></w:tcMar></w:tcPr><w:p><w:pPr><w:spacing w:after="0" w:before="0" w:line="260"/></w:pPr><w:r><w:rPr><w:rFonts w:ascii="Calibri" w:cs="Calibri" w:eastAsia="Calibri" w:hAnsi="Calibri"/><w:b w:val="false"/><w:bCs w:val="false"/><w:color w:val="0F172A"/><w:sz w:val="19"/><w:szCs w:val="19"/></w:rPr><w:t xml:space="preserve">The LLM&apos;s verbatim reply (used as a prior in future retrievals)</w:t></w:r></w:p></w:tc></w:tr><w:tr><w:tc><w:tcPr><w:tcW w:type="dxa" w:w="2600"/><w:tcBorders><w:top w:val="single" w:color="CBD5E1" w:sz="4"/><w:left w:val="single" w:color="CBD5E1" w:sz="4"/><w:bottom w:val="single" w:color="CBD5E1" w:sz="4"/><w:right w:val="single" w:color="CBD5E1" w:sz="4"/></w:tcBorders><w:tcMar><w:top w:type="dxa" w:w="80"/><w:left w:type="dxa" w:w="120"/><w:bottom w:type="dxa" w:w="80"/><w:right w:type="dxa" w:w="120"/></w:tcMar></w:tcPr><w:p><w:pPr><w:spacing w:after="0" w:before="0" w:line="260"/></w:pPr><w:r><w:rPr><w:rFonts w:ascii="Calibri" w:cs="Calibri" w:eastAsia="Calibri" w:hAnsi="Calibri"/><w:b w:val="false"/><w:bCs w:val="false"/><w:color w:val="0F172A"/><w:sz w:val="19"/><w:szCs w:val="19"/></w:rPr><w:t xml:space="preserve">confidence</w:t></w:r></w:p></w:tc><w:tc><w:tcPr><w:tcW w:type="dxa" w:w="7000"/><w:tcBorders><w:top w:val="single" w:color="CBD5E1" w:sz="4"/><w:left w:val="single" w:color="CBD5E1" w:sz="4"/><w:bottom w:val="single" w:color="CBD5E1" w:sz="4"/><w:right w:val="single" w:color="CBD5E1" w:sz="4"/></w:tcBorders><w:tcMar><w:top w:type="dxa" w:w="80"/><w:left w:type="dxa" w:w="120"/><w:bottom w:type="dxa" w:w="80"/><w:right w:type="dxa" w:w="120"/></w:tcMar></w:tcPr><w:p><w:pPr><w:spacing w:after="0" w:before="0" w:line="260"/></w:pPr><w:r><w:rPr><w:rFonts w:ascii="Calibri" w:cs="Calibri" w:eastAsia="Calibri" w:hAnsi="Calibri"/><w:b w:val="false"/><w:bCs w:val="false"/><w:color w:val="0F172A"/><w:sz w:val="19"/><w:szCs w:val="19"/></w:rPr><w:t xml:space="preserve">Operator-supplied or pipeline-derived 0–1 score</w:t></w:r></w:p></w:tc></w:tr><w:tr><w:tc><w:tcPr><w:tcW w:type="dxa" w:w="2600"/><w:tcBorders><w:top w:val="single" w:color="CBD5E1" w:sz="4"/><w:left w:val="single" w:color="CBD5E1" w:sz="4"/><w:bottom w:val="single" w:color="CBD5E1" w:sz="4"/><w:right w:val="single" w:color="CBD5E1" w:sz="4"/></w:tcBorders><w:shd w:fill="F1F5F9" w:val="clear"/><w:tcMar><w:top w:type="dxa" w:w="80"/><w:left w:type="dxa" w:w="120"/><w:bottom w:type="dxa" w:w="80"/><w:right w:type="dxa" w:w="120"/></w:tcMar></w:tcPr><w:p><w:pPr><w:spacing w:after="0" w:before="0" w:line="260"/></w:pPr><w:r><w:rPr><w:rFonts w:ascii="Calibri" w:cs="Calibri" w:eastAsia="Calibri" w:hAnsi="Calibri"/><w:b w:val="false"/><w:bCs w:val="false"/><w:color w:val="0F172A"/><w:sz w:val="19"/><w:szCs w:val="19"/></w:rPr><w:t xml:space="preserve">policy_scope</w:t></w:r></w:p></w:tc><w:tc><w:tcPr><w:tcW w:type="dxa" w:w="7000"/><w:tcBorders><w:top w:val="single" w:color="CBD5E1" w:sz="4"/><w:left w:val="single" w:color="CBD5E1" w:sz="4"/><w:bottom w:val="single" w:color="CBD5E1" w:sz="4"/><w:right w:val="single" w:color="CBD5E1" w:sz="4"/></w:tcBorders><w:shd w:fill="F1F5F9" w:val="clear"/><w:tcMar><w:top w:type="dxa" w:w="80"/><w:left w:type="dxa" w:w="120"/><w:bottom w:type="dxa" w:w="80"/><w:right w:type="dxa" w:w="120"/></w:tcMar></w:tcPr><w:p><w:pPr><w:spacing w:after="0" w:before="0" w:line="260"/></w:pPr><w:r><w:rPr><w:rFonts w:ascii="Calibri" w:cs="Calibri" w:eastAsia="Calibri" w:hAnsi="Calibri"/><w:b w:val="false"/><w:bCs w:val="false"/><w:color w:val="0F172A"/><w:sz w:val="19"/><w:szCs w:val="19"/></w:rPr><w:t xml:space="preserve">Tenant-level retention scope (&quot;default&quot; | &quot;forensic&quot; | &quot;ephemeral&quot;)</w:t></w:r></w:p></w:tc></w:tr><w:tr><w:tc><w:tcPr><w:tcW w:type="dxa" w:w="2600"/><w:tcBorders><w:top w:val="single" w:color="CBD5E1" w:sz="4"/><w:left w:val="single" w:color="CBD5E1" w:sz="4"/><w:bottom w:val="single" w:color="CBD5E1" w:sz="4"/><w:right w:val="single" w:color="CBD5E1" w:sz="4"/></w:tcBorders><w:tcMar><w:top w:type="dxa" w:w="80"/><w:left w:type="dxa" w:w="120"/><w:bottom w:type="dxa" w:w="80"/><w:right w:type="dxa" w:w="120"/></w:tcMar></w:tcPr><w:p><w:pPr><w:spacing w:after="0" w:before="0" w:line="260"/></w:pPr><w:r><w:rPr><w:rFonts w:ascii="Calibri" w:cs="Calibri" w:eastAsia="Calibri" w:hAnsi="Calibri"/><w:b w:val="false"/><w:bCs w:val="false"/><w:color w:val="0F172A"/><w:sz w:val="19"/><w:szCs w:val="19"/></w:rPr><w:t xml:space="preserve">trust_score</w:t></w:r></w:p></w:tc><w:tc><w:tcPr><w:tcW w:type="dxa" w:w="7000"/><w:tcBorders><w:top w:val="single" w:color="CBD5E1" w:sz="4"/><w:left w:val="single" w:color="CBD5E1" w:sz="4"/><w:bottom w:val="single" w:color="CBD5E1" w:sz="4"/><w:right w:val="single" w:color="CBD5E1" w:sz="4"/></w:tcBorders><w:tcMar><w:top w:type="dxa" w:w="80"/><w:left w:type="dxa" w:w="120"/><w:bottom w:type="dxa" w:w="80"/><w:right w:type="dxa" w:w="120"/></w:tcMar></w:tcPr><w:p><w:pPr><w:spacing w:after="0" w:before="0" w:line="260"/></w:pPr><w:r><w:rPr><w:rFonts w:ascii="Calibri" w:cs="Calibri" w:eastAsia="Calibri" w:hAnsi="Calibri"/><w:b w:val="false"/><w:bCs w:val="false"/><w:color w:val="0F172A"/><w:sz w:val="19"/><w:szCs w:val="19"/></w:rPr><w:t xml:space="preserve">Bumped up on positive reuse, bumped down on rejection. Drives ranking in mro-search</w:t></w:r></w:p></w:tc></w:tr><w:tr><w:tc><w:tcPr><w:tcW w:type="dxa" w:w="2600"/><w:tcBorders><w:top w:val="single" w:color="CBD5E1" w:sz="4"/><w:left w:val="single" w:color="CBD5E1" w:sz="4"/><w:bottom w:val="single" w:color="CBD5E1" w:sz="4"/><w:right w:val="single" w:color="CBD5E1" w:sz="4"/></w:tcBorders><w:shd w:fill="F1F5F9" w:val="clear"/><w:tcMar><w:top w:type="dxa" w:w="80"/><w:left w:type="dxa" w:w="120"/><w:bottom w:type="dxa" w:w="80"/><w:right w:type="dxa" w:w="120"/></w:tcMar></w:tcPr><w:p><w:pPr><w:spacing w:after="0" w:before="0" w:line="260"/></w:pPr><w:r><w:rPr><w:rFonts w:ascii="Calibri" w:cs="Calibri" w:eastAsia="Calibri" w:hAnsi="Calibri"/><w:b w:val="false"/><w:bCs w:val="false"/><w:color w:val="0F172A"/><w:sz w:val="19"/><w:szCs w:val="19"/></w:rPr><w:t xml:space="preserve">created_at</w:t></w:r></w:p></w:tc><w:tc><w:tcPr><w:tcW w:type="dxa" w:w="7000"/><w:tcBorders><w:top w:val="single" w:color="CBD5E1" w:sz="4"/><w:left w:val="single" w:color="CBD5E1" w:sz="4"/><w:bottom w:val="single" w:color="CBD5E1" w:sz="4"/><w:right w:val="single" w:color="CBD5E1" w:sz="4"/></w:tcBorders><w:shd w:fill="F1F5F9" w:val="clear"/><w:tcMar><w:top w:type="dxa" w:w="80"/><w:left w:type="dxa" w:w="120"/><w:bottom w:type="dxa" w:w="80"/><w:right w:type="dxa" w:w="120"/></w:tcMar></w:tcPr><w:p><w:pPr><w:spacing w:after="0" w:before="0" w:line="260"/></w:pPr><w:r><w:rPr><w:rFonts w:ascii="Calibri" w:cs="Calibri" w:eastAsia="Calibri" w:hAnsi="Calibri"/><w:b w:val="false"/><w:bCs w:val="false"/><w:color w:val="0F172A"/><w:sz w:val="19"/><w:szCs w:val="19"/></w:rPr><w:t xml:space="preserve">Wall-clock at MRO creation</w:t></w:r></w:p></w:tc></w:tr></w:tbl><w:p><w:pPr><w:pStyle w:val="Heading1"/><w:pBdr><w:bottom w:val="single" w:color="1F3864" w:sz="6" w:space="4"/></w:pBdr><w:spacing w:after="160" w:before="360" w:line="320"/></w:pPr><w:r><w:rPr><w:rFonts w:ascii="Calibri" w:cs="Calibri" w:eastAsia="Calibri" w:hAnsi="Calibri"/><w:b/><w:bCs/><w:color w:val="1F3864"/><w:sz w:val="28"/><w:szCs w:val="28"/></w:rPr><w:t xml:space="preserve">2.  The Three Threshold Tiers</w:t></w:r></w:p><w:p><w:pPr><w:spacing w:after="60" w:before="60" w:line="280"/><w:jc w:val="left"/></w:pPr><w:r><w:rPr><w:rFonts w:ascii="Calibri" w:cs="Calibri" w:eastAsia="Calibri" w:hAnsi="Calibri"/><w:b w:val="false"/><w:bCs w:val="false"/><w:i w:val="false"/><w:iCs w:val="false"/><w:caps w:val="false"/><w:color w:val="0F172A"/><w:sz w:val="21"/><w:szCs w:val="21"/></w:rPr><w:t xml:space="preserve">MRO retrieval scores every prior episode against the current query using a Jaccard-based cue-set similarity. The highest-scoring MRO is checked against three thresholds:</w:t></w:r></w:p><w:tbl><w:tblPr><w:tblW w:type="dxa" w:w="9600"/><w:tblBorders><w:top w:val="single" w:color="auto" w:sz="4"/><w:left w:val="single" w:color="auto" w:sz="4"/><w:bottom w:val="single" w:color="auto" w:sz="4"/><w:right w:val="single" w:color="auto" w:sz="4"/><w:insideH w:val="single" w:color="auto" w:sz="4"/><w:insideV w:val="single" w:color="auto" w:sz="4"/></w:tblBorders></w:tblPr><w:tblGrid><w:gridCol w:w="9600"/></w:tblGrid><w:tr><w:tc><w:tcPr><w:tcW w:type="dxa" w:w="9600"/><w:tcBorders><w:top w:val="nil" w:color="FFFFFF" w:sz="1"/><w:left w:val="single" w:color="FB7185" w:sz="18"/><w:bottom w:val="nil" w:color="FFFFFF" w:sz="1"/><w:right w:val="nil" w:color="FFFFFF" w:sz="1"/></w:tcBorders><w:tcMar><w:top w:type="dxa" w:w="80"/><w:left w:type="dxa" w:w="240"/><w:bottom w:type="dxa" w:w="120"/><w:right w:type="dxa" w:w="100"/></w:tcMar></w:tcPr><w:p><w:pPr><w:spacing w:after="80" w:before="0" w:line="280"/></w:pPr><w:r><w:rPr><w:rFonts w:ascii="Calibri" w:cs="Calibri" w:eastAsia="Calibri" w:hAnsi="Calibri"/><w:b/><w:bCs/><w:color w:val="0F172A"/><w:sz w:val="22"/><w:szCs w:val="22"/></w:rPr><w:t xml:space="preserve">2.1  ≥ 0.85 — Short-Circuit</w:t></w:r></w:p><w:p><w:pPr><w:spacing w:after="60" w:before="60" w:line="280"/><w:jc w:val="left"/></w:pPr><w:r><w:rPr><w:rFonts w:ascii="Calibri" w:cs="Calibri" w:eastAsia="Calibri" w:hAnsi="Calibri"/><w:b w:val="false"/><w:bCs w:val="false"/><w:i w:val="false"/><w:iCs w:val="false"/><w:caps w:val="false"/><w:color w:val="0F172A"/><w:sz w:val="21"/><w:szCs w:val="21"/></w:rPr><w:t xml:space="preserve">The LLM is not called. The cached MRO&apos;s answer is returned verbatim with a fresh perf footer indicating cache hit. Total cost: a couple of database round-trips. This is the path that produces the &quot;⏱ 0.4s · 📥 0 in · 📤 0 out&quot; footer in Recall mode.</w:t></w:r></w:p></w:tc></w:tr></w:tbl><w:tbl><w:tblPr><w:tblW w:type="dxa" w:w="9600"/><w:tblBorders><w:top w:val="single" w:color="auto" w:sz="4"/><w:left w:val="single" w:color="auto" w:sz="4"/><w:bottom w:val="single" w:color="auto" w:sz="4"/><w:right w:val="single" w:color="auto" w:sz="4"/><w:insideH w:val="single" w:color="auto" w:sz="4"/><w:insideV w:val="single" w:color="auto" w:sz="4"/></w:tblBorders></w:tblPr><w:tblGrid><w:gridCol w:w="9600"/></w:tblGrid><w:tr><w:tc><w:tcPr><w:tcW w:type="dxa" w:w="9600"/><w:tcBorders><w:top w:val="nil" w:color="FFFFFF" w:sz="1"/><w:left w:val="single" w:color="FB7185" w:sz="18"/><w:bottom w:val="nil" w:color="FFFFFF" w:sz="1"/><w:right w:val="nil" w:color="FFFFFF" w:sz="1"/></w:tcBorders><w:tcMar><w:top w:type="dxa" w:w="80"/><w:left w:type="dxa" w:w="240"/><w:bottom w:type="dxa" w:w="120"/><w:right w:type="dxa" w:w="100"/></w:tcMar></w:tcPr><w:p><w:pPr><w:spacing w:after="80" w:before="0" w:line="280"/></w:pPr><w:r><w:rPr><w:rFonts w:ascii="Calibri" w:cs="Calibri" w:eastAsia="Calibri" w:hAnsi="Calibri"/><w:b/><w:bCs/><w:color w:val="0F172A"/><w:sz w:val="22"/><w:szCs w:val="22"/></w:rPr><w:t xml:space="preserve">2.2  ≥ 0.50 — Bundle Augment</w:t></w:r></w:p><w:p><w:pPr><w:spacing w:after="60" w:before="60" w:line="280"/><w:jc w:val="left"/></w:pPr><w:r><w:rPr><w:rFonts w:ascii="Calibri" w:cs="Calibri" w:eastAsia="Calibri" w:hAnsi="Calibri"/><w:b w:val="false"/><w:bCs w:val="false"/><w:i w:val="false"/><w:iCs w:val="false"/><w:caps w:val="false"/><w:color w:val="0F172A"/><w:sz w:val="21"/><w:szCs w:val="21"/></w:rPr><w:t xml:space="preserve">The prior&apos;s reply is injected into the substrate as a Prior Episode block. The LLM is still called, but starts with a referenced answer in context. Used as framing — the LLM is explicitly told to treat priors as advisory, not ground truth.</w:t></w:r></w:p></w:tc></w:tr></w:tbl><w:tbl><w:tblPr><w:tblW w:type="dxa" w:w="9600"/><w:tblBorders><w:top w:val="single" w:color="auto" w:sz="4"/><w:left w:val="single" w:color="auto" w:sz="4"/><w:bottom w:val="single" w:color="auto" w:sz="4"/><w:right w:val="single" w:color="auto" w:sz="4"/><w:insideH w:val="single" w:color="auto" w:sz="4"/><w:insideV w:val="single" w:color="auto" w:sz="4"/></w:tblBorders></w:tblPr><w:tblGrid><w:gridCol w:w="9600"/></w:tblGrid><w:tr><w:tc><w:tcPr><w:tcW w:type="dxa" w:w="9600"/><w:tcBorders><w:top w:val="nil" w:color="FFFFFF" w:sz="1"/><w:left w:val="single" w:color="FB7185" w:sz="18"/><w:bottom w:val="nil" w:color="FFFFFF" w:sz="1"/><w:right w:val="nil" w:color="FFFFFF" w:sz="1"/></w:tcBorders><w:tcMar><w:top w:type="dxa" w:w="80"/><w:left w:type="dxa" w:w="240"/><w:bottom w:type="dxa" w:w="120"/><w:right w:type="dxa" w:w="100"/></w:tcMar></w:tcPr><w:p><w:pPr><w:spacing w:after="80" w:before="0" w:line="280"/></w:pPr><w:r><w:rPr><w:rFonts w:ascii="Calibri" w:cs="Calibri" w:eastAsia="Calibri" w:hAnsi="Calibri"/><w:b/><w:bCs/><w:color w:val="0F172A"/><w:sz w:val="22"/><w:szCs w:val="22"/></w:rPr><w:t xml:space="preserve">2.3  ≥ 0.30 — Cue Seed</w:t></w:r></w:p><w:p><w:pPr><w:spacing w:after="60" w:before="60" w:line="280"/><w:jc w:val="left"/></w:pPr><w:r><w:rPr><w:rFonts w:ascii="Calibri" w:cs="Calibri" w:eastAsia="Calibri" w:hAnsi="Calibri"/><w:b w:val="false"/><w:bCs w:val="false"/><w:i w:val="false"/><w:iCs w:val="false"/><w:caps w:val="false"/><w:color w:val="0F172A"/><w:sz w:val="21"/><w:szCs w:val="21"/></w:rPr><w:t xml:space="preserve">The prior&apos;s cue set is unioned into K, so the current query benefits from the prior&apos;s HSL discovery work even if its content is not shown to the LLM.</w:t></w:r></w:p></w:tc></w:tr></w:tbl><w:p><w:pPr><w:pStyle w:val="Heading1"/><w:pBdr><w:bottom w:val="single" w:color="1F3864" w:sz="6" w:space="4"/></w:pBdr><w:spacing w:after="160" w:before="360" w:line="320"/></w:pPr><w:r><w:rPr><w:rFonts w:ascii="Calibri" w:cs="Calibri" w:eastAsia="Calibri" w:hAnsi="Calibri"/><w:b/><w:bCs/><w:color w:val="1F3864"/><w:sz w:val="28"/><w:szCs w:val="28"/></w:rPr><w:t xml:space="preserve">3.  MRO ↔ HSL Linkage</w:t></w:r></w:p><w:p><w:pPr><w:spacing w:after="60" w:before="60" w:line="280"/><w:jc w:val="left"/></w:pPr><w:r><w:rPr><w:rFonts w:ascii="Calibri" w:cs="Calibri" w:eastAsia="Calibri" w:hAnsi="Calibri"/><w:b w:val="false"/><w:bCs w:val="false"/><w:i w:val="false"/><w:iCs w:val="false"/><w:caps w:val="false"/><w:color w:val="0F172A"/><w:sz w:val="21"/><w:szCs w:val="21"/></w:rPr><w:t xml:space="preserve">There is no separate join table. When linkMroToHsl is called (after a successful Recall or Live run), it writes a [MRO.&lt;uuid&gt;] token into the next free element slot of each contributing HSL. The HSL row carries up to 100 element slots; the MRO back-pointer occupies one. Live Search&apos;s Phase 2 reads them back as priors during the next query.</w:t></w:r></w:p><w:tbl><w:tblPr><w:tblW w:type="dxa" w:w="9600"/><w:tblBorders><w:top w:val="single" w:color="auto" w:sz="4"/><w:left w:val="single" w:color="auto" w:sz="4"/><w:bottom w:val="single" w:color="auto" w:sz="4"/><w:right w:val="single" w:color="auto" w:sz="4"/><w:insideH w:val="single" w:color="auto" w:sz="4"/><w:insideV w:val="single" w:color="auto" w:sz="4"/></w:tblBorders></w:tblPr><w:tblGrid><w:gridCol w:w="9600"/></w:tblGrid><w:tr><w:tc><w:tcPr><w:tcW w:type="dxa" w:w="9600"/><w:tcBorders><w:top w:val="single" w:color="CBD5E1" w:sz="4"/><w:left w:val="single" w:color="CBD5E1" w:sz="4"/><w:bottom w:val="single" w:color="CBD5E1" w:sz="4"/><w:right w:val="single" w:color="CBD5E1" w:sz="4"/></w:tcBorders><w:shd w:fill="F1F5F9" w:val="clear"/><w:tcMar><w:top w:type="dxa" w:w="100"/><w:left w:type="dxa" w:w="200"/><w:bottom w:type="dxa" w:w="100"/><w:right w:type="dxa" w:w="200"/></w:tcMar></w:tcPr><w:p><w:pPr><w:shd w:fill="F1F5F9" w:val="clear"/><w:spacing w:after="0" w:before="0" w:line="240"/></w:pPr><w:r><w:rPr><w:rFonts w:ascii="Consolas" w:cs="Consolas" w:eastAsia="Consolas" w:hAnsi="Consolas"/><w:color w:val="0F172A"/><w:sz w:val="18"/><w:szCs w:val="18"/></w:rPr><w:t xml:space="preserve">// Frontend (lib/api-client.ts)</w:t></w:r></w:p><w:p><w:pPr><w:shd w:fill="F1F5F9" w:val="clear"/><w:spacing w:after="0" w:before="0" w:line="240"/></w:pPr><w:r><w:rPr><w:rFonts w:ascii="Consolas" w:cs="Consolas" w:eastAsia="Consolas" w:hAnsi="Consolas"/><w:color w:val="0F172A"/><w:sz w:val="18"/><w:szCs w:val="18"/></w:rPr><w:t xml:space="preserve">POST /api/hsl-data/&lt;hsl_id&gt;/link-mro</w:t></w:r></w:p><w:p><w:pPr><w:shd w:fill="F1F5F9" w:val="clear"/><w:spacing w:after="0" w:before="0" w:line="240"/></w:pPr><w:r><w:rPr><w:rFonts w:ascii="Consolas" w:cs="Consolas" w:eastAsia="Consolas" w:hAnsi="Consolas"/><w:color w:val="0F172A"/><w:sz w:val="18"/><w:szCs w:val="18"/></w:rPr><w:t xml:space="preserve">Body: { mro_id }</w:t></w:r></w:p><w:p><w:pPr><w:shd w:fill="F1F5F9" w:val="clear"/><w:spacing w:after="0" w:before="0" w:line="240"/></w:pPr><w:r><w:rPr><w:rFonts w:ascii="Consolas" w:cs="Consolas" w:eastAsia="Consolas" w:hAnsi="Consolas"/><w:color w:val="0F172A"/><w:sz w:val="18"/><w:szCs w:val="18"/></w:rPr><w:t xml:space="preserve"> </w:t></w:r></w:p><w:p><w:pPr><w:shd w:fill="F1F5F9" w:val="clear"/><w:spacing w:after="0" w:before="0" w:line="240"/></w:pPr><w:r><w:rPr><w:rFonts w:ascii="Consolas" w:cs="Consolas" w:eastAsia="Consolas" w:hAnsi="Consolas"/><w:color w:val="0F172A"/><w:sz w:val="18"/><w:szCs w:val="18"/></w:rPr><w:t xml:space="preserve">// Backend (api/routes/hsl.py)</w:t></w:r></w:p><w:p><w:pPr><w:shd w:fill="F1F5F9" w:val="clear"/><w:spacing w:after="0" w:before="0" w:line="240"/></w:pPr><w:r><w:rPr><w:rFonts w:ascii="Consolas" w:cs="Consolas" w:eastAsia="Consolas" w:hAnsi="Consolas"/><w:color w:val="0F172A"/><w:sz w:val="18"/><w:szCs w:val="18"/></w:rPr><w:t xml:space="preserve">1. SELECT elements FROM hsl_data WHERE hsl_id = $1</w:t></w:r></w:p><w:p><w:pPr><w:shd w:fill="F1F5F9" w:val="clear"/><w:spacing w:after="0" w:before="0" w:line="240"/></w:pPr><w:r><w:rPr><w:rFonts w:ascii="Consolas" w:cs="Consolas" w:eastAsia="Consolas" w:hAnsi="Consolas"/><w:color w:val="0F172A"/><w:sz w:val="18"/><w:szCs w:val="18"/></w:rPr><w:t xml:space="preserve">2. If [MRO.&lt;mro_id&gt;] already in elements → return {updated: false}</w:t></w:r></w:p><w:p><w:pPr><w:shd w:fill="F1F5F9" w:val="clear"/><w:spacing w:after="0" w:before="0" w:line="240"/></w:pPr><w:r><w:rPr><w:rFonts w:ascii="Consolas" w:cs="Consolas" w:eastAsia="Consolas" w:hAnsi="Consolas"/><w:color w:val="0F172A"/><w:sz w:val="18"/><w:szCs w:val="18"/></w:rPr><w:t xml:space="preserve">3. Find first NULL slot, write [MRO.&lt;mro_id&gt;]</w:t></w:r></w:p><w:p><w:pPr><w:shd w:fill="F1F5F9" w:val="clear"/><w:spacing w:after="0" w:before="0" w:line="240"/></w:pPr><w:r><w:rPr><w:rFonts w:ascii="Consolas" w:cs="Consolas" w:eastAsia="Consolas" w:hAnsi="Consolas"/><w:color w:val="0F172A"/><w:sz w:val="18"/><w:szCs w:val="18"/></w:rPr><w:t xml:space="preserve">4. UPDATE hsl_data SET hsl_element_&lt;n&gt; = ... WHERE hsl_id = ...</w:t></w:r></w:p><w:p><w:pPr><w:shd w:fill="F1F5F9" w:val="clear"/><w:spacing w:after="0" w:before="0" w:line="240"/></w:pPr><w:r><w:rPr><w:rFonts w:ascii="Consolas" w:cs="Consolas" w:eastAsia="Consolas" w:hAnsi="Consolas"/><w:color w:val="0F172A"/><w:sz w:val="18"/><w:szCs w:val="18"/></w:rPr><w:t xml:space="preserve">5. Return {updated: true}</w:t></w:r></w:p></w:tc></w:tr></w:tbl><w:p><w:pPr><w:pStyle w:val="Heading1"/><w:pBdr><w:bottom w:val="single" w:color="1F3864" w:sz="6" w:space="4"/></w:pBdr><w:spacing w:after="160" w:before="360" w:line="320"/></w:pPr><w:r><w:rPr><w:rFonts w:ascii="Calibri" w:cs="Calibri" w:eastAsia="Calibri" w:hAnsi="Calibri"/><w:b/><w:bCs/><w:color w:val="1F3864"/><w:sz w:val="28"/><w:szCs w:val="28"/></w:rPr><w:t xml:space="preserve">4.  Live Search MRO Consultation</w:t></w:r></w:p><w:p><w:pPr><w:spacing w:after="60" w:before="60" w:line="280"/><w:jc w:val="left"/></w:pPr><w:r><w:rPr><w:rFonts w:ascii="Calibri" w:cs="Calibri" w:eastAsia="Calibri" w:hAnsi="Calibri"/><w:b w:val="false"/><w:bCs w:val="false"/><w:i w:val="false"/><w:iCs w:val="false"/><w:caps w:val="false"/><w:color w:val="0F172A"/><w:sz w:val="21"/><w:szCs w:val="21"/></w:rPr><w:t xml:space="preserve">During Live Search Phase 2, while walking each matched HSL&apos;s element list, the gather code harvests every [MRO.&lt;uuid&gt;] token it sees into mro_ids_from_hsl, capped at 50. Between Phase 3 and Phase 4 the top 5 (deduped, ordered) MROs are fetched in one batched SQL query. Their (query, result) tuples are formatted as Prior Retrieval Episodes and prepended to the LLM&apos;s context section.</w:t></w:r></w:p><w:p><w:pPr><w:spacing w:after="60" w:before="60" w:line="280"/><w:jc w:val="left"/></w:pPr><w:r><w:rPr><w:rFonts w:ascii="Calibri" w:cs="Calibri" w:eastAsia="Calibri" w:hAnsi="Calibri"/><w:b w:val="false"/><w:bCs w:val="false"/><w:i w:val="false"/><w:iCs w:val="false"/><w:caps w:val="false"/><w:color w:val="0F172A"/><w:sz w:val="21"/><w:szCs w:val="21"/></w:rPr><w:t xml:space="preserve">This means Live Search consults MROs as priors, but never short-circuits — the AIO retrieval and arithmetic always re-runs from current corpus state.</w:t></w:r></w:p><w:p><w:pPr><w:pStyle w:val="Heading1"/><w:pBdr><w:bottom w:val="single" w:color="1F3864" w:sz="6" w:space="4"/></w:pBdr><w:spacing w:after="160" w:before="360" w:line="320"/></w:pPr><w:r><w:rPr><w:rFonts w:ascii="Calibri" w:cs="Calibri" w:eastAsia="Calibri" w:hAnsi="Calibri"/><w:b/><w:bCs/><w:color w:val="1F3864"/><w:sz w:val="28"/><w:szCs w:val="28"/></w:rPr><w:t xml:space="preserve">5.  MRO Linkage View (System Admin)</w:t></w:r></w:p><w:p><w:pPr><w:spacing w:after="60" w:before="60" w:line="280"/><w:jc w:val="left"/></w:pPr><w:r><w:rPr><w:rFonts w:ascii="Calibri" w:cs="Calibri" w:eastAsia="Calibri" w:hAnsi="Calibri"/><w:b w:val="false"/><w:bCs w:val="false"/><w:i w:val="false"/><w:iCs w:val="false"/><w:caps w:val="false"/><w:color w:val="0F172A"/><w:sz w:val="21"/><w:szCs w:val="21"/></w:rPr><w:t xml:space="preserve">Renders every MRO and its current HSL back-pointer set in a sortable table. Operator-facing surfaces:</w:t></w:r></w:p><w:p><w:pPr><w:spacing w:after="40" w:before="40" w:line="280"/><w:ind w:left="720" w:hanging="360"/></w:pPr><w:r><w:rPr><w:rFonts w:ascii="Calibri" w:cs="Calibri" w:eastAsia="Calibri" w:hAnsi="Calibri"/><w:color w:val="0F172A"/><w:sz w:val="21"/><w:szCs w:val="21"/></w:rPr><w:t xml:space="preserve">•   Total HSLs back-pointing to each MRO.</w:t></w:r></w:p><w:p><w:pPr><w:spacing w:after="40" w:before="40" w:line="280"/><w:ind w:left="720" w:hanging="360"/></w:pPr><w:r><w:rPr><w:rFonts w:ascii="Calibri" w:cs="Calibri" w:eastAsia="Calibri" w:hAnsi="Calibri"/><w:color w:val="0F172A"/><w:sz w:val="21"/><w:szCs w:val="21"/></w:rPr><w:t xml:space="preserve">•   Number of HSLs the MRO claims as seed_hsls in its row.</w:t></w:r></w:p><w:p><w:pPr><w:spacing w:after="40" w:before="40" w:line="280"/><w:ind w:left="720" w:hanging="360"/></w:pPr><w:r><w:rPr><w:rFonts w:ascii="Calibri" w:cs="Calibri" w:eastAsia="Calibri" w:hAnsi="Calibri"/><w:color w:val="0F172A"/><w:sz w:val="21"/><w:szCs w:val="21"/></w:rPr><w:t xml:space="preserve">•   &quot;Stale&quot; badge when the seed list and the back-pointer set diverge.</w:t></w:r></w:p><w:p><w:pPr><w:spacing w:after="40" w:before="40" w:line="280"/><w:ind w:left="720" w:hanging="360"/></w:pPr><w:r><w:rPr><w:rFonts w:ascii="Calibri" w:cs="Calibri" w:eastAsia="Calibri" w:hAnsi="Calibri"/><w:color w:val="0F172A"/><w:sz w:val="21"/><w:szCs w:val="21"/></w:rPr><w:t xml:space="preserve">•   &quot;Orphan&quot; badge when an MRO has zero HSL back-pointers (almost always means linkMroToHsl failed at write time).</w:t></w:r></w:p><w:p><w:pPr><w:pStyle w:val="Heading1"/><w:pBdr><w:bottom w:val="single" w:color="1F3864" w:sz="6" w:space="4"/></w:pBdr><w:spacing w:after="160" w:before="360" w:line="320"/></w:pPr><w:r><w:rPr><w:rFonts w:ascii="Calibri" w:cs="Calibri" w:eastAsia="Calibri" w:hAnsi="Calibri"/><w:b/><w:bCs/><w:color w:val="1F3864"/><w:sz w:val="28"/><w:szCs w:val="28"/></w:rPr><w:t xml:space="preserve">6.  Fix Broken MROs</w:t></w:r></w:p><w:p><w:pPr><w:spacing w:after="60" w:before="60" w:line="280"/><w:jc w:val="left"/></w:pPr><w:r><w:rPr><w:rFonts w:ascii="Calibri" w:cs="Calibri" w:eastAsia="Calibri" w:hAnsi="Calibri"/><w:b w:val="false"/><w:bCs w:val="false"/><w:i w:val="false"/><w:iCs w:val="false"/><w:caps w:val="false"/><w:color w:val="0F172A"/><w:sz w:val="21"/><w:szCs w:val="21"/></w:rPr><w:t xml:space="preserve">A single-button repair that runs a dual-pass over every MRO in the tenant:</w:t></w:r></w:p><0/><w:p><w:pPr><w:spacing w:after="60" w:before="60" w:line="280"/><w:jc w:val="left"/></w:pPr><w:r><w:rPr><w:rFonts w:ascii="Calibri" w:cs="Calibri" w:eastAsia="Calibri" w:hAnsi="Calibri"/><w:b w:val="false"/><w:bCs w:val="false"/><w:i w:val="false"/><w:iCs w:val="false"/><w:caps w:val="false"/><w:color w:val="0F172A"/><w:sz w:val="21"/><w:szCs w:val="21"/></w:rPr><w:t xml:space="preserve">Both passes are idempotent. Reports the count of writes per pass and a sample of the first 10 affected ids.</w:t></w:r></w:p><w:p><w:pPr><w:pStyle w:val="Heading1"/><w:pBdr><w:bottom w:val="single" w:color="1F3864" w:sz="6" w:space="4"/></w:pBdr><w:spacing w:after="160" w:before="360" w:line="320"/></w:pPr><w:r><w:rPr><w:rFonts w:ascii="Calibri" w:cs="Calibri" w:eastAsia="Calibri" w:hAnsi="Calibri"/><w:b/><w:bCs/><w:color w:val="1F3864"/><w:sz w:val="28"/><w:szCs w:val="28"/></w:rPr><w:t xml:space="preserve">7.  V4.5 Failure Modes Resolved</w:t></w:r></w:p><w:tbl><w:tblPr><w:tblW w:type="dxa" w:w="9600"/><w:tblBorders><w:top w:val="single" w:color="auto" w:sz="4"/><w:left w:val="single" w:color="auto" w:sz="4"/><w:bottom w:val="single" w:color="auto" w:sz="4"/><w:right w:val="single" w:color="auto" w:sz="4"/><w:insideH w:val="single" w:color="auto" w:sz="4"/><w:insideV w:val="single" w:color="auto" w:sz="4"/></w:tblBorders></w:tblPr><w:tblGrid><w:gridCol w:w="9600"/></w:tblGrid><w:tr><w:tc><w:tcPr><w:tcW w:type="dxa" w:w="9600"/><w:tcBorders><w:top w:val="nil" w:color="FFFFFF" w:sz="1"/><w:left w:val="single" w:color="FB7185" w:sz="18"/><w:bottom w:val="nil" w:color="FFFFFF" w:sz="1"/><w:right w:val="nil" w:color="FFFFFF" w:sz="1"/></w:tcBorders><w:tcMar><w:top w:type="dxa" w:w="80"/><w:left w:type="dxa" w:w="240"/><w:bottom w:type="dxa" w:w="120"/><w:right w:type="dxa" w:w="100"/></w:tcMar></w:tcPr><w:p><w:pPr><w:spacing w:after="80" w:before="0" w:line="280"/></w:pPr><w:r><w:rPr><w:rFonts w:ascii="Calibri" w:cs="Calibri" w:eastAsia="Calibri" w:hAnsi="Calibri"/><w:b/><w:bCs/><w:color w:val="0F172A"/><w:sz w:val="22"/><w:szCs w:val="22"/></w:rPr><w:t xml:space="preserve">7.1  Next.js 16 Promise route params</w:t></w:r></w:p><w:p><w:pPr><w:spacing w:after="60" w:before="60" w:line="280"/><w:jc w:val="left"/></w:pPr><w:r><w:rPr><w:rFonts w:ascii="Calibri" w:cs="Calibri" w:eastAsia="Calibri" w:hAnsi="Calibri"/><w:b w:val="false"/><w:bCs w:val="false"/><w:i w:val="false"/><w:iCs w:val="false"/><w:caps w:val="false"/><w:color w:val="0F172A"/><w:sz w:val="21"/><w:szCs w:val="21"/></w:rPr><w:t xml:space="preserve">Next.js 16 made dynamic-route params a Promise. The link-mro proxy was destructuring synchronously and crashing with TypeError. Fixed in app/api/hsl-data/[id]/link-mro/route.ts — the handler now awaits the params Promise before reading id.</w:t></w:r></w:p></w:tc></w:tr></w:tbl><w:tbl><w:tblPr><w:tblW w:type="dxa" w:w="9600"/><w:tblBorders><w:top w:val="single" w:color="auto" w:sz="4"/><w:left w:val="single" w:color="auto" w:sz="4"/><w:bottom w:val="single" w:color="auto" w:sz="4"/><w:right w:val="single" w:color="auto" w:sz="4"/><w:insideH w:val="single" w:color="auto" w:sz="4"/><w:insideV w:val="single" w:color="auto" w:sz="4"/></w:tblBorders></w:tblPr><w:tblGrid><w:gridCol w:w="9600"/></w:tblGrid><w:tr><w:tc><w:tcPr><w:tcW w:type="dxa" w:w="9600"/><w:tcBorders><w:top w:val="nil" w:color="FFFFFF" w:sz="1"/><w:left w:val="single" w:color="FB7185" w:sz="18"/><w:bottom w:val="nil" w:color="FFFFFF" w:sz="1"/><w:right w:val="nil" w:color="FFFFFF" w:sz="1"/></w:tcBorders><w:tcMar><w:top w:type="dxa" w:w="80"/><w:left w:type="dxa" w:w="240"/><w:bottom w:type="dxa" w:w="120"/><w:right w:type="dxa" w:w="100"/></w:tcMar></w:tcPr><w:p><w:pPr><w:spacing w:after="80" w:before="0" w:line="280"/></w:pPr><w:r><w:rPr><w:rFonts w:ascii="Calibri" w:cs="Calibri" w:eastAsia="Calibri" w:hAnsi="Calibri"/><w:b/><w:bCs/><w:color w:val="0F172A"/><w:sz w:val="22"/><w:szCs w:val="22"/></w:rPr><w:t xml:space="preserve">7.2  Save MRO display-string bug</w:t></w:r></w:p><w:p><w:pPr><w:spacing w:after="60" w:before="60" w:line="280"/><w:jc w:val="left"/></w:pPr><w:r><w:rPr><w:rFonts w:ascii="Calibri" w:cs="Calibri" w:eastAsia="Calibri" w:hAnsi="Calibri"/><w:b w:val="false"/><w:bCs w:val="false"/><w:i w:val="false"/><w:iCs w:val="false"/><w:caps w:val="false"/><w:color w:val="0F172A"/><w:sz w:val="21"/><w:szCs w:val="21"/></w:rPr><w:t xml:space="preserve">manualSaveMro was persisting the human-readable seed_hsls_display string (&quot;629 HSLs&quot;) into the DB column intended for the pipe-joined UUID list. Subsequent MRO retrievals couldn&apos;t resolve any HSL back-pointer. Fixed by separating matched_hsl_ids (UUID list) from seed_hsls_display (UI label) in components/chat-aio-dialog.tsx.</w:t></w:r></w:p></w:tc></w:tr></w:tbl><w:tbl><w:tblPr><w:tblW w:type="dxa" w:w="9600"/><w:tblBorders><w:top w:val="single" w:color="auto" w:sz="4"/><w:left w:val="single" w:color="auto" w:sz="4"/><w:bottom w:val="single" w:color="auto" w:sz="4"/><w:right w:val="single" w:color="auto" w:sz="4"/><w:insideH w:val="single" w:color="auto" w:sz="4"/><w:insideV w:val="single" w:color="auto" w:sz="4"/></w:tblBorders></w:tblPr><w:tblGrid><w:gridCol w:w="9600"/></w:tblGrid><w:tr><w:tc><w:tcPr><w:tcW w:type="dxa" w:w="9600"/><w:tcBorders><w:top w:val="nil" w:color="FFFFFF" w:sz="1"/><w:left w:val="single" w:color="FB7185" w:sz="18"/><w:bottom w:val="nil" w:color="FFFFFF" w:sz="1"/><w:right w:val="nil" w:color="FFFFFF" w:sz="1"/></w:tcBorders><w:tcMar><w:top w:type="dxa" w:w="80"/><w:left w:type="dxa" w:w="240"/><w:bottom w:type="dxa" w:w="120"/><w:right w:type="dxa" w:w="100"/></w:tcMar></w:tcPr><w:p><w:pPr><w:spacing w:after="80" w:before="0" w:line="280"/></w:pPr><w:r><w:rPr><w:rFonts w:ascii="Calibri" w:cs="Calibri" w:eastAsia="Calibri" w:hAnsi="Calibri"/><w:b/><w:bCs/><w:color w:val="0F172A"/><w:sz w:val="22"/><w:szCs w:val="22"/></w:rPr><w:t xml:space="preserve">7.3  Fix Broken MROs dual-pass</w:t></w:r></w:p><w:p><w:pPr><w:spacing w:after="60" w:before="60" w:line="280"/><w:jc w:val="left"/></w:pPr><w:r><w:rPr><w:rFonts w:ascii="Calibri" w:cs="Calibri" w:eastAsia="Calibri" w:hAnsi="Calibri"/><w:b w:val="false"/><w:bCs w:val="false"/><w:i w:val="false"/><w:iCs w:val="false"/><w:caps w:val="false"/><w:color w:val="0F172A"/><w:sz w:val="21"/><w:szCs w:val="21"/></w:rPr><w:t xml:space="preserve">The first version of Fix Broken MROs only added missing back-pointers; if an MRO had been deleted, the stale [MRO.&lt;dead-uuid&gt;] tokens lingered on every HSL forever. The dual-pass version sweeps both directions.</w:t></w:r></w:p></w:tc></w:tr></w:tbl><w:p><w:pPr><w:pStyle w:val="Heading1"/><w:pBdr><w:bottom w:val="single" w:color="1F3864" w:sz="6" w:space="4"/></w:pBdr><w:spacing w:after="160" w:before="360" w:line="320"/></w:pPr><w:r><w:rPr><w:rFonts w:ascii="Calibri" w:cs="Calibri" w:eastAsia="Calibri" w:hAnsi="Calibri"/><w:b/><w:bCs/><w:color w:val="1F3864"/><w:sz w:val="28"/><w:szCs w:val="28"/></w:rPr><w:t xml:space="preserve">8.  Provenance</w:t></w:r></w:p><w:tbl><w:tblPr><w:tblW w:type="dxa" w:w="9600"/><w:tblBorders><w:top w:val="single" w:color="auto" w:sz="4"/><w:left w:val="single" w:color="auto" w:sz="4"/><w:bottom w:val="single" w:color="auto" w:sz="4"/><w:right w:val="single" w:color="auto" w:sz="4"/><w:insideH w:val="single" w:color="auto" w:sz="4"/><w:insideV w:val="single" w:color="auto" w:sz="4"/></w:tblBorders></w:tblPr><w:tblGrid><w:gridCol w:w="3000"/><w:gridCol w:w="6600"/></w:tblGrid><w:tr><w:trPr><w:tblHeader/></w:trPr><w:tc><w:tcPr><w:tcW w:type="dxa" w:w="3000"/><w:tcBorders><w:top w:val="single" w:color="CBD5E1" w:sz="4"/><w:left w:val="single" w:color="CBD5E1" w:sz="4"/><w:bottom w:val="single" w:color="CBD5E1" w:sz="4"/><w:right w:val="single" w:color="CBD5E1" w:sz="4"/></w:tcBorders><w:shd w:fill="0F3460" w:val="clear"/><w:tcMar><w:top w:type="dxa" w:w="80"/><w:left w:type="dxa" w:w="120"/><w:bottom w:type="dxa" w:w="80"/><w:right w:type="dxa" w:w="120"/></w:tcMar></w:tcPr><w:p><w:pPr><w:spacing w:after="0" w:before="0" w:line="260"/></w:pPr><w:r><w:rPr><w:rFonts w:ascii="Calibri" w:cs="Calibri" w:eastAsia="Calibri" w:hAnsi="Calibri"/><w:b/><w:bCs/><w:color w:val="FFFFFF"/><w:sz w:val="19"/><w:szCs w:val="19"/></w:rPr><w:t xml:space="preserve">Topic</w:t></w:r></w:p></w:tc><w:tc><w:tcPr><w:tcW w:type="dxa" w:w="6600"/><w:tcBorders><w:top w:val="single" w:color="CBD5E1" w:sz="4"/><w:left w:val="single" w:color="CBD5E1" w:sz="4"/><w:bottom w:val="single" w:color="CBD5E1" w:sz="4"/><w:right w:val="single" w:color="CBD5E1" w:sz="4"/></w:tcBorders><w:shd w:fill="0F3460" w:val="clear"/><w:tcMar><w:top w:type="dxa" w:w="80"/><w:left w:type="dxa" w:w="120"/><w:bottom w:type="dxa" w:w="80"/><w:right w:type="dxa" w:w="120"/></w:tcMar></w:tcPr><w:p><w:pPr><w:spacing w:after="0" w:before="0" w:line="260"/></w:pPr><w:r><w:rPr><w:rFonts w:ascii="Calibri" w:cs="Calibri" w:eastAsia="Calibri" w:hAnsi="Calibri"/><w:b/><w:bCs/><w:color w:val="FFFFFF"/><w:sz w:val="19"/><w:szCs w:val="19"/></w:rPr><w:t xml:space="preserve">Source</w:t></w:r></w:p></w:tc></w:tr><w:tr><w:tc><w:tcPr><w:tcW w:type="dxa" w:w="3000"/><w:tcBorders><w:top w:val="single" w:color="CBD5E1" w:sz="4"/><w:left w:val="single" w:color="CBD5E1" w:sz="4"/><w:bottom w:val="single" w:color="CBD5E1" w:sz="4"/><w:right w:val="single" w:color="CBD5E1" w:sz="4"/></w:tcBorders><w:tcMar><w:top w:type="dxa" w:w="80"/><w:left w:type="dxa" w:w="120"/><w:bottom w:type="dxa" w:w="80"/><w:right w:type="dxa" w:w="120"/></w:tcMar></w:tcPr><w:p><w:pPr><w:spacing w:after="0" w:before="0" w:line="260"/></w:pPr><w:r><w:rPr><w:rFonts w:ascii="Calibri" w:cs="Calibri" w:eastAsia="Calibri" w:hAnsi="Calibri"/><w:b w:val="false"/><w:bCs w:val="false"/><w:color w:val="0F172A"/><w:sz w:val="19"/><w:szCs w:val="19"/></w:rPr><w:t xml:space="preserve">MRO schema</w:t></w:r></w:p></w:tc><w:tc><w:tcPr><w:tcW w:type="dxa" w:w="6600"/><w:tcBorders><w:top w:val="single" w:color="CBD5E1" w:sz="4"/><w:left w:val="single" w:color="CBD5E1" w:sz="4"/><w:bottom w:val="single" w:color="CBD5E1" w:sz="4"/><w:right w:val="single" w:color="CBD5E1" w:sz="4"/></w:tcBorders><w:tcMar><w:top w:type="dxa" w:w="80"/><w:left w:type="dxa" w:w="120"/><w:bottom w:type="dxa" w:w="80"/><w:right w:type="dxa" w:w="120"/></w:tcMar></w:tcPr><w:p><w:pPr><w:spacing w:after="0" w:before="0" w:line="260"/></w:pPr><w:r><w:rPr><w:rFonts w:ascii="Calibri" w:cs="Calibri" w:eastAsia="Calibri" w:hAnsi="Calibri"/><w:b w:val="false"/><w:bCs w:val="false"/><w:color w:val="0F172A"/><w:sz w:val="19"/><w:szCs w:val="19"/></w:rPr><w:t xml:space="preserve">infophysics_impl_grade/migrations/011_mro_objects.sql</w:t></w:r></w:p></w:tc></w:tr><w:tr><w:tc><w:tcPr><w:tcW w:type="dxa" w:w="3000"/><w:tcBorders><w:top w:val="single" w:color="CBD5E1" w:sz="4"/><w:left w:val="single" w:color="CBD5E1" w:sz="4"/><w:bottom w:val="single" w:color="CBD5E1" w:sz="4"/><w:right w:val="single" w:color="CBD5E1" w:sz="4"/></w:tcBorders><w:shd w:fill="F1F5F9" w:val="clear"/><w:tcMar><w:top w:type="dxa" w:w="80"/><w:left w:type="dxa" w:w="120"/><w:bottom w:type="dxa" w:w="80"/><w:right w:type="dxa" w:w="120"/></w:tcMar></w:tcPr><w:p><w:pPr><w:spacing w:after="0" w:before="0" w:line="260"/></w:pPr><w:r><w:rPr><w:rFonts w:ascii="Calibri" w:cs="Calibri" w:eastAsia="Calibri" w:hAnsi="Calibri"/><w:b w:val="false"/><w:bCs w:val="false"/><w:color w:val="0F172A"/><w:sz w:val="19"/><w:szCs w:val="19"/></w:rPr><w:t xml:space="preserve">MRO ranker upgrade</w:t></w:r></w:p></w:tc><w:tc><w:tcPr><w:tcW w:type="dxa" w:w="6600"/><w:tcBorders><w:top w:val="single" w:color="CBD5E1" w:sz="4"/><w:left w:val="single" w:color="CBD5E1" w:sz="4"/><w:bottom w:val="single" w:color="CBD5E1" w:sz="4"/><w:right w:val="single" w:color="CBD5E1" w:sz="4"/></w:tcBorders><w:shd w:fill="F1F5F9" w:val="clear"/><w:tcMar><w:top w:type="dxa" w:w="80"/><w:left w:type="dxa" w:w="120"/><w:bottom w:type="dxa" w:w="80"/><w:right w:type="dxa" w:w="120"/></w:tcMar></w:tcPr><w:p><w:pPr><w:spacing w:after="0" w:before="0" w:line="260"/></w:pPr><w:r><w:rPr><w:rFonts w:ascii="Calibri" w:cs="Calibri" w:eastAsia="Calibri" w:hAnsi="Calibri"/><w:b w:val="false"/><w:bCs w:val="false"/><w:color w:val="0F172A"/><w:sz w:val="19"/><w:szCs w:val="19"/></w:rPr><w:t xml:space="preserve">infophysics_impl_grade/migrations/018_mro_ranker_upgrade.sql</w:t></w:r></w:p></w:tc></w:tr><w:tr><w:tc><w:tcPr><w:tcW w:type="dxa" w:w="3000"/><w:tcBorders><w:top w:val="single" w:color="CBD5E1" w:sz="4"/><w:left w:val="single" w:color="CBD5E1" w:sz="4"/><w:bottom w:val="single" w:color="CBD5E1" w:sz="4"/><w:right w:val="single" w:color="CBD5E1" w:sz="4"/></w:tcBorders><w:tcMar><w:top w:type="dxa" w:w="80"/><w:left w:type="dxa" w:w="120"/><w:bottom w:type="dxa" w:w="80"/><w:right w:type="dxa" w:w="120"/></w:tcMar></w:tcPr><w:p><w:pPr><w:spacing w:after="0" w:before="0" w:line="260"/></w:pPr><w:r><w:rPr><w:rFonts w:ascii="Calibri" w:cs="Calibri" w:eastAsia="Calibri" w:hAnsi="Calibri"/><w:b w:val="false"/><w:bCs w:val="false"/><w:color w:val="0F172A"/><w:sz w:val="19"/><w:szCs w:val="19"/></w:rPr><w:t xml:space="preserve">mro-search endpoint</w:t></w:r></w:p></w:tc><w:tc><w:tcPr><w:tcW w:type="dxa" w:w="6600"/><w:tcBorders><w:top w:val="single" w:color="CBD5E1" w:sz="4"/><w:left w:val="single" w:color="CBD5E1" w:sz="4"/><w:bottom w:val="single" w:color="CBD5E1" w:sz="4"/><w:right w:val="single" w:color="CBD5E1" w:sz="4"/></w:tcBorders><w:tcMar><w:top w:type="dxa" w:w="80"/><w:left w:type="dxa" w:w="120"/><w:bottom w:type="dxa" w:w="80"/><w:right w:type="dxa" w:w="120"/></w:tcMar></w:tcPr><w:p><w:pPr><w:spacing w:after="0" w:before="0" w:line="260"/></w:pPr><w:r><w:rPr><w:rFonts w:ascii="Calibri" w:cs="Calibri" w:eastAsia="Calibri" w:hAnsi="Calibri"/><w:b w:val="false"/><w:bCs w:val="false"/><w:color w:val="0F172A"/><w:sz w:val="19"/><w:szCs w:val="19"/></w:rPr><w:t xml:space="preserve">infophysics_impl_grade/api/routes/mro.py</w:t></w:r></w:p></w:tc></w:tr><w:tr><w:tc><w:tcPr><w:tcW w:type="dxa" w:w="3000"/><w:tcBorders><w:top w:val="single" w:color="CBD5E1" w:sz="4"/><w:left w:val="single" w:color="CBD5E1" w:sz="4"/><w:bottom w:val="single" w:color="CBD5E1" w:sz="4"/><w:right w:val="single" w:color="CBD5E1" w:sz="4"/></w:tcBorders><w:shd w:fill="F1F5F9" w:val="clear"/><w:tcMar><w:top w:type="dxa" w:w="80"/><w:left w:type="dxa" w:w="120"/><w:bottom w:type="dxa" w:w="80"/><w:right w:type="dxa" w:w="120"/></w:tcMar></w:tcPr><w:p><w:pPr><w:spacing w:after="0" w:before="0" w:line="260"/></w:pPr><w:r><w:rPr><w:rFonts w:ascii="Calibri" w:cs="Calibri" w:eastAsia="Calibri" w:hAnsi="Calibri"/><w:b w:val="false"/><w:bCs w:val="false"/><w:color w:val="0F172A"/><w:sz w:val="19"/><w:szCs w:val="19"/></w:rPr><w:t xml:space="preserve">link-mro endpoint</w:t></w:r></w:p></w:tc><w:tc><w:tcPr><w:tcW w:type="dxa" w:w="6600"/><w:tcBorders><w:top w:val="single" w:color="CBD5E1" w:sz="4"/><w:left w:val="single" w:color="CBD5E1" w:sz="4"/><w:bottom w:val="single" w:color="CBD5E1" w:sz="4"/><w:right w:val="single" w:color="CBD5E1" w:sz="4"/></w:tcBorders><w:shd w:fill="F1F5F9" w:val="clear"/><w:tcMar><w:top w:type="dxa" w:w="80"/><w:left w:type="dxa" w:w="120"/><w:bottom w:type="dxa" w:w="80"/><w:right w:type="dxa" w:w="120"/></w:tcMar></w:tcPr><w:p><w:pPr><w:spacing w:after="0" w:before="0" w:line="260"/></w:pPr><w:r><w:rPr><w:rFonts w:ascii="Calibri" w:cs="Calibri" w:eastAsia="Calibri" w:hAnsi="Calibri"/><w:b w:val="false"/><w:bCs w:val="false"/><w:color w:val="0F172A"/><w:sz w:val="19"/><w:szCs w:val="19"/></w:rPr><w:t xml:space="preserve">infophysics_impl_grade/api/routes/hsl.py</w:t></w:r></w:p></w:tc></w:tr><w:tr><w:tc><w:tcPr><w:tcW w:type="dxa" w:w="3000"/><w:tcBorders><w:top w:val="single" w:color="CBD5E1" w:sz="4"/><w:left w:val="single" w:color="CBD5E1" w:sz="4"/><w:bottom w:val="single" w:color="CBD5E1" w:sz="4"/><w:right w:val="single" w:color="CBD5E1" w:sz="4"/></w:tcBorders><w:tcMar><w:top w:type="dxa" w:w="80"/><w:left w:type="dxa" w:w="120"/><w:bottom w:type="dxa" w:w="80"/><w:right w:type="dxa" w:w="120"/></w:tcMar></w:tcPr><w:p><w:pPr><w:spacing w:after="0" w:before="0" w:line="260"/></w:pPr><w:r><w:rPr><w:rFonts w:ascii="Calibri" w:cs="Calibri" w:eastAsia="Calibri" w:hAnsi="Calibri"/><w:b w:val="false"/><w:bCs w:val="false"/><w:color w:val="0F172A"/><w:sz w:val="19"/><w:szCs w:val="19"/></w:rPr><w:t xml:space="preserve">Recall MRO probe</w:t></w:r></w:p></w:tc><w:tc><w:tcPr><w:tcW w:type="dxa" w:w="6600"/><w:tcBorders><w:top w:val="single" w:color="CBD5E1" w:sz="4"/><w:left w:val="single" w:color="CBD5E1" w:sz="4"/><w:bottom w:val="single" w:color="CBD5E1" w:sz="4"/><w:right w:val="single" w:color="CBD5E1" w:sz="4"/></w:tcBorders><w:tcMar><w:top w:type="dxa" w:w="80"/><w:left w:type="dxa" w:w="120"/><w:bottom w:type="dxa" w:w="80"/><w:right w:type="dxa" w:w="120"/></w:tcMar></w:tcPr><w:p><w:pPr><w:spacing w:after="0" w:before="0" w:line="260"/></w:pPr><w:r><w:rPr><w:rFonts w:ascii="Calibri" w:cs="Calibri" w:eastAsia="Calibri" w:hAnsi="Calibri"/><w:b w:val="false"/><w:bCs w:val="false"/><w:color w:val="0F172A"/><w:sz w:val="19"/><w:szCs w:val="19"/></w:rPr><w:t xml:space="preserve">lib/aio-chat-pipeline.ts (probeMroPriors)</w:t></w:r></w:p></w:tc></w:tr><w:tr><w:tc><w:tcPr><w:tcW w:type="dxa" w:w="3000"/><w:tcBorders><w:top w:val="single" w:color="CBD5E1" w:sz="4"/><w:left w:val="single" w:color="CBD5E1" w:sz="4"/><w:bottom w:val="single" w:color="CBD5E1" w:sz="4"/><w:right w:val="single" w:color="CBD5E1" w:sz="4"/></w:tcBorders><w:shd w:fill="F1F5F9" w:val="clear"/><w:tcMar><w:top w:type="dxa" w:w="80"/><w:left w:type="dxa" w:w="120"/><w:bottom w:type="dxa" w:w="80"/><w:right w:type="dxa" w:w="120"/></w:tcMar></w:tcPr><w:p><w:pPr><w:spacing w:after="0" w:before="0" w:line="260"/></w:pPr><w:r><w:rPr><w:rFonts w:ascii="Calibri" w:cs="Calibri" w:eastAsia="Calibri" w:hAnsi="Calibri"/><w:b w:val="false"/><w:bCs w:val="false"/><w:color w:val="0F172A"/><w:sz w:val="19"/><w:szCs w:val="19"/></w:rPr><w:t xml:space="preserve">Linkage view</w:t></w:r></w:p></w:tc><w:tc><w:tcPr><w:tcW w:type="dxa" w:w="6600"/><w:tcBorders><w:top w:val="single" w:color="CBD5E1" w:sz="4"/><w:left w:val="single" w:color="CBD5E1" w:sz="4"/><w:bottom w:val="single" w:color="CBD5E1" w:sz="4"/><w:right w:val="single" w:color="CBD5E1" w:sz="4"/></w:tcBorders><w:shd w:fill="F1F5F9" w:val="clear"/><w:tcMar><w:top w:type="dxa" w:w="80"/><w:left w:type="dxa" w:w="120"/><w:bottom w:type="dxa" w:w="80"/><w:right w:type="dxa" w:w="120"/></w:tcMar></w:tcPr><w:p><w:pPr><w:spacing w:after="0" w:before="0" w:line="260"/></w:pPr><w:r><w:rPr><w:rFonts w:ascii="Calibri" w:cs="Calibri" w:eastAsia="Calibri" w:hAnsi="Calibri"/><w:b w:val="false"/><w:bCs w:val="false"/><w:color w:val="0F172A"/><w:sz w:val="19"/><w:szCs w:val="19"/></w:rPr><w:t xml:space="preserve">components/system-management.tsx (MRO Linkage tab)</w:t></w:r></w:p></w:tc></w:tr><w:tr><w:tc><w:tcPr><w:tcW w:type="dxa" w:w="3000"/><w:tcBorders><w:top w:val="single" w:color="CBD5E1" w:sz="4"/><w:left w:val="single" w:color="CBD5E1" w:sz="4"/><w:bottom w:val="single" w:color="CBD5E1" w:sz="4"/><w:right w:val="single" w:color="CBD5E1" w:sz="4"/></w:tcBorders><w:tcMar><w:top w:type="dxa" w:w="80"/><w:left w:type="dxa" w:w="120"/><w:bottom w:type="dxa" w:w="80"/><w:right w:type="dxa" w:w="120"/></w:tcMar></w:tcPr><w:p><w:pPr><w:spacing w:after="0" w:before="0" w:line="260"/></w:pPr><w:r><w:rPr><w:rFonts w:ascii="Calibri" w:cs="Calibri" w:eastAsia="Calibri" w:hAnsi="Calibri"/><w:b w:val="false"/><w:bCs w:val="false"/><w:color w:val="0F172A"/><w:sz w:val="19"/><w:szCs w:val="19"/></w:rPr><w:t xml:space="preserve">Fix Broken MROs</w:t></w:r></w:p></w:tc><w:tc><w:tcPr><w:tcW w:type="dxa" w:w="6600"/><w:tcBorders><w:top w:val="single" w:color="CBD5E1" w:sz="4"/><w:left w:val="single" w:color="CBD5E1" w:sz="4"/><w:bottom w:val="single" w:color="CBD5E1" w:sz="4"/><w:right w:val="single" w:color="CBD5E1" w:sz="4"/></w:tcBorders><w:tcMar><w:top w:type="dxa" w:w="80"/><w:left w:type="dxa" w:w="120"/><w:bottom w:type="dxa" w:w="80"/><w:right w:type="dxa" w:w="120"/></w:tcMar></w:tcPr><w:p><w:pPr><w:spacing w:after="0" w:before="0" w:line="260"/></w:pPr><w:r><w:rPr><w:rFonts w:ascii="Calibri" w:cs="Calibri" w:eastAsia="Calibri" w:hAnsi="Calibri"/><w:b w:val="false"/><w:bCs w:val="false"/><w:color w:val="0F172A"/><w:sz w:val="19"/><w:szCs w:val="19"/></w:rPr><w:t xml:space="preserve">components/system-management.tsx + api/routes/mro.py (rebuild-links)</w:t></w:r></w:p></w:tc></w:tr></w:tbl><w:p><w:pPr><w:pBdr><w:top w:val="single" w:color="CBD5E1" w:sz="6" w:space="4"/></w:pBdr><w:spacing w:after="80" w:before="320"/></w:pPr><w:r><w:t xml:space="preserve"></w:t></w:r></w:p><w:p><w:pPr><w:spacing w:after="40" w:before="60" w:line="280"/><w:jc w:val="center"/></w:pPr><w:r><w:rPr><w:rFonts w:ascii="Calibri" w:cs="Calibri" w:eastAsia="Calibri" w:hAnsi="Calibri"/><w:b w:val="false"/><w:bCs w:val="false"/><w:i/><w:iCs/><w:caps w:val="false"/><w:color w:val="94A3B8"/><w:sz w:val="16"/><w:szCs w:val="16"/></w:rPr><w:t xml:space="preserve">Prepared by InformationPhysics.ai, LLC.  Confidential — subject to the Transaction-Grade One-Way NDA on file.</w:t></w:r></w:p><w:p><w:pPr><w:spacing w:after="0" w:before="60" w:line="280"/><w:jc w:val="center"/></w:pPr><w:r><w:rPr><w:rFonts w:ascii="Calibri" w:cs="Calibri" w:eastAsia="Calibri" w:hAnsi="Calibri"/><w:b w:val="false"/><w:bCs w:val="false"/><w:i/><w:iCs/><w:caps w:val="false"/><w:color w:val="94A3B8"/><w:sz w:val="16"/><w:szCs w:val="16"/></w:rPr><w:t xml:space="preserve">© 2026 InformationPhysics.ai, LLC. All rights reserved.</w:t></w:r></w:p><w:sectPr><w:headerReference w:type="default" r:id="rId7"/><w:footerReference w:type="default" r:id="rId8"/><w:pgSz w:w="12240" w:h="15840" w:orient="portrait"/><w:pgMar w:top="1180" w:right="1320" w:bottom="1180" w:left="1320" w:header="720" w:footer="720" w:gutter="0"/><w:pgNumType/><w:titlePg w:val="false"/><w:docGrid w:linePitch="360"/></w:sectPr></w:body></w:document>
 </file>
 
 <file path=word/comments.xml><?xml version="1.0" encoding="utf-8"?>

--- a/public/docs/MRO_Lifecycle_Linkage_Technote_V45.docx
+++ b/public/docs/MRO_Lifecycle_Linkage_Technote_V45.docx
@@ -1,5 +1,2946 @@
 
-<file path=word/document.xml><?xml version="1.0" encoding="UTF-8" standalone="yes"?><w:document mc:Ignorable="w14 w15 wp14" xmlns:wpc="http://schemas.microsoft.com/office/word/2010/wordprocessingCanvas" xmlns:mc="http://schemas.openxmlformats.org/markup-compatibility/2006" xmlns:o="urn:schemas-microsoft-com:office:office" xmlns:r="http://schemas.openxmlformats.org/officeDocument/2006/relationships" xmlns:m="http://schemas.openxmlformats.org/officeDocument/2006/math" xmlns:v="urn:schemas-microsoft-com:vml" xmlns:wp14="http://schemas.microsoft.com/office/word/2010/wordprocessingDrawing" xmlns:wp="http://schemas.openxmlformats.org/drawingml/2006/wordprocessingDrawing" xmlns:w10="urn:schemas-microsoft-com:office:word" xmlns:w="http://schemas.openxmlformats.org/wordprocessingml/2006/main" xmlns:w14="http://schemas.microsoft.com/office/word/2010/wordml" xmlns:w15="http://schemas.microsoft.com/office/word/2012/wordml" xmlns:wpg="http://schemas.microsoft.com/office/word/2010/wordprocessingGroup" xmlns:wpi="http://schemas.microsoft.com/office/word/2010/wordprocessingInk" xmlns:wne="http://schemas.microsoft.com/office/word/2006/wordml" xmlns:wps="http://schemas.microsoft.com/office/word/2010/wordprocessingShape" xmlns:cx="http://schemas.microsoft.com/office/drawing/2014/chartex" xmlns:cx1="http://schemas.microsoft.com/office/drawing/2015/9/8/chartex" xmlns:cx2="http://schemas.microsoft.com/office/drawing/2015/10/21/chartex" xmlns:cx3="http://schemas.microsoft.com/office/drawing/2016/5/9/chartex" xmlns:cx4="http://schemas.microsoft.com/office/drawing/2016/5/10/chartex" xmlns:cx5="http://schemas.microsoft.com/office/drawing/2016/5/11/chartex" xmlns:cx6="http://schemas.microsoft.com/office/drawing/2016/5/12/chartex" xmlns:cx7="http://schemas.microsoft.com/office/drawing/2016/5/13/chartex" xmlns:cx8="http://schemas.microsoft.com/office/drawing/2016/5/14/chartex" xmlns:aink="http://schemas.microsoft.com/office/drawing/2016/ink" xmlns:am3d="http://schemas.microsoft.com/office/drawing/2017/model3d" xmlns:w16cex="http://schemas.microsoft.com/office/word/2018/wordml/cex" xmlns:w16cid="http://schemas.microsoft.com/office/word/2016/wordml/cid" xmlns:w16="http://schemas.microsoft.com/office/word/2018/wordml" xmlns:w16sdtdh="http://schemas.microsoft.com/office/word/2020/wordml/sdtdatahash" xmlns:w16se="http://schemas.microsoft.com/office/word/2015/wordml/symex"><w:body><w:tbl><w:tblPr><w:tblW w:type="dxa" w:w="9600"/><w:tblBorders><w:top w:val="single" w:color="auto" w:sz="4"/><w:left w:val="single" w:color="auto" w:sz="4"/><w:bottom w:val="single" w:color="auto" w:sz="4"/><w:right w:val="single" w:color="auto" w:sz="4"/><w:insideH w:val="single" w:color="auto" w:sz="4"/><w:insideV w:val="single" w:color="auto" w:sz="4"/></w:tblBorders></w:tblPr><w:tblGrid><w:gridCol w:w="9600"/></w:tblGrid><w:tr><w:tc><w:tcPr><w:tcW w:type="dxa" w:w="9600"/><w:tcBorders><w:top w:val="single" w:color="E11D48" w:sz="18"/><w:left w:val="single" w:color="E11D48" w:sz="18"/><w:bottom w:val="single" w:color="E11D48" w:sz="18"/><w:right w:val="single" w:color="E11D48" w:sz="18"/></w:tcBorders><w:shd w:fill="FFF1F2" w:val="clear"/><w:tcMar><w:top w:type="dxa" w:w="160"/><w:left w:type="dxa" w:w="240"/><w:bottom w:type="dxa" w:w="160"/><w:right w:type="dxa" w:w="240"/></w:tcMar></w:tcPr><w:p><w:pPr><w:spacing w:after="80" w:before="0"/></w:pPr><w:r><w:rPr><w:rFonts w:ascii="Calibri" w:cs="Calibri" w:eastAsia="Calibri" w:hAnsi="Calibri"/><w:b/><w:bCs/><w:color w:val="BE123C"/><w:sz w:val="22"/><w:szCs w:val="22"/></w:rPr><w:t xml:space="preserve">⚠  CONFIDENTIAL — TRADE SECRET</w:t></w:r></w:p><w:p><w:pPr><w:spacing w:after="0" w:before="0" w:line="280"/></w:pPr><w:r><w:rPr><w:rFonts w:ascii="Calibri" w:cs="Calibri" w:eastAsia="Calibri" w:hAnsi="Calibri"/><w:color w:val="BE123C"/><w:sz w:val="20"/><w:szCs w:val="20"/></w:rPr><w:t xml:space="preserve">This document describes the internal logic, data structures, and operational behavior of a proprietary subsystem of the Information Physics Demo System. It contains confidential information and trade secrets of InformationPhysics.ai, LLC, including algorithmic detail not present in public-facing materials. Subject to the Transaction-Grade One-Way Non-Disclosure Agreement on file. Unauthorized use, disclosure, or reproduction is strictly prohibited and may result in civil and criminal liability.</w:t></w:r></w:p></w:tc></w:tr></w:tbl><w:p><w:pPr><w:spacing w:after="60" w:before="60" w:line="280"/><w:jc w:val="left"/></w:pPr><w:r><w:rPr><w:rFonts w:ascii="Calibri" w:cs="Calibri" w:eastAsia="Calibri" w:hAnsi="Calibri"/><w:b w:val="false"/><w:bCs w:val="false"/><w:i w:val="false"/><w:iCs w:val="false"/><w:caps w:val="false"/><w:color w:val="0F172A"/><w:sz w:val="21"/><w:szCs w:val="21"/></w:rPr><w:t xml:space="preserve"></w:t></w:r></w:p><w:p><w:pPr><w:spacing w:after="60" w:before="60" w:line="280"/><w:jc w:val="left"/></w:pPr><w:r><w:rPr><w:rFonts w:ascii="Calibri" w:cs="Calibri" w:eastAsia="Calibri" w:hAnsi="Calibri"/><w:b w:val="false"/><w:bCs w:val="false"/><w:i w:val="false"/><w:iCs w:val="false"/><w:caps w:val="false"/><w:color w:val="0F172A"/><w:sz w:val="21"/><w:szCs w:val="21"/></w:rPr><w:t xml:space="preserve"></w:t></w:r></w:p><w:p><w:pPr><w:spacing w:after="160" w:before="60" w:line="280"/><w:jc w:val="center"/></w:pPr><w:r><w:rPr><w:rFonts w:ascii="Calibri" w:cs="Calibri" w:eastAsia="Calibri" w:hAnsi="Calibri"/><w:b w:val="false"/><w:bCs w:val="false"/><w:i w:val="false"/><w:iCs w:val="false"/><w:caps/><w:color w:val="94A3B8"/><w:sz w:val="17"/><w:szCs w:val="17"/></w:rPr><w:t xml:space="preserve">Engineering Reference — Internal / NDA-Restricted</w:t></w:r></w:p><w:p><w:pPr><w:spacing w:after="80" w:before="60" w:line="280"/><w:jc w:val="center"/></w:pPr><w:r><w:rPr><w:rFonts w:ascii="Calibri" w:cs="Calibri" w:eastAsia="Calibri" w:hAnsi="Calibri"/><w:b/><w:bCs/><w:i w:val="false"/><w:iCs w:val="false"/><w:caps w:val="false"/><w:color w:val="0F172A"/><w:sz w:val="36"/><w:szCs w:val="36"/></w:rPr><w:t xml:space="preserve">MRO Lifecycle &amp; Linkage</w:t></w:r></w:p><w:p><w:pPr><w:spacing w:after="200" w:before="60" w:line="280"/><w:jc w:val="center"/></w:pPr><w:r><w:rPr><w:rFonts w:ascii="Calibri" w:cs="Calibri" w:eastAsia="Calibri" w:hAnsi="Calibri"/><w:b w:val="false"/><w:bCs w:val="false"/><w:i/><w:iCs/><w:caps w:val="false"/><w:color w:val="475569"/><w:sz w:val="22"/><w:szCs w:val="22"/></w:rPr><w:t xml:space="preserve">Memory Result Object creation, persistence, retrieval, reuse, and audit</w:t></w:r></w:p><w:p><w:pPr><w:spacing w:after="40" w:before="60" w:line="280"/><w:jc w:val="center"/></w:pPr><w:r><w:rPr><w:rFonts w:ascii="Calibri" w:cs="Calibri" w:eastAsia="Calibri" w:hAnsi="Calibri"/><w:b/><w:bCs/><w:i w:val="false"/><w:iCs w:val="false"/><w:caps w:val="false"/><w:color w:val="0F172A"/><w:sz w:val="22"/><w:szCs w:val="22"/></w:rPr><w:t xml:space="preserve">Michael Simon Bodner, Ph.D.</w:t></w:r></w:p><w:p><w:pPr><w:spacing w:after="40" w:before="60" w:line="280"/><w:jc w:val="center"/></w:pPr><w:r><w:rPr><w:rFonts w:ascii="Calibri" w:cs="Calibri" w:eastAsia="Calibri" w:hAnsi="Calibri"/><w:b w:val="false"/><w:bCs w:val="false"/><w:i w:val="false"/><w:iCs w:val="false"/><w:caps w:val="false"/><w:color w:val="0F3460"/><w:sz w:val="18"/><w:szCs w:val="18"/></w:rPr><w:t xml:space="preserve">Founder &amp; Chief Scientist, InformationPhysics.ai</w:t></w:r></w:p><w:p><w:pPr><w:spacing w:after="40" w:before="60" w:line="280"/><w:jc w:val="center"/></w:pPr><w:r><w:rPr><w:rFonts w:ascii="Calibri" w:cs="Calibri" w:eastAsia="Calibri" w:hAnsi="Calibri"/><w:b w:val="false"/><w:bCs w:val="false"/><w:i w:val="false"/><w:iCs w:val="false"/><w:caps w:val="false"/><w:color w:val="475569"/><w:sz w:val="18"/><w:szCs w:val="18"/></w:rPr><w:t xml:space="preserve">April 2026 — Software Version V4.5.0</w:t></w:r></w:p><w:p><w:pPr><w:spacing w:after="40" w:before="60" w:line="280"/><w:jc w:val="center"/></w:pPr><w:r><w:rPr><w:rFonts w:ascii="Consolas" w:cs="Consolas" w:eastAsia="Consolas" w:hAnsi="Consolas"/><w:b w:val="false"/><w:bCs w:val="false"/><w:i w:val="false"/><w:iCs w:val="false"/><w:caps w:val="false"/><w:color w:val="475569"/><w:sz w:val="16"/><w:szCs w:val="16"/></w:rPr><w:t xml:space="preserve">POST /v1/mro-objects  ·  POST /v1/hsl-data/{id}/link-mro  ·  POST /v1/op/mro-search</w:t></w:r></w:p><w:p><w:pPr><w:spacing w:after="240" w:before="60" w:line="280"/><w:jc w:val="center"/></w:pPr><w:r><w:rPr><w:rFonts w:ascii="Calibri" w:cs="Calibri" w:eastAsia="Calibri" w:hAnsi="Calibri"/><w:b w:val="false"/><w:bCs w:val="false"/><w:i w:val="false"/><w:iCs w:val="false"/><w:caps w:val="false"/><w:color w:val="94A3B8"/><w:sz w:val="16"/><w:szCs w:val="16"/></w:rPr><w:t xml:space="preserve">© 2026 InformationPhysics.ai, LLC. All rights reserved.</w:t></w:r></w:p><w:tbl><w:tblPr><w:tblW w:type="dxa" w:w="9600"/><w:tblBorders><w:top w:val="single" w:color="auto" w:sz="4"/><w:left w:val="single" w:color="auto" w:sz="4"/><w:bottom w:val="single" w:color="auto" w:sz="4"/><w:right w:val="single" w:color="auto" w:sz="4"/><w:insideH w:val="single" w:color="auto" w:sz="4"/><w:insideV w:val="single" w:color="auto" w:sz="4"/></w:tblBorders></w:tblPr><w:tblGrid><w:gridCol w:w="9600"/></w:tblGrid><w:tr><w:tc><w:tcPr><w:tcW w:type="dxa" w:w="9600"/><w:tcBorders><w:top w:val="single" w:color="CBD5E1" w:sz="4"/><w:left w:val="single" w:color="CBD5E1" w:sz="4"/><w:bottom w:val="single" w:color="CBD5E1" w:sz="4"/><w:right w:val="single" w:color="CBD5E1" w:sz="4"/></w:tcBorders><w:tcMar><w:top w:type="dxa" w:w="200"/><w:left w:type="dxa" w:w="240"/><w:bottom w:type="dxa" w:w="200"/><w:right w:type="dxa" w:w="240"/></w:tcMar></w:tcPr><w:p><w:pPr><w:spacing w:after="120" w:before="0"/></w:pPr><w:r><w:rPr><w:rFonts w:ascii="Calibri" w:cs="Calibri" w:eastAsia="Calibri" w:hAnsi="Calibri"/><w:b/><w:bCs/><w:color w:val="1F3864"/><w:sz w:val="24"/><w:szCs w:val="24"/></w:rPr><w:t xml:space="preserve">Abstract</w:t></w:r></w:p><w:p><w:pPr><w:spacing w:after="100" w:before="0" w:line="300"/></w:pPr><w:r><w:rPr><w:rFonts w:ascii="Calibri" w:cs="Calibri" w:eastAsia="Calibri" w:hAnsi="Calibri"/><w:color w:val="475569"/><w:sz w:val="21"/><w:szCs w:val="21"/></w:rPr><w:t xml:space="preserve">Authoritative description of the Memory Result Object lifecycle in V4.5. Documents creation (auto + manual), the three-threshold retrieval tier (short-circuit / bundle-augment / cue-seed), HSL back-pointer maintenance via [MRO.&lt;uuid&gt;] tokens, and the audit-and-repair surfaces in System Admin (MRO Linkage view, Fix Broken MROs).</w:t></w:r></w:p><w:p><w:pPr><w:spacing w:after="0" w:before="0" w:line="300"/></w:pPr><w:r><w:rPr><w:rFonts w:ascii="Calibri" w:cs="Calibri" w:eastAsia="Calibri" w:hAnsi="Calibri"/><w:color w:val="475569"/><w:sz w:val="21"/><w:szCs w:val="21"/></w:rPr><w:t xml:space="preserve">Covers the three V4.5 failure modes resolved: Next.js 16 Promise route params on the link-mro proxy, the Save MRO display-string bug that was persisting the wrong seed_hsls, and the Fix Broken MROs dual-pass repair that handles both missing and stale back-pointers.</w:t></w:r></w:p></w:tc></w:tr></w:tbl><w:p><w:pPr><w:spacing w:after="60" w:before="60" w:line="280"/><w:jc w:val="left"/></w:pPr><w:r><w:rPr><w:rFonts w:ascii="Calibri" w:cs="Calibri" w:eastAsia="Calibri" w:hAnsi="Calibri"/><w:b w:val="false"/><w:bCs w:val="false"/><w:i w:val="false"/><w:iCs w:val="false"/><w:caps w:val="false"/><w:color w:val="0F172A"/><w:sz w:val="21"/><w:szCs w:val="21"/></w:rPr><w:t xml:space="preserve"></w:t></w:r></w:p><w:p><w:pPr><w:pStyle w:val="Heading1"/><w:pBdr><w:bottom w:val="single" w:color="1F3864" w:sz="6" w:space="4"/></w:pBdr><w:spacing w:after="160" w:before="360" w:line="320"/></w:pPr><w:r><w:rPr><w:rFonts w:ascii="Calibri" w:cs="Calibri" w:eastAsia="Calibri" w:hAnsi="Calibri"/><w:b/><w:bCs/><w:color w:val="1F3864"/><w:sz w:val="28"/><w:szCs w:val="28"/></w:rPr><w:t xml:space="preserve">1.  Object Model</w:t></w:r></w:p><w:p><w:pPr><w:spacing w:after="60" w:before="60" w:line="280"/><w:jc w:val="left"/></w:pPr><w:r><w:rPr><w:rFonts w:ascii="Calibri" w:cs="Calibri" w:eastAsia="Calibri" w:hAnsi="Calibri"/><w:b w:val="false"/><w:bCs w:val="false"/><w:i w:val="false"/><w:iCs w:val="false"/><w:caps w:val="false"/><w:color w:val="0F172A"/><w:sz w:val="21"/><w:szCs w:val="21"/></w:rPr><w:t xml:space="preserve">MROs are episodic — one per saved retrieval. The schema captures everything needed to reproduce, audit, or replay the answer.</w:t></w:r></w:p><w:tbl><w:tblPr><w:tblW w:type="dxa" w:w="9600"/><w:tblBorders><w:top w:val="single" w:color="auto" w:sz="4"/><w:left w:val="single" w:color="auto" w:sz="4"/><w:bottom w:val="single" w:color="auto" w:sz="4"/><w:right w:val="single" w:color="auto" w:sz="4"/><w:insideH w:val="single" w:color="auto" w:sz="4"/><w:insideV w:val="single" w:color="auto" w:sz="4"/></w:tblBorders></w:tblPr><w:tblGrid><w:gridCol w:w="2600"/><w:gridCol w:w="7000"/></w:tblGrid><w:tr><w:trPr><w:tblHeader/></w:trPr><w:tc><w:tcPr><w:tcW w:type="dxa" w:w="2600"/><w:tcBorders><w:top w:val="single" w:color="CBD5E1" w:sz="4"/><w:left w:val="single" w:color="CBD5E1" w:sz="4"/><w:bottom w:val="single" w:color="CBD5E1" w:sz="4"/><w:right w:val="single" w:color="CBD5E1" w:sz="4"/></w:tcBorders><w:shd w:fill="0F3460" w:val="clear"/><w:tcMar><w:top w:type="dxa" w:w="80"/><w:left w:type="dxa" w:w="120"/><w:bottom w:type="dxa" w:w="80"/><w:right w:type="dxa" w:w="120"/></w:tcMar></w:tcPr><w:p><w:pPr><w:spacing w:after="0" w:before="0" w:line="260"/></w:pPr><w:r><w:rPr><w:rFonts w:ascii="Calibri" w:cs="Calibri" w:eastAsia="Calibri" w:hAnsi="Calibri"/><w:b/><w:bCs/><w:color w:val="FFFFFF"/><w:sz w:val="19"/><w:szCs w:val="19"/></w:rPr><w:t xml:space="preserve">Column</w:t></w:r></w:p></w:tc><w:tc><w:tcPr><w:tcW w:type="dxa" w:w="7000"/><w:tcBorders><w:top w:val="single" w:color="CBD5E1" w:sz="4"/><w:left w:val="single" w:color="CBD5E1" w:sz="4"/><w:bottom w:val="single" w:color="CBD5E1" w:sz="4"/><w:right w:val="single" w:color="CBD5E1" w:sz="4"/></w:tcBorders><w:shd w:fill="0F3460" w:val="clear"/><w:tcMar><w:top w:type="dxa" w:w="80"/><w:left w:type="dxa" w:w="120"/><w:bottom w:type="dxa" w:w="80"/><w:right w:type="dxa" w:w="120"/></w:tcMar></w:tcPr><w:p><w:pPr><w:spacing w:after="0" w:before="0" w:line="260"/></w:pPr><w:r><w:rPr><w:rFonts w:ascii="Calibri" w:cs="Calibri" w:eastAsia="Calibri" w:hAnsi="Calibri"/><w:b/><w:bCs/><w:color w:val="FFFFFF"/><w:sz w:val="19"/><w:szCs w:val="19"/></w:rPr><w:t xml:space="preserve">Meaning</w:t></w:r></w:p></w:tc></w:tr><w:tr><w:tc><w:tcPr><w:tcW w:type="dxa" w:w="2600"/><w:tcBorders><w:top w:val="single" w:color="CBD5E1" w:sz="4"/><w:left w:val="single" w:color="CBD5E1" w:sz="4"/><w:bottom w:val="single" w:color="CBD5E1" w:sz="4"/><w:right w:val="single" w:color="CBD5E1" w:sz="4"/></w:tcBorders><w:tcMar><w:top w:type="dxa" w:w="80"/><w:left w:type="dxa" w:w="120"/><w:bottom w:type="dxa" w:w="80"/><w:right w:type="dxa" w:w="120"/></w:tcMar></w:tcPr><w:p><w:pPr><w:spacing w:after="0" w:before="0" w:line="260"/></w:pPr><w:r><w:rPr><w:rFonts w:ascii="Calibri" w:cs="Calibri" w:eastAsia="Calibri" w:hAnsi="Calibri"/><w:b w:val="false"/><w:bCs w:val="false"/><w:color w:val="0F172A"/><w:sz w:val="19"/><w:szCs w:val="19"/></w:rPr><w:t xml:space="preserve">mro_id</w:t></w:r></w:p></w:tc><w:tc><w:tcPr><w:tcW w:type="dxa" w:w="7000"/><w:tcBorders><w:top w:val="single" w:color="CBD5E1" w:sz="4"/><w:left w:val="single" w:color="CBD5E1" w:sz="4"/><w:bottom w:val="single" w:color="CBD5E1" w:sz="4"/><w:right w:val="single" w:color="CBD5E1" w:sz="4"/></w:tcBorders><w:tcMar><w:top w:type="dxa" w:w="80"/><w:left w:type="dxa" w:w="120"/><w:bottom w:type="dxa" w:w="80"/><w:right w:type="dxa" w:w="120"/></w:tcMar></w:tcPr><w:p><w:pPr><w:spacing w:after="0" w:before="0" w:line="260"/></w:pPr><w:r><w:rPr><w:rFonts w:ascii="Calibri" w:cs="Calibri" w:eastAsia="Calibri" w:hAnsi="Calibri"/><w:b w:val="false"/><w:bCs w:val="false"/><w:color w:val="0F172A"/><w:sz w:val="19"/><w:szCs w:val="19"/></w:rPr><w:t xml:space="preserve">UUID v4 — primary key</w:t></w:r></w:p></w:tc></w:tr><w:tr><w:tc><w:tcPr><w:tcW w:type="dxa" w:w="2600"/><w:tcBorders><w:top w:val="single" w:color="CBD5E1" w:sz="4"/><w:left w:val="single" w:color="CBD5E1" w:sz="4"/><w:bottom w:val="single" w:color="CBD5E1" w:sz="4"/><w:right w:val="single" w:color="CBD5E1" w:sz="4"/></w:tcBorders><w:shd w:fill="F1F5F9" w:val="clear"/><w:tcMar><w:top w:type="dxa" w:w="80"/><w:left w:type="dxa" w:w="120"/><w:bottom w:type="dxa" w:w="80"/><w:right w:type="dxa" w:w="120"/></w:tcMar></w:tcPr><w:p><w:pPr><w:spacing w:after="0" w:before="0" w:line="260"/></w:pPr><w:r><w:rPr><w:rFonts w:ascii="Calibri" w:cs="Calibri" w:eastAsia="Calibri" w:hAnsi="Calibri"/><w:b w:val="false"/><w:bCs w:val="false"/><w:color w:val="0F172A"/><w:sz w:val="19"/><w:szCs w:val="19"/></w:rPr><w:t xml:space="preserve">mro_key</w:t></w:r></w:p></w:tc><w:tc><w:tcPr><w:tcW w:type="dxa" w:w="7000"/><w:tcBorders><w:top w:val="single" w:color="CBD5E1" w:sz="4"/><w:left w:val="single" w:color="CBD5E1" w:sz="4"/><w:bottom w:val="single" w:color="CBD5E1" w:sz="4"/><w:right w:val="single" w:color="CBD5E1" w:sz="4"/></w:tcBorders><w:shd w:fill="F1F5F9" w:val="clear"/><w:tcMar><w:top w:type="dxa" w:w="80"/><w:left w:type="dxa" w:w="120"/><w:bottom w:type="dxa" w:w="80"/><w:right w:type="dxa" w:w="120"/></w:tcMar></w:tcPr><w:p><w:pPr><w:spacing w:after="0" w:before="0" w:line="260"/></w:pPr><w:r><w:rPr><w:rFonts w:ascii="Calibri" w:cs="Calibri" w:eastAsia="Calibri" w:hAnsi="Calibri"/><w:b w:val="false"/><w:bCs w:val="false"/><w:color w:val="0F172A"/><w:sz w:val="19"/><w:szCs w:val="19"/></w:rPr><w:t xml:space="preserve">Caller-supplied human label (&quot;AIOSearch-1730000000-7g3x&quot;). Unique per tenant.</w:t></w:r></w:p></w:tc></w:tr><w:tr><w:tc><w:tcPr><w:tcW w:type="dxa" w:w="2600"/><w:tcBorders><w:top w:val="single" w:color="CBD5E1" w:sz="4"/><w:left w:val="single" w:color="CBD5E1" w:sz="4"/><w:bottom w:val="single" w:color="CBD5E1" w:sz="4"/><w:right w:val="single" w:color="CBD5E1" w:sz="4"/></w:tcBorders><w:tcMar><w:top w:type="dxa" w:w="80"/><w:left w:type="dxa" w:w="120"/><w:bottom w:type="dxa" w:w="80"/><w:right w:type="dxa" w:w="120"/></w:tcMar></w:tcPr><w:p><w:pPr><w:spacing w:after="0" w:before="0" w:line="260"/></w:pPr><w:r><w:rPr><w:rFonts w:ascii="Calibri" w:cs="Calibri" w:eastAsia="Calibri" w:hAnsi="Calibri"/><w:b w:val="false"/><w:bCs w:val="false"/><w:color w:val="0F172A"/><w:sz w:val="19"/><w:szCs w:val="19"/></w:rPr><w:t xml:space="preserve">query_text</w:t></w:r></w:p></w:tc><w:tc><w:tcPr><w:tcW w:type="dxa" w:w="7000"/><w:tcBorders><w:top w:val="single" w:color="CBD5E1" w:sz="4"/><w:left w:val="single" w:color="CBD5E1" w:sz="4"/><w:bottom w:val="single" w:color="CBD5E1" w:sz="4"/><w:right w:val="single" w:color="CBD5E1" w:sz="4"/></w:tcBorders><w:tcMar><w:top w:type="dxa" w:w="80"/><w:left w:type="dxa" w:w="120"/><w:bottom w:type="dxa" w:w="80"/><w:right w:type="dxa" w:w="120"/></w:tcMar></w:tcPr><w:p><w:pPr><w:spacing w:after="0" w:before="0" w:line="260"/></w:pPr><w:r><w:rPr><w:rFonts w:ascii="Calibri" w:cs="Calibri" w:eastAsia="Calibri" w:hAnsi="Calibri"/><w:b w:val="false"/><w:bCs w:val="false"/><w:color w:val="0F172A"/><w:sz w:val="19"/><w:szCs w:val="19"/></w:rPr><w:t xml:space="preserve">The user&apos;s natural-language input</w:t></w:r></w:p></w:tc></w:tr><w:tr><w:tc><w:tcPr><w:tcW w:type="dxa" w:w="2600"/><w:tcBorders><w:top w:val="single" w:color="CBD5E1" w:sz="4"/><w:left w:val="single" w:color="CBD5E1" w:sz="4"/><w:bottom w:val="single" w:color="CBD5E1" w:sz="4"/><w:right w:val="single" w:color="CBD5E1" w:sz="4"/></w:tcBorders><w:shd w:fill="F1F5F9" w:val="clear"/><w:tcMar><w:top w:type="dxa" w:w="80"/><w:left w:type="dxa" w:w="120"/><w:bottom w:type="dxa" w:w="80"/><w:right w:type="dxa" w:w="120"/></w:tcMar></w:tcPr><w:p><w:pPr><w:spacing w:after="0" w:before="0" w:line="260"/></w:pPr><w:r><w:rPr><w:rFonts w:ascii="Calibri" w:cs="Calibri" w:eastAsia="Calibri" w:hAnsi="Calibri"/><w:b w:val="false"/><w:bCs w:val="false"/><w:color w:val="0F172A"/><w:sz w:val="19"/><w:szCs w:val="19"/></w:rPr><w:t xml:space="preserve">intent</w:t></w:r></w:p></w:tc><w:tc><w:tcPr><w:tcW w:type="dxa" w:w="7000"/><w:tcBorders><w:top w:val="single" w:color="CBD5E1" w:sz="4"/><w:left w:val="single" w:color="CBD5E1" w:sz="4"/><w:bottom w:val="single" w:color="CBD5E1" w:sz="4"/><w:right w:val="single" w:color="CBD5E1" w:sz="4"/></w:tcBorders><w:shd w:fill="F1F5F9" w:val="clear"/><w:tcMar><w:top w:type="dxa" w:w="80"/><w:left w:type="dxa" w:w="120"/><w:bottom w:type="dxa" w:w="80"/><w:right w:type="dxa" w:w="120"/></w:tcMar></w:tcPr><w:p><w:pPr><w:spacing w:after="0" w:before="0" w:line="260"/></w:pPr><w:r><w:rPr><w:rFonts w:ascii="Calibri" w:cs="Calibri" w:eastAsia="Calibri" w:hAnsi="Calibri"/><w:b w:val="false"/><w:bCs w:val="false"/><w:color w:val="0F172A"/><w:sz w:val="19"/><w:szCs w:val="19"/></w:rPr><w:t xml:space="preserve">&quot;recall&quot; | &quot;aio-search&quot; | &quot;manual&quot; — which mode produced the MRO</w:t></w:r></w:p></w:tc></w:tr><w:tr><w:tc><w:tcPr><w:tcW w:type="dxa" w:w="2600"/><w:tcBorders><w:top w:val="single" w:color="CBD5E1" w:sz="4"/><w:left w:val="single" w:color="CBD5E1" w:sz="4"/><w:bottom w:val="single" w:color="CBD5E1" w:sz="4"/><w:right w:val="single" w:color="CBD5E1" w:sz="4"/></w:tcBorders><w:tcMar><w:top w:type="dxa" w:w="80"/><w:left w:type="dxa" w:w="120"/><w:bottom w:type="dxa" w:w="80"/><w:right w:type="dxa" w:w="120"/></w:tcMar></w:tcPr><w:p><w:pPr><w:spacing w:after="0" w:before="0" w:line="260"/></w:pPr><w:r><w:rPr><w:rFonts w:ascii="Calibri" w:cs="Calibri" w:eastAsia="Calibri" w:hAnsi="Calibri"/><w:b w:val="false"/><w:bCs w:val="false"/><w:color w:val="0F172A"/><w:sz w:val="19"/><w:szCs w:val="19"/></w:rPr><w:t xml:space="preserve">seed_hsls</w:t></w:r></w:p></w:tc><w:tc><w:tcPr><w:tcW w:type="dxa" w:w="7000"/><w:tcBorders><w:top w:val="single" w:color="CBD5E1" w:sz="4"/><w:left w:val="single" w:color="CBD5E1" w:sz="4"/><w:bottom w:val="single" w:color="CBD5E1" w:sz="4"/><w:right w:val="single" w:color="CBD5E1" w:sz="4"/></w:tcBorders><w:tcMar><w:top w:type="dxa" w:w="80"/><w:left w:type="dxa" w:w="120"/><w:bottom w:type="dxa" w:w="80"/><w:right w:type="dxa" w:w="120"/></w:tcMar></w:tcPr><w:p><w:pPr><w:spacing w:after="0" w:before="0" w:line="260"/></w:pPr><w:r><w:rPr><w:rFonts w:ascii="Calibri" w:cs="Calibri" w:eastAsia="Calibri" w:hAnsi="Calibri"/><w:b w:val="false"/><w:bCs w:val="false"/><w:color w:val="0F172A"/><w:sz w:val="19"/><w:szCs w:val="19"/></w:rPr><w:t xml:space="preserve">Pipe-joined HSL UUIDs that contributed to the answer. Drives back-pointer writes.</w:t></w:r></w:p></w:tc></w:tr><w:tr><w:tc><w:tcPr><w:tcW w:type="dxa" w:w="2600"/><w:tcBorders><w:top w:val="single" w:color="CBD5E1" w:sz="4"/><w:left w:val="single" w:color="CBD5E1" w:sz="4"/><w:bottom w:val="single" w:color="CBD5E1" w:sz="4"/><w:right w:val="single" w:color="CBD5E1" w:sz="4"/></w:tcBorders><w:shd w:fill="F1F5F9" w:val="clear"/><w:tcMar><w:top w:type="dxa" w:w="80"/><w:left w:type="dxa" w:w="120"/><w:bottom w:type="dxa" w:w="80"/><w:right w:type="dxa" w:w="120"/></w:tcMar></w:tcPr><w:p><w:pPr><w:spacing w:after="0" w:before="0" w:line="260"/></w:pPr><w:r><w:rPr><w:rFonts w:ascii="Calibri" w:cs="Calibri" w:eastAsia="Calibri" w:hAnsi="Calibri"/><w:b w:val="false"/><w:bCs w:val="false"/><w:color w:val="0F172A"/><w:sz w:val="19"/><w:szCs w:val="19"/></w:rPr><w:t xml:space="preserve">matched_aios_count</w:t></w:r></w:p></w:tc><w:tc><w:tcPr><w:tcW w:type="dxa" w:w="7000"/><w:tcBorders><w:top w:val="single" w:color="CBD5E1" w:sz="4"/><w:left w:val="single" w:color="CBD5E1" w:sz="4"/><w:bottom w:val="single" w:color="CBD5E1" w:sz="4"/><w:right w:val="single" w:color="CBD5E1" w:sz="4"/></w:tcBorders><w:shd w:fill="F1F5F9" w:val="clear"/><w:tcMar><w:top w:type="dxa" w:w="80"/><w:left w:type="dxa" w:w="120"/><w:bottom w:type="dxa" w:w="80"/><w:right w:type="dxa" w:w="120"/></w:tcMar></w:tcPr><w:p><w:pPr><w:spacing w:after="0" w:before="0" w:line="260"/></w:pPr><w:r><w:rPr><w:rFonts w:ascii="Calibri" w:cs="Calibri" w:eastAsia="Calibri" w:hAnsi="Calibri"/><w:b w:val="false"/><w:bCs w:val="false"/><w:color w:val="0F172A"/><w:sz w:val="19"/><w:szCs w:val="19"/></w:rPr><w:t xml:space="preserve">Cardinality of the AIO set at synthesis time</w:t></w:r></w:p></w:tc></w:tr><w:tr><w:tc><w:tcPr><w:tcW w:type="dxa" w:w="2600"/><w:tcBorders><w:top w:val="single" w:color="CBD5E1" w:sz="4"/><w:left w:val="single" w:color="CBD5E1" w:sz="4"/><w:bottom w:val="single" w:color="CBD5E1" w:sz="4"/><w:right w:val="single" w:color="CBD5E1" w:sz="4"/></w:tcBorders><w:tcMar><w:top w:type="dxa" w:w="80"/><w:left w:type="dxa" w:w="120"/><w:bottom w:type="dxa" w:w="80"/><w:right w:type="dxa" w:w="120"/></w:tcMar></w:tcPr><w:p><w:pPr><w:spacing w:after="0" w:before="0" w:line="260"/></w:pPr><w:r><w:rPr><w:rFonts w:ascii="Calibri" w:cs="Calibri" w:eastAsia="Calibri" w:hAnsi="Calibri"/><w:b w:val="false"/><w:bCs w:val="false"/><w:color w:val="0F172A"/><w:sz w:val="19"/><w:szCs w:val="19"/></w:rPr><w:t xml:space="preserve">search_terms</w:t></w:r></w:p></w:tc><w:tc><w:tcPr><w:tcW w:type="dxa" w:w="7000"/><w:tcBorders><w:top w:val="single" w:color="CBD5E1" w:sz="4"/><w:left w:val="single" w:color="CBD5E1" w:sz="4"/><w:bottom w:val="single" w:color="CBD5E1" w:sz="4"/><w:right w:val="single" w:color="CBD5E1" w:sz="4"/></w:tcBorders><w:tcMar><w:top w:type="dxa" w:w="80"/><w:left w:type="dxa" w:w="120"/><w:bottom w:type="dxa" w:w="80"/><w:right w:type="dxa" w:w="120"/></w:tcMar></w:tcPr><w:p><w:pPr><w:spacing w:after="0" w:before="0" w:line="260"/></w:pPr><w:r><w:rPr><w:rFonts w:ascii="Calibri" w:cs="Calibri" w:eastAsia="Calibri" w:hAnsi="Calibri"/><w:b w:val="false"/><w:bCs w:val="false"/><w:color w:val="0F172A"/><w:sz w:val="19"/><w:szCs w:val="19"/></w:rPr><w:t xml:space="preserve">JSONB — the parse-phase output (Live) or cue set (Recall)</w:t></w:r></w:p></w:tc></w:tr><w:tr><w:tc><w:tcPr><w:tcW w:type="dxa" w:w="2600"/><w:tcBorders><w:top w:val="single" w:color="CBD5E1" w:sz="4"/><w:left w:val="single" w:color="CBD5E1" w:sz="4"/><w:bottom w:val="single" w:color="CBD5E1" w:sz="4"/><w:right w:val="single" w:color="CBD5E1" w:sz="4"/></w:tcBorders><w:shd w:fill="F1F5F9" w:val="clear"/><w:tcMar><w:top w:type="dxa" w:w="80"/><w:left w:type="dxa" w:w="120"/><w:bottom w:type="dxa" w:w="80"/><w:right w:type="dxa" w:w="120"/></w:tcMar></w:tcPr><w:p><w:pPr><w:spacing w:after="0" w:before="0" w:line="260"/></w:pPr><w:r><w:rPr><w:rFonts w:ascii="Calibri" w:cs="Calibri" w:eastAsia="Calibri" w:hAnsi="Calibri"/><w:b w:val="false"/><w:bCs w:val="false"/><w:color w:val="0F172A"/><w:sz w:val="19"/><w:szCs w:val="19"/></w:rPr><w:t xml:space="preserve">result_text</w:t></w:r></w:p></w:tc><w:tc><w:tcPr><w:tcW w:type="dxa" w:w="7000"/><w:tcBorders><w:top w:val="single" w:color="CBD5E1" w:sz="4"/><w:left w:val="single" w:color="CBD5E1" w:sz="4"/><w:bottom w:val="single" w:color="CBD5E1" w:sz="4"/><w:right w:val="single" w:color="CBD5E1" w:sz="4"/></w:tcBorders><w:shd w:fill="F1F5F9" w:val="clear"/><w:tcMar><w:top w:type="dxa" w:w="80"/><w:left w:type="dxa" w:w="120"/><w:bottom w:type="dxa" w:w="80"/><w:right w:type="dxa" w:w="120"/></w:tcMar></w:tcPr><w:p><w:pPr><w:spacing w:after="0" w:before="0" w:line="260"/></w:pPr><w:r><w:rPr><w:rFonts w:ascii="Calibri" w:cs="Calibri" w:eastAsia="Calibri" w:hAnsi="Calibri"/><w:b w:val="false"/><w:bCs w:val="false"/><w:color w:val="0F172A"/><w:sz w:val="19"/><w:szCs w:val="19"/></w:rPr><w:t xml:space="preserve">The LLM&apos;s verbatim reply (used as a prior in future retrievals)</w:t></w:r></w:p></w:tc></w:tr><w:tr><w:tc><w:tcPr><w:tcW w:type="dxa" w:w="2600"/><w:tcBorders><w:top w:val="single" w:color="CBD5E1" w:sz="4"/><w:left w:val="single" w:color="CBD5E1" w:sz="4"/><w:bottom w:val="single" w:color="CBD5E1" w:sz="4"/><w:right w:val="single" w:color="CBD5E1" w:sz="4"/></w:tcBorders><w:tcMar><w:top w:type="dxa" w:w="80"/><w:left w:type="dxa" w:w="120"/><w:bottom w:type="dxa" w:w="80"/><w:right w:type="dxa" w:w="120"/></w:tcMar></w:tcPr><w:p><w:pPr><w:spacing w:after="0" w:before="0" w:line="260"/></w:pPr><w:r><w:rPr><w:rFonts w:ascii="Calibri" w:cs="Calibri" w:eastAsia="Calibri" w:hAnsi="Calibri"/><w:b w:val="false"/><w:bCs w:val="false"/><w:color w:val="0F172A"/><w:sz w:val="19"/><w:szCs w:val="19"/></w:rPr><w:t xml:space="preserve">confidence</w:t></w:r></w:p></w:tc><w:tc><w:tcPr><w:tcW w:type="dxa" w:w="7000"/><w:tcBorders><w:top w:val="single" w:color="CBD5E1" w:sz="4"/><w:left w:val="single" w:color="CBD5E1" w:sz="4"/><w:bottom w:val="single" w:color="CBD5E1" w:sz="4"/><w:right w:val="single" w:color="CBD5E1" w:sz="4"/></w:tcBorders><w:tcMar><w:top w:type="dxa" w:w="80"/><w:left w:type="dxa" w:w="120"/><w:bottom w:type="dxa" w:w="80"/><w:right w:type="dxa" w:w="120"/></w:tcMar></w:tcPr><w:p><w:pPr><w:spacing w:after="0" w:before="0" w:line="260"/></w:pPr><w:r><w:rPr><w:rFonts w:ascii="Calibri" w:cs="Calibri" w:eastAsia="Calibri" w:hAnsi="Calibri"/><w:b w:val="false"/><w:bCs w:val="false"/><w:color w:val="0F172A"/><w:sz w:val="19"/><w:szCs w:val="19"/></w:rPr><w:t xml:space="preserve">Operator-supplied or pipeline-derived 0–1 score</w:t></w:r></w:p></w:tc></w:tr><w:tr><w:tc><w:tcPr><w:tcW w:type="dxa" w:w="2600"/><w:tcBorders><w:top w:val="single" w:color="CBD5E1" w:sz="4"/><w:left w:val="single" w:color="CBD5E1" w:sz="4"/><w:bottom w:val="single" w:color="CBD5E1" w:sz="4"/><w:right w:val="single" w:color="CBD5E1" w:sz="4"/></w:tcBorders><w:shd w:fill="F1F5F9" w:val="clear"/><w:tcMar><w:top w:type="dxa" w:w="80"/><w:left w:type="dxa" w:w="120"/><w:bottom w:type="dxa" w:w="80"/><w:right w:type="dxa" w:w="120"/></w:tcMar></w:tcPr><w:p><w:pPr><w:spacing w:after="0" w:before="0" w:line="260"/></w:pPr><w:r><w:rPr><w:rFonts w:ascii="Calibri" w:cs="Calibri" w:eastAsia="Calibri" w:hAnsi="Calibri"/><w:b w:val="false"/><w:bCs w:val="false"/><w:color w:val="0F172A"/><w:sz w:val="19"/><w:szCs w:val="19"/></w:rPr><w:t xml:space="preserve">policy_scope</w:t></w:r></w:p></w:tc><w:tc><w:tcPr><w:tcW w:type="dxa" w:w="7000"/><w:tcBorders><w:top w:val="single" w:color="CBD5E1" w:sz="4"/><w:left w:val="single" w:color="CBD5E1" w:sz="4"/><w:bottom w:val="single" w:color="CBD5E1" w:sz="4"/><w:right w:val="single" w:color="CBD5E1" w:sz="4"/></w:tcBorders><w:shd w:fill="F1F5F9" w:val="clear"/><w:tcMar><w:top w:type="dxa" w:w="80"/><w:left w:type="dxa" w:w="120"/><w:bottom w:type="dxa" w:w="80"/><w:right w:type="dxa" w:w="120"/></w:tcMar></w:tcPr><w:p><w:pPr><w:spacing w:after="0" w:before="0" w:line="260"/></w:pPr><w:r><w:rPr><w:rFonts w:ascii="Calibri" w:cs="Calibri" w:eastAsia="Calibri" w:hAnsi="Calibri"/><w:b w:val="false"/><w:bCs w:val="false"/><w:color w:val="0F172A"/><w:sz w:val="19"/><w:szCs w:val="19"/></w:rPr><w:t xml:space="preserve">Tenant-level retention scope (&quot;default&quot; | &quot;forensic&quot; | &quot;ephemeral&quot;)</w:t></w:r></w:p></w:tc></w:tr><w:tr><w:tc><w:tcPr><w:tcW w:type="dxa" w:w="2600"/><w:tcBorders><w:top w:val="single" w:color="CBD5E1" w:sz="4"/><w:left w:val="single" w:color="CBD5E1" w:sz="4"/><w:bottom w:val="single" w:color="CBD5E1" w:sz="4"/><w:right w:val="single" w:color="CBD5E1" w:sz="4"/></w:tcBorders><w:tcMar><w:top w:type="dxa" w:w="80"/><w:left w:type="dxa" w:w="120"/><w:bottom w:type="dxa" w:w="80"/><w:right w:type="dxa" w:w="120"/></w:tcMar></w:tcPr><w:p><w:pPr><w:spacing w:after="0" w:before="0" w:line="260"/></w:pPr><w:r><w:rPr><w:rFonts w:ascii="Calibri" w:cs="Calibri" w:eastAsia="Calibri" w:hAnsi="Calibri"/><w:b w:val="false"/><w:bCs w:val="false"/><w:color w:val="0F172A"/><w:sz w:val="19"/><w:szCs w:val="19"/></w:rPr><w:t xml:space="preserve">trust_score</w:t></w:r></w:p></w:tc><w:tc><w:tcPr><w:tcW w:type="dxa" w:w="7000"/><w:tcBorders><w:top w:val="single" w:color="CBD5E1" w:sz="4"/><w:left w:val="single" w:color="CBD5E1" w:sz="4"/><w:bottom w:val="single" w:color="CBD5E1" w:sz="4"/><w:right w:val="single" w:color="CBD5E1" w:sz="4"/></w:tcBorders><w:tcMar><w:top w:type="dxa" w:w="80"/><w:left w:type="dxa" w:w="120"/><w:bottom w:type="dxa" w:w="80"/><w:right w:type="dxa" w:w="120"/></w:tcMar></w:tcPr><w:p><w:pPr><w:spacing w:after="0" w:before="0" w:line="260"/></w:pPr><w:r><w:rPr><w:rFonts w:ascii="Calibri" w:cs="Calibri" w:eastAsia="Calibri" w:hAnsi="Calibri"/><w:b w:val="false"/><w:bCs w:val="false"/><w:color w:val="0F172A"/><w:sz w:val="19"/><w:szCs w:val="19"/></w:rPr><w:t xml:space="preserve">Bumped up on positive reuse, bumped down on rejection. Drives ranking in mro-search</w:t></w:r></w:p></w:tc></w:tr><w:tr><w:tc><w:tcPr><w:tcW w:type="dxa" w:w="2600"/><w:tcBorders><w:top w:val="single" w:color="CBD5E1" w:sz="4"/><w:left w:val="single" w:color="CBD5E1" w:sz="4"/><w:bottom w:val="single" w:color="CBD5E1" w:sz="4"/><w:right w:val="single" w:color="CBD5E1" w:sz="4"/></w:tcBorders><w:shd w:fill="F1F5F9" w:val="clear"/><w:tcMar><w:top w:type="dxa" w:w="80"/><w:left w:type="dxa" w:w="120"/><w:bottom w:type="dxa" w:w="80"/><w:right w:type="dxa" w:w="120"/></w:tcMar></w:tcPr><w:p><w:pPr><w:spacing w:after="0" w:before="0" w:line="260"/></w:pPr><w:r><w:rPr><w:rFonts w:ascii="Calibri" w:cs="Calibri" w:eastAsia="Calibri" w:hAnsi="Calibri"/><w:b w:val="false"/><w:bCs w:val="false"/><w:color w:val="0F172A"/><w:sz w:val="19"/><w:szCs w:val="19"/></w:rPr><w:t xml:space="preserve">created_at</w:t></w:r></w:p></w:tc><w:tc><w:tcPr><w:tcW w:type="dxa" w:w="7000"/><w:tcBorders><w:top w:val="single" w:color="CBD5E1" w:sz="4"/><w:left w:val="single" w:color="CBD5E1" w:sz="4"/><w:bottom w:val="single" w:color="CBD5E1" w:sz="4"/><w:right w:val="single" w:color="CBD5E1" w:sz="4"/></w:tcBorders><w:shd w:fill="F1F5F9" w:val="clear"/><w:tcMar><w:top w:type="dxa" w:w="80"/><w:left w:type="dxa" w:w="120"/><w:bottom w:type="dxa" w:w="80"/><w:right w:type="dxa" w:w="120"/></w:tcMar></w:tcPr><w:p><w:pPr><w:spacing w:after="0" w:before="0" w:line="260"/></w:pPr><w:r><w:rPr><w:rFonts w:ascii="Calibri" w:cs="Calibri" w:eastAsia="Calibri" w:hAnsi="Calibri"/><w:b w:val="false"/><w:bCs w:val="false"/><w:color w:val="0F172A"/><w:sz w:val="19"/><w:szCs w:val="19"/></w:rPr><w:t xml:space="preserve">Wall-clock at MRO creation</w:t></w:r></w:p></w:tc></w:tr></w:tbl><w:p><w:pPr><w:pStyle w:val="Heading1"/><w:pBdr><w:bottom w:val="single" w:color="1F3864" w:sz="6" w:space="4"/></w:pBdr><w:spacing w:after="160" w:before="360" w:line="320"/></w:pPr><w:r><w:rPr><w:rFonts w:ascii="Calibri" w:cs="Calibri" w:eastAsia="Calibri" w:hAnsi="Calibri"/><w:b/><w:bCs/><w:color w:val="1F3864"/><w:sz w:val="28"/><w:szCs w:val="28"/></w:rPr><w:t xml:space="preserve">2.  The Three Threshold Tiers</w:t></w:r></w:p><w:p><w:pPr><w:spacing w:after="60" w:before="60" w:line="280"/><w:jc w:val="left"/></w:pPr><w:r><w:rPr><w:rFonts w:ascii="Calibri" w:cs="Calibri" w:eastAsia="Calibri" w:hAnsi="Calibri"/><w:b w:val="false"/><w:bCs w:val="false"/><w:i w:val="false"/><w:iCs w:val="false"/><w:caps w:val="false"/><w:color w:val="0F172A"/><w:sz w:val="21"/><w:szCs w:val="21"/></w:rPr><w:t xml:space="preserve">MRO retrieval scores every prior episode against the current query using a Jaccard-based cue-set similarity. The highest-scoring MRO is checked against three thresholds:</w:t></w:r></w:p><w:tbl><w:tblPr><w:tblW w:type="dxa" w:w="9600"/><w:tblBorders><w:top w:val="single" w:color="auto" w:sz="4"/><w:left w:val="single" w:color="auto" w:sz="4"/><w:bottom w:val="single" w:color="auto" w:sz="4"/><w:right w:val="single" w:color="auto" w:sz="4"/><w:insideH w:val="single" w:color="auto" w:sz="4"/><w:insideV w:val="single" w:color="auto" w:sz="4"/></w:tblBorders></w:tblPr><w:tblGrid><w:gridCol w:w="9600"/></w:tblGrid><w:tr><w:tc><w:tcPr><w:tcW w:type="dxa" w:w="9600"/><w:tcBorders><w:top w:val="nil" w:color="FFFFFF" w:sz="1"/><w:left w:val="single" w:color="FB7185" w:sz="18"/><w:bottom w:val="nil" w:color="FFFFFF" w:sz="1"/><w:right w:val="nil" w:color="FFFFFF" w:sz="1"/></w:tcBorders><w:tcMar><w:top w:type="dxa" w:w="80"/><w:left w:type="dxa" w:w="240"/><w:bottom w:type="dxa" w:w="120"/><w:right w:type="dxa" w:w="100"/></w:tcMar></w:tcPr><w:p><w:pPr><w:spacing w:after="80" w:before="0" w:line="280"/></w:pPr><w:r><w:rPr><w:rFonts w:ascii="Calibri" w:cs="Calibri" w:eastAsia="Calibri" w:hAnsi="Calibri"/><w:b/><w:bCs/><w:color w:val="0F172A"/><w:sz w:val="22"/><w:szCs w:val="22"/></w:rPr><w:t xml:space="preserve">2.1  ≥ 0.85 — Short-Circuit</w:t></w:r></w:p><w:p><w:pPr><w:spacing w:after="60" w:before="60" w:line="280"/><w:jc w:val="left"/></w:pPr><w:r><w:rPr><w:rFonts w:ascii="Calibri" w:cs="Calibri" w:eastAsia="Calibri" w:hAnsi="Calibri"/><w:b w:val="false"/><w:bCs w:val="false"/><w:i w:val="false"/><w:iCs w:val="false"/><w:caps w:val="false"/><w:color w:val="0F172A"/><w:sz w:val="21"/><w:szCs w:val="21"/></w:rPr><w:t xml:space="preserve">The LLM is not called. The cached MRO&apos;s answer is returned verbatim with a fresh perf footer indicating cache hit. Total cost: a couple of database round-trips. This is the path that produces the &quot;⏱ 0.4s · 📥 0 in · 📤 0 out&quot; footer in Recall mode.</w:t></w:r></w:p></w:tc></w:tr></w:tbl><w:tbl><w:tblPr><w:tblW w:type="dxa" w:w="9600"/><w:tblBorders><w:top w:val="single" w:color="auto" w:sz="4"/><w:left w:val="single" w:color="auto" w:sz="4"/><w:bottom w:val="single" w:color="auto" w:sz="4"/><w:right w:val="single" w:color="auto" w:sz="4"/><w:insideH w:val="single" w:color="auto" w:sz="4"/><w:insideV w:val="single" w:color="auto" w:sz="4"/></w:tblBorders></w:tblPr><w:tblGrid><w:gridCol w:w="9600"/></w:tblGrid><w:tr><w:tc><w:tcPr><w:tcW w:type="dxa" w:w="9600"/><w:tcBorders><w:top w:val="nil" w:color="FFFFFF" w:sz="1"/><w:left w:val="single" w:color="FB7185" w:sz="18"/><w:bottom w:val="nil" w:color="FFFFFF" w:sz="1"/><w:right w:val="nil" w:color="FFFFFF" w:sz="1"/></w:tcBorders><w:tcMar><w:top w:type="dxa" w:w="80"/><w:left w:type="dxa" w:w="240"/><w:bottom w:type="dxa" w:w="120"/><w:right w:type="dxa" w:w="100"/></w:tcMar></w:tcPr><w:p><w:pPr><w:spacing w:after="80" w:before="0" w:line="280"/></w:pPr><w:r><w:rPr><w:rFonts w:ascii="Calibri" w:cs="Calibri" w:eastAsia="Calibri" w:hAnsi="Calibri"/><w:b/><w:bCs/><w:color w:val="0F172A"/><w:sz w:val="22"/><w:szCs w:val="22"/></w:rPr><w:t xml:space="preserve">2.2  ≥ 0.50 — Bundle Augment</w:t></w:r></w:p><w:p><w:pPr><w:spacing w:after="60" w:before="60" w:line="280"/><w:jc w:val="left"/></w:pPr><w:r><w:rPr><w:rFonts w:ascii="Calibri" w:cs="Calibri" w:eastAsia="Calibri" w:hAnsi="Calibri"/><w:b w:val="false"/><w:bCs w:val="false"/><w:i w:val="false"/><w:iCs w:val="false"/><w:caps w:val="false"/><w:color w:val="0F172A"/><w:sz w:val="21"/><w:szCs w:val="21"/></w:rPr><w:t xml:space="preserve">The prior&apos;s reply is injected into the substrate as a Prior Episode block. The LLM is still called, but starts with a referenced answer in context. Used as framing — the LLM is explicitly told to treat priors as advisory, not ground truth.</w:t></w:r></w:p></w:tc></w:tr></w:tbl><w:tbl><w:tblPr><w:tblW w:type="dxa" w:w="9600"/><w:tblBorders><w:top w:val="single" w:color="auto" w:sz="4"/><w:left w:val="single" w:color="auto" w:sz="4"/><w:bottom w:val="single" w:color="auto" w:sz="4"/><w:right w:val="single" w:color="auto" w:sz="4"/><w:insideH w:val="single" w:color="auto" w:sz="4"/><w:insideV w:val="single" w:color="auto" w:sz="4"/></w:tblBorders></w:tblPr><w:tblGrid><w:gridCol w:w="9600"/></w:tblGrid><w:tr><w:tc><w:tcPr><w:tcW w:type="dxa" w:w="9600"/><w:tcBorders><w:top w:val="nil" w:color="FFFFFF" w:sz="1"/><w:left w:val="single" w:color="FB7185" w:sz="18"/><w:bottom w:val="nil" w:color="FFFFFF" w:sz="1"/><w:right w:val="nil" w:color="FFFFFF" w:sz="1"/></w:tcBorders><w:tcMar><w:top w:type="dxa" w:w="80"/><w:left w:type="dxa" w:w="240"/><w:bottom w:type="dxa" w:w="120"/><w:right w:type="dxa" w:w="100"/></w:tcMar></w:tcPr><w:p><w:pPr><w:spacing w:after="80" w:before="0" w:line="280"/></w:pPr><w:r><w:rPr><w:rFonts w:ascii="Calibri" w:cs="Calibri" w:eastAsia="Calibri" w:hAnsi="Calibri"/><w:b/><w:bCs/><w:color w:val="0F172A"/><w:sz w:val="22"/><w:szCs w:val="22"/></w:rPr><w:t xml:space="preserve">2.3  ≥ 0.30 — Cue Seed</w:t></w:r></w:p><w:p><w:pPr><w:spacing w:after="60" w:before="60" w:line="280"/><w:jc w:val="left"/></w:pPr><w:r><w:rPr><w:rFonts w:ascii="Calibri" w:cs="Calibri" w:eastAsia="Calibri" w:hAnsi="Calibri"/><w:b w:val="false"/><w:bCs w:val="false"/><w:i w:val="false"/><w:iCs w:val="false"/><w:caps w:val="false"/><w:color w:val="0F172A"/><w:sz w:val="21"/><w:szCs w:val="21"/></w:rPr><w:t xml:space="preserve">The prior&apos;s cue set is unioned into K, so the current query benefits from the prior&apos;s HSL discovery work even if its content is not shown to the LLM.</w:t></w:r></w:p></w:tc></w:tr></w:tbl><w:p><w:pPr><w:pStyle w:val="Heading1"/><w:pBdr><w:bottom w:val="single" w:color="1F3864" w:sz="6" w:space="4"/></w:pBdr><w:spacing w:after="160" w:before="360" w:line="320"/></w:pPr><w:r><w:rPr><w:rFonts w:ascii="Calibri" w:cs="Calibri" w:eastAsia="Calibri" w:hAnsi="Calibri"/><w:b/><w:bCs/><w:color w:val="1F3864"/><w:sz w:val="28"/><w:szCs w:val="28"/></w:rPr><w:t xml:space="preserve">3.  MRO ↔ HSL Linkage</w:t></w:r></w:p><w:p><w:pPr><w:spacing w:after="60" w:before="60" w:line="280"/><w:jc w:val="left"/></w:pPr><w:r><w:rPr><w:rFonts w:ascii="Calibri" w:cs="Calibri" w:eastAsia="Calibri" w:hAnsi="Calibri"/><w:b w:val="false"/><w:bCs w:val="false"/><w:i w:val="false"/><w:iCs w:val="false"/><w:caps w:val="false"/><w:color w:val="0F172A"/><w:sz w:val="21"/><w:szCs w:val="21"/></w:rPr><w:t xml:space="preserve">There is no separate join table. When linkMroToHsl is called (after a successful Recall or Live run), it writes a [MRO.&lt;uuid&gt;] token into the next free element slot of each contributing HSL. The HSL row carries up to 100 element slots; the MRO back-pointer occupies one. Live Search&apos;s Phase 2 reads them back as priors during the next query.</w:t></w:r></w:p><w:tbl><w:tblPr><w:tblW w:type="dxa" w:w="9600"/><w:tblBorders><w:top w:val="single" w:color="auto" w:sz="4"/><w:left w:val="single" w:color="auto" w:sz="4"/><w:bottom w:val="single" w:color="auto" w:sz="4"/><w:right w:val="single" w:color="auto" w:sz="4"/><w:insideH w:val="single" w:color="auto" w:sz="4"/><w:insideV w:val="single" w:color="auto" w:sz="4"/></w:tblBorders></w:tblPr><w:tblGrid><w:gridCol w:w="9600"/></w:tblGrid><w:tr><w:tc><w:tcPr><w:tcW w:type="dxa" w:w="9600"/><w:tcBorders><w:top w:val="single" w:color="CBD5E1" w:sz="4"/><w:left w:val="single" w:color="CBD5E1" w:sz="4"/><w:bottom w:val="single" w:color="CBD5E1" w:sz="4"/><w:right w:val="single" w:color="CBD5E1" w:sz="4"/></w:tcBorders><w:shd w:fill="F1F5F9" w:val="clear"/><w:tcMar><w:top w:type="dxa" w:w="100"/><w:left w:type="dxa" w:w="200"/><w:bottom w:type="dxa" w:w="100"/><w:right w:type="dxa" w:w="200"/></w:tcMar></w:tcPr><w:p><w:pPr><w:shd w:fill="F1F5F9" w:val="clear"/><w:spacing w:after="0" w:before="0" w:line="240"/></w:pPr><w:r><w:rPr><w:rFonts w:ascii="Consolas" w:cs="Consolas" w:eastAsia="Consolas" w:hAnsi="Consolas"/><w:color w:val="0F172A"/><w:sz w:val="18"/><w:szCs w:val="18"/></w:rPr><w:t xml:space="preserve">// Frontend (lib/api-client.ts)</w:t></w:r></w:p><w:p><w:pPr><w:shd w:fill="F1F5F9" w:val="clear"/><w:spacing w:after="0" w:before="0" w:line="240"/></w:pPr><w:r><w:rPr><w:rFonts w:ascii="Consolas" w:cs="Consolas" w:eastAsia="Consolas" w:hAnsi="Consolas"/><w:color w:val="0F172A"/><w:sz w:val="18"/><w:szCs w:val="18"/></w:rPr><w:t xml:space="preserve">POST /api/hsl-data/&lt;hsl_id&gt;/link-mro</w:t></w:r></w:p><w:p><w:pPr><w:shd w:fill="F1F5F9" w:val="clear"/><w:spacing w:after="0" w:before="0" w:line="240"/></w:pPr><w:r><w:rPr><w:rFonts w:ascii="Consolas" w:cs="Consolas" w:eastAsia="Consolas" w:hAnsi="Consolas"/><w:color w:val="0F172A"/><w:sz w:val="18"/><w:szCs w:val="18"/></w:rPr><w:t xml:space="preserve">Body: { mro_id }</w:t></w:r></w:p><w:p><w:pPr><w:shd w:fill="F1F5F9" w:val="clear"/><w:spacing w:after="0" w:before="0" w:line="240"/></w:pPr><w:r><w:rPr><w:rFonts w:ascii="Consolas" w:cs="Consolas" w:eastAsia="Consolas" w:hAnsi="Consolas"/><w:color w:val="0F172A"/><w:sz w:val="18"/><w:szCs w:val="18"/></w:rPr><w:t xml:space="preserve"> </w:t></w:r></w:p><w:p><w:pPr><w:shd w:fill="F1F5F9" w:val="clear"/><w:spacing w:after="0" w:before="0" w:line="240"/></w:pPr><w:r><w:rPr><w:rFonts w:ascii="Consolas" w:cs="Consolas" w:eastAsia="Consolas" w:hAnsi="Consolas"/><w:color w:val="0F172A"/><w:sz w:val="18"/><w:szCs w:val="18"/></w:rPr><w:t xml:space="preserve">// Backend (api/routes/hsl.py)</w:t></w:r></w:p><w:p><w:pPr><w:shd w:fill="F1F5F9" w:val="clear"/><w:spacing w:after="0" w:before="0" w:line="240"/></w:pPr><w:r><w:rPr><w:rFonts w:ascii="Consolas" w:cs="Consolas" w:eastAsia="Consolas" w:hAnsi="Consolas"/><w:color w:val="0F172A"/><w:sz w:val="18"/><w:szCs w:val="18"/></w:rPr><w:t xml:space="preserve">1. SELECT elements FROM hsl_data WHERE hsl_id = $1</w:t></w:r></w:p><w:p><w:pPr><w:shd w:fill="F1F5F9" w:val="clear"/><w:spacing w:after="0" w:before="0" w:line="240"/></w:pPr><w:r><w:rPr><w:rFonts w:ascii="Consolas" w:cs="Consolas" w:eastAsia="Consolas" w:hAnsi="Consolas"/><w:color w:val="0F172A"/><w:sz w:val="18"/><w:szCs w:val="18"/></w:rPr><w:t xml:space="preserve">2. If [MRO.&lt;mro_id&gt;] already in elements → return {updated: false}</w:t></w:r></w:p><w:p><w:pPr><w:shd w:fill="F1F5F9" w:val="clear"/><w:spacing w:after="0" w:before="0" w:line="240"/></w:pPr><w:r><w:rPr><w:rFonts w:ascii="Consolas" w:cs="Consolas" w:eastAsia="Consolas" w:hAnsi="Consolas"/><w:color w:val="0F172A"/><w:sz w:val="18"/><w:szCs w:val="18"/></w:rPr><w:t xml:space="preserve">3. Find first NULL slot, write [MRO.&lt;mro_id&gt;]</w:t></w:r></w:p><w:p><w:pPr><w:shd w:fill="F1F5F9" w:val="clear"/><w:spacing w:after="0" w:before="0" w:line="240"/></w:pPr><w:r><w:rPr><w:rFonts w:ascii="Consolas" w:cs="Consolas" w:eastAsia="Consolas" w:hAnsi="Consolas"/><w:color w:val="0F172A"/><w:sz w:val="18"/><w:szCs w:val="18"/></w:rPr><w:t xml:space="preserve">4. UPDATE hsl_data SET hsl_element_&lt;n&gt; = ... WHERE hsl_id = ...</w:t></w:r></w:p><w:p><w:pPr><w:shd w:fill="F1F5F9" w:val="clear"/><w:spacing w:after="0" w:before="0" w:line="240"/></w:pPr><w:r><w:rPr><w:rFonts w:ascii="Consolas" w:cs="Consolas" w:eastAsia="Consolas" w:hAnsi="Consolas"/><w:color w:val="0F172A"/><w:sz w:val="18"/><w:szCs w:val="18"/></w:rPr><w:t xml:space="preserve">5. Return {updated: true}</w:t></w:r></w:p></w:tc></w:tr></w:tbl><w:p><w:pPr><w:pStyle w:val="Heading1"/><w:pBdr><w:bottom w:val="single" w:color="1F3864" w:sz="6" w:space="4"/></w:pBdr><w:spacing w:after="160" w:before="360" w:line="320"/></w:pPr><w:r><w:rPr><w:rFonts w:ascii="Calibri" w:cs="Calibri" w:eastAsia="Calibri" w:hAnsi="Calibri"/><w:b/><w:bCs/><w:color w:val="1F3864"/><w:sz w:val="28"/><w:szCs w:val="28"/></w:rPr><w:t xml:space="preserve">4.  Live Search MRO Consultation</w:t></w:r></w:p><w:p><w:pPr><w:spacing w:after="60" w:before="60" w:line="280"/><w:jc w:val="left"/></w:pPr><w:r><w:rPr><w:rFonts w:ascii="Calibri" w:cs="Calibri" w:eastAsia="Calibri" w:hAnsi="Calibri"/><w:b w:val="false"/><w:bCs w:val="false"/><w:i w:val="false"/><w:iCs w:val="false"/><w:caps w:val="false"/><w:color w:val="0F172A"/><w:sz w:val="21"/><w:szCs w:val="21"/></w:rPr><w:t xml:space="preserve">During Live Search Phase 2, while walking each matched HSL&apos;s element list, the gather code harvests every [MRO.&lt;uuid&gt;] token it sees into mro_ids_from_hsl, capped at 50. Between Phase 3 and Phase 4 the top 5 (deduped, ordered) MROs are fetched in one batched SQL query. Their (query, result) tuples are formatted as Prior Retrieval Episodes and prepended to the LLM&apos;s context section.</w:t></w:r></w:p><w:p><w:pPr><w:spacing w:after="60" w:before="60" w:line="280"/><w:jc w:val="left"/></w:pPr><w:r><w:rPr><w:rFonts w:ascii="Calibri" w:cs="Calibri" w:eastAsia="Calibri" w:hAnsi="Calibri"/><w:b w:val="false"/><w:bCs w:val="false"/><w:i w:val="false"/><w:iCs w:val="false"/><w:caps w:val="false"/><w:color w:val="0F172A"/><w:sz w:val="21"/><w:szCs w:val="21"/></w:rPr><w:t xml:space="preserve">This means Live Search consults MROs as priors, but never short-circuits — the AIO retrieval and arithmetic always re-runs from current corpus state.</w:t></w:r></w:p><w:p><w:pPr><w:pStyle w:val="Heading1"/><w:pBdr><w:bottom w:val="single" w:color="1F3864" w:sz="6" w:space="4"/></w:pBdr><w:spacing w:after="160" w:before="360" w:line="320"/></w:pPr><w:r><w:rPr><w:rFonts w:ascii="Calibri" w:cs="Calibri" w:eastAsia="Calibri" w:hAnsi="Calibri"/><w:b/><w:bCs/><w:color w:val="1F3864"/><w:sz w:val="28"/><w:szCs w:val="28"/></w:rPr><w:t xml:space="preserve">5.  MRO Linkage View (System Admin)</w:t></w:r></w:p><w:p><w:pPr><w:spacing w:after="60" w:before="60" w:line="280"/><w:jc w:val="left"/></w:pPr><w:r><w:rPr><w:rFonts w:ascii="Calibri" w:cs="Calibri" w:eastAsia="Calibri" w:hAnsi="Calibri"/><w:b w:val="false"/><w:bCs w:val="false"/><w:i w:val="false"/><w:iCs w:val="false"/><w:caps w:val="false"/><w:color w:val="0F172A"/><w:sz w:val="21"/><w:szCs w:val="21"/></w:rPr><w:t xml:space="preserve">Renders every MRO and its current HSL back-pointer set in a sortable table. Operator-facing surfaces:</w:t></w:r></w:p><w:p><w:pPr><w:spacing w:after="40" w:before="40" w:line="280"/><w:ind w:left="720" w:hanging="360"/></w:pPr><w:r><w:rPr><w:rFonts w:ascii="Calibri" w:cs="Calibri" w:eastAsia="Calibri" w:hAnsi="Calibri"/><w:color w:val="0F172A"/><w:sz w:val="21"/><w:szCs w:val="21"/></w:rPr><w:t xml:space="preserve">•   Total HSLs back-pointing to each MRO.</w:t></w:r></w:p><w:p><w:pPr><w:spacing w:after="40" w:before="40" w:line="280"/><w:ind w:left="720" w:hanging="360"/></w:pPr><w:r><w:rPr><w:rFonts w:ascii="Calibri" w:cs="Calibri" w:eastAsia="Calibri" w:hAnsi="Calibri"/><w:color w:val="0F172A"/><w:sz w:val="21"/><w:szCs w:val="21"/></w:rPr><w:t xml:space="preserve">•   Number of HSLs the MRO claims as seed_hsls in its row.</w:t></w:r></w:p><w:p><w:pPr><w:spacing w:after="40" w:before="40" w:line="280"/><w:ind w:left="720" w:hanging="360"/></w:pPr><w:r><w:rPr><w:rFonts w:ascii="Calibri" w:cs="Calibri" w:eastAsia="Calibri" w:hAnsi="Calibri"/><w:color w:val="0F172A"/><w:sz w:val="21"/><w:szCs w:val="21"/></w:rPr><w:t xml:space="preserve">•   &quot;Stale&quot; badge when the seed list and the back-pointer set diverge.</w:t></w:r></w:p><w:p><w:pPr><w:spacing w:after="40" w:before="40" w:line="280"/><w:ind w:left="720" w:hanging="360"/></w:pPr><w:r><w:rPr><w:rFonts w:ascii="Calibri" w:cs="Calibri" w:eastAsia="Calibri" w:hAnsi="Calibri"/><w:color w:val="0F172A"/><w:sz w:val="21"/><w:szCs w:val="21"/></w:rPr><w:t xml:space="preserve">•   &quot;Orphan&quot; badge when an MRO has zero HSL back-pointers (almost always means linkMroToHsl failed at write time).</w:t></w:r></w:p><w:p><w:pPr><w:pStyle w:val="Heading1"/><w:pBdr><w:bottom w:val="single" w:color="1F3864" w:sz="6" w:space="4"/></w:pBdr><w:spacing w:after="160" w:before="360" w:line="320"/></w:pPr><w:r><w:rPr><w:rFonts w:ascii="Calibri" w:cs="Calibri" w:eastAsia="Calibri" w:hAnsi="Calibri"/><w:b/><w:bCs/><w:color w:val="1F3864"/><w:sz w:val="28"/><w:szCs w:val="28"/></w:rPr><w:t xml:space="preserve">6.  Fix Broken MROs</w:t></w:r></w:p><w:p><w:pPr><w:spacing w:after="60" w:before="60" w:line="280"/><w:jc w:val="left"/></w:pPr><w:r><w:rPr><w:rFonts w:ascii="Calibri" w:cs="Calibri" w:eastAsia="Calibri" w:hAnsi="Calibri"/><w:b w:val="false"/><w:bCs w:val="false"/><w:i w:val="false"/><w:iCs w:val="false"/><w:caps w:val="false"/><w:color w:val="0F172A"/><w:sz w:val="21"/><w:szCs w:val="21"/></w:rPr><w:t xml:space="preserve">A single-button repair that runs a dual-pass over every MRO in the tenant:</w:t></w:r></w:p><0/><w:p><w:pPr><w:spacing w:after="60" w:before="60" w:line="280"/><w:jc w:val="left"/></w:pPr><w:r><w:rPr><w:rFonts w:ascii="Calibri" w:cs="Calibri" w:eastAsia="Calibri" w:hAnsi="Calibri"/><w:b w:val="false"/><w:bCs w:val="false"/><w:i w:val="false"/><w:iCs w:val="false"/><w:caps w:val="false"/><w:color w:val="0F172A"/><w:sz w:val="21"/><w:szCs w:val="21"/></w:rPr><w:t xml:space="preserve">Both passes are idempotent. Reports the count of writes per pass and a sample of the first 10 affected ids.</w:t></w:r></w:p><w:p><w:pPr><w:pStyle w:val="Heading1"/><w:pBdr><w:bottom w:val="single" w:color="1F3864" w:sz="6" w:space="4"/></w:pBdr><w:spacing w:after="160" w:before="360" w:line="320"/></w:pPr><w:r><w:rPr><w:rFonts w:ascii="Calibri" w:cs="Calibri" w:eastAsia="Calibri" w:hAnsi="Calibri"/><w:b/><w:bCs/><w:color w:val="1F3864"/><w:sz w:val="28"/><w:szCs w:val="28"/></w:rPr><w:t xml:space="preserve">7.  V4.5 Failure Modes Resolved</w:t></w:r></w:p><w:tbl><w:tblPr><w:tblW w:type="dxa" w:w="9600"/><w:tblBorders><w:top w:val="single" w:color="auto" w:sz="4"/><w:left w:val="single" w:color="auto" w:sz="4"/><w:bottom w:val="single" w:color="auto" w:sz="4"/><w:right w:val="single" w:color="auto" w:sz="4"/><w:insideH w:val="single" w:color="auto" w:sz="4"/><w:insideV w:val="single" w:color="auto" w:sz="4"/></w:tblBorders></w:tblPr><w:tblGrid><w:gridCol w:w="9600"/></w:tblGrid><w:tr><w:tc><w:tcPr><w:tcW w:type="dxa" w:w="9600"/><w:tcBorders><w:top w:val="nil" w:color="FFFFFF" w:sz="1"/><w:left w:val="single" w:color="FB7185" w:sz="18"/><w:bottom w:val="nil" w:color="FFFFFF" w:sz="1"/><w:right w:val="nil" w:color="FFFFFF" w:sz="1"/></w:tcBorders><w:tcMar><w:top w:type="dxa" w:w="80"/><w:left w:type="dxa" w:w="240"/><w:bottom w:type="dxa" w:w="120"/><w:right w:type="dxa" w:w="100"/></w:tcMar></w:tcPr><w:p><w:pPr><w:spacing w:after="80" w:before="0" w:line="280"/></w:pPr><w:r><w:rPr><w:rFonts w:ascii="Calibri" w:cs="Calibri" w:eastAsia="Calibri" w:hAnsi="Calibri"/><w:b/><w:bCs/><w:color w:val="0F172A"/><w:sz w:val="22"/><w:szCs w:val="22"/></w:rPr><w:t xml:space="preserve">7.1  Next.js 16 Promise route params</w:t></w:r></w:p><w:p><w:pPr><w:spacing w:after="60" w:before="60" w:line="280"/><w:jc w:val="left"/></w:pPr><w:r><w:rPr><w:rFonts w:ascii="Calibri" w:cs="Calibri" w:eastAsia="Calibri" w:hAnsi="Calibri"/><w:b w:val="false"/><w:bCs w:val="false"/><w:i w:val="false"/><w:iCs w:val="false"/><w:caps w:val="false"/><w:color w:val="0F172A"/><w:sz w:val="21"/><w:szCs w:val="21"/></w:rPr><w:t xml:space="preserve">Next.js 16 made dynamic-route params a Promise. The link-mro proxy was destructuring synchronously and crashing with TypeError. Fixed in app/api/hsl-data/[id]/link-mro/route.ts — the handler now awaits the params Promise before reading id.</w:t></w:r></w:p></w:tc></w:tr></w:tbl><w:tbl><w:tblPr><w:tblW w:type="dxa" w:w="9600"/><w:tblBorders><w:top w:val="single" w:color="auto" w:sz="4"/><w:left w:val="single" w:color="auto" w:sz="4"/><w:bottom w:val="single" w:color="auto" w:sz="4"/><w:right w:val="single" w:color="auto" w:sz="4"/><w:insideH w:val="single" w:color="auto" w:sz="4"/><w:insideV w:val="single" w:color="auto" w:sz="4"/></w:tblBorders></w:tblPr><w:tblGrid><w:gridCol w:w="9600"/></w:tblGrid><w:tr><w:tc><w:tcPr><w:tcW w:type="dxa" w:w="9600"/><w:tcBorders><w:top w:val="nil" w:color="FFFFFF" w:sz="1"/><w:left w:val="single" w:color="FB7185" w:sz="18"/><w:bottom w:val="nil" w:color="FFFFFF" w:sz="1"/><w:right w:val="nil" w:color="FFFFFF" w:sz="1"/></w:tcBorders><w:tcMar><w:top w:type="dxa" w:w="80"/><w:left w:type="dxa" w:w="240"/><w:bottom w:type="dxa" w:w="120"/><w:right w:type="dxa" w:w="100"/></w:tcMar></w:tcPr><w:p><w:pPr><w:spacing w:after="80" w:before="0" w:line="280"/></w:pPr><w:r><w:rPr><w:rFonts w:ascii="Calibri" w:cs="Calibri" w:eastAsia="Calibri" w:hAnsi="Calibri"/><w:b/><w:bCs/><w:color w:val="0F172A"/><w:sz w:val="22"/><w:szCs w:val="22"/></w:rPr><w:t xml:space="preserve">7.2  Save MRO display-string bug</w:t></w:r></w:p><w:p><w:pPr><w:spacing w:after="60" w:before="60" w:line="280"/><w:jc w:val="left"/></w:pPr><w:r><w:rPr><w:rFonts w:ascii="Calibri" w:cs="Calibri" w:eastAsia="Calibri" w:hAnsi="Calibri"/><w:b w:val="false"/><w:bCs w:val="false"/><w:i w:val="false"/><w:iCs w:val="false"/><w:caps w:val="false"/><w:color w:val="0F172A"/><w:sz w:val="21"/><w:szCs w:val="21"/></w:rPr><w:t xml:space="preserve">manualSaveMro was persisting the human-readable seed_hsls_display string (&quot;629 HSLs&quot;) into the DB column intended for the pipe-joined UUID list. Subsequent MRO retrievals couldn&apos;t resolve any HSL back-pointer. Fixed by separating matched_hsl_ids (UUID list) from seed_hsls_display (UI label) in components/chat-aio-dialog.tsx.</w:t></w:r></w:p></w:tc></w:tr></w:tbl><w:tbl><w:tblPr><w:tblW w:type="dxa" w:w="9600"/><w:tblBorders><w:top w:val="single" w:color="auto" w:sz="4"/><w:left w:val="single" w:color="auto" w:sz="4"/><w:bottom w:val="single" w:color="auto" w:sz="4"/><w:right w:val="single" w:color="auto" w:sz="4"/><w:insideH w:val="single" w:color="auto" w:sz="4"/><w:insideV w:val="single" w:color="auto" w:sz="4"/></w:tblBorders></w:tblPr><w:tblGrid><w:gridCol w:w="9600"/></w:tblGrid><w:tr><w:tc><w:tcPr><w:tcW w:type="dxa" w:w="9600"/><w:tcBorders><w:top w:val="nil" w:color="FFFFFF" w:sz="1"/><w:left w:val="single" w:color="FB7185" w:sz="18"/><w:bottom w:val="nil" w:color="FFFFFF" w:sz="1"/><w:right w:val="nil" w:color="FFFFFF" w:sz="1"/></w:tcBorders><w:tcMar><w:top w:type="dxa" w:w="80"/><w:left w:type="dxa" w:w="240"/><w:bottom w:type="dxa" w:w="120"/><w:right w:type="dxa" w:w="100"/></w:tcMar></w:tcPr><w:p><w:pPr><w:spacing w:after="80" w:before="0" w:line="280"/></w:pPr><w:r><w:rPr><w:rFonts w:ascii="Calibri" w:cs="Calibri" w:eastAsia="Calibri" w:hAnsi="Calibri"/><w:b/><w:bCs/><w:color w:val="0F172A"/><w:sz w:val="22"/><w:szCs w:val="22"/></w:rPr><w:t xml:space="preserve">7.3  Fix Broken MROs dual-pass</w:t></w:r></w:p><w:p><w:pPr><w:spacing w:after="60" w:before="60" w:line="280"/><w:jc w:val="left"/></w:pPr><w:r><w:rPr><w:rFonts w:ascii="Calibri" w:cs="Calibri" w:eastAsia="Calibri" w:hAnsi="Calibri"/><w:b w:val="false"/><w:bCs w:val="false"/><w:i w:val="false"/><w:iCs w:val="false"/><w:caps w:val="false"/><w:color w:val="0F172A"/><w:sz w:val="21"/><w:szCs w:val="21"/></w:rPr><w:t xml:space="preserve">The first version of Fix Broken MROs only added missing back-pointers; if an MRO had been deleted, the stale [MRO.&lt;dead-uuid&gt;] tokens lingered on every HSL forever. The dual-pass version sweeps both directions.</w:t></w:r></w:p></w:tc></w:tr></w:tbl><w:p><w:pPr><w:pStyle w:val="Heading1"/><w:pBdr><w:bottom w:val="single" w:color="1F3864" w:sz="6" w:space="4"/></w:pBdr><w:spacing w:after="160" w:before="360" w:line="320"/></w:pPr><w:r><w:rPr><w:rFonts w:ascii="Calibri" w:cs="Calibri" w:eastAsia="Calibri" w:hAnsi="Calibri"/><w:b/><w:bCs/><w:color w:val="1F3864"/><w:sz w:val="28"/><w:szCs w:val="28"/></w:rPr><w:t xml:space="preserve">8.  Provenance</w:t></w:r></w:p><w:tbl><w:tblPr><w:tblW w:type="dxa" w:w="9600"/><w:tblBorders><w:top w:val="single" w:color="auto" w:sz="4"/><w:left w:val="single" w:color="auto" w:sz="4"/><w:bottom w:val="single" w:color="auto" w:sz="4"/><w:right w:val="single" w:color="auto" w:sz="4"/><w:insideH w:val="single" w:color="auto" w:sz="4"/><w:insideV w:val="single" w:color="auto" w:sz="4"/></w:tblBorders></w:tblPr><w:tblGrid><w:gridCol w:w="3000"/><w:gridCol w:w="6600"/></w:tblGrid><w:tr><w:trPr><w:tblHeader/></w:trPr><w:tc><w:tcPr><w:tcW w:type="dxa" w:w="3000"/><w:tcBorders><w:top w:val="single" w:color="CBD5E1" w:sz="4"/><w:left w:val="single" w:color="CBD5E1" w:sz="4"/><w:bottom w:val="single" w:color="CBD5E1" w:sz="4"/><w:right w:val="single" w:color="CBD5E1" w:sz="4"/></w:tcBorders><w:shd w:fill="0F3460" w:val="clear"/><w:tcMar><w:top w:type="dxa" w:w="80"/><w:left w:type="dxa" w:w="120"/><w:bottom w:type="dxa" w:w="80"/><w:right w:type="dxa" w:w="120"/></w:tcMar></w:tcPr><w:p><w:pPr><w:spacing w:after="0" w:before="0" w:line="260"/></w:pPr><w:r><w:rPr><w:rFonts w:ascii="Calibri" w:cs="Calibri" w:eastAsia="Calibri" w:hAnsi="Calibri"/><w:b/><w:bCs/><w:color w:val="FFFFFF"/><w:sz w:val="19"/><w:szCs w:val="19"/></w:rPr><w:t xml:space="preserve">Topic</w:t></w:r></w:p></w:tc><w:tc><w:tcPr><w:tcW w:type="dxa" w:w="6600"/><w:tcBorders><w:top w:val="single" w:color="CBD5E1" w:sz="4"/><w:left w:val="single" w:color="CBD5E1" w:sz="4"/><w:bottom w:val="single" w:color="CBD5E1" w:sz="4"/><w:right w:val="single" w:color="CBD5E1" w:sz="4"/></w:tcBorders><w:shd w:fill="0F3460" w:val="clear"/><w:tcMar><w:top w:type="dxa" w:w="80"/><w:left w:type="dxa" w:w="120"/><w:bottom w:type="dxa" w:w="80"/><w:right w:type="dxa" w:w="120"/></w:tcMar></w:tcPr><w:p><w:pPr><w:spacing w:after="0" w:before="0" w:line="260"/></w:pPr><w:r><w:rPr><w:rFonts w:ascii="Calibri" w:cs="Calibri" w:eastAsia="Calibri" w:hAnsi="Calibri"/><w:b/><w:bCs/><w:color w:val="FFFFFF"/><w:sz w:val="19"/><w:szCs w:val="19"/></w:rPr><w:t xml:space="preserve">Source</w:t></w:r></w:p></w:tc></w:tr><w:tr><w:tc><w:tcPr><w:tcW w:type="dxa" w:w="3000"/><w:tcBorders><w:top w:val="single" w:color="CBD5E1" w:sz="4"/><w:left w:val="single" w:color="CBD5E1" w:sz="4"/><w:bottom w:val="single" w:color="CBD5E1" w:sz="4"/><w:right w:val="single" w:color="CBD5E1" w:sz="4"/></w:tcBorders><w:tcMar><w:top w:type="dxa" w:w="80"/><w:left w:type="dxa" w:w="120"/><w:bottom w:type="dxa" w:w="80"/><w:right w:type="dxa" w:w="120"/></w:tcMar></w:tcPr><w:p><w:pPr><w:spacing w:after="0" w:before="0" w:line="260"/></w:pPr><w:r><w:rPr><w:rFonts w:ascii="Calibri" w:cs="Calibri" w:eastAsia="Calibri" w:hAnsi="Calibri"/><w:b w:val="false"/><w:bCs w:val="false"/><w:color w:val="0F172A"/><w:sz w:val="19"/><w:szCs w:val="19"/></w:rPr><w:t xml:space="preserve">MRO schema</w:t></w:r></w:p></w:tc><w:tc><w:tcPr><w:tcW w:type="dxa" w:w="6600"/><w:tcBorders><w:top w:val="single" w:color="CBD5E1" w:sz="4"/><w:left w:val="single" w:color="CBD5E1" w:sz="4"/><w:bottom w:val="single" w:color="CBD5E1" w:sz="4"/><w:right w:val="single" w:color="CBD5E1" w:sz="4"/></w:tcBorders><w:tcMar><w:top w:type="dxa" w:w="80"/><w:left w:type="dxa" w:w="120"/><w:bottom w:type="dxa" w:w="80"/><w:right w:type="dxa" w:w="120"/></w:tcMar></w:tcPr><w:p><w:pPr><w:spacing w:after="0" w:before="0" w:line="260"/></w:pPr><w:r><w:rPr><w:rFonts w:ascii="Calibri" w:cs="Calibri" w:eastAsia="Calibri" w:hAnsi="Calibri"/><w:b w:val="false"/><w:bCs w:val="false"/><w:color w:val="0F172A"/><w:sz w:val="19"/><w:szCs w:val="19"/></w:rPr><w:t xml:space="preserve">infophysics_impl_grade/migrations/011_mro_objects.sql</w:t></w:r></w:p></w:tc></w:tr><w:tr><w:tc><w:tcPr><w:tcW w:type="dxa" w:w="3000"/><w:tcBorders><w:top w:val="single" w:color="CBD5E1" w:sz="4"/><w:left w:val="single" w:color="CBD5E1" w:sz="4"/><w:bottom w:val="single" w:color="CBD5E1" w:sz="4"/><w:right w:val="single" w:color="CBD5E1" w:sz="4"/></w:tcBorders><w:shd w:fill="F1F5F9" w:val="clear"/><w:tcMar><w:top w:type="dxa" w:w="80"/><w:left w:type="dxa" w:w="120"/><w:bottom w:type="dxa" w:w="80"/><w:right w:type="dxa" w:w="120"/></w:tcMar></w:tcPr><w:p><w:pPr><w:spacing w:after="0" w:before="0" w:line="260"/></w:pPr><w:r><w:rPr><w:rFonts w:ascii="Calibri" w:cs="Calibri" w:eastAsia="Calibri" w:hAnsi="Calibri"/><w:b w:val="false"/><w:bCs w:val="false"/><w:color w:val="0F172A"/><w:sz w:val="19"/><w:szCs w:val="19"/></w:rPr><w:t xml:space="preserve">MRO ranker upgrade</w:t></w:r></w:p></w:tc><w:tc><w:tcPr><w:tcW w:type="dxa" w:w="6600"/><w:tcBorders><w:top w:val="single" w:color="CBD5E1" w:sz="4"/><w:left w:val="single" w:color="CBD5E1" w:sz="4"/><w:bottom w:val="single" w:color="CBD5E1" w:sz="4"/><w:right w:val="single" w:color="CBD5E1" w:sz="4"/></w:tcBorders><w:shd w:fill="F1F5F9" w:val="clear"/><w:tcMar><w:top w:type="dxa" w:w="80"/><w:left w:type="dxa" w:w="120"/><w:bottom w:type="dxa" w:w="80"/><w:right w:type="dxa" w:w="120"/></w:tcMar></w:tcPr><w:p><w:pPr><w:spacing w:after="0" w:before="0" w:line="260"/></w:pPr><w:r><w:rPr><w:rFonts w:ascii="Calibri" w:cs="Calibri" w:eastAsia="Calibri" w:hAnsi="Calibri"/><w:b w:val="false"/><w:bCs w:val="false"/><w:color w:val="0F172A"/><w:sz w:val="19"/><w:szCs w:val="19"/></w:rPr><w:t xml:space="preserve">infophysics_impl_grade/migrations/018_mro_ranker_upgrade.sql</w:t></w:r></w:p></w:tc></w:tr><w:tr><w:tc><w:tcPr><w:tcW w:type="dxa" w:w="3000"/><w:tcBorders><w:top w:val="single" w:color="CBD5E1" w:sz="4"/><w:left w:val="single" w:color="CBD5E1" w:sz="4"/><w:bottom w:val="single" w:color="CBD5E1" w:sz="4"/><w:right w:val="single" w:color="CBD5E1" w:sz="4"/></w:tcBorders><w:tcMar><w:top w:type="dxa" w:w="80"/><w:left w:type="dxa" w:w="120"/><w:bottom w:type="dxa" w:w="80"/><w:right w:type="dxa" w:w="120"/></w:tcMar></w:tcPr><w:p><w:pPr><w:spacing w:after="0" w:before="0" w:line="260"/></w:pPr><w:r><w:rPr><w:rFonts w:ascii="Calibri" w:cs="Calibri" w:eastAsia="Calibri" w:hAnsi="Calibri"/><w:b w:val="false"/><w:bCs w:val="false"/><w:color w:val="0F172A"/><w:sz w:val="19"/><w:szCs w:val="19"/></w:rPr><w:t xml:space="preserve">mro-search endpoint</w:t></w:r></w:p></w:tc><w:tc><w:tcPr><w:tcW w:type="dxa" w:w="6600"/><w:tcBorders><w:top w:val="single" w:color="CBD5E1" w:sz="4"/><w:left w:val="single" w:color="CBD5E1" w:sz="4"/><w:bottom w:val="single" w:color="CBD5E1" w:sz="4"/><w:right w:val="single" w:color="CBD5E1" w:sz="4"/></w:tcBorders><w:tcMar><w:top w:type="dxa" w:w="80"/><w:left w:type="dxa" w:w="120"/><w:bottom w:type="dxa" w:w="80"/><w:right w:type="dxa" w:w="120"/></w:tcMar></w:tcPr><w:p><w:pPr><w:spacing w:after="0" w:before="0" w:line="260"/></w:pPr><w:r><w:rPr><w:rFonts w:ascii="Calibri" w:cs="Calibri" w:eastAsia="Calibri" w:hAnsi="Calibri"/><w:b w:val="false"/><w:bCs w:val="false"/><w:color w:val="0F172A"/><w:sz w:val="19"/><w:szCs w:val="19"/></w:rPr><w:t xml:space="preserve">infophysics_impl_grade/api/routes/mro.py</w:t></w:r></w:p></w:tc></w:tr><w:tr><w:tc><w:tcPr><w:tcW w:type="dxa" w:w="3000"/><w:tcBorders><w:top w:val="single" w:color="CBD5E1" w:sz="4"/><w:left w:val="single" w:color="CBD5E1" w:sz="4"/><w:bottom w:val="single" w:color="CBD5E1" w:sz="4"/><w:right w:val="single" w:color="CBD5E1" w:sz="4"/></w:tcBorders><w:shd w:fill="F1F5F9" w:val="clear"/><w:tcMar><w:top w:type="dxa" w:w="80"/><w:left w:type="dxa" w:w="120"/><w:bottom w:type="dxa" w:w="80"/><w:right w:type="dxa" w:w="120"/></w:tcMar></w:tcPr><w:p><w:pPr><w:spacing w:after="0" w:before="0" w:line="260"/></w:pPr><w:r><w:rPr><w:rFonts w:ascii="Calibri" w:cs="Calibri" w:eastAsia="Calibri" w:hAnsi="Calibri"/><w:b w:val="false"/><w:bCs w:val="false"/><w:color w:val="0F172A"/><w:sz w:val="19"/><w:szCs w:val="19"/></w:rPr><w:t xml:space="preserve">link-mro endpoint</w:t></w:r></w:p></w:tc><w:tc><w:tcPr><w:tcW w:type="dxa" w:w="6600"/><w:tcBorders><w:top w:val="single" w:color="CBD5E1" w:sz="4"/><w:left w:val="single" w:color="CBD5E1" w:sz="4"/><w:bottom w:val="single" w:color="CBD5E1" w:sz="4"/><w:right w:val="single" w:color="CBD5E1" w:sz="4"/></w:tcBorders><w:shd w:fill="F1F5F9" w:val="clear"/><w:tcMar><w:top w:type="dxa" w:w="80"/><w:left w:type="dxa" w:w="120"/><w:bottom w:type="dxa" w:w="80"/><w:right w:type="dxa" w:w="120"/></w:tcMar></w:tcPr><w:p><w:pPr><w:spacing w:after="0" w:before="0" w:line="260"/></w:pPr><w:r><w:rPr><w:rFonts w:ascii="Calibri" w:cs="Calibri" w:eastAsia="Calibri" w:hAnsi="Calibri"/><w:b w:val="false"/><w:bCs w:val="false"/><w:color w:val="0F172A"/><w:sz w:val="19"/><w:szCs w:val="19"/></w:rPr><w:t xml:space="preserve">infophysics_impl_grade/api/routes/hsl.py</w:t></w:r></w:p></w:tc></w:tr><w:tr><w:tc><w:tcPr><w:tcW w:type="dxa" w:w="3000"/><w:tcBorders><w:top w:val="single" w:color="CBD5E1" w:sz="4"/><w:left w:val="single" w:color="CBD5E1" w:sz="4"/><w:bottom w:val="single" w:color="CBD5E1" w:sz="4"/><w:right w:val="single" w:color="CBD5E1" w:sz="4"/></w:tcBorders><w:tcMar><w:top w:type="dxa" w:w="80"/><w:left w:type="dxa" w:w="120"/><w:bottom w:type="dxa" w:w="80"/><w:right w:type="dxa" w:w="120"/></w:tcMar></w:tcPr><w:p><w:pPr><w:spacing w:after="0" w:before="0" w:line="260"/></w:pPr><w:r><w:rPr><w:rFonts w:ascii="Calibri" w:cs="Calibri" w:eastAsia="Calibri" w:hAnsi="Calibri"/><w:b w:val="false"/><w:bCs w:val="false"/><w:color w:val="0F172A"/><w:sz w:val="19"/><w:szCs w:val="19"/></w:rPr><w:t xml:space="preserve">Recall MRO probe</w:t></w:r></w:p></w:tc><w:tc><w:tcPr><w:tcW w:type="dxa" w:w="6600"/><w:tcBorders><w:top w:val="single" w:color="CBD5E1" w:sz="4"/><w:left w:val="single" w:color="CBD5E1" w:sz="4"/><w:bottom w:val="single" w:color="CBD5E1" w:sz="4"/><w:right w:val="single" w:color="CBD5E1" w:sz="4"/></w:tcBorders><w:tcMar><w:top w:type="dxa" w:w="80"/><w:left w:type="dxa" w:w="120"/><w:bottom w:type="dxa" w:w="80"/><w:right w:type="dxa" w:w="120"/></w:tcMar></w:tcPr><w:p><w:pPr><w:spacing w:after="0" w:before="0" w:line="260"/></w:pPr><w:r><w:rPr><w:rFonts w:ascii="Calibri" w:cs="Calibri" w:eastAsia="Calibri" w:hAnsi="Calibri"/><w:b w:val="false"/><w:bCs w:val="false"/><w:color w:val="0F172A"/><w:sz w:val="19"/><w:szCs w:val="19"/></w:rPr><w:t xml:space="preserve">lib/aio-chat-pipeline.ts (probeMroPriors)</w:t></w:r></w:p></w:tc></w:tr><w:tr><w:tc><w:tcPr><w:tcW w:type="dxa" w:w="3000"/><w:tcBorders><w:top w:val="single" w:color="CBD5E1" w:sz="4"/><w:left w:val="single" w:color="CBD5E1" w:sz="4"/><w:bottom w:val="single" w:color="CBD5E1" w:sz="4"/><w:right w:val="single" w:color="CBD5E1" w:sz="4"/></w:tcBorders><w:shd w:fill="F1F5F9" w:val="clear"/><w:tcMar><w:top w:type="dxa" w:w="80"/><w:left w:type="dxa" w:w="120"/><w:bottom w:type="dxa" w:w="80"/><w:right w:type="dxa" w:w="120"/></w:tcMar></w:tcPr><w:p><w:pPr><w:spacing w:after="0" w:before="0" w:line="260"/></w:pPr><w:r><w:rPr><w:rFonts w:ascii="Calibri" w:cs="Calibri" w:eastAsia="Calibri" w:hAnsi="Calibri"/><w:b w:val="false"/><w:bCs w:val="false"/><w:color w:val="0F172A"/><w:sz w:val="19"/><w:szCs w:val="19"/></w:rPr><w:t xml:space="preserve">Linkage view</w:t></w:r></w:p></w:tc><w:tc><w:tcPr><w:tcW w:type="dxa" w:w="6600"/><w:tcBorders><w:top w:val="single" w:color="CBD5E1" w:sz="4"/><w:left w:val="single" w:color="CBD5E1" w:sz="4"/><w:bottom w:val="single" w:color="CBD5E1" w:sz="4"/><w:right w:val="single" w:color="CBD5E1" w:sz="4"/></w:tcBorders><w:shd w:fill="F1F5F9" w:val="clear"/><w:tcMar><w:top w:type="dxa" w:w="80"/><w:left w:type="dxa" w:w="120"/><w:bottom w:type="dxa" w:w="80"/><w:right w:type="dxa" w:w="120"/></w:tcMar></w:tcPr><w:p><w:pPr><w:spacing w:after="0" w:before="0" w:line="260"/></w:pPr><w:r><w:rPr><w:rFonts w:ascii="Calibri" w:cs="Calibri" w:eastAsia="Calibri" w:hAnsi="Calibri"/><w:b w:val="false"/><w:bCs w:val="false"/><w:color w:val="0F172A"/><w:sz w:val="19"/><w:szCs w:val="19"/></w:rPr><w:t xml:space="preserve">components/system-management.tsx (MRO Linkage tab)</w:t></w:r></w:p></w:tc></w:tr><w:tr><w:tc><w:tcPr><w:tcW w:type="dxa" w:w="3000"/><w:tcBorders><w:top w:val="single" w:color="CBD5E1" w:sz="4"/><w:left w:val="single" w:color="CBD5E1" w:sz="4"/><w:bottom w:val="single" w:color="CBD5E1" w:sz="4"/><w:right w:val="single" w:color="CBD5E1" w:sz="4"/></w:tcBorders><w:tcMar><w:top w:type="dxa" w:w="80"/><w:left w:type="dxa" w:w="120"/><w:bottom w:type="dxa" w:w="80"/><w:right w:type="dxa" w:w="120"/></w:tcMar></w:tcPr><w:p><w:pPr><w:spacing w:after="0" w:before="0" w:line="260"/></w:pPr><w:r><w:rPr><w:rFonts w:ascii="Calibri" w:cs="Calibri" w:eastAsia="Calibri" w:hAnsi="Calibri"/><w:b w:val="false"/><w:bCs w:val="false"/><w:color w:val="0F172A"/><w:sz w:val="19"/><w:szCs w:val="19"/></w:rPr><w:t xml:space="preserve">Fix Broken MROs</w:t></w:r></w:p></w:tc><w:tc><w:tcPr><w:tcW w:type="dxa" w:w="6600"/><w:tcBorders><w:top w:val="single" w:color="CBD5E1" w:sz="4"/><w:left w:val="single" w:color="CBD5E1" w:sz="4"/><w:bottom w:val="single" w:color="CBD5E1" w:sz="4"/><w:right w:val="single" w:color="CBD5E1" w:sz="4"/></w:tcBorders><w:tcMar><w:top w:type="dxa" w:w="80"/><w:left w:type="dxa" w:w="120"/><w:bottom w:type="dxa" w:w="80"/><w:right w:type="dxa" w:w="120"/></w:tcMar></w:tcPr><w:p><w:pPr><w:spacing w:after="0" w:before="0" w:line="260"/></w:pPr><w:r><w:rPr><w:rFonts w:ascii="Calibri" w:cs="Calibri" w:eastAsia="Calibri" w:hAnsi="Calibri"/><w:b w:val="false"/><w:bCs w:val="false"/><w:color w:val="0F172A"/><w:sz w:val="19"/><w:szCs w:val="19"/></w:rPr><w:t xml:space="preserve">components/system-management.tsx + api/routes/mro.py (rebuild-links)</w:t></w:r></w:p></w:tc></w:tr></w:tbl><w:p><w:pPr><w:pBdr><w:top w:val="single" w:color="CBD5E1" w:sz="6" w:space="4"/></w:pBdr><w:spacing w:after="80" w:before="320"/></w:pPr><w:r><w:t xml:space="preserve"></w:t></w:r></w:p><w:p><w:pPr><w:spacing w:after="40" w:before="60" w:line="280"/><w:jc w:val="center"/></w:pPr><w:r><w:rPr><w:rFonts w:ascii="Calibri" w:cs="Calibri" w:eastAsia="Calibri" w:hAnsi="Calibri"/><w:b w:val="false"/><w:bCs w:val="false"/><w:i/><w:iCs/><w:caps w:val="false"/><w:color w:val="94A3B8"/><w:sz w:val="16"/><w:szCs w:val="16"/></w:rPr><w:t xml:space="preserve">Prepared by InformationPhysics.ai, LLC.  Confidential — subject to the Transaction-Grade One-Way NDA on file.</w:t></w:r></w:p><w:p><w:pPr><w:spacing w:after="0" w:before="60" w:line="280"/><w:jc w:val="center"/></w:pPr><w:r><w:rPr><w:rFonts w:ascii="Calibri" w:cs="Calibri" w:eastAsia="Calibri" w:hAnsi="Calibri"/><w:b w:val="false"/><w:bCs w:val="false"/><w:i/><w:iCs/><w:caps w:val="false"/><w:color w:val="94A3B8"/><w:sz w:val="16"/><w:szCs w:val="16"/></w:rPr><w:t xml:space="preserve">© 2026 InformationPhysics.ai, LLC. All rights reserved.</w:t></w:r></w:p><w:sectPr><w:headerReference w:type="default" r:id="rId7"/><w:footerReference w:type="default" r:id="rId8"/><w:pgSz w:w="12240" w:h="15840" w:orient="portrait"/><w:pgMar w:top="1180" w:right="1320" w:bottom="1180" w:left="1320" w:header="720" w:footer="720" w:gutter="0"/><w:pgNumType/><w:titlePg w:val="false"/><w:docGrid w:linePitch="360"/></w:sectPr></w:body></w:document>
+<file path=word/document.xml><?xml version="1.0" encoding="utf-8"?>
+<w:document xmlns:wpc="http://schemas.microsoft.com/office/word/2010/wordprocessingCanvas" xmlns:mc="http://schemas.openxmlformats.org/markup-compatibility/2006" xmlns:o="urn:schemas-microsoft-com:office:office" xmlns:r="http://schemas.openxmlformats.org/officeDocument/2006/relationships" xmlns:m="http://schemas.openxmlformats.org/officeDocument/2006/math" xmlns:v="urn:schemas-microsoft-com:vml" xmlns:wp14="http://schemas.microsoft.com/office/word/2010/wordprocessingDrawing" xmlns:wp="http://schemas.openxmlformats.org/drawingml/2006/wordprocessingDrawing" xmlns:w10="urn:schemas-microsoft-com:office:word" xmlns:w="http://schemas.openxmlformats.org/wordprocessingml/2006/main" xmlns:w14="http://schemas.microsoft.com/office/word/2010/wordml" xmlns:w15="http://schemas.microsoft.com/office/word/2012/wordml" xmlns:wpg="http://schemas.microsoft.com/office/word/2010/wordprocessingGroup" xmlns:wpi="http://schemas.microsoft.com/office/word/2010/wordprocessingInk" xmlns:wne="http://schemas.microsoft.com/office/word/2006/wordml" xmlns:wps="http://schemas.microsoft.com/office/word/2010/wordprocessingShape" xmlns:cx="http://schemas.microsoft.com/office/drawing/2014/chartex" xmlns:cx1="http://schemas.microsoft.com/office/drawing/2015/9/8/chartex" xmlns:cx2="http://schemas.microsoft.com/office/drawing/2015/10/21/chartex" xmlns:cx3="http://schemas.microsoft.com/office/drawing/2016/5/9/chartex" xmlns:cx4="http://schemas.microsoft.com/office/drawing/2016/5/10/chartex" xmlns:cx5="http://schemas.microsoft.com/office/drawing/2016/5/11/chartex" xmlns:cx6="http://schemas.microsoft.com/office/drawing/2016/5/12/chartex" xmlns:cx7="http://schemas.microsoft.com/office/drawing/2016/5/13/chartex" xmlns:cx8="http://schemas.microsoft.com/office/drawing/2016/5/14/chartex" xmlns:aink="http://schemas.microsoft.com/office/drawing/2016/ink" xmlns:am3d="http://schemas.microsoft.com/office/drawing/2017/model3d" xmlns:w16cex="http://schemas.microsoft.com/office/word/2018/wordml/cex" xmlns:w16cid="http://schemas.microsoft.com/office/word/2016/wordml/cid" xmlns:w16="http://schemas.microsoft.com/office/word/2018/wordml" xmlns:w16sdtdh="http://schemas.microsoft.com/office/word/2020/wordml/sdtdatahash" xmlns:w16se="http://schemas.microsoft.com/office/word/2015/wordml/symex" mc:Ignorable="w14 w15 wp14">
+  <w:body>
+    <w:tbl>
+      <w:tblPr>
+        <w:tblW w:type="dxa" w:w="9600"/>
+        <w:tblBorders>
+          <w:top w:val="single" w:color="auto" w:sz="4"/>
+          <w:left w:val="single" w:color="auto" w:sz="4"/>
+          <w:bottom w:val="single" w:color="auto" w:sz="4"/>
+          <w:right w:val="single" w:color="auto" w:sz="4"/>
+          <w:insideH w:val="single" w:color="auto" w:sz="4"/>
+          <w:insideV w:val="single" w:color="auto" w:sz="4"/>
+        </w:tblBorders>
+      </w:tblPr>
+      <w:tblGrid>
+        <w:gridCol w:w="9600"/>
+      </w:tblGrid>
+      <w:tr>
+        <w:tc>
+          <w:tcPr>
+            <w:tcW w:type="dxa" w:w="9600"/>
+            <w:tcBorders>
+              <w:top w:val="single" w:color="E11D48" w:sz="18"/>
+              <w:left w:val="single" w:color="E11D48" w:sz="18"/>
+              <w:bottom w:val="single" w:color="E11D48" w:sz="18"/>
+              <w:right w:val="single" w:color="E11D48" w:sz="18"/>
+            </w:tcBorders>
+            <w:shd w:fill="FFF1F2" w:val="clear"/>
+            <w:tcMar>
+              <w:top w:type="dxa" w:w="160"/>
+              <w:left w:type="dxa" w:w="240"/>
+              <w:bottom w:type="dxa" w:w="160"/>
+              <w:right w:type="dxa" w:w="240"/>
+            </w:tcMar>
+          </w:tcPr>
+          <w:p>
+            <w:pPr>
+              <w:spacing w:after="80" w:before="0"/>
+            </w:pPr>
+            <w:r>
+              <w:rPr>
+                <w:rFonts w:ascii="Calibri" w:cs="Calibri" w:eastAsia="Calibri" w:hAnsi="Calibri"/>
+                <w:b/>
+                <w:bCs/>
+                <w:color w:val="BE123C"/>
+                <w:sz w:val="22"/>
+                <w:szCs w:val="22"/>
+              </w:rPr>
+              <w:t xml:space="preserve">⚠  CONFIDENTIAL — TRADE SECRET</w:t>
+            </w:r>
+          </w:p>
+          <w:p>
+            <w:pPr>
+              <w:spacing w:after="0" w:before="0" w:line="280"/>
+            </w:pPr>
+            <w:r>
+              <w:rPr>
+                <w:rFonts w:ascii="Calibri" w:cs="Calibri" w:eastAsia="Calibri" w:hAnsi="Calibri"/>
+                <w:color w:val="BE123C"/>
+                <w:sz w:val="20"/>
+                <w:szCs w:val="20"/>
+              </w:rPr>
+              <w:t xml:space="preserve">This document describes the internal logic, data structures, and operational behavior of a proprietary subsystem of the Information Physics Demo System. It contains confidential information and trade secrets of InformationPhysics.ai, LLC, including algorithmic detail not present in public-facing materials. Subject to the Transaction-Grade One-Way Non-Disclosure Agreement on file. Unauthorized use, disclosure, or reproduction is strictly prohibited and may result in civil and criminal liability.</w:t>
+            </w:r>
+          </w:p>
+        </w:tc>
+      </w:tr>
+    </w:tbl>
+    <w:p>
+      <w:pPr>
+        <w:spacing w:after="60" w:before="60" w:line="280"/>
+        <w:jc w:val="left"/>
+      </w:pPr>
+      <w:r>
+        <w:rPr>
+          <w:rFonts w:ascii="Calibri" w:cs="Calibri" w:eastAsia="Calibri" w:hAnsi="Calibri"/>
+          <w:b w:val="false"/>
+          <w:bCs w:val="false"/>
+          <w:i w:val="false"/>
+          <w:iCs w:val="false"/>
+          <w:caps w:val="false"/>
+          <w:color w:val="0F172A"/>
+          <w:sz w:val="21"/>
+          <w:szCs w:val="21"/>
+        </w:rPr>
+        <w:t xml:space="preserve"/>
+      </w:r>
+    </w:p>
+    <w:p>
+      <w:pPr>
+        <w:spacing w:after="60" w:before="60" w:line="280"/>
+        <w:jc w:val="left"/>
+      </w:pPr>
+      <w:r>
+        <w:rPr>
+          <w:rFonts w:ascii="Calibri" w:cs="Calibri" w:eastAsia="Calibri" w:hAnsi="Calibri"/>
+          <w:b w:val="false"/>
+          <w:bCs w:val="false"/>
+          <w:i w:val="false"/>
+          <w:iCs w:val="false"/>
+          <w:caps w:val="false"/>
+          <w:color w:val="0F172A"/>
+          <w:sz w:val="21"/>
+          <w:szCs w:val="21"/>
+        </w:rPr>
+        <w:t xml:space="preserve"/>
+      </w:r>
+    </w:p>
+    <w:p>
+      <w:pPr>
+        <w:spacing w:after="160" w:before="60" w:line="280"/>
+        <w:jc w:val="center"/>
+      </w:pPr>
+      <w:r>
+        <w:rPr>
+          <w:rFonts w:ascii="Calibri" w:cs="Calibri" w:eastAsia="Calibri" w:hAnsi="Calibri"/>
+          <w:b w:val="false"/>
+          <w:bCs w:val="false"/>
+          <w:i w:val="false"/>
+          <w:iCs w:val="false"/>
+          <w:caps/>
+          <w:color w:val="94A3B8"/>
+          <w:sz w:val="17"/>
+          <w:szCs w:val="17"/>
+        </w:rPr>
+        <w:t xml:space="preserve">Engineering Reference — Internal / NDA-Restricted</w:t>
+      </w:r>
+    </w:p>
+    <w:p>
+      <w:pPr>
+        <w:spacing w:after="80" w:before="60" w:line="280"/>
+        <w:jc w:val="center"/>
+      </w:pPr>
+      <w:r>
+        <w:rPr>
+          <w:rFonts w:ascii="Calibri" w:cs="Calibri" w:eastAsia="Calibri" w:hAnsi="Calibri"/>
+          <w:b/>
+          <w:bCs/>
+          <w:i w:val="false"/>
+          <w:iCs w:val="false"/>
+          <w:caps w:val="false"/>
+          <w:color w:val="0F172A"/>
+          <w:sz w:val="36"/>
+          <w:szCs w:val="36"/>
+        </w:rPr>
+        <w:t xml:space="preserve">MRO Lifecycle &amp; Linkage</w:t>
+      </w:r>
+    </w:p>
+    <w:p>
+      <w:pPr>
+        <w:spacing w:after="200" w:before="60" w:line="280"/>
+        <w:jc w:val="center"/>
+      </w:pPr>
+      <w:r>
+        <w:rPr>
+          <w:rFonts w:ascii="Calibri" w:cs="Calibri" w:eastAsia="Calibri" w:hAnsi="Calibri"/>
+          <w:b w:val="false"/>
+          <w:bCs w:val="false"/>
+          <w:i/>
+          <w:iCs/>
+          <w:caps w:val="false"/>
+          <w:color w:val="475569"/>
+          <w:sz w:val="22"/>
+          <w:szCs w:val="22"/>
+        </w:rPr>
+        <w:t xml:space="preserve">Memory Result Object creation, persistence, retrieval, reuse, and audit</w:t>
+      </w:r>
+    </w:p>
+    <w:p>
+      <w:pPr>
+        <w:spacing w:after="40" w:before="60" w:line="280"/>
+        <w:jc w:val="center"/>
+      </w:pPr>
+      <w:r>
+        <w:rPr>
+          <w:rFonts w:ascii="Calibri" w:cs="Calibri" w:eastAsia="Calibri" w:hAnsi="Calibri"/>
+          <w:b/>
+          <w:bCs/>
+          <w:i w:val="false"/>
+          <w:iCs w:val="false"/>
+          <w:caps w:val="false"/>
+          <w:color w:val="0F172A"/>
+          <w:sz w:val="22"/>
+          <w:szCs w:val="22"/>
+        </w:rPr>
+        <w:t xml:space="preserve">Michael Simon Bodner, Ph.D.</w:t>
+      </w:r>
+    </w:p>
+    <w:p>
+      <w:pPr>
+        <w:spacing w:after="40" w:before="60" w:line="280"/>
+        <w:jc w:val="center"/>
+      </w:pPr>
+      <w:r>
+        <w:rPr>
+          <w:rFonts w:ascii="Calibri" w:cs="Calibri" w:eastAsia="Calibri" w:hAnsi="Calibri"/>
+          <w:b w:val="false"/>
+          <w:bCs w:val="false"/>
+          <w:i w:val="false"/>
+          <w:iCs w:val="false"/>
+          <w:caps w:val="false"/>
+          <w:color w:val="0F3460"/>
+          <w:sz w:val="18"/>
+          <w:szCs w:val="18"/>
+        </w:rPr>
+        <w:t xml:space="preserve">Founder &amp; Chief Scientist, InformationPhysics.ai</w:t>
+      </w:r>
+    </w:p>
+    <w:p>
+      <w:pPr>
+        <w:spacing w:after="40" w:before="60" w:line="280"/>
+        <w:jc w:val="center"/>
+      </w:pPr>
+      <w:r>
+        <w:rPr>
+          <w:rFonts w:ascii="Calibri" w:cs="Calibri" w:eastAsia="Calibri" w:hAnsi="Calibri"/>
+          <w:b w:val="false"/>
+          <w:bCs w:val="false"/>
+          <w:i w:val="false"/>
+          <w:iCs w:val="false"/>
+          <w:caps w:val="false"/>
+          <w:color w:val="475569"/>
+          <w:sz w:val="18"/>
+          <w:szCs w:val="18"/>
+        </w:rPr>
+        <w:t xml:space="preserve">April 2026 — Software Version V4.5.0</w:t>
+      </w:r>
+    </w:p>
+    <w:p>
+      <w:pPr>
+        <w:spacing w:after="40" w:before="60" w:line="280"/>
+        <w:jc w:val="center"/>
+      </w:pPr>
+      <w:r>
+        <w:rPr>
+          <w:rFonts w:ascii="Consolas" w:cs="Consolas" w:eastAsia="Consolas" w:hAnsi="Consolas"/>
+          <w:b w:val="false"/>
+          <w:bCs w:val="false"/>
+          <w:i w:val="false"/>
+          <w:iCs w:val="false"/>
+          <w:caps w:val="false"/>
+          <w:color w:val="475569"/>
+          <w:sz w:val="16"/>
+          <w:szCs w:val="16"/>
+        </w:rPr>
+        <w:t xml:space="preserve">POST /v1/mro-objects  ·  POST /v1/hsl-data/{id}/link-mro  ·  POST /v1/op/mro-search</w:t>
+      </w:r>
+    </w:p>
+    <w:p>
+      <w:pPr>
+        <w:spacing w:after="240" w:before="60" w:line="280"/>
+        <w:jc w:val="center"/>
+      </w:pPr>
+      <w:r>
+        <w:rPr>
+          <w:rFonts w:ascii="Calibri" w:cs="Calibri" w:eastAsia="Calibri" w:hAnsi="Calibri"/>
+          <w:b w:val="false"/>
+          <w:bCs w:val="false"/>
+          <w:i w:val="false"/>
+          <w:iCs w:val="false"/>
+          <w:caps w:val="false"/>
+          <w:color w:val="94A3B8"/>
+          <w:sz w:val="16"/>
+          <w:szCs w:val="16"/>
+        </w:rPr>
+        <w:t xml:space="preserve">© 2026 InformationPhysics.ai, LLC. All rights reserved.</w:t>
+      </w:r>
+    </w:p>
+    <w:tbl>
+      <w:tblPr>
+        <w:tblW w:type="dxa" w:w="9600"/>
+        <w:tblBorders>
+          <w:top w:val="single" w:color="auto" w:sz="4"/>
+          <w:left w:val="single" w:color="auto" w:sz="4"/>
+          <w:bottom w:val="single" w:color="auto" w:sz="4"/>
+          <w:right w:val="single" w:color="auto" w:sz="4"/>
+          <w:insideH w:val="single" w:color="auto" w:sz="4"/>
+          <w:insideV w:val="single" w:color="auto" w:sz="4"/>
+        </w:tblBorders>
+      </w:tblPr>
+      <w:tblGrid>
+        <w:gridCol w:w="9600"/>
+      </w:tblGrid>
+      <w:tr>
+        <w:tc>
+          <w:tcPr>
+            <w:tcW w:type="dxa" w:w="9600"/>
+            <w:tcBorders>
+              <w:top w:val="single" w:color="CBD5E1" w:sz="4"/>
+              <w:left w:val="single" w:color="CBD5E1" w:sz="4"/>
+              <w:bottom w:val="single" w:color="CBD5E1" w:sz="4"/>
+              <w:right w:val="single" w:color="CBD5E1" w:sz="4"/>
+            </w:tcBorders>
+            <w:tcMar>
+              <w:top w:type="dxa" w:w="200"/>
+              <w:left w:type="dxa" w:w="240"/>
+              <w:bottom w:type="dxa" w:w="200"/>
+              <w:right w:type="dxa" w:w="240"/>
+            </w:tcMar>
+          </w:tcPr>
+          <w:p>
+            <w:pPr>
+              <w:spacing w:after="120" w:before="0"/>
+            </w:pPr>
+            <w:r>
+              <w:rPr>
+                <w:rFonts w:ascii="Calibri" w:cs="Calibri" w:eastAsia="Calibri" w:hAnsi="Calibri"/>
+                <w:b/>
+                <w:bCs/>
+                <w:color w:val="1F3864"/>
+                <w:sz w:val="24"/>
+                <w:szCs w:val="24"/>
+              </w:rPr>
+              <w:t xml:space="preserve">Abstract</w:t>
+            </w:r>
+          </w:p>
+          <w:p>
+            <w:pPr>
+              <w:spacing w:after="100" w:before="0" w:line="300"/>
+            </w:pPr>
+            <w:r>
+              <w:rPr>
+                <w:rFonts w:ascii="Calibri" w:cs="Calibri" w:eastAsia="Calibri" w:hAnsi="Calibri"/>
+                <w:color w:val="475569"/>
+                <w:sz w:val="21"/>
+                <w:szCs w:val="21"/>
+              </w:rPr>
+              <w:t xml:space="preserve">Authoritative description of the Memory Result Object lifecycle in V4.5. Documents creation (auto + manual), the three-threshold retrieval tier (short-circuit / bundle-augment / cue-seed), HSL back-pointer maintenance via [MRO.&lt;uuid&gt;] tokens, and the audit-and-repair surfaces in System Admin (MRO Linkage view, Fix Broken MROs).</w:t>
+            </w:r>
+          </w:p>
+          <w:p>
+            <w:pPr>
+              <w:spacing w:after="0" w:before="0" w:line="300"/>
+            </w:pPr>
+            <w:r>
+              <w:rPr>
+                <w:rFonts w:ascii="Calibri" w:cs="Calibri" w:eastAsia="Calibri" w:hAnsi="Calibri"/>
+                <w:color w:val="475569"/>
+                <w:sz w:val="21"/>
+                <w:szCs w:val="21"/>
+              </w:rPr>
+              <w:t xml:space="preserve">Covers the three V4.5 failure modes resolved: Next.js 16 Promise route params on the link-mro proxy, the Save MRO display-string bug that was persisting the wrong seed_hsls, and the Fix Broken MROs dual-pass repair that handles both missing and stale back-pointers.</w:t>
+            </w:r>
+          </w:p>
+        </w:tc>
+      </w:tr>
+    </w:tbl>
+    <w:p>
+      <w:pPr>
+        <w:spacing w:after="60" w:before="60" w:line="280"/>
+        <w:jc w:val="left"/>
+      </w:pPr>
+      <w:r>
+        <w:rPr>
+          <w:rFonts w:ascii="Calibri" w:cs="Calibri" w:eastAsia="Calibri" w:hAnsi="Calibri"/>
+          <w:b w:val="false"/>
+          <w:bCs w:val="false"/>
+          <w:i w:val="false"/>
+          <w:iCs w:val="false"/>
+          <w:caps w:val="false"/>
+          <w:color w:val="0F172A"/>
+          <w:sz w:val="21"/>
+          <w:szCs w:val="21"/>
+        </w:rPr>
+        <w:t xml:space="preserve"/>
+      </w:r>
+    </w:p>
+    <w:p>
+      <w:pPr>
+        <w:pStyle w:val="Heading1"/>
+        <w:pBdr>
+          <w:bottom w:val="single" w:color="1F3864" w:sz="6" w:space="4"/>
+        </w:pBdr>
+        <w:spacing w:after="160" w:before="360" w:line="320"/>
+      </w:pPr>
+      <w:r>
+        <w:rPr>
+          <w:rFonts w:ascii="Calibri" w:cs="Calibri" w:eastAsia="Calibri" w:hAnsi="Calibri"/>
+          <w:b/>
+          <w:bCs/>
+          <w:color w:val="1F3864"/>
+          <w:sz w:val="28"/>
+          <w:szCs w:val="28"/>
+        </w:rPr>
+        <w:t xml:space="preserve">1.  Object Model</w:t>
+      </w:r>
+    </w:p>
+    <w:p>
+      <w:pPr>
+        <w:spacing w:after="60" w:before="60" w:line="280"/>
+        <w:jc w:val="left"/>
+      </w:pPr>
+      <w:r>
+        <w:rPr>
+          <w:rFonts w:ascii="Calibri" w:cs="Calibri" w:eastAsia="Calibri" w:hAnsi="Calibri"/>
+          <w:b w:val="false"/>
+          <w:bCs w:val="false"/>
+          <w:i w:val="false"/>
+          <w:iCs w:val="false"/>
+          <w:caps w:val="false"/>
+          <w:color w:val="0F172A"/>
+          <w:sz w:val="21"/>
+          <w:szCs w:val="21"/>
+        </w:rPr>
+        <w:t xml:space="preserve">MROs are episodic — one per saved retrieval. The schema captures everything needed to reproduce, audit, or replay the answer.</w:t>
+      </w:r>
+    </w:p>
+    <w:tbl>
+      <w:tblPr>
+        <w:tblW w:type="dxa" w:w="9600"/>
+        <w:tblBorders>
+          <w:top w:val="single" w:color="auto" w:sz="4"/>
+          <w:left w:val="single" w:color="auto" w:sz="4"/>
+          <w:bottom w:val="single" w:color="auto" w:sz="4"/>
+          <w:right w:val="single" w:color="auto" w:sz="4"/>
+          <w:insideH w:val="single" w:color="auto" w:sz="4"/>
+          <w:insideV w:val="single" w:color="auto" w:sz="4"/>
+        </w:tblBorders>
+      </w:tblPr>
+      <w:tblGrid>
+        <w:gridCol w:w="2600"/>
+        <w:gridCol w:w="7000"/>
+      </w:tblGrid>
+      <w:tr>
+        <w:trPr>
+          <w:tblHeader/>
+        </w:trPr>
+        <w:tc>
+          <w:tcPr>
+            <w:tcW w:type="dxa" w:w="2600"/>
+            <w:tcBorders>
+              <w:top w:val="single" w:color="CBD5E1" w:sz="4"/>
+              <w:left w:val="single" w:color="CBD5E1" w:sz="4"/>
+              <w:bottom w:val="single" w:color="CBD5E1" w:sz="4"/>
+              <w:right w:val="single" w:color="CBD5E1" w:sz="4"/>
+            </w:tcBorders>
+            <w:shd w:fill="0F3460" w:val="clear"/>
+            <w:tcMar>
+              <w:top w:type="dxa" w:w="80"/>
+              <w:left w:type="dxa" w:w="120"/>
+              <w:bottom w:type="dxa" w:w="80"/>
+              <w:right w:type="dxa" w:w="120"/>
+            </w:tcMar>
+          </w:tcPr>
+          <w:p>
+            <w:pPr>
+              <w:spacing w:after="0" w:before="0" w:line="260"/>
+            </w:pPr>
+            <w:r>
+              <w:rPr>
+                <w:rFonts w:ascii="Calibri" w:cs="Calibri" w:eastAsia="Calibri" w:hAnsi="Calibri"/>
+                <w:b/>
+                <w:bCs/>
+                <w:color w:val="FFFFFF"/>
+                <w:sz w:val="19"/>
+                <w:szCs w:val="19"/>
+              </w:rPr>
+              <w:t xml:space="preserve">Column</w:t>
+            </w:r>
+          </w:p>
+        </w:tc>
+        <w:tc>
+          <w:tcPr>
+            <w:tcW w:type="dxa" w:w="7000"/>
+            <w:tcBorders>
+              <w:top w:val="single" w:color="CBD5E1" w:sz="4"/>
+              <w:left w:val="single" w:color="CBD5E1" w:sz="4"/>
+              <w:bottom w:val="single" w:color="CBD5E1" w:sz="4"/>
+              <w:right w:val="single" w:color="CBD5E1" w:sz="4"/>
+            </w:tcBorders>
+            <w:shd w:fill="0F3460" w:val="clear"/>
+            <w:tcMar>
+              <w:top w:type="dxa" w:w="80"/>
+              <w:left w:type="dxa" w:w="120"/>
+              <w:bottom w:type="dxa" w:w="80"/>
+              <w:right w:type="dxa" w:w="120"/>
+            </w:tcMar>
+          </w:tcPr>
+          <w:p>
+            <w:pPr>
+              <w:spacing w:after="0" w:before="0" w:line="260"/>
+            </w:pPr>
+            <w:r>
+              <w:rPr>
+                <w:rFonts w:ascii="Calibri" w:cs="Calibri" w:eastAsia="Calibri" w:hAnsi="Calibri"/>
+                <w:b/>
+                <w:bCs/>
+                <w:color w:val="FFFFFF"/>
+                <w:sz w:val="19"/>
+                <w:szCs w:val="19"/>
+              </w:rPr>
+              <w:t xml:space="preserve">Meaning</w:t>
+            </w:r>
+          </w:p>
+        </w:tc>
+      </w:tr>
+      <w:tr>
+        <w:tc>
+          <w:tcPr>
+            <w:tcW w:type="dxa" w:w="2600"/>
+            <w:tcBorders>
+              <w:top w:val="single" w:color="CBD5E1" w:sz="4"/>
+              <w:left w:val="single" w:color="CBD5E1" w:sz="4"/>
+              <w:bottom w:val="single" w:color="CBD5E1" w:sz="4"/>
+              <w:right w:val="single" w:color="CBD5E1" w:sz="4"/>
+            </w:tcBorders>
+            <w:tcMar>
+              <w:top w:type="dxa" w:w="80"/>
+              <w:left w:type="dxa" w:w="120"/>
+              <w:bottom w:type="dxa" w:w="80"/>
+              <w:right w:type="dxa" w:w="120"/>
+            </w:tcMar>
+          </w:tcPr>
+          <w:p>
+            <w:pPr>
+              <w:spacing w:after="0" w:before="0" w:line="260"/>
+            </w:pPr>
+            <w:r>
+              <w:rPr>
+                <w:rFonts w:ascii="Calibri" w:cs="Calibri" w:eastAsia="Calibri" w:hAnsi="Calibri"/>
+                <w:b w:val="false"/>
+                <w:bCs w:val="false"/>
+                <w:color w:val="0F172A"/>
+                <w:sz w:val="19"/>
+                <w:szCs w:val="19"/>
+              </w:rPr>
+              <w:t xml:space="preserve">mro_id</w:t>
+            </w:r>
+          </w:p>
+        </w:tc>
+        <w:tc>
+          <w:tcPr>
+            <w:tcW w:type="dxa" w:w="7000"/>
+            <w:tcBorders>
+              <w:top w:val="single" w:color="CBD5E1" w:sz="4"/>
+              <w:left w:val="single" w:color="CBD5E1" w:sz="4"/>
+              <w:bottom w:val="single" w:color="CBD5E1" w:sz="4"/>
+              <w:right w:val="single" w:color="CBD5E1" w:sz="4"/>
+            </w:tcBorders>
+            <w:tcMar>
+              <w:top w:type="dxa" w:w="80"/>
+              <w:left w:type="dxa" w:w="120"/>
+              <w:bottom w:type="dxa" w:w="80"/>
+              <w:right w:type="dxa" w:w="120"/>
+            </w:tcMar>
+          </w:tcPr>
+          <w:p>
+            <w:pPr>
+              <w:spacing w:after="0" w:before="0" w:line="260"/>
+            </w:pPr>
+            <w:r>
+              <w:rPr>
+                <w:rFonts w:ascii="Calibri" w:cs="Calibri" w:eastAsia="Calibri" w:hAnsi="Calibri"/>
+                <w:b w:val="false"/>
+                <w:bCs w:val="false"/>
+                <w:color w:val="0F172A"/>
+                <w:sz w:val="19"/>
+                <w:szCs w:val="19"/>
+              </w:rPr>
+              <w:t xml:space="preserve">UUID v4 — primary key</w:t>
+            </w:r>
+          </w:p>
+        </w:tc>
+      </w:tr>
+      <w:tr>
+        <w:tc>
+          <w:tcPr>
+            <w:tcW w:type="dxa" w:w="2600"/>
+            <w:tcBorders>
+              <w:top w:val="single" w:color="CBD5E1" w:sz="4"/>
+              <w:left w:val="single" w:color="CBD5E1" w:sz="4"/>
+              <w:bottom w:val="single" w:color="CBD5E1" w:sz="4"/>
+              <w:right w:val="single" w:color="CBD5E1" w:sz="4"/>
+            </w:tcBorders>
+            <w:shd w:fill="F1F5F9" w:val="clear"/>
+            <w:tcMar>
+              <w:top w:type="dxa" w:w="80"/>
+              <w:left w:type="dxa" w:w="120"/>
+              <w:bottom w:type="dxa" w:w="80"/>
+              <w:right w:type="dxa" w:w="120"/>
+            </w:tcMar>
+          </w:tcPr>
+          <w:p>
+            <w:pPr>
+              <w:spacing w:after="0" w:before="0" w:line="260"/>
+            </w:pPr>
+            <w:r>
+              <w:rPr>
+                <w:rFonts w:ascii="Calibri" w:cs="Calibri" w:eastAsia="Calibri" w:hAnsi="Calibri"/>
+                <w:b w:val="false"/>
+                <w:bCs w:val="false"/>
+                <w:color w:val="0F172A"/>
+                <w:sz w:val="19"/>
+                <w:szCs w:val="19"/>
+              </w:rPr>
+              <w:t xml:space="preserve">mro_key</w:t>
+            </w:r>
+          </w:p>
+        </w:tc>
+        <w:tc>
+          <w:tcPr>
+            <w:tcW w:type="dxa" w:w="7000"/>
+            <w:tcBorders>
+              <w:top w:val="single" w:color="CBD5E1" w:sz="4"/>
+              <w:left w:val="single" w:color="CBD5E1" w:sz="4"/>
+              <w:bottom w:val="single" w:color="CBD5E1" w:sz="4"/>
+              <w:right w:val="single" w:color="CBD5E1" w:sz="4"/>
+            </w:tcBorders>
+            <w:shd w:fill="F1F5F9" w:val="clear"/>
+            <w:tcMar>
+              <w:top w:type="dxa" w:w="80"/>
+              <w:left w:type="dxa" w:w="120"/>
+              <w:bottom w:type="dxa" w:w="80"/>
+              <w:right w:type="dxa" w:w="120"/>
+            </w:tcMar>
+          </w:tcPr>
+          <w:p>
+            <w:pPr>
+              <w:spacing w:after="0" w:before="0" w:line="260"/>
+            </w:pPr>
+            <w:r>
+              <w:rPr>
+                <w:rFonts w:ascii="Calibri" w:cs="Calibri" w:eastAsia="Calibri" w:hAnsi="Calibri"/>
+                <w:b w:val="false"/>
+                <w:bCs w:val="false"/>
+                <w:color w:val="0F172A"/>
+                <w:sz w:val="19"/>
+                <w:szCs w:val="19"/>
+              </w:rPr>
+              <w:t xml:space="preserve">Caller-supplied human label ("AIOSearch-1730000000-7g3x"). Unique per tenant.</w:t>
+            </w:r>
+          </w:p>
+        </w:tc>
+      </w:tr>
+      <w:tr>
+        <w:tc>
+          <w:tcPr>
+            <w:tcW w:type="dxa" w:w="2600"/>
+            <w:tcBorders>
+              <w:top w:val="single" w:color="CBD5E1" w:sz="4"/>
+              <w:left w:val="single" w:color="CBD5E1" w:sz="4"/>
+              <w:bottom w:val="single" w:color="CBD5E1" w:sz="4"/>
+              <w:right w:val="single" w:color="CBD5E1" w:sz="4"/>
+            </w:tcBorders>
+            <w:tcMar>
+              <w:top w:type="dxa" w:w="80"/>
+              <w:left w:type="dxa" w:w="120"/>
+              <w:bottom w:type="dxa" w:w="80"/>
+              <w:right w:type="dxa" w:w="120"/>
+            </w:tcMar>
+          </w:tcPr>
+          <w:p>
+            <w:pPr>
+              <w:spacing w:after="0" w:before="0" w:line="260"/>
+            </w:pPr>
+            <w:r>
+              <w:rPr>
+                <w:rFonts w:ascii="Calibri" w:cs="Calibri" w:eastAsia="Calibri" w:hAnsi="Calibri"/>
+                <w:b w:val="false"/>
+                <w:bCs w:val="false"/>
+                <w:color w:val="0F172A"/>
+                <w:sz w:val="19"/>
+                <w:szCs w:val="19"/>
+              </w:rPr>
+              <w:t xml:space="preserve">query_text</w:t>
+            </w:r>
+          </w:p>
+        </w:tc>
+        <w:tc>
+          <w:tcPr>
+            <w:tcW w:type="dxa" w:w="7000"/>
+            <w:tcBorders>
+              <w:top w:val="single" w:color="CBD5E1" w:sz="4"/>
+              <w:left w:val="single" w:color="CBD5E1" w:sz="4"/>
+              <w:bottom w:val="single" w:color="CBD5E1" w:sz="4"/>
+              <w:right w:val="single" w:color="CBD5E1" w:sz="4"/>
+            </w:tcBorders>
+            <w:tcMar>
+              <w:top w:type="dxa" w:w="80"/>
+              <w:left w:type="dxa" w:w="120"/>
+              <w:bottom w:type="dxa" w:w="80"/>
+              <w:right w:type="dxa" w:w="120"/>
+            </w:tcMar>
+          </w:tcPr>
+          <w:p>
+            <w:pPr>
+              <w:spacing w:after="0" w:before="0" w:line="260"/>
+            </w:pPr>
+            <w:r>
+              <w:rPr>
+                <w:rFonts w:ascii="Calibri" w:cs="Calibri" w:eastAsia="Calibri" w:hAnsi="Calibri"/>
+                <w:b w:val="false"/>
+                <w:bCs w:val="false"/>
+                <w:color w:val="0F172A"/>
+                <w:sz w:val="19"/>
+                <w:szCs w:val="19"/>
+              </w:rPr>
+              <w:t xml:space="preserve">The user's natural-language input</w:t>
+            </w:r>
+          </w:p>
+        </w:tc>
+      </w:tr>
+      <w:tr>
+        <w:tc>
+          <w:tcPr>
+            <w:tcW w:type="dxa" w:w="2600"/>
+            <w:tcBorders>
+              <w:top w:val="single" w:color="CBD5E1" w:sz="4"/>
+              <w:left w:val="single" w:color="CBD5E1" w:sz="4"/>
+              <w:bottom w:val="single" w:color="CBD5E1" w:sz="4"/>
+              <w:right w:val="single" w:color="CBD5E1" w:sz="4"/>
+            </w:tcBorders>
+            <w:shd w:fill="F1F5F9" w:val="clear"/>
+            <w:tcMar>
+              <w:top w:type="dxa" w:w="80"/>
+              <w:left w:type="dxa" w:w="120"/>
+              <w:bottom w:type="dxa" w:w="80"/>
+              <w:right w:type="dxa" w:w="120"/>
+            </w:tcMar>
+          </w:tcPr>
+          <w:p>
+            <w:pPr>
+              <w:spacing w:after="0" w:before="0" w:line="260"/>
+            </w:pPr>
+            <w:r>
+              <w:rPr>
+                <w:rFonts w:ascii="Calibri" w:cs="Calibri" w:eastAsia="Calibri" w:hAnsi="Calibri"/>
+                <w:b w:val="false"/>
+                <w:bCs w:val="false"/>
+                <w:color w:val="0F172A"/>
+                <w:sz w:val="19"/>
+                <w:szCs w:val="19"/>
+              </w:rPr>
+              <w:t xml:space="preserve">intent</w:t>
+            </w:r>
+          </w:p>
+        </w:tc>
+        <w:tc>
+          <w:tcPr>
+            <w:tcW w:type="dxa" w:w="7000"/>
+            <w:tcBorders>
+              <w:top w:val="single" w:color="CBD5E1" w:sz="4"/>
+              <w:left w:val="single" w:color="CBD5E1" w:sz="4"/>
+              <w:bottom w:val="single" w:color="CBD5E1" w:sz="4"/>
+              <w:right w:val="single" w:color="CBD5E1" w:sz="4"/>
+            </w:tcBorders>
+            <w:shd w:fill="F1F5F9" w:val="clear"/>
+            <w:tcMar>
+              <w:top w:type="dxa" w:w="80"/>
+              <w:left w:type="dxa" w:w="120"/>
+              <w:bottom w:type="dxa" w:w="80"/>
+              <w:right w:type="dxa" w:w="120"/>
+            </w:tcMar>
+          </w:tcPr>
+          <w:p>
+            <w:pPr>
+              <w:spacing w:after="0" w:before="0" w:line="260"/>
+            </w:pPr>
+            <w:r>
+              <w:rPr>
+                <w:rFonts w:ascii="Calibri" w:cs="Calibri" w:eastAsia="Calibri" w:hAnsi="Calibri"/>
+                <w:b w:val="false"/>
+                <w:bCs w:val="false"/>
+                <w:color w:val="0F172A"/>
+                <w:sz w:val="19"/>
+                <w:szCs w:val="19"/>
+              </w:rPr>
+              <w:t xml:space="preserve">"recall" | "aio-search" | "manual" — which mode produced the MRO</w:t>
+            </w:r>
+          </w:p>
+        </w:tc>
+      </w:tr>
+      <w:tr>
+        <w:tc>
+          <w:tcPr>
+            <w:tcW w:type="dxa" w:w="2600"/>
+            <w:tcBorders>
+              <w:top w:val="single" w:color="CBD5E1" w:sz="4"/>
+              <w:left w:val="single" w:color="CBD5E1" w:sz="4"/>
+              <w:bottom w:val="single" w:color="CBD5E1" w:sz="4"/>
+              <w:right w:val="single" w:color="CBD5E1" w:sz="4"/>
+            </w:tcBorders>
+            <w:tcMar>
+              <w:top w:type="dxa" w:w="80"/>
+              <w:left w:type="dxa" w:w="120"/>
+              <w:bottom w:type="dxa" w:w="80"/>
+              <w:right w:type="dxa" w:w="120"/>
+            </w:tcMar>
+          </w:tcPr>
+          <w:p>
+            <w:pPr>
+              <w:spacing w:after="0" w:before="0" w:line="260"/>
+            </w:pPr>
+            <w:r>
+              <w:rPr>
+                <w:rFonts w:ascii="Calibri" w:cs="Calibri" w:eastAsia="Calibri" w:hAnsi="Calibri"/>
+                <w:b w:val="false"/>
+                <w:bCs w:val="false"/>
+                <w:color w:val="0F172A"/>
+                <w:sz w:val="19"/>
+                <w:szCs w:val="19"/>
+              </w:rPr>
+              <w:t xml:space="preserve">seed_hsls</w:t>
+            </w:r>
+          </w:p>
+        </w:tc>
+        <w:tc>
+          <w:tcPr>
+            <w:tcW w:type="dxa" w:w="7000"/>
+            <w:tcBorders>
+              <w:top w:val="single" w:color="CBD5E1" w:sz="4"/>
+              <w:left w:val="single" w:color="CBD5E1" w:sz="4"/>
+              <w:bottom w:val="single" w:color="CBD5E1" w:sz="4"/>
+              <w:right w:val="single" w:color="CBD5E1" w:sz="4"/>
+            </w:tcBorders>
+            <w:tcMar>
+              <w:top w:type="dxa" w:w="80"/>
+              <w:left w:type="dxa" w:w="120"/>
+              <w:bottom w:type="dxa" w:w="80"/>
+              <w:right w:type="dxa" w:w="120"/>
+            </w:tcMar>
+          </w:tcPr>
+          <w:p>
+            <w:pPr>
+              <w:spacing w:after="0" w:before="0" w:line="260"/>
+            </w:pPr>
+            <w:r>
+              <w:rPr>
+                <w:rFonts w:ascii="Calibri" w:cs="Calibri" w:eastAsia="Calibri" w:hAnsi="Calibri"/>
+                <w:b w:val="false"/>
+                <w:bCs w:val="false"/>
+                <w:color w:val="0F172A"/>
+                <w:sz w:val="19"/>
+                <w:szCs w:val="19"/>
+              </w:rPr>
+              <w:t xml:space="preserve">Pipe-joined HSL UUIDs that contributed to the answer. Drives back-pointer writes.</w:t>
+            </w:r>
+          </w:p>
+        </w:tc>
+      </w:tr>
+      <w:tr>
+        <w:tc>
+          <w:tcPr>
+            <w:tcW w:type="dxa" w:w="2600"/>
+            <w:tcBorders>
+              <w:top w:val="single" w:color="CBD5E1" w:sz="4"/>
+              <w:left w:val="single" w:color="CBD5E1" w:sz="4"/>
+              <w:bottom w:val="single" w:color="CBD5E1" w:sz="4"/>
+              <w:right w:val="single" w:color="CBD5E1" w:sz="4"/>
+            </w:tcBorders>
+            <w:shd w:fill="F1F5F9" w:val="clear"/>
+            <w:tcMar>
+              <w:top w:type="dxa" w:w="80"/>
+              <w:left w:type="dxa" w:w="120"/>
+              <w:bottom w:type="dxa" w:w="80"/>
+              <w:right w:type="dxa" w:w="120"/>
+            </w:tcMar>
+          </w:tcPr>
+          <w:p>
+            <w:pPr>
+              <w:spacing w:after="0" w:before="0" w:line="260"/>
+            </w:pPr>
+            <w:r>
+              <w:rPr>
+                <w:rFonts w:ascii="Calibri" w:cs="Calibri" w:eastAsia="Calibri" w:hAnsi="Calibri"/>
+                <w:b w:val="false"/>
+                <w:bCs w:val="false"/>
+                <w:color w:val="0F172A"/>
+                <w:sz w:val="19"/>
+                <w:szCs w:val="19"/>
+              </w:rPr>
+              <w:t xml:space="preserve">matched_aios_count</w:t>
+            </w:r>
+          </w:p>
+        </w:tc>
+        <w:tc>
+          <w:tcPr>
+            <w:tcW w:type="dxa" w:w="7000"/>
+            <w:tcBorders>
+              <w:top w:val="single" w:color="CBD5E1" w:sz="4"/>
+              <w:left w:val="single" w:color="CBD5E1" w:sz="4"/>
+              <w:bottom w:val="single" w:color="CBD5E1" w:sz="4"/>
+              <w:right w:val="single" w:color="CBD5E1" w:sz="4"/>
+            </w:tcBorders>
+            <w:shd w:fill="F1F5F9" w:val="clear"/>
+            <w:tcMar>
+              <w:top w:type="dxa" w:w="80"/>
+              <w:left w:type="dxa" w:w="120"/>
+              <w:bottom w:type="dxa" w:w="80"/>
+              <w:right w:type="dxa" w:w="120"/>
+            </w:tcMar>
+          </w:tcPr>
+          <w:p>
+            <w:pPr>
+              <w:spacing w:after="0" w:before="0" w:line="260"/>
+            </w:pPr>
+            <w:r>
+              <w:rPr>
+                <w:rFonts w:ascii="Calibri" w:cs="Calibri" w:eastAsia="Calibri" w:hAnsi="Calibri"/>
+                <w:b w:val="false"/>
+                <w:bCs w:val="false"/>
+                <w:color w:val="0F172A"/>
+                <w:sz w:val="19"/>
+                <w:szCs w:val="19"/>
+              </w:rPr>
+              <w:t xml:space="preserve">Cardinality of the AIO set at synthesis time</w:t>
+            </w:r>
+          </w:p>
+        </w:tc>
+      </w:tr>
+      <w:tr>
+        <w:tc>
+          <w:tcPr>
+            <w:tcW w:type="dxa" w:w="2600"/>
+            <w:tcBorders>
+              <w:top w:val="single" w:color="CBD5E1" w:sz="4"/>
+              <w:left w:val="single" w:color="CBD5E1" w:sz="4"/>
+              <w:bottom w:val="single" w:color="CBD5E1" w:sz="4"/>
+              <w:right w:val="single" w:color="CBD5E1" w:sz="4"/>
+            </w:tcBorders>
+            <w:tcMar>
+              <w:top w:type="dxa" w:w="80"/>
+              <w:left w:type="dxa" w:w="120"/>
+              <w:bottom w:type="dxa" w:w="80"/>
+              <w:right w:type="dxa" w:w="120"/>
+            </w:tcMar>
+          </w:tcPr>
+          <w:p>
+            <w:pPr>
+              <w:spacing w:after="0" w:before="0" w:line="260"/>
+            </w:pPr>
+            <w:r>
+              <w:rPr>
+                <w:rFonts w:ascii="Calibri" w:cs="Calibri" w:eastAsia="Calibri" w:hAnsi="Calibri"/>
+                <w:b w:val="false"/>
+                <w:bCs w:val="false"/>
+                <w:color w:val="0F172A"/>
+                <w:sz w:val="19"/>
+                <w:szCs w:val="19"/>
+              </w:rPr>
+              <w:t xml:space="preserve">search_terms</w:t>
+            </w:r>
+          </w:p>
+        </w:tc>
+        <w:tc>
+          <w:tcPr>
+            <w:tcW w:type="dxa" w:w="7000"/>
+            <w:tcBorders>
+              <w:top w:val="single" w:color="CBD5E1" w:sz="4"/>
+              <w:left w:val="single" w:color="CBD5E1" w:sz="4"/>
+              <w:bottom w:val="single" w:color="CBD5E1" w:sz="4"/>
+              <w:right w:val="single" w:color="CBD5E1" w:sz="4"/>
+            </w:tcBorders>
+            <w:tcMar>
+              <w:top w:type="dxa" w:w="80"/>
+              <w:left w:type="dxa" w:w="120"/>
+              <w:bottom w:type="dxa" w:w="80"/>
+              <w:right w:type="dxa" w:w="120"/>
+            </w:tcMar>
+          </w:tcPr>
+          <w:p>
+            <w:pPr>
+              <w:spacing w:after="0" w:before="0" w:line="260"/>
+            </w:pPr>
+            <w:r>
+              <w:rPr>
+                <w:rFonts w:ascii="Calibri" w:cs="Calibri" w:eastAsia="Calibri" w:hAnsi="Calibri"/>
+                <w:b w:val="false"/>
+                <w:bCs w:val="false"/>
+                <w:color w:val="0F172A"/>
+                <w:sz w:val="19"/>
+                <w:szCs w:val="19"/>
+              </w:rPr>
+              <w:t xml:space="preserve">JSONB — the parse-phase output (Live) or cue set (Recall)</w:t>
+            </w:r>
+          </w:p>
+        </w:tc>
+      </w:tr>
+      <w:tr>
+        <w:tc>
+          <w:tcPr>
+            <w:tcW w:type="dxa" w:w="2600"/>
+            <w:tcBorders>
+              <w:top w:val="single" w:color="CBD5E1" w:sz="4"/>
+              <w:left w:val="single" w:color="CBD5E1" w:sz="4"/>
+              <w:bottom w:val="single" w:color="CBD5E1" w:sz="4"/>
+              <w:right w:val="single" w:color="CBD5E1" w:sz="4"/>
+            </w:tcBorders>
+            <w:shd w:fill="F1F5F9" w:val="clear"/>
+            <w:tcMar>
+              <w:top w:type="dxa" w:w="80"/>
+              <w:left w:type="dxa" w:w="120"/>
+              <w:bottom w:type="dxa" w:w="80"/>
+              <w:right w:type="dxa" w:w="120"/>
+            </w:tcMar>
+          </w:tcPr>
+          <w:p>
+            <w:pPr>
+              <w:spacing w:after="0" w:before="0" w:line="260"/>
+            </w:pPr>
+            <w:r>
+              <w:rPr>
+                <w:rFonts w:ascii="Calibri" w:cs="Calibri" w:eastAsia="Calibri" w:hAnsi="Calibri"/>
+                <w:b w:val="false"/>
+                <w:bCs w:val="false"/>
+                <w:color w:val="0F172A"/>
+                <w:sz w:val="19"/>
+                <w:szCs w:val="19"/>
+              </w:rPr>
+              <w:t xml:space="preserve">result_text</w:t>
+            </w:r>
+          </w:p>
+        </w:tc>
+        <w:tc>
+          <w:tcPr>
+            <w:tcW w:type="dxa" w:w="7000"/>
+            <w:tcBorders>
+              <w:top w:val="single" w:color="CBD5E1" w:sz="4"/>
+              <w:left w:val="single" w:color="CBD5E1" w:sz="4"/>
+              <w:bottom w:val="single" w:color="CBD5E1" w:sz="4"/>
+              <w:right w:val="single" w:color="CBD5E1" w:sz="4"/>
+            </w:tcBorders>
+            <w:shd w:fill="F1F5F9" w:val="clear"/>
+            <w:tcMar>
+              <w:top w:type="dxa" w:w="80"/>
+              <w:left w:type="dxa" w:w="120"/>
+              <w:bottom w:type="dxa" w:w="80"/>
+              <w:right w:type="dxa" w:w="120"/>
+            </w:tcMar>
+          </w:tcPr>
+          <w:p>
+            <w:pPr>
+              <w:spacing w:after="0" w:before="0" w:line="260"/>
+            </w:pPr>
+            <w:r>
+              <w:rPr>
+                <w:rFonts w:ascii="Calibri" w:cs="Calibri" w:eastAsia="Calibri" w:hAnsi="Calibri"/>
+                <w:b w:val="false"/>
+                <w:bCs w:val="false"/>
+                <w:color w:val="0F172A"/>
+                <w:sz w:val="19"/>
+                <w:szCs w:val="19"/>
+              </w:rPr>
+              <w:t xml:space="preserve">The LLM's verbatim reply (used as a prior in future retrievals)</w:t>
+            </w:r>
+          </w:p>
+        </w:tc>
+      </w:tr>
+      <w:tr>
+        <w:tc>
+          <w:tcPr>
+            <w:tcW w:type="dxa" w:w="2600"/>
+            <w:tcBorders>
+              <w:top w:val="single" w:color="CBD5E1" w:sz="4"/>
+              <w:left w:val="single" w:color="CBD5E1" w:sz="4"/>
+              <w:bottom w:val="single" w:color="CBD5E1" w:sz="4"/>
+              <w:right w:val="single" w:color="CBD5E1" w:sz="4"/>
+            </w:tcBorders>
+            <w:tcMar>
+              <w:top w:type="dxa" w:w="80"/>
+              <w:left w:type="dxa" w:w="120"/>
+              <w:bottom w:type="dxa" w:w="80"/>
+              <w:right w:type="dxa" w:w="120"/>
+            </w:tcMar>
+          </w:tcPr>
+          <w:p>
+            <w:pPr>
+              <w:spacing w:after="0" w:before="0" w:line="260"/>
+            </w:pPr>
+            <w:r>
+              <w:rPr>
+                <w:rFonts w:ascii="Calibri" w:cs="Calibri" w:eastAsia="Calibri" w:hAnsi="Calibri"/>
+                <w:b w:val="false"/>
+                <w:bCs w:val="false"/>
+                <w:color w:val="0F172A"/>
+                <w:sz w:val="19"/>
+                <w:szCs w:val="19"/>
+              </w:rPr>
+              <w:t xml:space="preserve">confidence</w:t>
+            </w:r>
+          </w:p>
+        </w:tc>
+        <w:tc>
+          <w:tcPr>
+            <w:tcW w:type="dxa" w:w="7000"/>
+            <w:tcBorders>
+              <w:top w:val="single" w:color="CBD5E1" w:sz="4"/>
+              <w:left w:val="single" w:color="CBD5E1" w:sz="4"/>
+              <w:bottom w:val="single" w:color="CBD5E1" w:sz="4"/>
+              <w:right w:val="single" w:color="CBD5E1" w:sz="4"/>
+            </w:tcBorders>
+            <w:tcMar>
+              <w:top w:type="dxa" w:w="80"/>
+              <w:left w:type="dxa" w:w="120"/>
+              <w:bottom w:type="dxa" w:w="80"/>
+              <w:right w:type="dxa" w:w="120"/>
+            </w:tcMar>
+          </w:tcPr>
+          <w:p>
+            <w:pPr>
+              <w:spacing w:after="0" w:before="0" w:line="260"/>
+            </w:pPr>
+            <w:r>
+              <w:rPr>
+                <w:rFonts w:ascii="Calibri" w:cs="Calibri" w:eastAsia="Calibri" w:hAnsi="Calibri"/>
+                <w:b w:val="false"/>
+                <w:bCs w:val="false"/>
+                <w:color w:val="0F172A"/>
+                <w:sz w:val="19"/>
+                <w:szCs w:val="19"/>
+              </w:rPr>
+              <w:t xml:space="preserve">Operator-supplied or pipeline-derived 0–1 score</w:t>
+            </w:r>
+          </w:p>
+        </w:tc>
+      </w:tr>
+      <w:tr>
+        <w:tc>
+          <w:tcPr>
+            <w:tcW w:type="dxa" w:w="2600"/>
+            <w:tcBorders>
+              <w:top w:val="single" w:color="CBD5E1" w:sz="4"/>
+              <w:left w:val="single" w:color="CBD5E1" w:sz="4"/>
+              <w:bottom w:val="single" w:color="CBD5E1" w:sz="4"/>
+              <w:right w:val="single" w:color="CBD5E1" w:sz="4"/>
+            </w:tcBorders>
+            <w:shd w:fill="F1F5F9" w:val="clear"/>
+            <w:tcMar>
+              <w:top w:type="dxa" w:w="80"/>
+              <w:left w:type="dxa" w:w="120"/>
+              <w:bottom w:type="dxa" w:w="80"/>
+              <w:right w:type="dxa" w:w="120"/>
+            </w:tcMar>
+          </w:tcPr>
+          <w:p>
+            <w:pPr>
+              <w:spacing w:after="0" w:before="0" w:line="260"/>
+            </w:pPr>
+            <w:r>
+              <w:rPr>
+                <w:rFonts w:ascii="Calibri" w:cs="Calibri" w:eastAsia="Calibri" w:hAnsi="Calibri"/>
+                <w:b w:val="false"/>
+                <w:bCs w:val="false"/>
+                <w:color w:val="0F172A"/>
+                <w:sz w:val="19"/>
+                <w:szCs w:val="19"/>
+              </w:rPr>
+              <w:t xml:space="preserve">policy_scope</w:t>
+            </w:r>
+          </w:p>
+        </w:tc>
+        <w:tc>
+          <w:tcPr>
+            <w:tcW w:type="dxa" w:w="7000"/>
+            <w:tcBorders>
+              <w:top w:val="single" w:color="CBD5E1" w:sz="4"/>
+              <w:left w:val="single" w:color="CBD5E1" w:sz="4"/>
+              <w:bottom w:val="single" w:color="CBD5E1" w:sz="4"/>
+              <w:right w:val="single" w:color="CBD5E1" w:sz="4"/>
+            </w:tcBorders>
+            <w:shd w:fill="F1F5F9" w:val="clear"/>
+            <w:tcMar>
+              <w:top w:type="dxa" w:w="80"/>
+              <w:left w:type="dxa" w:w="120"/>
+              <w:bottom w:type="dxa" w:w="80"/>
+              <w:right w:type="dxa" w:w="120"/>
+            </w:tcMar>
+          </w:tcPr>
+          <w:p>
+            <w:pPr>
+              <w:spacing w:after="0" w:before="0" w:line="260"/>
+            </w:pPr>
+            <w:r>
+              <w:rPr>
+                <w:rFonts w:ascii="Calibri" w:cs="Calibri" w:eastAsia="Calibri" w:hAnsi="Calibri"/>
+                <w:b w:val="false"/>
+                <w:bCs w:val="false"/>
+                <w:color w:val="0F172A"/>
+                <w:sz w:val="19"/>
+                <w:szCs w:val="19"/>
+              </w:rPr>
+              <w:t xml:space="preserve">Tenant-level retention scope ("default" | "forensic" | "ephemeral")</w:t>
+            </w:r>
+          </w:p>
+        </w:tc>
+      </w:tr>
+      <w:tr>
+        <w:tc>
+          <w:tcPr>
+            <w:tcW w:type="dxa" w:w="2600"/>
+            <w:tcBorders>
+              <w:top w:val="single" w:color="CBD5E1" w:sz="4"/>
+              <w:left w:val="single" w:color="CBD5E1" w:sz="4"/>
+              <w:bottom w:val="single" w:color="CBD5E1" w:sz="4"/>
+              <w:right w:val="single" w:color="CBD5E1" w:sz="4"/>
+            </w:tcBorders>
+            <w:tcMar>
+              <w:top w:type="dxa" w:w="80"/>
+              <w:left w:type="dxa" w:w="120"/>
+              <w:bottom w:type="dxa" w:w="80"/>
+              <w:right w:type="dxa" w:w="120"/>
+            </w:tcMar>
+          </w:tcPr>
+          <w:p>
+            <w:pPr>
+              <w:spacing w:after="0" w:before="0" w:line="260"/>
+            </w:pPr>
+            <w:r>
+              <w:rPr>
+                <w:rFonts w:ascii="Calibri" w:cs="Calibri" w:eastAsia="Calibri" w:hAnsi="Calibri"/>
+                <w:b w:val="false"/>
+                <w:bCs w:val="false"/>
+                <w:color w:val="0F172A"/>
+                <w:sz w:val="19"/>
+                <w:szCs w:val="19"/>
+              </w:rPr>
+              <w:t xml:space="preserve">trust_score</w:t>
+            </w:r>
+          </w:p>
+        </w:tc>
+        <w:tc>
+          <w:tcPr>
+            <w:tcW w:type="dxa" w:w="7000"/>
+            <w:tcBorders>
+              <w:top w:val="single" w:color="CBD5E1" w:sz="4"/>
+              <w:left w:val="single" w:color="CBD5E1" w:sz="4"/>
+              <w:bottom w:val="single" w:color="CBD5E1" w:sz="4"/>
+              <w:right w:val="single" w:color="CBD5E1" w:sz="4"/>
+            </w:tcBorders>
+            <w:tcMar>
+              <w:top w:type="dxa" w:w="80"/>
+              <w:left w:type="dxa" w:w="120"/>
+              <w:bottom w:type="dxa" w:w="80"/>
+              <w:right w:type="dxa" w:w="120"/>
+            </w:tcMar>
+          </w:tcPr>
+          <w:p>
+            <w:pPr>
+              <w:spacing w:after="0" w:before="0" w:line="260"/>
+            </w:pPr>
+            <w:r>
+              <w:rPr>
+                <w:rFonts w:ascii="Calibri" w:cs="Calibri" w:eastAsia="Calibri" w:hAnsi="Calibri"/>
+                <w:b w:val="false"/>
+                <w:bCs w:val="false"/>
+                <w:color w:val="0F172A"/>
+                <w:sz w:val="19"/>
+                <w:szCs w:val="19"/>
+              </w:rPr>
+              <w:t xml:space="preserve">Bumped up on positive reuse, bumped down on rejection. Drives ranking in mro-search</w:t>
+            </w:r>
+          </w:p>
+        </w:tc>
+      </w:tr>
+      <w:tr>
+        <w:tc>
+          <w:tcPr>
+            <w:tcW w:type="dxa" w:w="2600"/>
+            <w:tcBorders>
+              <w:top w:val="single" w:color="CBD5E1" w:sz="4"/>
+              <w:left w:val="single" w:color="CBD5E1" w:sz="4"/>
+              <w:bottom w:val="single" w:color="CBD5E1" w:sz="4"/>
+              <w:right w:val="single" w:color="CBD5E1" w:sz="4"/>
+            </w:tcBorders>
+            <w:shd w:fill="F1F5F9" w:val="clear"/>
+            <w:tcMar>
+              <w:top w:type="dxa" w:w="80"/>
+              <w:left w:type="dxa" w:w="120"/>
+              <w:bottom w:type="dxa" w:w="80"/>
+              <w:right w:type="dxa" w:w="120"/>
+            </w:tcMar>
+          </w:tcPr>
+          <w:p>
+            <w:pPr>
+              <w:spacing w:after="0" w:before="0" w:line="260"/>
+            </w:pPr>
+            <w:r>
+              <w:rPr>
+                <w:rFonts w:ascii="Calibri" w:cs="Calibri" w:eastAsia="Calibri" w:hAnsi="Calibri"/>
+                <w:b w:val="false"/>
+                <w:bCs w:val="false"/>
+                <w:color w:val="0F172A"/>
+                <w:sz w:val="19"/>
+                <w:szCs w:val="19"/>
+              </w:rPr>
+              <w:t xml:space="preserve">created_at</w:t>
+            </w:r>
+          </w:p>
+        </w:tc>
+        <w:tc>
+          <w:tcPr>
+            <w:tcW w:type="dxa" w:w="7000"/>
+            <w:tcBorders>
+              <w:top w:val="single" w:color="CBD5E1" w:sz="4"/>
+              <w:left w:val="single" w:color="CBD5E1" w:sz="4"/>
+              <w:bottom w:val="single" w:color="CBD5E1" w:sz="4"/>
+              <w:right w:val="single" w:color="CBD5E1" w:sz="4"/>
+            </w:tcBorders>
+            <w:shd w:fill="F1F5F9" w:val="clear"/>
+            <w:tcMar>
+              <w:top w:type="dxa" w:w="80"/>
+              <w:left w:type="dxa" w:w="120"/>
+              <w:bottom w:type="dxa" w:w="80"/>
+              <w:right w:type="dxa" w:w="120"/>
+            </w:tcMar>
+          </w:tcPr>
+          <w:p>
+            <w:pPr>
+              <w:spacing w:after="0" w:before="0" w:line="260"/>
+            </w:pPr>
+            <w:r>
+              <w:rPr>
+                <w:rFonts w:ascii="Calibri" w:cs="Calibri" w:eastAsia="Calibri" w:hAnsi="Calibri"/>
+                <w:b w:val="false"/>
+                <w:bCs w:val="false"/>
+                <w:color w:val="0F172A"/>
+                <w:sz w:val="19"/>
+                <w:szCs w:val="19"/>
+              </w:rPr>
+              <w:t xml:space="preserve">Wall-clock at MRO creation</w:t>
+            </w:r>
+          </w:p>
+        </w:tc>
+      </w:tr>
+    </w:tbl>
+    <w:p>
+      <w:pPr>
+        <w:pStyle w:val="Heading1"/>
+        <w:pBdr>
+          <w:bottom w:val="single" w:color="1F3864" w:sz="6" w:space="4"/>
+        </w:pBdr>
+        <w:spacing w:after="160" w:before="360" w:line="320"/>
+      </w:pPr>
+      <w:r>
+        <w:rPr>
+          <w:rFonts w:ascii="Calibri" w:cs="Calibri" w:eastAsia="Calibri" w:hAnsi="Calibri"/>
+          <w:b/>
+          <w:bCs/>
+          <w:color w:val="1F3864"/>
+          <w:sz w:val="28"/>
+          <w:szCs w:val="28"/>
+        </w:rPr>
+        <w:t xml:space="preserve">2.  The Three Threshold Tiers</w:t>
+      </w:r>
+    </w:p>
+    <w:p>
+      <w:pPr>
+        <w:spacing w:after="60" w:before="60" w:line="280"/>
+        <w:jc w:val="left"/>
+      </w:pPr>
+      <w:r>
+        <w:rPr>
+          <w:rFonts w:ascii="Calibri" w:cs="Calibri" w:eastAsia="Calibri" w:hAnsi="Calibri"/>
+          <w:b w:val="false"/>
+          <w:bCs w:val="false"/>
+          <w:i w:val="false"/>
+          <w:iCs w:val="false"/>
+          <w:caps w:val="false"/>
+          <w:color w:val="0F172A"/>
+          <w:sz w:val="21"/>
+          <w:szCs w:val="21"/>
+        </w:rPr>
+        <w:t xml:space="preserve">MRO retrieval scores every prior episode against the current query using a Jaccard-based cue-set similarity. The highest-scoring MRO is checked against three thresholds:</w:t>
+      </w:r>
+    </w:p>
+    <w:tbl>
+      <w:tblPr>
+        <w:tblW w:type="dxa" w:w="9600"/>
+        <w:tblBorders>
+          <w:top w:val="single" w:color="auto" w:sz="4"/>
+          <w:left w:val="single" w:color="auto" w:sz="4"/>
+          <w:bottom w:val="single" w:color="auto" w:sz="4"/>
+          <w:right w:val="single" w:color="auto" w:sz="4"/>
+          <w:insideH w:val="single" w:color="auto" w:sz="4"/>
+          <w:insideV w:val="single" w:color="auto" w:sz="4"/>
+        </w:tblBorders>
+      </w:tblPr>
+      <w:tblGrid>
+        <w:gridCol w:w="9600"/>
+      </w:tblGrid>
+      <w:tr>
+        <w:tc>
+          <w:tcPr>
+            <w:tcW w:type="dxa" w:w="9600"/>
+            <w:tcBorders>
+              <w:top w:val="nil" w:color="FFFFFF" w:sz="1"/>
+              <w:left w:val="single" w:color="FB7185" w:sz="18"/>
+              <w:bottom w:val="nil" w:color="FFFFFF" w:sz="1"/>
+              <w:right w:val="nil" w:color="FFFFFF" w:sz="1"/>
+            </w:tcBorders>
+            <w:tcMar>
+              <w:top w:type="dxa" w:w="80"/>
+              <w:left w:type="dxa" w:w="240"/>
+              <w:bottom w:type="dxa" w:w="120"/>
+              <w:right w:type="dxa" w:w="100"/>
+            </w:tcMar>
+          </w:tcPr>
+          <w:p>
+            <w:pPr>
+              <w:spacing w:after="80" w:before="0" w:line="280"/>
+            </w:pPr>
+            <w:r>
+              <w:rPr>
+                <w:rFonts w:ascii="Calibri" w:cs="Calibri" w:eastAsia="Calibri" w:hAnsi="Calibri"/>
+                <w:b/>
+                <w:bCs/>
+                <w:color w:val="0F172A"/>
+                <w:sz w:val="22"/>
+                <w:szCs w:val="22"/>
+              </w:rPr>
+              <w:t xml:space="preserve">2.1  ≥ 0.85 — Short-Circuit</w:t>
+            </w:r>
+          </w:p>
+          <w:p>
+            <w:pPr>
+              <w:spacing w:after="60" w:before="60" w:line="280"/>
+              <w:jc w:val="left"/>
+            </w:pPr>
+            <w:r>
+              <w:rPr>
+                <w:rFonts w:ascii="Calibri" w:cs="Calibri" w:eastAsia="Calibri" w:hAnsi="Calibri"/>
+                <w:b w:val="false"/>
+                <w:bCs w:val="false"/>
+                <w:i w:val="false"/>
+                <w:iCs w:val="false"/>
+                <w:caps w:val="false"/>
+                <w:color w:val="0F172A"/>
+                <w:sz w:val="21"/>
+                <w:szCs w:val="21"/>
+              </w:rPr>
+              <w:t xml:space="preserve">The LLM is not called. The cached MRO's answer is returned verbatim with a fresh perf footer indicating cache hit. Total cost: a couple of database round-trips. This is the path that produces the "⏱ 0.4s · 📥 0 in · 📤 0 out" footer in Recall mode.</w:t>
+            </w:r>
+          </w:p>
+        </w:tc>
+      </w:tr>
+    </w:tbl>
+    <w:tbl>
+      <w:tblPr>
+        <w:tblW w:type="dxa" w:w="9600"/>
+        <w:tblBorders>
+          <w:top w:val="single" w:color="auto" w:sz="4"/>
+          <w:left w:val="single" w:color="auto" w:sz="4"/>
+          <w:bottom w:val="single" w:color="auto" w:sz="4"/>
+          <w:right w:val="single" w:color="auto" w:sz="4"/>
+          <w:insideH w:val="single" w:color="auto" w:sz="4"/>
+          <w:insideV w:val="single" w:color="auto" w:sz="4"/>
+        </w:tblBorders>
+      </w:tblPr>
+      <w:tblGrid>
+        <w:gridCol w:w="9600"/>
+      </w:tblGrid>
+      <w:tr>
+        <w:tc>
+          <w:tcPr>
+            <w:tcW w:type="dxa" w:w="9600"/>
+            <w:tcBorders>
+              <w:top w:val="nil" w:color="FFFFFF" w:sz="1"/>
+              <w:left w:val="single" w:color="FB7185" w:sz="18"/>
+              <w:bottom w:val="nil" w:color="FFFFFF" w:sz="1"/>
+              <w:right w:val="nil" w:color="FFFFFF" w:sz="1"/>
+            </w:tcBorders>
+            <w:tcMar>
+              <w:top w:type="dxa" w:w="80"/>
+              <w:left w:type="dxa" w:w="240"/>
+              <w:bottom w:type="dxa" w:w="120"/>
+              <w:right w:type="dxa" w:w="100"/>
+            </w:tcMar>
+          </w:tcPr>
+          <w:p>
+            <w:pPr>
+              <w:spacing w:after="80" w:before="0" w:line="280"/>
+            </w:pPr>
+            <w:r>
+              <w:rPr>
+                <w:rFonts w:ascii="Calibri" w:cs="Calibri" w:eastAsia="Calibri" w:hAnsi="Calibri"/>
+                <w:b/>
+                <w:bCs/>
+                <w:color w:val="0F172A"/>
+                <w:sz w:val="22"/>
+                <w:szCs w:val="22"/>
+              </w:rPr>
+              <w:t xml:space="preserve">2.2  ≥ 0.50 — Bundle Augment</w:t>
+            </w:r>
+          </w:p>
+          <w:p>
+            <w:pPr>
+              <w:spacing w:after="60" w:before="60" w:line="280"/>
+              <w:jc w:val="left"/>
+            </w:pPr>
+            <w:r>
+              <w:rPr>
+                <w:rFonts w:ascii="Calibri" w:cs="Calibri" w:eastAsia="Calibri" w:hAnsi="Calibri"/>
+                <w:b w:val="false"/>
+                <w:bCs w:val="false"/>
+                <w:i w:val="false"/>
+                <w:iCs w:val="false"/>
+                <w:caps w:val="false"/>
+                <w:color w:val="0F172A"/>
+                <w:sz w:val="21"/>
+                <w:szCs w:val="21"/>
+              </w:rPr>
+              <w:t xml:space="preserve">The prior's reply is injected into the substrate as a Prior Episode block. The LLM is still called, but starts with a referenced answer in context. Used as framing — the LLM is explicitly told to treat priors as advisory, not ground truth.</w:t>
+            </w:r>
+          </w:p>
+        </w:tc>
+      </w:tr>
+    </w:tbl>
+    <w:tbl>
+      <w:tblPr>
+        <w:tblW w:type="dxa" w:w="9600"/>
+        <w:tblBorders>
+          <w:top w:val="single" w:color="auto" w:sz="4"/>
+          <w:left w:val="single" w:color="auto" w:sz="4"/>
+          <w:bottom w:val="single" w:color="auto" w:sz="4"/>
+          <w:right w:val="single" w:color="auto" w:sz="4"/>
+          <w:insideH w:val="single" w:color="auto" w:sz="4"/>
+          <w:insideV w:val="single" w:color="auto" w:sz="4"/>
+        </w:tblBorders>
+      </w:tblPr>
+      <w:tblGrid>
+        <w:gridCol w:w="9600"/>
+      </w:tblGrid>
+      <w:tr>
+        <w:tc>
+          <w:tcPr>
+            <w:tcW w:type="dxa" w:w="9600"/>
+            <w:tcBorders>
+              <w:top w:val="nil" w:color="FFFFFF" w:sz="1"/>
+              <w:left w:val="single" w:color="FB7185" w:sz="18"/>
+              <w:bottom w:val="nil" w:color="FFFFFF" w:sz="1"/>
+              <w:right w:val="nil" w:color="FFFFFF" w:sz="1"/>
+            </w:tcBorders>
+            <w:tcMar>
+              <w:top w:type="dxa" w:w="80"/>
+              <w:left w:type="dxa" w:w="240"/>
+              <w:bottom w:type="dxa" w:w="120"/>
+              <w:right w:type="dxa" w:w="100"/>
+            </w:tcMar>
+          </w:tcPr>
+          <w:p>
+            <w:pPr>
+              <w:spacing w:after="80" w:before="0" w:line="280"/>
+            </w:pPr>
+            <w:r>
+              <w:rPr>
+                <w:rFonts w:ascii="Calibri" w:cs="Calibri" w:eastAsia="Calibri" w:hAnsi="Calibri"/>
+                <w:b/>
+                <w:bCs/>
+                <w:color w:val="0F172A"/>
+                <w:sz w:val="22"/>
+                <w:szCs w:val="22"/>
+              </w:rPr>
+              <w:t xml:space="preserve">2.3  ≥ 0.30 — Cue Seed</w:t>
+            </w:r>
+          </w:p>
+          <w:p>
+            <w:pPr>
+              <w:spacing w:after="60" w:before="60" w:line="280"/>
+              <w:jc w:val="left"/>
+            </w:pPr>
+            <w:r>
+              <w:rPr>
+                <w:rFonts w:ascii="Calibri" w:cs="Calibri" w:eastAsia="Calibri" w:hAnsi="Calibri"/>
+                <w:b w:val="false"/>
+                <w:bCs w:val="false"/>
+                <w:i w:val="false"/>
+                <w:iCs w:val="false"/>
+                <w:caps w:val="false"/>
+                <w:color w:val="0F172A"/>
+                <w:sz w:val="21"/>
+                <w:szCs w:val="21"/>
+              </w:rPr>
+              <w:t xml:space="preserve">The prior's cue set is unioned into K, so the current query benefits from the prior's HSL discovery work even if its content is not shown to the LLM.</w:t>
+            </w:r>
+          </w:p>
+        </w:tc>
+      </w:tr>
+    </w:tbl>
+    <w:p>
+      <w:pPr>
+        <w:pStyle w:val="Heading1"/>
+        <w:pBdr>
+          <w:bottom w:val="single" w:color="1F3864" w:sz="6" w:space="4"/>
+        </w:pBdr>
+        <w:spacing w:after="160" w:before="360" w:line="320"/>
+      </w:pPr>
+      <w:r>
+        <w:rPr>
+          <w:rFonts w:ascii="Calibri" w:cs="Calibri" w:eastAsia="Calibri" w:hAnsi="Calibri"/>
+          <w:b/>
+          <w:bCs/>
+          <w:color w:val="1F3864"/>
+          <w:sz w:val="28"/>
+          <w:szCs w:val="28"/>
+        </w:rPr>
+        <w:t xml:space="preserve">3.  MRO ↔ HSL Linkage</w:t>
+      </w:r>
+    </w:p>
+    <w:p>
+      <w:pPr>
+        <w:spacing w:after="60" w:before="60" w:line="280"/>
+        <w:jc w:val="left"/>
+      </w:pPr>
+      <w:r>
+        <w:rPr>
+          <w:rFonts w:ascii="Calibri" w:cs="Calibri" w:eastAsia="Calibri" w:hAnsi="Calibri"/>
+          <w:b w:val="false"/>
+          <w:bCs w:val="false"/>
+          <w:i w:val="false"/>
+          <w:iCs w:val="false"/>
+          <w:caps w:val="false"/>
+          <w:color w:val="0F172A"/>
+          <w:sz w:val="21"/>
+          <w:szCs w:val="21"/>
+        </w:rPr>
+        <w:t xml:space="preserve">There is no separate join table. When linkMroToHsl is called (after a successful Recall or Live run), it writes a [MRO.&lt;uuid&gt;] token into the next free element slot of each contributing HSL. The HSL row carries up to 100 element slots; the MRO back-pointer occupies one. Live Search's Phase 2 reads them back as priors during the next query.</w:t>
+      </w:r>
+    </w:p>
+    <w:tbl>
+      <w:tblPr>
+        <w:tblW w:type="dxa" w:w="9600"/>
+        <w:tblBorders>
+          <w:top w:val="single" w:color="auto" w:sz="4"/>
+          <w:left w:val="single" w:color="auto" w:sz="4"/>
+          <w:bottom w:val="single" w:color="auto" w:sz="4"/>
+          <w:right w:val="single" w:color="auto" w:sz="4"/>
+          <w:insideH w:val="single" w:color="auto" w:sz="4"/>
+          <w:insideV w:val="single" w:color="auto" w:sz="4"/>
+        </w:tblBorders>
+      </w:tblPr>
+      <w:tblGrid>
+        <w:gridCol w:w="9600"/>
+      </w:tblGrid>
+      <w:tr>
+        <w:tc>
+          <w:tcPr>
+            <w:tcW w:type="dxa" w:w="9600"/>
+            <w:tcBorders>
+              <w:top w:val="single" w:color="CBD5E1" w:sz="4"/>
+              <w:left w:val="single" w:color="CBD5E1" w:sz="4"/>
+              <w:bottom w:val="single" w:color="CBD5E1" w:sz="4"/>
+              <w:right w:val="single" w:color="CBD5E1" w:sz="4"/>
+            </w:tcBorders>
+            <w:shd w:fill="F1F5F9" w:val="clear"/>
+            <w:tcMar>
+              <w:top w:type="dxa" w:w="100"/>
+              <w:left w:type="dxa" w:w="200"/>
+              <w:bottom w:type="dxa" w:w="100"/>
+              <w:right w:type="dxa" w:w="200"/>
+            </w:tcMar>
+          </w:tcPr>
+          <w:p>
+            <w:pPr>
+              <w:shd w:fill="F1F5F9" w:val="clear"/>
+              <w:spacing w:after="0" w:before="0" w:line="240"/>
+            </w:pPr>
+            <w:r>
+              <w:rPr>
+                <w:rFonts w:ascii="Consolas" w:cs="Consolas" w:eastAsia="Consolas" w:hAnsi="Consolas"/>
+                <w:color w:val="0F172A"/>
+                <w:sz w:val="18"/>
+                <w:szCs w:val="18"/>
+              </w:rPr>
+              <w:t xml:space="preserve">// Frontend (lib/api-client.ts)</w:t>
+            </w:r>
+          </w:p>
+          <w:p>
+            <w:pPr>
+              <w:shd w:fill="F1F5F9" w:val="clear"/>
+              <w:spacing w:after="0" w:before="0" w:line="240"/>
+            </w:pPr>
+            <w:r>
+              <w:rPr>
+                <w:rFonts w:ascii="Consolas" w:cs="Consolas" w:eastAsia="Consolas" w:hAnsi="Consolas"/>
+                <w:color w:val="0F172A"/>
+                <w:sz w:val="18"/>
+                <w:szCs w:val="18"/>
+              </w:rPr>
+              <w:t xml:space="preserve">POST /api/hsl-data/&lt;hsl_id&gt;/link-mro</w:t>
+            </w:r>
+          </w:p>
+          <w:p>
+            <w:pPr>
+              <w:shd w:fill="F1F5F9" w:val="clear"/>
+              <w:spacing w:after="0" w:before="0" w:line="240"/>
+            </w:pPr>
+            <w:r>
+              <w:rPr>
+                <w:rFonts w:ascii="Consolas" w:cs="Consolas" w:eastAsia="Consolas" w:hAnsi="Consolas"/>
+                <w:color w:val="0F172A"/>
+                <w:sz w:val="18"/>
+                <w:szCs w:val="18"/>
+              </w:rPr>
+              <w:t xml:space="preserve">Body: { mro_id }</w:t>
+            </w:r>
+          </w:p>
+          <w:p>
+            <w:pPr>
+              <w:shd w:fill="F1F5F9" w:val="clear"/>
+              <w:spacing w:after="0" w:before="0" w:line="240"/>
+            </w:pPr>
+            <w:r>
+              <w:rPr>
+                <w:rFonts w:ascii="Consolas" w:cs="Consolas" w:eastAsia="Consolas" w:hAnsi="Consolas"/>
+                <w:color w:val="0F172A"/>
+                <w:sz w:val="18"/>
+                <w:szCs w:val="18"/>
+              </w:rPr>
+              <w:t xml:space="preserve"> </w:t>
+            </w:r>
+          </w:p>
+          <w:p>
+            <w:pPr>
+              <w:shd w:fill="F1F5F9" w:val="clear"/>
+              <w:spacing w:after="0" w:before="0" w:line="240"/>
+            </w:pPr>
+            <w:r>
+              <w:rPr>
+                <w:rFonts w:ascii="Consolas" w:cs="Consolas" w:eastAsia="Consolas" w:hAnsi="Consolas"/>
+                <w:color w:val="0F172A"/>
+                <w:sz w:val="18"/>
+                <w:szCs w:val="18"/>
+              </w:rPr>
+              <w:t xml:space="preserve">// Backend (api/routes/hsl.py)</w:t>
+            </w:r>
+          </w:p>
+          <w:p>
+            <w:pPr>
+              <w:shd w:fill="F1F5F9" w:val="clear"/>
+              <w:spacing w:after="0" w:before="0" w:line="240"/>
+            </w:pPr>
+            <w:r>
+              <w:rPr>
+                <w:rFonts w:ascii="Consolas" w:cs="Consolas" w:eastAsia="Consolas" w:hAnsi="Consolas"/>
+                <w:color w:val="0F172A"/>
+                <w:sz w:val="18"/>
+                <w:szCs w:val="18"/>
+              </w:rPr>
+              <w:t xml:space="preserve">1. SELECT elements FROM hsl_data WHERE hsl_id = $1</w:t>
+            </w:r>
+          </w:p>
+          <w:p>
+            <w:pPr>
+              <w:shd w:fill="F1F5F9" w:val="clear"/>
+              <w:spacing w:after="0" w:before="0" w:line="240"/>
+            </w:pPr>
+            <w:r>
+              <w:rPr>
+                <w:rFonts w:ascii="Consolas" w:cs="Consolas" w:eastAsia="Consolas" w:hAnsi="Consolas"/>
+                <w:color w:val="0F172A"/>
+                <w:sz w:val="18"/>
+                <w:szCs w:val="18"/>
+              </w:rPr>
+              <w:t xml:space="preserve">2. If [MRO.&lt;mro_id&gt;] already in elements → return {updated: false}</w:t>
+            </w:r>
+          </w:p>
+          <w:p>
+            <w:pPr>
+              <w:shd w:fill="F1F5F9" w:val="clear"/>
+              <w:spacing w:after="0" w:before="0" w:line="240"/>
+            </w:pPr>
+            <w:r>
+              <w:rPr>
+                <w:rFonts w:ascii="Consolas" w:cs="Consolas" w:eastAsia="Consolas" w:hAnsi="Consolas"/>
+                <w:color w:val="0F172A"/>
+                <w:sz w:val="18"/>
+                <w:szCs w:val="18"/>
+              </w:rPr>
+              <w:t xml:space="preserve">3. Find first NULL slot, write [MRO.&lt;mro_id&gt;]</w:t>
+            </w:r>
+          </w:p>
+          <w:p>
+            <w:pPr>
+              <w:shd w:fill="F1F5F9" w:val="clear"/>
+              <w:spacing w:after="0" w:before="0" w:line="240"/>
+            </w:pPr>
+            <w:r>
+              <w:rPr>
+                <w:rFonts w:ascii="Consolas" w:cs="Consolas" w:eastAsia="Consolas" w:hAnsi="Consolas"/>
+                <w:color w:val="0F172A"/>
+                <w:sz w:val="18"/>
+                <w:szCs w:val="18"/>
+              </w:rPr>
+              <w:t xml:space="preserve">4. UPDATE hsl_data SET hsl_element_&lt;n&gt; = ... WHERE hsl_id = ...</w:t>
+            </w:r>
+          </w:p>
+          <w:p>
+            <w:pPr>
+              <w:shd w:fill="F1F5F9" w:val="clear"/>
+              <w:spacing w:after="0" w:before="0" w:line="240"/>
+            </w:pPr>
+            <w:r>
+              <w:rPr>
+                <w:rFonts w:ascii="Consolas" w:cs="Consolas" w:eastAsia="Consolas" w:hAnsi="Consolas"/>
+                <w:color w:val="0F172A"/>
+                <w:sz w:val="18"/>
+                <w:szCs w:val="18"/>
+              </w:rPr>
+              <w:t xml:space="preserve">5. Return {updated: true}</w:t>
+            </w:r>
+          </w:p>
+        </w:tc>
+      </w:tr>
+    </w:tbl>
+    <w:p>
+      <w:pPr>
+        <w:pStyle w:val="Heading1"/>
+        <w:pBdr>
+          <w:bottom w:val="single" w:color="1F3864" w:sz="6" w:space="4"/>
+        </w:pBdr>
+        <w:spacing w:after="160" w:before="360" w:line="320"/>
+      </w:pPr>
+      <w:r>
+        <w:rPr>
+          <w:rFonts w:ascii="Calibri" w:cs="Calibri" w:eastAsia="Calibri" w:hAnsi="Calibri"/>
+          <w:b/>
+          <w:bCs/>
+          <w:color w:val="1F3864"/>
+          <w:sz w:val="28"/>
+          <w:szCs w:val="28"/>
+        </w:rPr>
+        <w:t xml:space="preserve">4.  Live Search MRO Consultation</w:t>
+      </w:r>
+    </w:p>
+    <w:p>
+      <w:pPr>
+        <w:spacing w:after="60" w:before="60" w:line="280"/>
+        <w:jc w:val="left"/>
+      </w:pPr>
+      <w:r>
+        <w:rPr>
+          <w:rFonts w:ascii="Calibri" w:cs="Calibri" w:eastAsia="Calibri" w:hAnsi="Calibri"/>
+          <w:b w:val="false"/>
+          <w:bCs w:val="false"/>
+          <w:i w:val="false"/>
+          <w:iCs w:val="false"/>
+          <w:caps w:val="false"/>
+          <w:color w:val="0F172A"/>
+          <w:sz w:val="21"/>
+          <w:szCs w:val="21"/>
+        </w:rPr>
+        <w:t xml:space="preserve">During Live Search Phase 2, while walking each matched HSL's element list, the gather code harvests every [MRO.&lt;uuid&gt;] token it sees into mro_ids_from_hsl, capped at 50. Between Phase 3 and Phase 4 the top 5 (deduped, ordered) MROs are fetched in one batched SQL query. Their (query, result) tuples are formatted as Prior Retrieval Episodes and prepended to the LLM's context section.</w:t>
+      </w:r>
+    </w:p>
+    <w:p>
+      <w:pPr>
+        <w:spacing w:after="60" w:before="60" w:line="280"/>
+        <w:jc w:val="left"/>
+      </w:pPr>
+      <w:r>
+        <w:rPr>
+          <w:rFonts w:ascii="Calibri" w:cs="Calibri" w:eastAsia="Calibri" w:hAnsi="Calibri"/>
+          <w:b w:val="false"/>
+          <w:bCs w:val="false"/>
+          <w:i w:val="false"/>
+          <w:iCs w:val="false"/>
+          <w:caps w:val="false"/>
+          <w:color w:val="0F172A"/>
+          <w:sz w:val="21"/>
+          <w:szCs w:val="21"/>
+        </w:rPr>
+        <w:t xml:space="preserve">This means Live Search consults MROs as priors, but never short-circuits — the AIO retrieval and arithmetic always re-runs from current corpus state.</w:t>
+      </w:r>
+    </w:p>
+    <w:p>
+      <w:pPr>
+        <w:pStyle w:val="Heading1"/>
+        <w:pBdr>
+          <w:bottom w:val="single" w:color="1F3864" w:sz="6" w:space="4"/>
+        </w:pBdr>
+        <w:spacing w:after="160" w:before="360" w:line="320"/>
+      </w:pPr>
+      <w:r>
+        <w:rPr>
+          <w:rFonts w:ascii="Calibri" w:cs="Calibri" w:eastAsia="Calibri" w:hAnsi="Calibri"/>
+          <w:b/>
+          <w:bCs/>
+          <w:color w:val="1F3864"/>
+          <w:sz w:val="28"/>
+          <w:szCs w:val="28"/>
+        </w:rPr>
+        <w:t xml:space="preserve">5.  MRO Linkage View (System Admin)</w:t>
+      </w:r>
+    </w:p>
+    <w:p>
+      <w:pPr>
+        <w:spacing w:after="60" w:before="60" w:line="280"/>
+        <w:jc w:val="left"/>
+      </w:pPr>
+      <w:r>
+        <w:rPr>
+          <w:rFonts w:ascii="Calibri" w:cs="Calibri" w:eastAsia="Calibri" w:hAnsi="Calibri"/>
+          <w:b w:val="false"/>
+          <w:bCs w:val="false"/>
+          <w:i w:val="false"/>
+          <w:iCs w:val="false"/>
+          <w:caps w:val="false"/>
+          <w:color w:val="0F172A"/>
+          <w:sz w:val="21"/>
+          <w:szCs w:val="21"/>
+        </w:rPr>
+        <w:t xml:space="preserve">Renders every MRO and its current HSL back-pointer set in a sortable table. Operator-facing surfaces:</w:t>
+      </w:r>
+    </w:p>
+    <w:p>
+      <w:pPr>
+        <w:spacing w:after="40" w:before="40" w:line="280"/>
+        <w:ind w:left="720" w:hanging="360"/>
+      </w:pPr>
+      <w:r>
+        <w:rPr>
+          <w:rFonts w:ascii="Calibri" w:cs="Calibri" w:eastAsia="Calibri" w:hAnsi="Calibri"/>
+          <w:color w:val="0F172A"/>
+          <w:sz w:val="21"/>
+          <w:szCs w:val="21"/>
+        </w:rPr>
+        <w:t xml:space="preserve">•   Total HSLs back-pointing to each MRO.</w:t>
+      </w:r>
+    </w:p>
+    <w:p>
+      <w:pPr>
+        <w:spacing w:after="40" w:before="40" w:line="280"/>
+        <w:ind w:left="720" w:hanging="360"/>
+      </w:pPr>
+      <w:r>
+        <w:rPr>
+          <w:rFonts w:ascii="Calibri" w:cs="Calibri" w:eastAsia="Calibri" w:hAnsi="Calibri"/>
+          <w:color w:val="0F172A"/>
+          <w:sz w:val="21"/>
+          <w:szCs w:val="21"/>
+        </w:rPr>
+        <w:t xml:space="preserve">•   Number of HSLs the MRO claims as seed_hsls in its row.</w:t>
+      </w:r>
+    </w:p>
+    <w:p>
+      <w:pPr>
+        <w:spacing w:after="40" w:before="40" w:line="280"/>
+        <w:ind w:left="720" w:hanging="360"/>
+      </w:pPr>
+      <w:r>
+        <w:rPr>
+          <w:rFonts w:ascii="Calibri" w:cs="Calibri" w:eastAsia="Calibri" w:hAnsi="Calibri"/>
+          <w:color w:val="0F172A"/>
+          <w:sz w:val="21"/>
+          <w:szCs w:val="21"/>
+        </w:rPr>
+        <w:t xml:space="preserve">•   "Stale" badge when the seed list and the back-pointer set diverge.</w:t>
+      </w:r>
+    </w:p>
+    <w:p>
+      <w:pPr>
+        <w:spacing w:after="40" w:before="40" w:line="280"/>
+        <w:ind w:left="720" w:hanging="360"/>
+      </w:pPr>
+      <w:r>
+        <w:rPr>
+          <w:rFonts w:ascii="Calibri" w:cs="Calibri" w:eastAsia="Calibri" w:hAnsi="Calibri"/>
+          <w:color w:val="0F172A"/>
+          <w:sz w:val="21"/>
+          <w:szCs w:val="21"/>
+        </w:rPr>
+        <w:t xml:space="preserve">•   "Orphan" badge when an MRO has zero HSL back-pointers (almost always means linkMroToHsl failed at write time).</w:t>
+      </w:r>
+    </w:p>
+    <w:p>
+      <w:pPr>
+        <w:pStyle w:val="Heading1"/>
+        <w:pBdr>
+          <w:bottom w:val="single" w:color="1F3864" w:sz="6" w:space="4"/>
+        </w:pBdr>
+        <w:spacing w:after="160" w:before="360" w:line="320"/>
+      </w:pPr>
+      <w:r>
+        <w:rPr>
+          <w:rFonts w:ascii="Calibri" w:cs="Calibri" w:eastAsia="Calibri" w:hAnsi="Calibri"/>
+          <w:b/>
+          <w:bCs/>
+          <w:color w:val="1F3864"/>
+          <w:sz w:val="28"/>
+          <w:szCs w:val="28"/>
+        </w:rPr>
+        <w:t xml:space="preserve">6.  Fix Broken MROs</w:t>
+      </w:r>
+    </w:p>
+    <w:p>
+      <w:pPr>
+        <w:spacing w:after="60" w:before="60" w:line="280"/>
+        <w:jc w:val="left"/>
+      </w:pPr>
+      <w:r>
+        <w:rPr>
+          <w:rFonts w:ascii="Calibri" w:cs="Calibri" w:eastAsia="Calibri" w:hAnsi="Calibri"/>
+          <w:b w:val="false"/>
+          <w:bCs w:val="false"/>
+          <w:i w:val="false"/>
+          <w:iCs w:val="false"/>
+          <w:caps w:val="false"/>
+          <w:color w:val="0F172A"/>
+          <w:sz w:val="21"/>
+          <w:szCs w:val="21"/>
+        </w:rPr>
+        <w:t xml:space="preserve">A single-button repair that runs a dual-pass over every MRO in the tenant:</w:t>
+      </w:r>
+    </w:p>
+    <w:p>
+      <w:pPr>
+        <w:spacing w:after="40" w:before="40" w:line="280"/>
+        <w:ind w:left="720" w:hanging="360"/>
+      </w:pPr>
+      <w:r>
+        <w:rPr>
+          <w:rFonts w:ascii="Calibri" w:cs="Calibri" w:eastAsia="Calibri" w:hAnsi="Calibri"/>
+          <w:color w:val="0F172A"/>
+          <w:sz w:val="21"/>
+          <w:szCs w:val="21"/>
+        </w:rPr>
+        <w:t xml:space="preserve">1.   Pass 1 — for every (mro_id, seed_hsl_id) in the MRO's claimed list, ensure the HSL row carries the [MRO.&lt;id&gt;] token. If absent, write it.</w:t>
+      </w:r>
+    </w:p>
+    <w:p>
+      <w:pPr>
+        <w:spacing w:after="40" w:before="40" w:line="280"/>
+        <w:ind w:left="720" w:hanging="360"/>
+      </w:pPr>
+      <w:r>
+        <w:rPr>
+          <w:rFonts w:ascii="Calibri" w:cs="Calibri" w:eastAsia="Calibri" w:hAnsi="Calibri"/>
+          <w:color w:val="0F172A"/>
+          <w:sz w:val="21"/>
+          <w:szCs w:val="21"/>
+        </w:rPr>
+        <w:t xml:space="preserve">2.   Pass 2 — for every HSL row carrying a [MRO.&lt;id&gt;] token whose mro_id no longer exists in mro_objects, remove the stale token.</w:t>
+      </w:r>
+    </w:p>
+    <w:p>
+      <w:pPr>
+        <w:spacing w:after="60" w:before="60" w:line="280"/>
+        <w:jc w:val="left"/>
+      </w:pPr>
+      <w:r>
+        <w:rPr>
+          <w:rFonts w:ascii="Calibri" w:cs="Calibri" w:eastAsia="Calibri" w:hAnsi="Calibri"/>
+          <w:b w:val="false"/>
+          <w:bCs w:val="false"/>
+          <w:i w:val="false"/>
+          <w:iCs w:val="false"/>
+          <w:caps w:val="false"/>
+          <w:color w:val="0F172A"/>
+          <w:sz w:val="21"/>
+          <w:szCs w:val="21"/>
+        </w:rPr>
+        <w:t xml:space="preserve">Both passes are idempotent. Reports the count of writes per pass and a sample of the first 10 affected ids.</w:t>
+      </w:r>
+    </w:p>
+    <w:p>
+      <w:pPr>
+        <w:pStyle w:val="Heading1"/>
+        <w:pBdr>
+          <w:bottom w:val="single" w:color="1F3864" w:sz="6" w:space="4"/>
+        </w:pBdr>
+        <w:spacing w:after="160" w:before="360" w:line="320"/>
+      </w:pPr>
+      <w:r>
+        <w:rPr>
+          <w:rFonts w:ascii="Calibri" w:cs="Calibri" w:eastAsia="Calibri" w:hAnsi="Calibri"/>
+          <w:b/>
+          <w:bCs/>
+          <w:color w:val="1F3864"/>
+          <w:sz w:val="28"/>
+          <w:szCs w:val="28"/>
+        </w:rPr>
+        <w:t xml:space="preserve">7.  V4.5 Failure Modes Resolved</w:t>
+      </w:r>
+    </w:p>
+    <w:tbl>
+      <w:tblPr>
+        <w:tblW w:type="dxa" w:w="9600"/>
+        <w:tblBorders>
+          <w:top w:val="single" w:color="auto" w:sz="4"/>
+          <w:left w:val="single" w:color="auto" w:sz="4"/>
+          <w:bottom w:val="single" w:color="auto" w:sz="4"/>
+          <w:right w:val="single" w:color="auto" w:sz="4"/>
+          <w:insideH w:val="single" w:color="auto" w:sz="4"/>
+          <w:insideV w:val="single" w:color="auto" w:sz="4"/>
+        </w:tblBorders>
+      </w:tblPr>
+      <w:tblGrid>
+        <w:gridCol w:w="9600"/>
+      </w:tblGrid>
+      <w:tr>
+        <w:tc>
+          <w:tcPr>
+            <w:tcW w:type="dxa" w:w="9600"/>
+            <w:tcBorders>
+              <w:top w:val="nil" w:color="FFFFFF" w:sz="1"/>
+              <w:left w:val="single" w:color="FB7185" w:sz="18"/>
+              <w:bottom w:val="nil" w:color="FFFFFF" w:sz="1"/>
+              <w:right w:val="nil" w:color="FFFFFF" w:sz="1"/>
+            </w:tcBorders>
+            <w:tcMar>
+              <w:top w:type="dxa" w:w="80"/>
+              <w:left w:type="dxa" w:w="240"/>
+              <w:bottom w:type="dxa" w:w="120"/>
+              <w:right w:type="dxa" w:w="100"/>
+            </w:tcMar>
+          </w:tcPr>
+          <w:p>
+            <w:pPr>
+              <w:spacing w:after="80" w:before="0" w:line="280"/>
+            </w:pPr>
+            <w:r>
+              <w:rPr>
+                <w:rFonts w:ascii="Calibri" w:cs="Calibri" w:eastAsia="Calibri" w:hAnsi="Calibri"/>
+                <w:b/>
+                <w:bCs/>
+                <w:color w:val="0F172A"/>
+                <w:sz w:val="22"/>
+                <w:szCs w:val="22"/>
+              </w:rPr>
+              <w:t xml:space="preserve">7.1  Next.js 16 Promise route params</w:t>
+            </w:r>
+          </w:p>
+          <w:p>
+            <w:pPr>
+              <w:spacing w:after="60" w:before="60" w:line="280"/>
+              <w:jc w:val="left"/>
+            </w:pPr>
+            <w:r>
+              <w:rPr>
+                <w:rFonts w:ascii="Calibri" w:cs="Calibri" w:eastAsia="Calibri" w:hAnsi="Calibri"/>
+                <w:b w:val="false"/>
+                <w:bCs w:val="false"/>
+                <w:i w:val="false"/>
+                <w:iCs w:val="false"/>
+                <w:caps w:val="false"/>
+                <w:color w:val="0F172A"/>
+                <w:sz w:val="21"/>
+                <w:szCs w:val="21"/>
+              </w:rPr>
+              <w:t xml:space="preserve">Next.js 16 made dynamic-route params a Promise. The link-mro proxy was destructuring synchronously and crashing with TypeError. Fixed in app/api/hsl-data/[id]/link-mro/route.ts — the handler now awaits the params Promise before reading id.</w:t>
+            </w:r>
+          </w:p>
+        </w:tc>
+      </w:tr>
+    </w:tbl>
+    <w:tbl>
+      <w:tblPr>
+        <w:tblW w:type="dxa" w:w="9600"/>
+        <w:tblBorders>
+          <w:top w:val="single" w:color="auto" w:sz="4"/>
+          <w:left w:val="single" w:color="auto" w:sz="4"/>
+          <w:bottom w:val="single" w:color="auto" w:sz="4"/>
+          <w:right w:val="single" w:color="auto" w:sz="4"/>
+          <w:insideH w:val="single" w:color="auto" w:sz="4"/>
+          <w:insideV w:val="single" w:color="auto" w:sz="4"/>
+        </w:tblBorders>
+      </w:tblPr>
+      <w:tblGrid>
+        <w:gridCol w:w="9600"/>
+      </w:tblGrid>
+      <w:tr>
+        <w:tc>
+          <w:tcPr>
+            <w:tcW w:type="dxa" w:w="9600"/>
+            <w:tcBorders>
+              <w:top w:val="nil" w:color="FFFFFF" w:sz="1"/>
+              <w:left w:val="single" w:color="FB7185" w:sz="18"/>
+              <w:bottom w:val="nil" w:color="FFFFFF" w:sz="1"/>
+              <w:right w:val="nil" w:color="FFFFFF" w:sz="1"/>
+            </w:tcBorders>
+            <w:tcMar>
+              <w:top w:type="dxa" w:w="80"/>
+              <w:left w:type="dxa" w:w="240"/>
+              <w:bottom w:type="dxa" w:w="120"/>
+              <w:right w:type="dxa" w:w="100"/>
+            </w:tcMar>
+          </w:tcPr>
+          <w:p>
+            <w:pPr>
+              <w:spacing w:after="80" w:before="0" w:line="280"/>
+            </w:pPr>
+            <w:r>
+              <w:rPr>
+                <w:rFonts w:ascii="Calibri" w:cs="Calibri" w:eastAsia="Calibri" w:hAnsi="Calibri"/>
+                <w:b/>
+                <w:bCs/>
+                <w:color w:val="0F172A"/>
+                <w:sz w:val="22"/>
+                <w:szCs w:val="22"/>
+              </w:rPr>
+              <w:t xml:space="preserve">7.2  Save MRO display-string bug</w:t>
+            </w:r>
+          </w:p>
+          <w:p>
+            <w:pPr>
+              <w:spacing w:after="60" w:before="60" w:line="280"/>
+              <w:jc w:val="left"/>
+            </w:pPr>
+            <w:r>
+              <w:rPr>
+                <w:rFonts w:ascii="Calibri" w:cs="Calibri" w:eastAsia="Calibri" w:hAnsi="Calibri"/>
+                <w:b w:val="false"/>
+                <w:bCs w:val="false"/>
+                <w:i w:val="false"/>
+                <w:iCs w:val="false"/>
+                <w:caps w:val="false"/>
+                <w:color w:val="0F172A"/>
+                <w:sz w:val="21"/>
+                <w:szCs w:val="21"/>
+              </w:rPr>
+              <w:t xml:space="preserve">manualSaveMro was persisting the human-readable seed_hsls_display string ("629 HSLs") into the DB column intended for the pipe-joined UUID list. Subsequent MRO retrievals couldn't resolve any HSL back-pointer. Fixed by separating matched_hsl_ids (UUID list) from seed_hsls_display (UI label) in components/chat-aio-dialog.tsx.</w:t>
+            </w:r>
+          </w:p>
+        </w:tc>
+      </w:tr>
+    </w:tbl>
+    <w:tbl>
+      <w:tblPr>
+        <w:tblW w:type="dxa" w:w="9600"/>
+        <w:tblBorders>
+          <w:top w:val="single" w:color="auto" w:sz="4"/>
+          <w:left w:val="single" w:color="auto" w:sz="4"/>
+          <w:bottom w:val="single" w:color="auto" w:sz="4"/>
+          <w:right w:val="single" w:color="auto" w:sz="4"/>
+          <w:insideH w:val="single" w:color="auto" w:sz="4"/>
+          <w:insideV w:val="single" w:color="auto" w:sz="4"/>
+        </w:tblBorders>
+      </w:tblPr>
+      <w:tblGrid>
+        <w:gridCol w:w="9600"/>
+      </w:tblGrid>
+      <w:tr>
+        <w:tc>
+          <w:tcPr>
+            <w:tcW w:type="dxa" w:w="9600"/>
+            <w:tcBorders>
+              <w:top w:val="nil" w:color="FFFFFF" w:sz="1"/>
+              <w:left w:val="single" w:color="FB7185" w:sz="18"/>
+              <w:bottom w:val="nil" w:color="FFFFFF" w:sz="1"/>
+              <w:right w:val="nil" w:color="FFFFFF" w:sz="1"/>
+            </w:tcBorders>
+            <w:tcMar>
+              <w:top w:type="dxa" w:w="80"/>
+              <w:left w:type="dxa" w:w="240"/>
+              <w:bottom w:type="dxa" w:w="120"/>
+              <w:right w:type="dxa" w:w="100"/>
+            </w:tcMar>
+          </w:tcPr>
+          <w:p>
+            <w:pPr>
+              <w:spacing w:after="80" w:before="0" w:line="280"/>
+            </w:pPr>
+            <w:r>
+              <w:rPr>
+                <w:rFonts w:ascii="Calibri" w:cs="Calibri" w:eastAsia="Calibri" w:hAnsi="Calibri"/>
+                <w:b/>
+                <w:bCs/>
+                <w:color w:val="0F172A"/>
+                <w:sz w:val="22"/>
+                <w:szCs w:val="22"/>
+              </w:rPr>
+              <w:t xml:space="preserve">7.3  Fix Broken MROs dual-pass</w:t>
+            </w:r>
+          </w:p>
+          <w:p>
+            <w:pPr>
+              <w:spacing w:after="60" w:before="60" w:line="280"/>
+              <w:jc w:val="left"/>
+            </w:pPr>
+            <w:r>
+              <w:rPr>
+                <w:rFonts w:ascii="Calibri" w:cs="Calibri" w:eastAsia="Calibri" w:hAnsi="Calibri"/>
+                <w:b w:val="false"/>
+                <w:bCs w:val="false"/>
+                <w:i w:val="false"/>
+                <w:iCs w:val="false"/>
+                <w:caps w:val="false"/>
+                <w:color w:val="0F172A"/>
+                <w:sz w:val="21"/>
+                <w:szCs w:val="21"/>
+              </w:rPr>
+              <w:t xml:space="preserve">The first version of Fix Broken MROs only added missing back-pointers; if an MRO had been deleted, the stale [MRO.&lt;dead-uuid&gt;] tokens lingered on every HSL forever. The dual-pass version sweeps both directions.</w:t>
+            </w:r>
+          </w:p>
+        </w:tc>
+      </w:tr>
+    </w:tbl>
+    <w:p>
+      <w:pPr>
+        <w:pStyle w:val="Heading1"/>
+        <w:pBdr>
+          <w:bottom w:val="single" w:color="1F3864" w:sz="6" w:space="4"/>
+        </w:pBdr>
+        <w:spacing w:after="160" w:before="360" w:line="320"/>
+      </w:pPr>
+      <w:r>
+        <w:rPr>
+          <w:rFonts w:ascii="Calibri" w:cs="Calibri" w:eastAsia="Calibri" w:hAnsi="Calibri"/>
+          <w:b/>
+          <w:bCs/>
+          <w:color w:val="1F3864"/>
+          <w:sz w:val="28"/>
+          <w:szCs w:val="28"/>
+        </w:rPr>
+        <w:t xml:space="preserve">8.  Provenance</w:t>
+      </w:r>
+    </w:p>
+    <w:tbl>
+      <w:tblPr>
+        <w:tblW w:type="dxa" w:w="9600"/>
+        <w:tblBorders>
+          <w:top w:val="single" w:color="auto" w:sz="4"/>
+          <w:left w:val="single" w:color="auto" w:sz="4"/>
+          <w:bottom w:val="single" w:color="auto" w:sz="4"/>
+          <w:right w:val="single" w:color="auto" w:sz="4"/>
+          <w:insideH w:val="single" w:color="auto" w:sz="4"/>
+          <w:insideV w:val="single" w:color="auto" w:sz="4"/>
+        </w:tblBorders>
+      </w:tblPr>
+      <w:tblGrid>
+        <w:gridCol w:w="3000"/>
+        <w:gridCol w:w="6600"/>
+      </w:tblGrid>
+      <w:tr>
+        <w:trPr>
+          <w:tblHeader/>
+        </w:trPr>
+        <w:tc>
+          <w:tcPr>
+            <w:tcW w:type="dxa" w:w="3000"/>
+            <w:tcBorders>
+              <w:top w:val="single" w:color="CBD5E1" w:sz="4"/>
+              <w:left w:val="single" w:color="CBD5E1" w:sz="4"/>
+              <w:bottom w:val="single" w:color="CBD5E1" w:sz="4"/>
+              <w:right w:val="single" w:color="CBD5E1" w:sz="4"/>
+            </w:tcBorders>
+            <w:shd w:fill="0F3460" w:val="clear"/>
+            <w:tcMar>
+              <w:top w:type="dxa" w:w="80"/>
+              <w:left w:type="dxa" w:w="120"/>
+              <w:bottom w:type="dxa" w:w="80"/>
+              <w:right w:type="dxa" w:w="120"/>
+            </w:tcMar>
+          </w:tcPr>
+          <w:p>
+            <w:pPr>
+              <w:spacing w:after="0" w:before="0" w:line="260"/>
+            </w:pPr>
+            <w:r>
+              <w:rPr>
+                <w:rFonts w:ascii="Calibri" w:cs="Calibri" w:eastAsia="Calibri" w:hAnsi="Calibri"/>
+                <w:b/>
+                <w:bCs/>
+                <w:color w:val="FFFFFF"/>
+                <w:sz w:val="19"/>
+                <w:szCs w:val="19"/>
+              </w:rPr>
+              <w:t xml:space="preserve">Topic</w:t>
+            </w:r>
+          </w:p>
+        </w:tc>
+        <w:tc>
+          <w:tcPr>
+            <w:tcW w:type="dxa" w:w="6600"/>
+            <w:tcBorders>
+              <w:top w:val="single" w:color="CBD5E1" w:sz="4"/>
+              <w:left w:val="single" w:color="CBD5E1" w:sz="4"/>
+              <w:bottom w:val="single" w:color="CBD5E1" w:sz="4"/>
+              <w:right w:val="single" w:color="CBD5E1" w:sz="4"/>
+            </w:tcBorders>
+            <w:shd w:fill="0F3460" w:val="clear"/>
+            <w:tcMar>
+              <w:top w:type="dxa" w:w="80"/>
+              <w:left w:type="dxa" w:w="120"/>
+              <w:bottom w:type="dxa" w:w="80"/>
+              <w:right w:type="dxa" w:w="120"/>
+            </w:tcMar>
+          </w:tcPr>
+          <w:p>
+            <w:pPr>
+              <w:spacing w:after="0" w:before="0" w:line="260"/>
+            </w:pPr>
+            <w:r>
+              <w:rPr>
+                <w:rFonts w:ascii="Calibri" w:cs="Calibri" w:eastAsia="Calibri" w:hAnsi="Calibri"/>
+                <w:b/>
+                <w:bCs/>
+                <w:color w:val="FFFFFF"/>
+                <w:sz w:val="19"/>
+                <w:szCs w:val="19"/>
+              </w:rPr>
+              <w:t xml:space="preserve">Source</w:t>
+            </w:r>
+          </w:p>
+        </w:tc>
+      </w:tr>
+      <w:tr>
+        <w:tc>
+          <w:tcPr>
+            <w:tcW w:type="dxa" w:w="3000"/>
+            <w:tcBorders>
+              <w:top w:val="single" w:color="CBD5E1" w:sz="4"/>
+              <w:left w:val="single" w:color="CBD5E1" w:sz="4"/>
+              <w:bottom w:val="single" w:color="CBD5E1" w:sz="4"/>
+              <w:right w:val="single" w:color="CBD5E1" w:sz="4"/>
+            </w:tcBorders>
+            <w:tcMar>
+              <w:top w:type="dxa" w:w="80"/>
+              <w:left w:type="dxa" w:w="120"/>
+              <w:bottom w:type="dxa" w:w="80"/>
+              <w:right w:type="dxa" w:w="120"/>
+            </w:tcMar>
+          </w:tcPr>
+          <w:p>
+            <w:pPr>
+              <w:spacing w:after="0" w:before="0" w:line="260"/>
+            </w:pPr>
+            <w:r>
+              <w:rPr>
+                <w:rFonts w:ascii="Calibri" w:cs="Calibri" w:eastAsia="Calibri" w:hAnsi="Calibri"/>
+                <w:b w:val="false"/>
+                <w:bCs w:val="false"/>
+                <w:color w:val="0F172A"/>
+                <w:sz w:val="19"/>
+                <w:szCs w:val="19"/>
+              </w:rPr>
+              <w:t xml:space="preserve">MRO schema</w:t>
+            </w:r>
+          </w:p>
+        </w:tc>
+        <w:tc>
+          <w:tcPr>
+            <w:tcW w:type="dxa" w:w="6600"/>
+            <w:tcBorders>
+              <w:top w:val="single" w:color="CBD5E1" w:sz="4"/>
+              <w:left w:val="single" w:color="CBD5E1" w:sz="4"/>
+              <w:bottom w:val="single" w:color="CBD5E1" w:sz="4"/>
+              <w:right w:val="single" w:color="CBD5E1" w:sz="4"/>
+            </w:tcBorders>
+            <w:tcMar>
+              <w:top w:type="dxa" w:w="80"/>
+              <w:left w:type="dxa" w:w="120"/>
+              <w:bottom w:type="dxa" w:w="80"/>
+              <w:right w:type="dxa" w:w="120"/>
+            </w:tcMar>
+          </w:tcPr>
+          <w:p>
+            <w:pPr>
+              <w:spacing w:after="0" w:before="0" w:line="260"/>
+            </w:pPr>
+            <w:r>
+              <w:rPr>
+                <w:rFonts w:ascii="Calibri" w:cs="Calibri" w:eastAsia="Calibri" w:hAnsi="Calibri"/>
+                <w:b w:val="false"/>
+                <w:bCs w:val="false"/>
+                <w:color w:val="0F172A"/>
+                <w:sz w:val="19"/>
+                <w:szCs w:val="19"/>
+              </w:rPr>
+              <w:t xml:space="preserve">infophysics_impl_grade/migrations/011_mro_objects.sql</w:t>
+            </w:r>
+          </w:p>
+        </w:tc>
+      </w:tr>
+      <w:tr>
+        <w:tc>
+          <w:tcPr>
+            <w:tcW w:type="dxa" w:w="3000"/>
+            <w:tcBorders>
+              <w:top w:val="single" w:color="CBD5E1" w:sz="4"/>
+              <w:left w:val="single" w:color="CBD5E1" w:sz="4"/>
+              <w:bottom w:val="single" w:color="CBD5E1" w:sz="4"/>
+              <w:right w:val="single" w:color="CBD5E1" w:sz="4"/>
+            </w:tcBorders>
+            <w:shd w:fill="F1F5F9" w:val="clear"/>
+            <w:tcMar>
+              <w:top w:type="dxa" w:w="80"/>
+              <w:left w:type="dxa" w:w="120"/>
+              <w:bottom w:type="dxa" w:w="80"/>
+              <w:right w:type="dxa" w:w="120"/>
+            </w:tcMar>
+          </w:tcPr>
+          <w:p>
+            <w:pPr>
+              <w:spacing w:after="0" w:before="0" w:line="260"/>
+            </w:pPr>
+            <w:r>
+              <w:rPr>
+                <w:rFonts w:ascii="Calibri" w:cs="Calibri" w:eastAsia="Calibri" w:hAnsi="Calibri"/>
+                <w:b w:val="false"/>
+                <w:bCs w:val="false"/>
+                <w:color w:val="0F172A"/>
+                <w:sz w:val="19"/>
+                <w:szCs w:val="19"/>
+              </w:rPr>
+              <w:t xml:space="preserve">MRO ranker upgrade</w:t>
+            </w:r>
+          </w:p>
+        </w:tc>
+        <w:tc>
+          <w:tcPr>
+            <w:tcW w:type="dxa" w:w="6600"/>
+            <w:tcBorders>
+              <w:top w:val="single" w:color="CBD5E1" w:sz="4"/>
+              <w:left w:val="single" w:color="CBD5E1" w:sz="4"/>
+              <w:bottom w:val="single" w:color="CBD5E1" w:sz="4"/>
+              <w:right w:val="single" w:color="CBD5E1" w:sz="4"/>
+            </w:tcBorders>
+            <w:shd w:fill="F1F5F9" w:val="clear"/>
+            <w:tcMar>
+              <w:top w:type="dxa" w:w="80"/>
+              <w:left w:type="dxa" w:w="120"/>
+              <w:bottom w:type="dxa" w:w="80"/>
+              <w:right w:type="dxa" w:w="120"/>
+            </w:tcMar>
+          </w:tcPr>
+          <w:p>
+            <w:pPr>
+              <w:spacing w:after="0" w:before="0" w:line="260"/>
+            </w:pPr>
+            <w:r>
+              <w:rPr>
+                <w:rFonts w:ascii="Calibri" w:cs="Calibri" w:eastAsia="Calibri" w:hAnsi="Calibri"/>
+                <w:b w:val="false"/>
+                <w:bCs w:val="false"/>
+                <w:color w:val="0F172A"/>
+                <w:sz w:val="19"/>
+                <w:szCs w:val="19"/>
+              </w:rPr>
+              <w:t xml:space="preserve">infophysics_impl_grade/migrations/018_mro_ranker_upgrade.sql</w:t>
+            </w:r>
+          </w:p>
+        </w:tc>
+      </w:tr>
+      <w:tr>
+        <w:tc>
+          <w:tcPr>
+            <w:tcW w:type="dxa" w:w="3000"/>
+            <w:tcBorders>
+              <w:top w:val="single" w:color="CBD5E1" w:sz="4"/>
+              <w:left w:val="single" w:color="CBD5E1" w:sz="4"/>
+              <w:bottom w:val="single" w:color="CBD5E1" w:sz="4"/>
+              <w:right w:val="single" w:color="CBD5E1" w:sz="4"/>
+            </w:tcBorders>
+            <w:tcMar>
+              <w:top w:type="dxa" w:w="80"/>
+              <w:left w:type="dxa" w:w="120"/>
+              <w:bottom w:type="dxa" w:w="80"/>
+              <w:right w:type="dxa" w:w="120"/>
+            </w:tcMar>
+          </w:tcPr>
+          <w:p>
+            <w:pPr>
+              <w:spacing w:after="0" w:before="0" w:line="260"/>
+            </w:pPr>
+            <w:r>
+              <w:rPr>
+                <w:rFonts w:ascii="Calibri" w:cs="Calibri" w:eastAsia="Calibri" w:hAnsi="Calibri"/>
+                <w:b w:val="false"/>
+                <w:bCs w:val="false"/>
+                <w:color w:val="0F172A"/>
+                <w:sz w:val="19"/>
+                <w:szCs w:val="19"/>
+              </w:rPr>
+              <w:t xml:space="preserve">mro-search endpoint</w:t>
+            </w:r>
+          </w:p>
+        </w:tc>
+        <w:tc>
+          <w:tcPr>
+            <w:tcW w:type="dxa" w:w="6600"/>
+            <w:tcBorders>
+              <w:top w:val="single" w:color="CBD5E1" w:sz="4"/>
+              <w:left w:val="single" w:color="CBD5E1" w:sz="4"/>
+              <w:bottom w:val="single" w:color="CBD5E1" w:sz="4"/>
+              <w:right w:val="single" w:color="CBD5E1" w:sz="4"/>
+            </w:tcBorders>
+            <w:tcMar>
+              <w:top w:type="dxa" w:w="80"/>
+              <w:left w:type="dxa" w:w="120"/>
+              <w:bottom w:type="dxa" w:w="80"/>
+              <w:right w:type="dxa" w:w="120"/>
+            </w:tcMar>
+          </w:tcPr>
+          <w:p>
+            <w:pPr>
+              <w:spacing w:after="0" w:before="0" w:line="260"/>
+            </w:pPr>
+            <w:r>
+              <w:rPr>
+                <w:rFonts w:ascii="Calibri" w:cs="Calibri" w:eastAsia="Calibri" w:hAnsi="Calibri"/>
+                <w:b w:val="false"/>
+                <w:bCs w:val="false"/>
+                <w:color w:val="0F172A"/>
+                <w:sz w:val="19"/>
+                <w:szCs w:val="19"/>
+              </w:rPr>
+              <w:t xml:space="preserve">infophysics_impl_grade/api/routes/mro.py</w:t>
+            </w:r>
+          </w:p>
+        </w:tc>
+      </w:tr>
+      <w:tr>
+        <w:tc>
+          <w:tcPr>
+            <w:tcW w:type="dxa" w:w="3000"/>
+            <w:tcBorders>
+              <w:top w:val="single" w:color="CBD5E1" w:sz="4"/>
+              <w:left w:val="single" w:color="CBD5E1" w:sz="4"/>
+              <w:bottom w:val="single" w:color="CBD5E1" w:sz="4"/>
+              <w:right w:val="single" w:color="CBD5E1" w:sz="4"/>
+            </w:tcBorders>
+            <w:shd w:fill="F1F5F9" w:val="clear"/>
+            <w:tcMar>
+              <w:top w:type="dxa" w:w="80"/>
+              <w:left w:type="dxa" w:w="120"/>
+              <w:bottom w:type="dxa" w:w="80"/>
+              <w:right w:type="dxa" w:w="120"/>
+            </w:tcMar>
+          </w:tcPr>
+          <w:p>
+            <w:pPr>
+              <w:spacing w:after="0" w:before="0" w:line="260"/>
+            </w:pPr>
+            <w:r>
+              <w:rPr>
+                <w:rFonts w:ascii="Calibri" w:cs="Calibri" w:eastAsia="Calibri" w:hAnsi="Calibri"/>
+                <w:b w:val="false"/>
+                <w:bCs w:val="false"/>
+                <w:color w:val="0F172A"/>
+                <w:sz w:val="19"/>
+                <w:szCs w:val="19"/>
+              </w:rPr>
+              <w:t xml:space="preserve">link-mro endpoint</w:t>
+            </w:r>
+          </w:p>
+        </w:tc>
+        <w:tc>
+          <w:tcPr>
+            <w:tcW w:type="dxa" w:w="6600"/>
+            <w:tcBorders>
+              <w:top w:val="single" w:color="CBD5E1" w:sz="4"/>
+              <w:left w:val="single" w:color="CBD5E1" w:sz="4"/>
+              <w:bottom w:val="single" w:color="CBD5E1" w:sz="4"/>
+              <w:right w:val="single" w:color="CBD5E1" w:sz="4"/>
+            </w:tcBorders>
+            <w:shd w:fill="F1F5F9" w:val="clear"/>
+            <w:tcMar>
+              <w:top w:type="dxa" w:w="80"/>
+              <w:left w:type="dxa" w:w="120"/>
+              <w:bottom w:type="dxa" w:w="80"/>
+              <w:right w:type="dxa" w:w="120"/>
+            </w:tcMar>
+          </w:tcPr>
+          <w:p>
+            <w:pPr>
+              <w:spacing w:after="0" w:before="0" w:line="260"/>
+            </w:pPr>
+            <w:r>
+              <w:rPr>
+                <w:rFonts w:ascii="Calibri" w:cs="Calibri" w:eastAsia="Calibri" w:hAnsi="Calibri"/>
+                <w:b w:val="false"/>
+                <w:bCs w:val="false"/>
+                <w:color w:val="0F172A"/>
+                <w:sz w:val="19"/>
+                <w:szCs w:val="19"/>
+              </w:rPr>
+              <w:t xml:space="preserve">infophysics_impl_grade/api/routes/hsl.py</w:t>
+            </w:r>
+          </w:p>
+        </w:tc>
+      </w:tr>
+      <w:tr>
+        <w:tc>
+          <w:tcPr>
+            <w:tcW w:type="dxa" w:w="3000"/>
+            <w:tcBorders>
+              <w:top w:val="single" w:color="CBD5E1" w:sz="4"/>
+              <w:left w:val="single" w:color="CBD5E1" w:sz="4"/>
+              <w:bottom w:val="single" w:color="CBD5E1" w:sz="4"/>
+              <w:right w:val="single" w:color="CBD5E1" w:sz="4"/>
+            </w:tcBorders>
+            <w:tcMar>
+              <w:top w:type="dxa" w:w="80"/>
+              <w:left w:type="dxa" w:w="120"/>
+              <w:bottom w:type="dxa" w:w="80"/>
+              <w:right w:type="dxa" w:w="120"/>
+            </w:tcMar>
+          </w:tcPr>
+          <w:p>
+            <w:pPr>
+              <w:spacing w:after="0" w:before="0" w:line="260"/>
+            </w:pPr>
+            <w:r>
+              <w:rPr>
+                <w:rFonts w:ascii="Calibri" w:cs="Calibri" w:eastAsia="Calibri" w:hAnsi="Calibri"/>
+                <w:b w:val="false"/>
+                <w:bCs w:val="false"/>
+                <w:color w:val="0F172A"/>
+                <w:sz w:val="19"/>
+                <w:szCs w:val="19"/>
+              </w:rPr>
+              <w:t xml:space="preserve">Recall MRO probe</w:t>
+            </w:r>
+          </w:p>
+        </w:tc>
+        <w:tc>
+          <w:tcPr>
+            <w:tcW w:type="dxa" w:w="6600"/>
+            <w:tcBorders>
+              <w:top w:val="single" w:color="CBD5E1" w:sz="4"/>
+              <w:left w:val="single" w:color="CBD5E1" w:sz="4"/>
+              <w:bottom w:val="single" w:color="CBD5E1" w:sz="4"/>
+              <w:right w:val="single" w:color="CBD5E1" w:sz="4"/>
+            </w:tcBorders>
+            <w:tcMar>
+              <w:top w:type="dxa" w:w="80"/>
+              <w:left w:type="dxa" w:w="120"/>
+              <w:bottom w:type="dxa" w:w="80"/>
+              <w:right w:type="dxa" w:w="120"/>
+            </w:tcMar>
+          </w:tcPr>
+          <w:p>
+            <w:pPr>
+              <w:spacing w:after="0" w:before="0" w:line="260"/>
+            </w:pPr>
+            <w:r>
+              <w:rPr>
+                <w:rFonts w:ascii="Calibri" w:cs="Calibri" w:eastAsia="Calibri" w:hAnsi="Calibri"/>
+                <w:b w:val="false"/>
+                <w:bCs w:val="false"/>
+                <w:color w:val="0F172A"/>
+                <w:sz w:val="19"/>
+                <w:szCs w:val="19"/>
+              </w:rPr>
+              <w:t xml:space="preserve">lib/aio-chat-pipeline.ts (probeMroPriors)</w:t>
+            </w:r>
+          </w:p>
+        </w:tc>
+      </w:tr>
+      <w:tr>
+        <w:tc>
+          <w:tcPr>
+            <w:tcW w:type="dxa" w:w="3000"/>
+            <w:tcBorders>
+              <w:top w:val="single" w:color="CBD5E1" w:sz="4"/>
+              <w:left w:val="single" w:color="CBD5E1" w:sz="4"/>
+              <w:bottom w:val="single" w:color="CBD5E1" w:sz="4"/>
+              <w:right w:val="single" w:color="CBD5E1" w:sz="4"/>
+            </w:tcBorders>
+            <w:shd w:fill="F1F5F9" w:val="clear"/>
+            <w:tcMar>
+              <w:top w:type="dxa" w:w="80"/>
+              <w:left w:type="dxa" w:w="120"/>
+              <w:bottom w:type="dxa" w:w="80"/>
+              <w:right w:type="dxa" w:w="120"/>
+            </w:tcMar>
+          </w:tcPr>
+          <w:p>
+            <w:pPr>
+              <w:spacing w:after="0" w:before="0" w:line="260"/>
+            </w:pPr>
+            <w:r>
+              <w:rPr>
+                <w:rFonts w:ascii="Calibri" w:cs="Calibri" w:eastAsia="Calibri" w:hAnsi="Calibri"/>
+                <w:b w:val="false"/>
+                <w:bCs w:val="false"/>
+                <w:color w:val="0F172A"/>
+                <w:sz w:val="19"/>
+                <w:szCs w:val="19"/>
+              </w:rPr>
+              <w:t xml:space="preserve">Linkage view</w:t>
+            </w:r>
+          </w:p>
+        </w:tc>
+        <w:tc>
+          <w:tcPr>
+            <w:tcW w:type="dxa" w:w="6600"/>
+            <w:tcBorders>
+              <w:top w:val="single" w:color="CBD5E1" w:sz="4"/>
+              <w:left w:val="single" w:color="CBD5E1" w:sz="4"/>
+              <w:bottom w:val="single" w:color="CBD5E1" w:sz="4"/>
+              <w:right w:val="single" w:color="CBD5E1" w:sz="4"/>
+            </w:tcBorders>
+            <w:shd w:fill="F1F5F9" w:val="clear"/>
+            <w:tcMar>
+              <w:top w:type="dxa" w:w="80"/>
+              <w:left w:type="dxa" w:w="120"/>
+              <w:bottom w:type="dxa" w:w="80"/>
+              <w:right w:type="dxa" w:w="120"/>
+            </w:tcMar>
+          </w:tcPr>
+          <w:p>
+            <w:pPr>
+              <w:spacing w:after="0" w:before="0" w:line="260"/>
+            </w:pPr>
+            <w:r>
+              <w:rPr>
+                <w:rFonts w:ascii="Calibri" w:cs="Calibri" w:eastAsia="Calibri" w:hAnsi="Calibri"/>
+                <w:b w:val="false"/>
+                <w:bCs w:val="false"/>
+                <w:color w:val="0F172A"/>
+                <w:sz w:val="19"/>
+                <w:szCs w:val="19"/>
+              </w:rPr>
+              <w:t xml:space="preserve">components/system-management.tsx (MRO Linkage tab)</w:t>
+            </w:r>
+          </w:p>
+        </w:tc>
+      </w:tr>
+      <w:tr>
+        <w:tc>
+          <w:tcPr>
+            <w:tcW w:type="dxa" w:w="3000"/>
+            <w:tcBorders>
+              <w:top w:val="single" w:color="CBD5E1" w:sz="4"/>
+              <w:left w:val="single" w:color="CBD5E1" w:sz="4"/>
+              <w:bottom w:val="single" w:color="CBD5E1" w:sz="4"/>
+              <w:right w:val="single" w:color="CBD5E1" w:sz="4"/>
+            </w:tcBorders>
+            <w:tcMar>
+              <w:top w:type="dxa" w:w="80"/>
+              <w:left w:type="dxa" w:w="120"/>
+              <w:bottom w:type="dxa" w:w="80"/>
+              <w:right w:type="dxa" w:w="120"/>
+            </w:tcMar>
+          </w:tcPr>
+          <w:p>
+            <w:pPr>
+              <w:spacing w:after="0" w:before="0" w:line="260"/>
+            </w:pPr>
+            <w:r>
+              <w:rPr>
+                <w:rFonts w:ascii="Calibri" w:cs="Calibri" w:eastAsia="Calibri" w:hAnsi="Calibri"/>
+                <w:b w:val="false"/>
+                <w:bCs w:val="false"/>
+                <w:color w:val="0F172A"/>
+                <w:sz w:val="19"/>
+                <w:szCs w:val="19"/>
+              </w:rPr>
+              <w:t xml:space="preserve">Fix Broken MROs</w:t>
+            </w:r>
+          </w:p>
+        </w:tc>
+        <w:tc>
+          <w:tcPr>
+            <w:tcW w:type="dxa" w:w="6600"/>
+            <w:tcBorders>
+              <w:top w:val="single" w:color="CBD5E1" w:sz="4"/>
+              <w:left w:val="single" w:color="CBD5E1" w:sz="4"/>
+              <w:bottom w:val="single" w:color="CBD5E1" w:sz="4"/>
+              <w:right w:val="single" w:color="CBD5E1" w:sz="4"/>
+            </w:tcBorders>
+            <w:tcMar>
+              <w:top w:type="dxa" w:w="80"/>
+              <w:left w:type="dxa" w:w="120"/>
+              <w:bottom w:type="dxa" w:w="80"/>
+              <w:right w:type="dxa" w:w="120"/>
+            </w:tcMar>
+          </w:tcPr>
+          <w:p>
+            <w:pPr>
+              <w:spacing w:after="0" w:before="0" w:line="260"/>
+            </w:pPr>
+            <w:r>
+              <w:rPr>
+                <w:rFonts w:ascii="Calibri" w:cs="Calibri" w:eastAsia="Calibri" w:hAnsi="Calibri"/>
+                <w:b w:val="false"/>
+                <w:bCs w:val="false"/>
+                <w:color w:val="0F172A"/>
+                <w:sz w:val="19"/>
+                <w:szCs w:val="19"/>
+              </w:rPr>
+              <w:t xml:space="preserve">components/system-management.tsx + api/routes/mro.py (rebuild-links)</w:t>
+            </w:r>
+          </w:p>
+        </w:tc>
+      </w:tr>
+    </w:tbl>
+    <w:p>
+      <w:pPr>
+        <w:pBdr>
+          <w:top w:val="single" w:color="CBD5E1" w:sz="6" w:space="4"/>
+        </w:pBdr>
+        <w:spacing w:after="80" w:before="320"/>
+      </w:pPr>
+      <w:r>
+        <w:t xml:space="preserve"/>
+      </w:r>
+    </w:p>
+    <w:p>
+      <w:pPr>
+        <w:spacing w:after="40" w:before="60" w:line="280"/>
+        <w:jc w:val="center"/>
+      </w:pPr>
+      <w:r>
+        <w:rPr>
+          <w:rFonts w:ascii="Calibri" w:cs="Calibri" w:eastAsia="Calibri" w:hAnsi="Calibri"/>
+          <w:b w:val="false"/>
+          <w:bCs w:val="false"/>
+          <w:i/>
+          <w:iCs/>
+          <w:caps w:val="false"/>
+          <w:color w:val="94A3B8"/>
+          <w:sz w:val="16"/>
+          <w:szCs w:val="16"/>
+        </w:rPr>
+        <w:t xml:space="preserve">Prepared by InformationPhysics.ai, LLC.  Confidential — subject to the Transaction-Grade One-Way NDA on file.</w:t>
+      </w:r>
+    </w:p>
+    <w:p>
+      <w:pPr>
+        <w:spacing w:after="0" w:before="60" w:line="280"/>
+        <w:jc w:val="center"/>
+      </w:pPr>
+      <w:r>
+        <w:rPr>
+          <w:rFonts w:ascii="Calibri" w:cs="Calibri" w:eastAsia="Calibri" w:hAnsi="Calibri"/>
+          <w:b w:val="false"/>
+          <w:bCs w:val="false"/>
+          <w:i/>
+          <w:iCs/>
+          <w:caps w:val="false"/>
+          <w:color w:val="94A3B8"/>
+          <w:sz w:val="16"/>
+          <w:szCs w:val="16"/>
+        </w:rPr>
+        <w:t xml:space="preserve">© 2026 InformationPhysics.ai, LLC. All rights reserved.</w:t>
+      </w:r>
+    </w:p>
+    <w:sectPr>
+      <w:headerReference w:type="default" r:id="rId7"/>
+      <w:footerReference w:type="default" r:id="rId8"/>
+      <w:pgSz w:w="12240" w:h="15840" w:orient="portrait"/>
+      <w:pgMar w:top="1180" w:right="1320" w:bottom="1180" w:left="1320" w:header="720" w:footer="720" w:gutter="0"/>
+      <w:pgNumType/>
+      <w:titlePg w:val="false"/>
+      <w:docGrid w:linePitch="360"/>
+    </w:sectPr>
+  </w:body>
+</w:document>
 </file>
 
 <file path=word/comments.xml><?xml version="1.0" encoding="utf-8"?>
